--- a/TDDD07_lab_report_B2_sylla801_redbo196.docx
+++ b/TDDD07_lab_report_B2_sylla801_redbo196.docx
@@ -7,6 +7,8 @@
         <w:pStyle w:val="Titre"/>
         <w:jc w:val="center"/>
         <w:rPr>
+          <w:b/>
+          <w:bCs/>
           <w:sz w:val="44"/>
           <w:szCs w:val="44"/>
         </w:rPr>
@@ -23,262 +25,948 @@
     </w:p>
     <w:p/>
     <w:p>
-      <w:pPr>
-        <w:pStyle w:val="Titre1"/>
+      <w:r>
         <w:rPr>
-          <w:sz w:val="36"/>
-          <w:szCs w:val="36"/>
           <w:u w:val="single"/>
         </w:rPr>
-      </w:pPr>
-      <w:r>
-        <w:rPr>
-          <w:b/>
-          <w:bCs/>
-          <w:sz w:val="36"/>
-          <w:szCs w:val="36"/>
-          <w:u w:val="single"/>
-        </w:rPr>
-        <w:t>Task</w:t>
+        <w:t>Lab 1</w:t>
       </w:r>
       <w:r>
-        <w:rPr>
-          <w:b/>
-          <w:bCs/>
-          <w:sz w:val="36"/>
-          <w:szCs w:val="36"/>
-          <w:u w:val="single"/>
-        </w:rPr>
-        <w:t xml:space="preserve"> </w:t>
-      </w:r>
-      <w:r>
-        <w:rPr>
-          <w:b/>
-          <w:bCs/>
-          <w:sz w:val="36"/>
-          <w:szCs w:val="36"/>
-          <w:u w:val="single"/>
-        </w:rPr>
-        <w:t>2</w:t>
-      </w:r>
-      <w:r>
-        <w:rPr>
-          <w:b/>
-          <w:bCs/>
-          <w:sz w:val="36"/>
-          <w:szCs w:val="36"/>
-          <w:u w:val="single"/>
-        </w:rPr>
-        <w:t xml:space="preserve">: </w:t>
-      </w:r>
-      <w:r>
-        <w:rPr>
-          <w:sz w:val="36"/>
-          <w:szCs w:val="36"/>
-          <w:u w:val="single"/>
-        </w:rPr>
-        <w:t>Q-Learning Angle Controller</w:t>
+        <w:t>:</w:t>
       </w:r>
     </w:p>
     <w:p>
-      <w:pPr>
-        <w:pStyle w:val="Titre1"/>
+      <w:r>
+        <w:t>Important information:</w:t>
+      </w:r>
+    </w:p>
+    <w:p>
+      <w:pPr>
+        <w:pStyle w:val="Paragraphedeliste"/>
         <w:numPr>
           <w:ilvl w:val="0"/>
-          <w:numId w:val="27"/>
+          <w:numId w:val="33"/>
         </w:numPr>
-        <w:rPr>
-          <w:b/>
-          <w:bCs/>
-          <w:lang w:val="en-GB" w:eastAsia="en-GB"/>
-        </w:rPr>
       </w:pPr>
       <w:r>
-        <w:rPr>
-          <w:b/>
-          <w:bCs/>
-          <w:lang w:val="en-GB" w:eastAsia="en-GB"/>
-        </w:rPr>
-        <w:t>Question 1</w:t>
+        <w:t>T</w:t>
       </w:r>
       <w:r>
-        <w:rPr>
-          <w:b/>
-          <w:bCs/>
-          <w:lang w:val="en-GB" w:eastAsia="en-GB"/>
-        </w:rPr>
-        <w:t>:</w:t>
+        <w:t>he Avoid task must be run at least every 100-150ms to avoid overheating the motors</w:t>
+      </w:r>
+    </w:p>
+    <w:p>
+      <w:pPr>
+        <w:pStyle w:val="Paragraphedeliste"/>
+        <w:numPr>
+          <w:ilvl w:val="0"/>
+          <w:numId w:val="33"/>
+        </w:numPr>
+      </w:pPr>
+      <w:r>
+        <w:t>The time from when a victim is read by the RFID reader to when a message is sent must be less than 1300ms.</w:t>
+      </w:r>
+    </w:p>
+    <w:p>
+      <w:pPr>
+        <w:pStyle w:val="Paragraphedeliste"/>
+        <w:numPr>
+          <w:ilvl w:val="0"/>
+          <w:numId w:val="33"/>
+        </w:numPr>
+      </w:pPr>
+      <w:r>
+        <w:t>If a stop command is received from the mission control, then the robot must stop within 1300ms.</w:t>
+      </w:r>
+    </w:p>
+    <w:p>
+      <w:pPr>
+        <w:pStyle w:val="Paragraphedeliste"/>
+        <w:numPr>
+          <w:ilvl w:val="0"/>
+          <w:numId w:val="33"/>
+        </w:numPr>
+      </w:pPr>
+      <w:r>
+        <w:t xml:space="preserve">If the </w:t>
       </w:r>
       <w:r>
-        <w:rPr>
-          <w:b/>
-          <w:bCs/>
-          <w:lang w:val="en-GB" w:eastAsia="en-GB"/>
-        </w:rPr>
-        <w:t xml:space="preserve"> Theory</w:t>
+        <w:t xml:space="preserve">control </w:t>
+      </w:r>
+      <w:r>
+        <w:t xml:space="preserve">task is run more often than every 300ms, it will only accumulate more </w:t>
+      </w:r>
+      <w:r>
+        <w:t>localization</w:t>
+      </w:r>
+      <w:r>
+        <w:t xml:space="preserve"> error.</w:t>
       </w:r>
       <w:bookmarkStart w:id="0" w:name="_GoBack"/>
       <w:bookmarkEnd w:id="0"/>
     </w:p>
-    <w:p>
-      <w:pPr>
-        <w:pStyle w:val="Paragraphedeliste"/>
-        <w:numPr>
-          <w:ilvl w:val="0"/>
-          <w:numId w:val="29"/>
-        </w:numPr>
-        <w:rPr>
-          <w:rFonts w:asciiTheme="majorHAnsi" w:eastAsia="Times New Roman" w:hAnsiTheme="majorHAnsi" w:cstheme="majorBidi"/>
-          <w:sz w:val="28"/>
-          <w:szCs w:val="28"/>
-          <w:shd w:val="clear" w:color="auto" w:fill="FFFFFF"/>
-          <w:lang w:val="en-GB" w:eastAsia="en-GB"/>
-        </w:rPr>
-      </w:pPr>
-      <w:r>
-        <w:rPr>
-          <w:rFonts w:asciiTheme="majorHAnsi" w:eastAsia="Times New Roman" w:hAnsiTheme="majorHAnsi" w:cstheme="majorBidi"/>
-          <w:sz w:val="28"/>
-          <w:szCs w:val="28"/>
-          <w:shd w:val="clear" w:color="auto" w:fill="FFFFFF"/>
-          <w:lang w:val="en-GB" w:eastAsia="en-GB"/>
-        </w:rPr>
-        <w:t>D</w:t>
-      </w:r>
-      <w:r>
-        <w:rPr>
-          <w:rFonts w:asciiTheme="majorHAnsi" w:eastAsia="Times New Roman" w:hAnsiTheme="majorHAnsi" w:cstheme="majorBidi"/>
-          <w:sz w:val="28"/>
-          <w:szCs w:val="28"/>
-          <w:shd w:val="clear" w:color="auto" w:fill="FFFFFF"/>
-          <w:lang w:val="en-GB" w:eastAsia="en-GB"/>
-        </w:rPr>
-        <w:t>escribe your choices of state and reward functions</w:t>
-      </w:r>
-    </w:p>
-    <w:p>
-      <w:pPr>
-        <w:pStyle w:val="answer"/>
-        <w:ind w:left="360"/>
-      </w:pPr>
-      <w:r>
-        <w:rPr>
-          <w:rFonts w:eastAsia="Times New Roman"/>
-          <w:shd w:val="clear" w:color="auto" w:fill="FFFFFF"/>
-          <w:lang w:val="en-GB" w:eastAsia="en-GB"/>
-        </w:rPr>
-        <w:t xml:space="preserve">We think </w:t>
-      </w:r>
-      <w:r>
-        <w:rPr>
-          <w:rFonts w:eastAsia="Times New Roman"/>
-          <w:u w:val="single"/>
-          <w:shd w:val="clear" w:color="auto" w:fill="FFFFFF"/>
-          <w:lang w:val="en-GB" w:eastAsia="en-GB"/>
-        </w:rPr>
-        <w:t>angles</w:t>
-      </w:r>
-      <w:r>
-        <w:rPr>
-          <w:rFonts w:eastAsia="Times New Roman"/>
-          <w:shd w:val="clear" w:color="auto" w:fill="FFFFFF"/>
-          <w:lang w:val="en-GB" w:eastAsia="en-GB"/>
-        </w:rPr>
-        <w:t xml:space="preserve"> between </w:t>
-      </w:r>
-      <m:oMath>
-        <m:f>
-          <m:fPr>
-            <m:ctrlPr>
-              <w:rPr>
-                <w:rFonts w:ascii="Cambria Math" w:eastAsia="Times New Roman" w:hAnsi="Cambria Math"/>
-                <w:i/>
-                <w:shd w:val="clear" w:color="auto" w:fill="FFFFFF"/>
-                <w:lang w:val="en-GB" w:eastAsia="en-GB"/>
-              </w:rPr>
-            </m:ctrlPr>
-          </m:fPr>
-          <m:num>
-            <m:r>
-              <w:rPr>
-                <w:rFonts w:ascii="Cambria Math" w:eastAsia="Times New Roman" w:hAnsi="Cambria Math"/>
-                <w:shd w:val="clear" w:color="auto" w:fill="FFFFFF"/>
-                <w:lang w:val="en-GB" w:eastAsia="en-GB"/>
-              </w:rPr>
-              <m:t>π</m:t>
-            </m:r>
-          </m:num>
-          <m:den>
-            <m:r>
-              <w:rPr>
-                <w:rFonts w:ascii="Cambria Math" w:eastAsia="Times New Roman" w:hAnsi="Cambria Math"/>
-                <w:shd w:val="clear" w:color="auto" w:fill="FFFFFF"/>
-                <w:lang w:val="en-GB" w:eastAsia="en-GB"/>
-              </w:rPr>
-              <m:t>4</m:t>
-            </m:r>
-          </m:den>
-        </m:f>
-        <m:r>
-          <w:rPr>
-            <w:rFonts w:ascii="Cambria Math" w:eastAsia="Times New Roman" w:hAnsi="Cambria Math"/>
-            <w:shd w:val="clear" w:color="auto" w:fill="FFFFFF"/>
-            <w:lang w:val="en-GB" w:eastAsia="en-GB"/>
-          </w:rPr>
-          <m:t xml:space="preserve"> </m:t>
-        </m:r>
-      </m:oMath>
-      <w:r>
-        <w:rPr>
-          <w:rFonts w:eastAsia="Times New Roman"/>
-          <w:shd w:val="clear" w:color="auto" w:fill="FFFFFF"/>
-          <w:lang w:val="en-GB" w:eastAsia="en-GB"/>
-        </w:rPr>
-        <w:t xml:space="preserve">and </w:t>
-      </w:r>
-      <m:oMath>
-        <m:f>
-          <m:fPr>
-            <m:ctrlPr>
-              <w:rPr>
-                <w:rFonts w:ascii="Cambria Math" w:eastAsia="Times New Roman" w:hAnsi="Cambria Math"/>
-                <w:i/>
-                <w:shd w:val="clear" w:color="auto" w:fill="FFFFFF"/>
-                <w:lang w:val="en-GB" w:eastAsia="en-GB"/>
-              </w:rPr>
-            </m:ctrlPr>
-          </m:fPr>
-          <m:num>
-            <m:r>
-              <w:rPr>
-                <w:rFonts w:ascii="Cambria Math" w:eastAsia="Times New Roman" w:hAnsi="Cambria Math"/>
-                <w:shd w:val="clear" w:color="auto" w:fill="FFFFFF"/>
-                <w:lang w:val="en-GB" w:eastAsia="en-GB"/>
-              </w:rPr>
-              <m:t>π</m:t>
-            </m:r>
-          </m:num>
-          <m:den>
-            <m:r>
-              <w:rPr>
-                <w:rFonts w:ascii="Cambria Math" w:eastAsia="Times New Roman" w:hAnsi="Cambria Math"/>
-                <w:shd w:val="clear" w:color="auto" w:fill="FFFFFF"/>
-                <w:lang w:val="en-GB" w:eastAsia="en-GB"/>
-              </w:rPr>
-              <m:t>6</m:t>
-            </m:r>
-          </m:den>
-        </m:f>
-      </m:oMath>
-      <w:r>
-        <w:rPr>
-          <w:rFonts w:eastAsia="Times New Roman"/>
-          <w:shd w:val="clear" w:color="auto" w:fill="FFFFFF"/>
-          <w:lang w:val="en-GB" w:eastAsia="en-GB"/>
-        </w:rPr>
-        <w:t xml:space="preserve"> are goods to maintain the rocket in the </w:t>
-      </w:r>
-    </w:p>
+    <w:tbl>
+      <w:tblPr>
+        <w:tblStyle w:val="TableauGrille5Fonc-Accentuation5"/>
+        <w:tblW w:w="0" w:type="auto"/>
+        <w:tblLook w:val="04A0" w:firstRow="1" w:lastRow="0" w:firstColumn="1" w:lastColumn="0" w:noHBand="0" w:noVBand="1"/>
+      </w:tblPr>
+      <w:tblGrid>
+        <w:gridCol w:w="1833"/>
+        <w:gridCol w:w="1471"/>
+        <w:gridCol w:w="1428"/>
+        <w:gridCol w:w="1428"/>
+        <w:gridCol w:w="1428"/>
+        <w:gridCol w:w="1428"/>
+      </w:tblGrid>
+      <w:tr>
+        <w:trPr>
+          <w:cnfStyle w:val="100000000000" w:firstRow="1" w:lastRow="0" w:firstColumn="0" w:lastColumn="0" w:oddVBand="0" w:evenVBand="0" w:oddHBand="0" w:evenHBand="0" w:firstRowFirstColumn="0" w:firstRowLastColumn="0" w:lastRowFirstColumn="0" w:lastRowLastColumn="0"/>
+        </w:trPr>
+        <w:tc>
+          <w:tcPr>
+            <w:cnfStyle w:val="001000000000" w:firstRow="0" w:lastRow="0" w:firstColumn="1" w:lastColumn="0" w:oddVBand="0" w:evenVBand="0" w:oddHBand="0" w:evenHBand="0" w:firstRowFirstColumn="0" w:firstRowLastColumn="0" w:lastRowFirstColumn="0" w:lastRowLastColumn="0"/>
+            <w:tcW w:w="1502" w:type="dxa"/>
+          </w:tcPr>
+          <w:p>
+            <w:pPr>
+              <w:pStyle w:val="answer"/>
+              <w:jc w:val="center"/>
+              <w:rPr>
+                <w:color w:val="FFFFFF" w:themeColor="background1"/>
+              </w:rPr>
+            </w:pPr>
+            <w:r>
+              <w:rPr>
+                <w:color w:val="FFFFFF" w:themeColor="background1"/>
+              </w:rPr>
+              <w:t>Task</w:t>
+            </w:r>
+          </w:p>
+        </w:tc>
+        <w:tc>
+          <w:tcPr>
+            <w:tcW w:w="1502" w:type="dxa"/>
+          </w:tcPr>
+          <w:p>
+            <w:pPr>
+              <w:pStyle w:val="answer"/>
+              <w:jc w:val="center"/>
+              <w:cnfStyle w:val="100000000000" w:firstRow="1" w:lastRow="0" w:firstColumn="0" w:lastColumn="0" w:oddVBand="0" w:evenVBand="0" w:oddHBand="0" w:evenHBand="0" w:firstRowFirstColumn="0" w:firstRowLastColumn="0" w:lastRowFirstColumn="0" w:lastRowLastColumn="0"/>
+              <w:rPr>
+                <w:color w:val="FFFFFF" w:themeColor="background1"/>
+              </w:rPr>
+            </w:pPr>
+            <w:r>
+              <w:rPr>
+                <w:color w:val="FFFFFF" w:themeColor="background1"/>
+              </w:rPr>
+              <w:t>Period</w:t>
+            </w:r>
+          </w:p>
+        </w:tc>
+        <w:tc>
+          <w:tcPr>
+            <w:tcW w:w="1503" w:type="dxa"/>
+          </w:tcPr>
+          <w:p>
+            <w:pPr>
+              <w:pStyle w:val="answer"/>
+              <w:jc w:val="center"/>
+              <w:cnfStyle w:val="100000000000" w:firstRow="1" w:lastRow="0" w:firstColumn="0" w:lastColumn="0" w:oddVBand="0" w:evenVBand="0" w:oddHBand="0" w:evenHBand="0" w:firstRowFirstColumn="0" w:firstRowLastColumn="0" w:lastRowFirstColumn="0" w:lastRowLastColumn="0"/>
+              <w:rPr>
+                <w:color w:val="FFFFFF" w:themeColor="background1"/>
+              </w:rPr>
+            </w:pPr>
+          </w:p>
+        </w:tc>
+        <w:tc>
+          <w:tcPr>
+            <w:tcW w:w="1503" w:type="dxa"/>
+          </w:tcPr>
+          <w:p>
+            <w:pPr>
+              <w:pStyle w:val="answer"/>
+              <w:jc w:val="center"/>
+              <w:cnfStyle w:val="100000000000" w:firstRow="1" w:lastRow="0" w:firstColumn="0" w:lastColumn="0" w:oddVBand="0" w:evenVBand="0" w:oddHBand="0" w:evenHBand="0" w:firstRowFirstColumn="0" w:firstRowLastColumn="0" w:lastRowFirstColumn="0" w:lastRowLastColumn="0"/>
+              <w:rPr>
+                <w:color w:val="FFFFFF" w:themeColor="background1"/>
+              </w:rPr>
+            </w:pPr>
+          </w:p>
+        </w:tc>
+        <w:tc>
+          <w:tcPr>
+            <w:tcW w:w="1503" w:type="dxa"/>
+          </w:tcPr>
+          <w:p>
+            <w:pPr>
+              <w:pStyle w:val="answer"/>
+              <w:jc w:val="center"/>
+              <w:cnfStyle w:val="100000000000" w:firstRow="1" w:lastRow="0" w:firstColumn="0" w:lastColumn="0" w:oddVBand="0" w:evenVBand="0" w:oddHBand="0" w:evenHBand="0" w:firstRowFirstColumn="0" w:firstRowLastColumn="0" w:lastRowFirstColumn="0" w:lastRowLastColumn="0"/>
+              <w:rPr>
+                <w:color w:val="FFFFFF" w:themeColor="background1"/>
+              </w:rPr>
+            </w:pPr>
+          </w:p>
+        </w:tc>
+        <w:tc>
+          <w:tcPr>
+            <w:tcW w:w="1503" w:type="dxa"/>
+          </w:tcPr>
+          <w:p>
+            <w:pPr>
+              <w:pStyle w:val="answer"/>
+              <w:jc w:val="center"/>
+              <w:cnfStyle w:val="100000000000" w:firstRow="1" w:lastRow="0" w:firstColumn="0" w:lastColumn="0" w:oddVBand="0" w:evenVBand="0" w:oddHBand="0" w:evenHBand="0" w:firstRowFirstColumn="0" w:firstRowLastColumn="0" w:lastRowFirstColumn="0" w:lastRowLastColumn="0"/>
+              <w:rPr>
+                <w:color w:val="FFFFFF" w:themeColor="background1"/>
+              </w:rPr>
+            </w:pPr>
+          </w:p>
+        </w:tc>
+      </w:tr>
+      <w:tr>
+        <w:trPr>
+          <w:cnfStyle w:val="000000100000" w:firstRow="0" w:lastRow="0" w:firstColumn="0" w:lastColumn="0" w:oddVBand="0" w:evenVBand="0" w:oddHBand="1" w:evenHBand="0" w:firstRowFirstColumn="0" w:firstRowLastColumn="0" w:lastRowFirstColumn="0" w:lastRowLastColumn="0"/>
+        </w:trPr>
+        <w:tc>
+          <w:tcPr>
+            <w:cnfStyle w:val="001000000000" w:firstRow="0" w:lastRow="0" w:firstColumn="1" w:lastColumn="0" w:oddVBand="0" w:evenVBand="0" w:oddHBand="0" w:evenHBand="0" w:firstRowFirstColumn="0" w:firstRowLastColumn="0" w:lastRowFirstColumn="0" w:lastRowLastColumn="0"/>
+            <w:tcW w:w="1502" w:type="dxa"/>
+          </w:tcPr>
+          <w:p>
+            <w:pPr>
+              <w:pStyle w:val="answer"/>
+              <w:jc w:val="center"/>
+              <w:rPr>
+                <w:color w:val="FFFFFF" w:themeColor="background1"/>
+              </w:rPr>
+            </w:pPr>
+            <w:r>
+              <w:rPr>
+                <w:color w:val="FFFFFF" w:themeColor="background1"/>
+              </w:rPr>
+              <w:t>Mission</w:t>
+            </w:r>
+          </w:p>
+        </w:tc>
+        <w:tc>
+          <w:tcPr>
+            <w:tcW w:w="1502" w:type="dxa"/>
+          </w:tcPr>
+          <w:p>
+            <w:pPr>
+              <w:pStyle w:val="answer"/>
+              <w:jc w:val="center"/>
+              <w:cnfStyle w:val="000000100000" w:firstRow="0" w:lastRow="0" w:firstColumn="0" w:lastColumn="0" w:oddVBand="0" w:evenVBand="0" w:oddHBand="1" w:evenHBand="0" w:firstRowFirstColumn="0" w:firstRowLastColumn="0" w:lastRowFirstColumn="0" w:lastRowLastColumn="0"/>
+              <w:rPr>
+                <w:color w:val="000000" w:themeColor="text1"/>
+              </w:rPr>
+            </w:pPr>
+            <w:r>
+              <w:rPr>
+                <w:color w:val="000000" w:themeColor="text1"/>
+              </w:rPr>
+              <w:t>100-150</w:t>
+            </w:r>
+          </w:p>
+        </w:tc>
+        <w:tc>
+          <w:tcPr>
+            <w:tcW w:w="1503" w:type="dxa"/>
+          </w:tcPr>
+          <w:p>
+            <w:pPr>
+              <w:pStyle w:val="answer"/>
+              <w:jc w:val="center"/>
+              <w:cnfStyle w:val="000000100000" w:firstRow="0" w:lastRow="0" w:firstColumn="0" w:lastColumn="0" w:oddVBand="0" w:evenVBand="0" w:oddHBand="1" w:evenHBand="0" w:firstRowFirstColumn="0" w:firstRowLastColumn="0" w:lastRowFirstColumn="0" w:lastRowLastColumn="0"/>
+              <w:rPr>
+                <w:color w:val="000000" w:themeColor="text1"/>
+              </w:rPr>
+            </w:pPr>
+          </w:p>
+        </w:tc>
+        <w:tc>
+          <w:tcPr>
+            <w:tcW w:w="1503" w:type="dxa"/>
+          </w:tcPr>
+          <w:p>
+            <w:pPr>
+              <w:pStyle w:val="answer"/>
+              <w:jc w:val="center"/>
+              <w:cnfStyle w:val="000000100000" w:firstRow="0" w:lastRow="0" w:firstColumn="0" w:lastColumn="0" w:oddVBand="0" w:evenVBand="0" w:oddHBand="1" w:evenHBand="0" w:firstRowFirstColumn="0" w:firstRowLastColumn="0" w:lastRowFirstColumn="0" w:lastRowLastColumn="0"/>
+              <w:rPr>
+                <w:color w:val="000000" w:themeColor="text1"/>
+              </w:rPr>
+            </w:pPr>
+          </w:p>
+        </w:tc>
+        <w:tc>
+          <w:tcPr>
+            <w:tcW w:w="1503" w:type="dxa"/>
+          </w:tcPr>
+          <w:p>
+            <w:pPr>
+              <w:pStyle w:val="answer"/>
+              <w:jc w:val="center"/>
+              <w:cnfStyle w:val="000000100000" w:firstRow="0" w:lastRow="0" w:firstColumn="0" w:lastColumn="0" w:oddVBand="0" w:evenVBand="0" w:oddHBand="1" w:evenHBand="0" w:firstRowFirstColumn="0" w:firstRowLastColumn="0" w:lastRowFirstColumn="0" w:lastRowLastColumn="0"/>
+              <w:rPr>
+                <w:color w:val="000000" w:themeColor="text1"/>
+              </w:rPr>
+            </w:pPr>
+          </w:p>
+        </w:tc>
+        <w:tc>
+          <w:tcPr>
+            <w:tcW w:w="1503" w:type="dxa"/>
+          </w:tcPr>
+          <w:p>
+            <w:pPr>
+              <w:pStyle w:val="answer"/>
+              <w:jc w:val="center"/>
+              <w:cnfStyle w:val="000000100000" w:firstRow="0" w:lastRow="0" w:firstColumn="0" w:lastColumn="0" w:oddVBand="0" w:evenVBand="0" w:oddHBand="1" w:evenHBand="0" w:firstRowFirstColumn="0" w:firstRowLastColumn="0" w:lastRowFirstColumn="0" w:lastRowLastColumn="0"/>
+              <w:rPr>
+                <w:color w:val="000000" w:themeColor="text1"/>
+              </w:rPr>
+            </w:pPr>
+          </w:p>
+        </w:tc>
+      </w:tr>
+      <w:tr>
+        <w:tc>
+          <w:tcPr>
+            <w:cnfStyle w:val="001000000000" w:firstRow="0" w:lastRow="0" w:firstColumn="1" w:lastColumn="0" w:oddVBand="0" w:evenVBand="0" w:oddHBand="0" w:evenHBand="0" w:firstRowFirstColumn="0" w:firstRowLastColumn="0" w:lastRowFirstColumn="0" w:lastRowLastColumn="0"/>
+            <w:tcW w:w="1502" w:type="dxa"/>
+          </w:tcPr>
+          <w:p>
+            <w:pPr>
+              <w:pStyle w:val="answer"/>
+              <w:jc w:val="center"/>
+              <w:rPr>
+                <w:color w:val="FFFFFF" w:themeColor="background1"/>
+              </w:rPr>
+            </w:pPr>
+            <w:r>
+              <w:rPr>
+                <w:color w:val="FFFFFF" w:themeColor="background1"/>
+              </w:rPr>
+              <w:t>Navigate</w:t>
+            </w:r>
+          </w:p>
+        </w:tc>
+        <w:tc>
+          <w:tcPr>
+            <w:tcW w:w="1502" w:type="dxa"/>
+          </w:tcPr>
+          <w:p>
+            <w:pPr>
+              <w:pStyle w:val="answer"/>
+              <w:jc w:val="center"/>
+              <w:cnfStyle w:val="000000000000" w:firstRow="0" w:lastRow="0" w:firstColumn="0" w:lastColumn="0" w:oddVBand="0" w:evenVBand="0" w:oddHBand="0" w:evenHBand="0" w:firstRowFirstColumn="0" w:firstRowLastColumn="0" w:lastRowFirstColumn="0" w:lastRowLastColumn="0"/>
+              <w:rPr>
+                <w:color w:val="000000" w:themeColor="text1"/>
+              </w:rPr>
+            </w:pPr>
+            <w:r>
+              <w:rPr>
+                <w:color w:val="000000" w:themeColor="text1"/>
+              </w:rPr>
+              <w:t>1300</w:t>
+            </w:r>
+          </w:p>
+        </w:tc>
+        <w:tc>
+          <w:tcPr>
+            <w:tcW w:w="1503" w:type="dxa"/>
+          </w:tcPr>
+          <w:p>
+            <w:pPr>
+              <w:pStyle w:val="answer"/>
+              <w:jc w:val="center"/>
+              <w:cnfStyle w:val="000000000000" w:firstRow="0" w:lastRow="0" w:firstColumn="0" w:lastColumn="0" w:oddVBand="0" w:evenVBand="0" w:oddHBand="0" w:evenHBand="0" w:firstRowFirstColumn="0" w:firstRowLastColumn="0" w:lastRowFirstColumn="0" w:lastRowLastColumn="0"/>
+              <w:rPr>
+                <w:color w:val="000000" w:themeColor="text1"/>
+              </w:rPr>
+            </w:pPr>
+          </w:p>
+        </w:tc>
+        <w:tc>
+          <w:tcPr>
+            <w:tcW w:w="1503" w:type="dxa"/>
+          </w:tcPr>
+          <w:p>
+            <w:pPr>
+              <w:pStyle w:val="answer"/>
+              <w:jc w:val="center"/>
+              <w:cnfStyle w:val="000000000000" w:firstRow="0" w:lastRow="0" w:firstColumn="0" w:lastColumn="0" w:oddVBand="0" w:evenVBand="0" w:oddHBand="0" w:evenHBand="0" w:firstRowFirstColumn="0" w:firstRowLastColumn="0" w:lastRowFirstColumn="0" w:lastRowLastColumn="0"/>
+              <w:rPr>
+                <w:color w:val="000000" w:themeColor="text1"/>
+              </w:rPr>
+            </w:pPr>
+          </w:p>
+        </w:tc>
+        <w:tc>
+          <w:tcPr>
+            <w:tcW w:w="1503" w:type="dxa"/>
+          </w:tcPr>
+          <w:p>
+            <w:pPr>
+              <w:pStyle w:val="answer"/>
+              <w:jc w:val="center"/>
+              <w:cnfStyle w:val="000000000000" w:firstRow="0" w:lastRow="0" w:firstColumn="0" w:lastColumn="0" w:oddVBand="0" w:evenVBand="0" w:oddHBand="0" w:evenHBand="0" w:firstRowFirstColumn="0" w:firstRowLastColumn="0" w:lastRowFirstColumn="0" w:lastRowLastColumn="0"/>
+              <w:rPr>
+                <w:color w:val="000000" w:themeColor="text1"/>
+              </w:rPr>
+            </w:pPr>
+          </w:p>
+        </w:tc>
+        <w:tc>
+          <w:tcPr>
+            <w:tcW w:w="1503" w:type="dxa"/>
+          </w:tcPr>
+          <w:p>
+            <w:pPr>
+              <w:pStyle w:val="answer"/>
+              <w:jc w:val="center"/>
+              <w:cnfStyle w:val="000000000000" w:firstRow="0" w:lastRow="0" w:firstColumn="0" w:lastColumn="0" w:oddVBand="0" w:evenVBand="0" w:oddHBand="0" w:evenHBand="0" w:firstRowFirstColumn="0" w:firstRowLastColumn="0" w:lastRowFirstColumn="0" w:lastRowLastColumn="0"/>
+              <w:rPr>
+                <w:color w:val="000000" w:themeColor="text1"/>
+              </w:rPr>
+            </w:pPr>
+          </w:p>
+        </w:tc>
+      </w:tr>
+      <w:tr>
+        <w:trPr>
+          <w:cnfStyle w:val="000000100000" w:firstRow="0" w:lastRow="0" w:firstColumn="0" w:lastColumn="0" w:oddVBand="0" w:evenVBand="0" w:oddHBand="1" w:evenHBand="0" w:firstRowFirstColumn="0" w:firstRowLastColumn="0" w:lastRowFirstColumn="0" w:lastRowLastColumn="0"/>
+        </w:trPr>
+        <w:tc>
+          <w:tcPr>
+            <w:cnfStyle w:val="001000000000" w:firstRow="0" w:lastRow="0" w:firstColumn="1" w:lastColumn="0" w:oddVBand="0" w:evenVBand="0" w:oddHBand="0" w:evenHBand="0" w:firstRowFirstColumn="0" w:firstRowLastColumn="0" w:lastRowFirstColumn="0" w:lastRowLastColumn="0"/>
+            <w:tcW w:w="1502" w:type="dxa"/>
+          </w:tcPr>
+          <w:p>
+            <w:pPr>
+              <w:pStyle w:val="answer"/>
+              <w:jc w:val="center"/>
+              <w:rPr>
+                <w:color w:val="FFFFFF" w:themeColor="background1"/>
+              </w:rPr>
+            </w:pPr>
+            <w:r>
+              <w:rPr>
+                <w:color w:val="FFFFFF" w:themeColor="background1"/>
+              </w:rPr>
+              <w:t>Refine</w:t>
+            </w:r>
+          </w:p>
+        </w:tc>
+        <w:tc>
+          <w:tcPr>
+            <w:tcW w:w="1502" w:type="dxa"/>
+          </w:tcPr>
+          <w:p>
+            <w:pPr>
+              <w:pStyle w:val="answer"/>
+              <w:jc w:val="center"/>
+              <w:cnfStyle w:val="000000100000" w:firstRow="0" w:lastRow="0" w:firstColumn="0" w:lastColumn="0" w:oddVBand="0" w:evenVBand="0" w:oddHBand="1" w:evenHBand="0" w:firstRowFirstColumn="0" w:firstRowLastColumn="0" w:lastRowFirstColumn="0" w:lastRowLastColumn="0"/>
+              <w:rPr>
+                <w:color w:val="000000" w:themeColor="text1"/>
+              </w:rPr>
+            </w:pPr>
+            <w:r>
+              <w:rPr>
+                <w:color w:val="000000" w:themeColor="text1"/>
+              </w:rPr>
+              <w:t>1300</w:t>
+            </w:r>
+          </w:p>
+        </w:tc>
+        <w:tc>
+          <w:tcPr>
+            <w:tcW w:w="1503" w:type="dxa"/>
+          </w:tcPr>
+          <w:p>
+            <w:pPr>
+              <w:pStyle w:val="answer"/>
+              <w:jc w:val="center"/>
+              <w:cnfStyle w:val="000000100000" w:firstRow="0" w:lastRow="0" w:firstColumn="0" w:lastColumn="0" w:oddVBand="0" w:evenVBand="0" w:oddHBand="1" w:evenHBand="0" w:firstRowFirstColumn="0" w:firstRowLastColumn="0" w:lastRowFirstColumn="0" w:lastRowLastColumn="0"/>
+              <w:rPr>
+                <w:color w:val="000000" w:themeColor="text1"/>
+              </w:rPr>
+            </w:pPr>
+          </w:p>
+        </w:tc>
+        <w:tc>
+          <w:tcPr>
+            <w:tcW w:w="1503" w:type="dxa"/>
+          </w:tcPr>
+          <w:p>
+            <w:pPr>
+              <w:pStyle w:val="answer"/>
+              <w:jc w:val="center"/>
+              <w:cnfStyle w:val="000000100000" w:firstRow="0" w:lastRow="0" w:firstColumn="0" w:lastColumn="0" w:oddVBand="0" w:evenVBand="0" w:oddHBand="1" w:evenHBand="0" w:firstRowFirstColumn="0" w:firstRowLastColumn="0" w:lastRowFirstColumn="0" w:lastRowLastColumn="0"/>
+              <w:rPr>
+                <w:color w:val="000000" w:themeColor="text1"/>
+              </w:rPr>
+            </w:pPr>
+          </w:p>
+        </w:tc>
+        <w:tc>
+          <w:tcPr>
+            <w:tcW w:w="1503" w:type="dxa"/>
+          </w:tcPr>
+          <w:p>
+            <w:pPr>
+              <w:pStyle w:val="answer"/>
+              <w:jc w:val="center"/>
+              <w:cnfStyle w:val="000000100000" w:firstRow="0" w:lastRow="0" w:firstColumn="0" w:lastColumn="0" w:oddVBand="0" w:evenVBand="0" w:oddHBand="1" w:evenHBand="0" w:firstRowFirstColumn="0" w:firstRowLastColumn="0" w:lastRowFirstColumn="0" w:lastRowLastColumn="0"/>
+              <w:rPr>
+                <w:color w:val="000000" w:themeColor="text1"/>
+              </w:rPr>
+            </w:pPr>
+          </w:p>
+        </w:tc>
+        <w:tc>
+          <w:tcPr>
+            <w:tcW w:w="1503" w:type="dxa"/>
+          </w:tcPr>
+          <w:p>
+            <w:pPr>
+              <w:pStyle w:val="answer"/>
+              <w:jc w:val="center"/>
+              <w:cnfStyle w:val="000000100000" w:firstRow="0" w:lastRow="0" w:firstColumn="0" w:lastColumn="0" w:oddVBand="0" w:evenVBand="0" w:oddHBand="1" w:evenHBand="0" w:firstRowFirstColumn="0" w:firstRowLastColumn="0" w:lastRowFirstColumn="0" w:lastRowLastColumn="0"/>
+              <w:rPr>
+                <w:color w:val="000000" w:themeColor="text1"/>
+              </w:rPr>
+            </w:pPr>
+          </w:p>
+        </w:tc>
+      </w:tr>
+      <w:tr>
+        <w:tc>
+          <w:tcPr>
+            <w:cnfStyle w:val="001000000000" w:firstRow="0" w:lastRow="0" w:firstColumn="1" w:lastColumn="0" w:oddVBand="0" w:evenVBand="0" w:oddHBand="0" w:evenHBand="0" w:firstRowFirstColumn="0" w:firstRowLastColumn="0" w:lastRowFirstColumn="0" w:lastRowLastColumn="0"/>
+            <w:tcW w:w="1502" w:type="dxa"/>
+          </w:tcPr>
+          <w:p>
+            <w:pPr>
+              <w:pStyle w:val="answer"/>
+              <w:jc w:val="center"/>
+              <w:rPr>
+                <w:color w:val="FFFFFF" w:themeColor="background1"/>
+              </w:rPr>
+            </w:pPr>
+            <w:r>
+              <w:rPr>
+                <w:color w:val="FFFFFF" w:themeColor="background1"/>
+              </w:rPr>
+              <w:t>Report</w:t>
+            </w:r>
+          </w:p>
+        </w:tc>
+        <w:tc>
+          <w:tcPr>
+            <w:tcW w:w="1502" w:type="dxa"/>
+          </w:tcPr>
+          <w:p>
+            <w:pPr>
+              <w:pStyle w:val="answer"/>
+              <w:jc w:val="center"/>
+              <w:cnfStyle w:val="000000000000" w:firstRow="0" w:lastRow="0" w:firstColumn="0" w:lastColumn="0" w:oddVBand="0" w:evenVBand="0" w:oddHBand="0" w:evenHBand="0" w:firstRowFirstColumn="0" w:firstRowLastColumn="0" w:lastRowFirstColumn="0" w:lastRowLastColumn="0"/>
+              <w:rPr>
+                <w:color w:val="000000" w:themeColor="text1"/>
+              </w:rPr>
+            </w:pPr>
+            <w:r>
+              <w:rPr>
+                <w:color w:val="000000" w:themeColor="text1"/>
+              </w:rPr>
+              <w:t>1300</w:t>
+            </w:r>
+          </w:p>
+        </w:tc>
+        <w:tc>
+          <w:tcPr>
+            <w:tcW w:w="1503" w:type="dxa"/>
+          </w:tcPr>
+          <w:p>
+            <w:pPr>
+              <w:pStyle w:val="answer"/>
+              <w:jc w:val="center"/>
+              <w:cnfStyle w:val="000000000000" w:firstRow="0" w:lastRow="0" w:firstColumn="0" w:lastColumn="0" w:oddVBand="0" w:evenVBand="0" w:oddHBand="0" w:evenHBand="0" w:firstRowFirstColumn="0" w:firstRowLastColumn="0" w:lastRowFirstColumn="0" w:lastRowLastColumn="0"/>
+              <w:rPr>
+                <w:color w:val="000000" w:themeColor="text1"/>
+              </w:rPr>
+            </w:pPr>
+          </w:p>
+        </w:tc>
+        <w:tc>
+          <w:tcPr>
+            <w:tcW w:w="1503" w:type="dxa"/>
+          </w:tcPr>
+          <w:p>
+            <w:pPr>
+              <w:pStyle w:val="answer"/>
+              <w:jc w:val="center"/>
+              <w:cnfStyle w:val="000000000000" w:firstRow="0" w:lastRow="0" w:firstColumn="0" w:lastColumn="0" w:oddVBand="0" w:evenVBand="0" w:oddHBand="0" w:evenHBand="0" w:firstRowFirstColumn="0" w:firstRowLastColumn="0" w:lastRowFirstColumn="0" w:lastRowLastColumn="0"/>
+              <w:rPr>
+                <w:color w:val="000000" w:themeColor="text1"/>
+              </w:rPr>
+            </w:pPr>
+          </w:p>
+        </w:tc>
+        <w:tc>
+          <w:tcPr>
+            <w:tcW w:w="1503" w:type="dxa"/>
+          </w:tcPr>
+          <w:p>
+            <w:pPr>
+              <w:pStyle w:val="answer"/>
+              <w:jc w:val="center"/>
+              <w:cnfStyle w:val="000000000000" w:firstRow="0" w:lastRow="0" w:firstColumn="0" w:lastColumn="0" w:oddVBand="0" w:evenVBand="0" w:oddHBand="0" w:evenHBand="0" w:firstRowFirstColumn="0" w:firstRowLastColumn="0" w:lastRowFirstColumn="0" w:lastRowLastColumn="0"/>
+              <w:rPr>
+                <w:color w:val="000000" w:themeColor="text1"/>
+              </w:rPr>
+            </w:pPr>
+          </w:p>
+        </w:tc>
+        <w:tc>
+          <w:tcPr>
+            <w:tcW w:w="1503" w:type="dxa"/>
+          </w:tcPr>
+          <w:p>
+            <w:pPr>
+              <w:pStyle w:val="answer"/>
+              <w:jc w:val="center"/>
+              <w:cnfStyle w:val="000000000000" w:firstRow="0" w:lastRow="0" w:firstColumn="0" w:lastColumn="0" w:oddVBand="0" w:evenVBand="0" w:oddHBand="0" w:evenHBand="0" w:firstRowFirstColumn="0" w:firstRowLastColumn="0" w:lastRowFirstColumn="0" w:lastRowLastColumn="0"/>
+              <w:rPr>
+                <w:color w:val="000000" w:themeColor="text1"/>
+              </w:rPr>
+            </w:pPr>
+          </w:p>
+        </w:tc>
+      </w:tr>
+      <w:tr>
+        <w:trPr>
+          <w:cnfStyle w:val="000000100000" w:firstRow="0" w:lastRow="0" w:firstColumn="0" w:lastColumn="0" w:oddVBand="0" w:evenVBand="0" w:oddHBand="1" w:evenHBand="0" w:firstRowFirstColumn="0" w:firstRowLastColumn="0" w:lastRowFirstColumn="0" w:lastRowLastColumn="0"/>
+        </w:trPr>
+        <w:tc>
+          <w:tcPr>
+            <w:cnfStyle w:val="001000000000" w:firstRow="0" w:lastRow="0" w:firstColumn="1" w:lastColumn="0" w:oddVBand="0" w:evenVBand="0" w:oddHBand="0" w:evenHBand="0" w:firstRowFirstColumn="0" w:firstRowLastColumn="0" w:lastRowFirstColumn="0" w:lastRowLastColumn="0"/>
+            <w:tcW w:w="1502" w:type="dxa"/>
+          </w:tcPr>
+          <w:p>
+            <w:pPr>
+              <w:pStyle w:val="answer"/>
+              <w:jc w:val="center"/>
+              <w:rPr>
+                <w:color w:val="FFFFFF" w:themeColor="background1"/>
+              </w:rPr>
+            </w:pPr>
+            <w:r>
+              <w:rPr>
+                <w:color w:val="FFFFFF" w:themeColor="background1"/>
+              </w:rPr>
+              <w:t>Control</w:t>
+            </w:r>
+          </w:p>
+        </w:tc>
+        <w:tc>
+          <w:tcPr>
+            <w:tcW w:w="1502" w:type="dxa"/>
+          </w:tcPr>
+          <w:p>
+            <w:pPr>
+              <w:pStyle w:val="answer"/>
+              <w:jc w:val="center"/>
+              <w:cnfStyle w:val="000000100000" w:firstRow="0" w:lastRow="0" w:firstColumn="0" w:lastColumn="0" w:oddVBand="0" w:evenVBand="0" w:oddHBand="1" w:evenHBand="0" w:firstRowFirstColumn="0" w:firstRowLastColumn="0" w:lastRowFirstColumn="0" w:lastRowLastColumn="0"/>
+              <w:rPr>
+                <w:color w:val="000000" w:themeColor="text1"/>
+              </w:rPr>
+            </w:pPr>
+            <w:r>
+              <w:rPr>
+                <w:color w:val="000000" w:themeColor="text1"/>
+              </w:rPr>
+              <w:t>1300</w:t>
+            </w:r>
+          </w:p>
+        </w:tc>
+        <w:tc>
+          <w:tcPr>
+            <w:tcW w:w="1503" w:type="dxa"/>
+          </w:tcPr>
+          <w:p>
+            <w:pPr>
+              <w:pStyle w:val="answer"/>
+              <w:jc w:val="center"/>
+              <w:cnfStyle w:val="000000100000" w:firstRow="0" w:lastRow="0" w:firstColumn="0" w:lastColumn="0" w:oddVBand="0" w:evenVBand="0" w:oddHBand="1" w:evenHBand="0" w:firstRowFirstColumn="0" w:firstRowLastColumn="0" w:lastRowFirstColumn="0" w:lastRowLastColumn="0"/>
+              <w:rPr>
+                <w:color w:val="000000" w:themeColor="text1"/>
+              </w:rPr>
+            </w:pPr>
+          </w:p>
+        </w:tc>
+        <w:tc>
+          <w:tcPr>
+            <w:tcW w:w="1503" w:type="dxa"/>
+          </w:tcPr>
+          <w:p>
+            <w:pPr>
+              <w:pStyle w:val="answer"/>
+              <w:jc w:val="center"/>
+              <w:cnfStyle w:val="000000100000" w:firstRow="0" w:lastRow="0" w:firstColumn="0" w:lastColumn="0" w:oddVBand="0" w:evenVBand="0" w:oddHBand="1" w:evenHBand="0" w:firstRowFirstColumn="0" w:firstRowLastColumn="0" w:lastRowFirstColumn="0" w:lastRowLastColumn="0"/>
+              <w:rPr>
+                <w:color w:val="000000" w:themeColor="text1"/>
+              </w:rPr>
+            </w:pPr>
+          </w:p>
+        </w:tc>
+        <w:tc>
+          <w:tcPr>
+            <w:tcW w:w="1503" w:type="dxa"/>
+          </w:tcPr>
+          <w:p>
+            <w:pPr>
+              <w:pStyle w:val="answer"/>
+              <w:jc w:val="center"/>
+              <w:cnfStyle w:val="000000100000" w:firstRow="0" w:lastRow="0" w:firstColumn="0" w:lastColumn="0" w:oddVBand="0" w:evenVBand="0" w:oddHBand="1" w:evenHBand="0" w:firstRowFirstColumn="0" w:firstRowLastColumn="0" w:lastRowFirstColumn="0" w:lastRowLastColumn="0"/>
+              <w:rPr>
+                <w:color w:val="000000" w:themeColor="text1"/>
+              </w:rPr>
+            </w:pPr>
+          </w:p>
+        </w:tc>
+        <w:tc>
+          <w:tcPr>
+            <w:tcW w:w="1503" w:type="dxa"/>
+          </w:tcPr>
+          <w:p>
+            <w:pPr>
+              <w:pStyle w:val="answer"/>
+              <w:jc w:val="center"/>
+              <w:cnfStyle w:val="000000100000" w:firstRow="0" w:lastRow="0" w:firstColumn="0" w:lastColumn="0" w:oddVBand="0" w:evenVBand="0" w:oddHBand="1" w:evenHBand="0" w:firstRowFirstColumn="0" w:firstRowLastColumn="0" w:lastRowFirstColumn="0" w:lastRowLastColumn="0"/>
+              <w:rPr>
+                <w:color w:val="000000" w:themeColor="text1"/>
+              </w:rPr>
+            </w:pPr>
+          </w:p>
+        </w:tc>
+      </w:tr>
+      <w:tr>
+        <w:tc>
+          <w:tcPr>
+            <w:cnfStyle w:val="001000000000" w:firstRow="0" w:lastRow="0" w:firstColumn="1" w:lastColumn="0" w:oddVBand="0" w:evenVBand="0" w:oddHBand="0" w:evenHBand="0" w:firstRowFirstColumn="0" w:firstRowLastColumn="0" w:lastRowFirstColumn="0" w:lastRowLastColumn="0"/>
+            <w:tcW w:w="1502" w:type="dxa"/>
+          </w:tcPr>
+          <w:p>
+            <w:pPr>
+              <w:pStyle w:val="answer"/>
+              <w:jc w:val="center"/>
+              <w:rPr>
+                <w:color w:val="FFFFFF" w:themeColor="background1"/>
+              </w:rPr>
+            </w:pPr>
+            <w:r>
+              <w:rPr>
+                <w:color w:val="FFFFFF" w:themeColor="background1"/>
+              </w:rPr>
+              <w:t>Avoid</w:t>
+            </w:r>
+          </w:p>
+        </w:tc>
+        <w:tc>
+          <w:tcPr>
+            <w:tcW w:w="1502" w:type="dxa"/>
+          </w:tcPr>
+          <w:p>
+            <w:pPr>
+              <w:pStyle w:val="answer"/>
+              <w:jc w:val="center"/>
+              <w:cnfStyle w:val="000000000000" w:firstRow="0" w:lastRow="0" w:firstColumn="0" w:lastColumn="0" w:oddVBand="0" w:evenVBand="0" w:oddHBand="0" w:evenHBand="0" w:firstRowFirstColumn="0" w:firstRowLastColumn="0" w:lastRowFirstColumn="0" w:lastRowLastColumn="0"/>
+              <w:rPr>
+                <w:color w:val="000000" w:themeColor="text1"/>
+              </w:rPr>
+            </w:pPr>
+            <w:r>
+              <w:rPr>
+                <w:color w:val="000000" w:themeColor="text1"/>
+              </w:rPr>
+              <w:t>1300</w:t>
+            </w:r>
+          </w:p>
+        </w:tc>
+        <w:tc>
+          <w:tcPr>
+            <w:tcW w:w="1503" w:type="dxa"/>
+          </w:tcPr>
+          <w:p>
+            <w:pPr>
+              <w:pStyle w:val="answer"/>
+              <w:jc w:val="center"/>
+              <w:cnfStyle w:val="000000000000" w:firstRow="0" w:lastRow="0" w:firstColumn="0" w:lastColumn="0" w:oddVBand="0" w:evenVBand="0" w:oddHBand="0" w:evenHBand="0" w:firstRowFirstColumn="0" w:firstRowLastColumn="0" w:lastRowFirstColumn="0" w:lastRowLastColumn="0"/>
+              <w:rPr>
+                <w:color w:val="000000" w:themeColor="text1"/>
+              </w:rPr>
+            </w:pPr>
+          </w:p>
+        </w:tc>
+        <w:tc>
+          <w:tcPr>
+            <w:tcW w:w="1503" w:type="dxa"/>
+          </w:tcPr>
+          <w:p>
+            <w:pPr>
+              <w:pStyle w:val="answer"/>
+              <w:jc w:val="center"/>
+              <w:cnfStyle w:val="000000000000" w:firstRow="0" w:lastRow="0" w:firstColumn="0" w:lastColumn="0" w:oddVBand="0" w:evenVBand="0" w:oddHBand="0" w:evenHBand="0" w:firstRowFirstColumn="0" w:firstRowLastColumn="0" w:lastRowFirstColumn="0" w:lastRowLastColumn="0"/>
+              <w:rPr>
+                <w:color w:val="000000" w:themeColor="text1"/>
+              </w:rPr>
+            </w:pPr>
+          </w:p>
+        </w:tc>
+        <w:tc>
+          <w:tcPr>
+            <w:tcW w:w="1503" w:type="dxa"/>
+          </w:tcPr>
+          <w:p>
+            <w:pPr>
+              <w:pStyle w:val="answer"/>
+              <w:jc w:val="center"/>
+              <w:cnfStyle w:val="000000000000" w:firstRow="0" w:lastRow="0" w:firstColumn="0" w:lastColumn="0" w:oddVBand="0" w:evenVBand="0" w:oddHBand="0" w:evenHBand="0" w:firstRowFirstColumn="0" w:firstRowLastColumn="0" w:lastRowFirstColumn="0" w:lastRowLastColumn="0"/>
+              <w:rPr>
+                <w:color w:val="000000" w:themeColor="text1"/>
+              </w:rPr>
+            </w:pPr>
+          </w:p>
+        </w:tc>
+        <w:tc>
+          <w:tcPr>
+            <w:tcW w:w="1503" w:type="dxa"/>
+          </w:tcPr>
+          <w:p>
+            <w:pPr>
+              <w:pStyle w:val="answer"/>
+              <w:jc w:val="center"/>
+              <w:cnfStyle w:val="000000000000" w:firstRow="0" w:lastRow="0" w:firstColumn="0" w:lastColumn="0" w:oddVBand="0" w:evenVBand="0" w:oddHBand="0" w:evenHBand="0" w:firstRowFirstColumn="0" w:firstRowLastColumn="0" w:lastRowFirstColumn="0" w:lastRowLastColumn="0"/>
+              <w:rPr>
+                <w:color w:val="000000" w:themeColor="text1"/>
+              </w:rPr>
+            </w:pPr>
+          </w:p>
+        </w:tc>
+      </w:tr>
+      <w:tr>
+        <w:trPr>
+          <w:cnfStyle w:val="000000100000" w:firstRow="0" w:lastRow="0" w:firstColumn="0" w:lastColumn="0" w:oddVBand="0" w:evenVBand="0" w:oddHBand="1" w:evenHBand="0" w:firstRowFirstColumn="0" w:firstRowLastColumn="0" w:lastRowFirstColumn="0" w:lastRowLastColumn="0"/>
+        </w:trPr>
+        <w:tc>
+          <w:tcPr>
+            <w:cnfStyle w:val="001000000000" w:firstRow="0" w:lastRow="0" w:firstColumn="1" w:lastColumn="0" w:oddVBand="0" w:evenVBand="0" w:oddHBand="0" w:evenHBand="0" w:firstRowFirstColumn="0" w:firstRowLastColumn="0" w:lastRowFirstColumn="0" w:lastRowLastColumn="0"/>
+            <w:tcW w:w="1502" w:type="dxa"/>
+          </w:tcPr>
+          <w:p>
+            <w:pPr>
+              <w:pStyle w:val="answer"/>
+              <w:jc w:val="center"/>
+              <w:rPr>
+                <w:color w:val="FFFFFF" w:themeColor="background1"/>
+              </w:rPr>
+            </w:pPr>
+            <w:r>
+              <w:rPr>
+                <w:color w:val="FFFFFF" w:themeColor="background1"/>
+              </w:rPr>
+              <w:t>Communicate</w:t>
+            </w:r>
+          </w:p>
+        </w:tc>
+        <w:tc>
+          <w:tcPr>
+            <w:tcW w:w="1502" w:type="dxa"/>
+          </w:tcPr>
+          <w:p>
+            <w:pPr>
+              <w:pStyle w:val="answer"/>
+              <w:jc w:val="center"/>
+              <w:cnfStyle w:val="000000100000" w:firstRow="0" w:lastRow="0" w:firstColumn="0" w:lastColumn="0" w:oddVBand="0" w:evenVBand="0" w:oddHBand="1" w:evenHBand="0" w:firstRowFirstColumn="0" w:firstRowLastColumn="0" w:lastRowFirstColumn="0" w:lastRowLastColumn="0"/>
+              <w:rPr>
+                <w:color w:val="000000" w:themeColor="text1"/>
+              </w:rPr>
+            </w:pPr>
+            <w:r>
+              <w:rPr>
+                <w:color w:val="000000" w:themeColor="text1"/>
+              </w:rPr>
+              <w:t>1300</w:t>
+            </w:r>
+          </w:p>
+        </w:tc>
+        <w:tc>
+          <w:tcPr>
+            <w:tcW w:w="1503" w:type="dxa"/>
+          </w:tcPr>
+          <w:p>
+            <w:pPr>
+              <w:pStyle w:val="answer"/>
+              <w:jc w:val="center"/>
+              <w:cnfStyle w:val="000000100000" w:firstRow="0" w:lastRow="0" w:firstColumn="0" w:lastColumn="0" w:oddVBand="0" w:evenVBand="0" w:oddHBand="1" w:evenHBand="0" w:firstRowFirstColumn="0" w:firstRowLastColumn="0" w:lastRowFirstColumn="0" w:lastRowLastColumn="0"/>
+              <w:rPr>
+                <w:color w:val="000000" w:themeColor="text1"/>
+              </w:rPr>
+            </w:pPr>
+          </w:p>
+        </w:tc>
+        <w:tc>
+          <w:tcPr>
+            <w:tcW w:w="1503" w:type="dxa"/>
+          </w:tcPr>
+          <w:p>
+            <w:pPr>
+              <w:pStyle w:val="answer"/>
+              <w:jc w:val="center"/>
+              <w:cnfStyle w:val="000000100000" w:firstRow="0" w:lastRow="0" w:firstColumn="0" w:lastColumn="0" w:oddVBand="0" w:evenVBand="0" w:oddHBand="1" w:evenHBand="0" w:firstRowFirstColumn="0" w:firstRowLastColumn="0" w:lastRowFirstColumn="0" w:lastRowLastColumn="0"/>
+              <w:rPr>
+                <w:color w:val="000000" w:themeColor="text1"/>
+              </w:rPr>
+            </w:pPr>
+          </w:p>
+        </w:tc>
+        <w:tc>
+          <w:tcPr>
+            <w:tcW w:w="1503" w:type="dxa"/>
+          </w:tcPr>
+          <w:p>
+            <w:pPr>
+              <w:pStyle w:val="answer"/>
+              <w:jc w:val="center"/>
+              <w:cnfStyle w:val="000000100000" w:firstRow="0" w:lastRow="0" w:firstColumn="0" w:lastColumn="0" w:oddVBand="0" w:evenVBand="0" w:oddHBand="1" w:evenHBand="0" w:firstRowFirstColumn="0" w:firstRowLastColumn="0" w:lastRowFirstColumn="0" w:lastRowLastColumn="0"/>
+              <w:rPr>
+                <w:color w:val="000000" w:themeColor="text1"/>
+              </w:rPr>
+            </w:pPr>
+          </w:p>
+        </w:tc>
+        <w:tc>
+          <w:tcPr>
+            <w:tcW w:w="1503" w:type="dxa"/>
+          </w:tcPr>
+          <w:p>
+            <w:pPr>
+              <w:pStyle w:val="answer"/>
+              <w:jc w:val="center"/>
+              <w:cnfStyle w:val="000000100000" w:firstRow="0" w:lastRow="0" w:firstColumn="0" w:lastColumn="0" w:oddVBand="0" w:evenVBand="0" w:oddHBand="1" w:evenHBand="0" w:firstRowFirstColumn="0" w:firstRowLastColumn="0" w:lastRowFirstColumn="0" w:lastRowLastColumn="0"/>
+              <w:rPr>
+                <w:color w:val="000000" w:themeColor="text1"/>
+              </w:rPr>
+            </w:pPr>
+          </w:p>
+        </w:tc>
+      </w:tr>
+    </w:tbl>
     <w:p>
       <w:pPr>
         <w:pStyle w:val="answer"/>
@@ -3047,6 +3735,119 @@
     </w:lvl>
   </w:abstractNum>
   <w:abstractNum w:abstractNumId="26" w15:restartNumberingAfterBreak="0">
+    <w:nsid w:val="6F501BBC"/>
+    <w:multiLevelType w:val="hybridMultilevel"/>
+    <w:tmpl w:val="5BF67F66"/>
+    <w:lvl w:ilvl="0" w:tplc="08090001">
+      <w:start w:val="1"/>
+      <w:numFmt w:val="bullet"/>
+      <w:lvlText w:val=""/>
+      <w:lvlJc w:val="left"/>
+      <w:pPr>
+        <w:ind w:left="720" w:hanging="360"/>
+      </w:pPr>
+      <w:rPr>
+        <w:rFonts w:ascii="Symbol" w:hAnsi="Symbol" w:hint="default"/>
+      </w:rPr>
+    </w:lvl>
+    <w:lvl w:ilvl="1" w:tplc="08090003" w:tentative="1">
+      <w:start w:val="1"/>
+      <w:numFmt w:val="bullet"/>
+      <w:lvlText w:val="o"/>
+      <w:lvlJc w:val="left"/>
+      <w:pPr>
+        <w:ind w:left="1440" w:hanging="360"/>
+      </w:pPr>
+      <w:rPr>
+        <w:rFonts w:ascii="Courier New" w:hAnsi="Courier New" w:cs="Courier New" w:hint="default"/>
+      </w:rPr>
+    </w:lvl>
+    <w:lvl w:ilvl="2" w:tplc="08090005" w:tentative="1">
+      <w:start w:val="1"/>
+      <w:numFmt w:val="bullet"/>
+      <w:lvlText w:val=""/>
+      <w:lvlJc w:val="left"/>
+      <w:pPr>
+        <w:ind w:left="2160" w:hanging="360"/>
+      </w:pPr>
+      <w:rPr>
+        <w:rFonts w:ascii="Wingdings" w:hAnsi="Wingdings" w:hint="default"/>
+      </w:rPr>
+    </w:lvl>
+    <w:lvl w:ilvl="3" w:tplc="08090001" w:tentative="1">
+      <w:start w:val="1"/>
+      <w:numFmt w:val="bullet"/>
+      <w:lvlText w:val=""/>
+      <w:lvlJc w:val="left"/>
+      <w:pPr>
+        <w:ind w:left="2880" w:hanging="360"/>
+      </w:pPr>
+      <w:rPr>
+        <w:rFonts w:ascii="Symbol" w:hAnsi="Symbol" w:hint="default"/>
+      </w:rPr>
+    </w:lvl>
+    <w:lvl w:ilvl="4" w:tplc="08090003" w:tentative="1">
+      <w:start w:val="1"/>
+      <w:numFmt w:val="bullet"/>
+      <w:lvlText w:val="o"/>
+      <w:lvlJc w:val="left"/>
+      <w:pPr>
+        <w:ind w:left="3600" w:hanging="360"/>
+      </w:pPr>
+      <w:rPr>
+        <w:rFonts w:ascii="Courier New" w:hAnsi="Courier New" w:cs="Courier New" w:hint="default"/>
+      </w:rPr>
+    </w:lvl>
+    <w:lvl w:ilvl="5" w:tplc="08090005" w:tentative="1">
+      <w:start w:val="1"/>
+      <w:numFmt w:val="bullet"/>
+      <w:lvlText w:val=""/>
+      <w:lvlJc w:val="left"/>
+      <w:pPr>
+        <w:ind w:left="4320" w:hanging="360"/>
+      </w:pPr>
+      <w:rPr>
+        <w:rFonts w:ascii="Wingdings" w:hAnsi="Wingdings" w:hint="default"/>
+      </w:rPr>
+    </w:lvl>
+    <w:lvl w:ilvl="6" w:tplc="08090001" w:tentative="1">
+      <w:start w:val="1"/>
+      <w:numFmt w:val="bullet"/>
+      <w:lvlText w:val=""/>
+      <w:lvlJc w:val="left"/>
+      <w:pPr>
+        <w:ind w:left="5040" w:hanging="360"/>
+      </w:pPr>
+      <w:rPr>
+        <w:rFonts w:ascii="Symbol" w:hAnsi="Symbol" w:hint="default"/>
+      </w:rPr>
+    </w:lvl>
+    <w:lvl w:ilvl="7" w:tplc="08090003" w:tentative="1">
+      <w:start w:val="1"/>
+      <w:numFmt w:val="bullet"/>
+      <w:lvlText w:val="o"/>
+      <w:lvlJc w:val="left"/>
+      <w:pPr>
+        <w:ind w:left="5760" w:hanging="360"/>
+      </w:pPr>
+      <w:rPr>
+        <w:rFonts w:ascii="Courier New" w:hAnsi="Courier New" w:cs="Courier New" w:hint="default"/>
+      </w:rPr>
+    </w:lvl>
+    <w:lvl w:ilvl="8" w:tplc="08090005" w:tentative="1">
+      <w:start w:val="1"/>
+      <w:numFmt w:val="bullet"/>
+      <w:lvlText w:val=""/>
+      <w:lvlJc w:val="left"/>
+      <w:pPr>
+        <w:ind w:left="6480" w:hanging="360"/>
+      </w:pPr>
+      <w:rPr>
+        <w:rFonts w:ascii="Wingdings" w:hAnsi="Wingdings" w:hint="default"/>
+      </w:rPr>
+    </w:lvl>
+  </w:abstractNum>
+  <w:abstractNum w:abstractNumId="27" w15:restartNumberingAfterBreak="0">
     <w:nsid w:val="70E0029A"/>
     <w:multiLevelType w:val="hybridMultilevel"/>
     <w:tmpl w:val="5AE68892"/>
@@ -3159,7 +3960,7 @@
       </w:rPr>
     </w:lvl>
   </w:abstractNum>
-  <w:abstractNum w:abstractNumId="27" w15:restartNumberingAfterBreak="0">
+  <w:abstractNum w:abstractNumId="28" w15:restartNumberingAfterBreak="0">
     <w:nsid w:val="731D779C"/>
     <w:multiLevelType w:val="hybridMultilevel"/>
     <w:tmpl w:val="F49A7066"/>
@@ -3245,7 +4046,7 @@
       </w:pPr>
     </w:lvl>
   </w:abstractNum>
-  <w:abstractNum w:abstractNumId="28" w15:restartNumberingAfterBreak="0">
+  <w:abstractNum w:abstractNumId="29" w15:restartNumberingAfterBreak="0">
     <w:nsid w:val="739B59F2"/>
     <w:multiLevelType w:val="hybridMultilevel"/>
     <w:tmpl w:val="A6467A60"/>
@@ -3334,7 +4135,7 @@
       </w:pPr>
     </w:lvl>
   </w:abstractNum>
-  <w:abstractNum w:abstractNumId="29" w15:restartNumberingAfterBreak="0">
+  <w:abstractNum w:abstractNumId="30" w15:restartNumberingAfterBreak="0">
     <w:nsid w:val="7683609F"/>
     <w:multiLevelType w:val="multilevel"/>
     <w:tmpl w:val="0809001D"/>
@@ -3420,7 +4221,7 @@
       </w:pPr>
     </w:lvl>
   </w:abstractNum>
-  <w:abstractNum w:abstractNumId="30" w15:restartNumberingAfterBreak="0">
+  <w:abstractNum w:abstractNumId="31" w15:restartNumberingAfterBreak="0">
     <w:nsid w:val="79557332"/>
     <w:multiLevelType w:val="hybridMultilevel"/>
     <w:tmpl w:val="2CC600A2"/>
@@ -3533,7 +4334,7 @@
       </w:rPr>
     </w:lvl>
   </w:abstractNum>
-  <w:abstractNum w:abstractNumId="31" w15:restartNumberingAfterBreak="0">
+  <w:abstractNum w:abstractNumId="32" w15:restartNumberingAfterBreak="0">
     <w:nsid w:val="7A6C4235"/>
     <w:multiLevelType w:val="hybridMultilevel"/>
     <w:tmpl w:val="3800D504"/>
@@ -3638,13 +4439,13 @@
     <w:abstractNumId w:val="17"/>
   </w:num>
   <w:num w:numId="7">
-    <w:abstractNumId w:val="28"/>
+    <w:abstractNumId w:val="29"/>
   </w:num>
   <w:num w:numId="8">
-    <w:abstractNumId w:val="31"/>
+    <w:abstractNumId w:val="32"/>
   </w:num>
   <w:num w:numId="9">
-    <w:abstractNumId w:val="27"/>
+    <w:abstractNumId w:val="28"/>
   </w:num>
   <w:num w:numId="10">
     <w:abstractNumId w:val="24"/>
@@ -3662,7 +4463,7 @@
     <w:abstractNumId w:val="16"/>
   </w:num>
   <w:num w:numId="15">
-    <w:abstractNumId w:val="26"/>
+    <w:abstractNumId w:val="27"/>
   </w:num>
   <w:num w:numId="16">
     <w:abstractNumId w:val="18"/>
@@ -3680,7 +4481,7 @@
     <w:abstractNumId w:val="23"/>
   </w:num>
   <w:num w:numId="21">
-    <w:abstractNumId w:val="29"/>
+    <w:abstractNumId w:val="30"/>
   </w:num>
   <w:num w:numId="22">
     <w:abstractNumId w:val="1"/>
@@ -3701,7 +4502,7 @@
     <w:abstractNumId w:val="7"/>
   </w:num>
   <w:num w:numId="28">
-    <w:abstractNumId w:val="30"/>
+    <w:abstractNumId w:val="31"/>
   </w:num>
   <w:num w:numId="29">
     <w:abstractNumId w:val="19"/>
@@ -3714,6 +4515,9 @@
   </w:num>
   <w:num w:numId="32">
     <w:abstractNumId w:val="2"/>
+  </w:num>
+  <w:num w:numId="33">
+    <w:abstractNumId w:val="26"/>
   </w:num>
 </w:numbering>
 </file>
@@ -4687,6 +5491,112 @@
       <w:iCs/>
     </w:rPr>
   </w:style>
+  <w:style w:type="table" w:styleId="TableauGrille5Fonc-Accentuation5">
+    <w:name w:val="Grid Table 5 Dark Accent 5"/>
+    <w:basedOn w:val="TableauNormal"/>
+    <w:uiPriority w:val="50"/>
+    <w:rsid w:val="004B0EC8"/>
+    <w:pPr>
+      <w:spacing w:after="0" w:line="240" w:lineRule="auto"/>
+    </w:pPr>
+    <w:tblPr>
+      <w:tblStyleRowBandSize w:val="1"/>
+      <w:tblStyleColBandSize w:val="1"/>
+      <w:tblBorders>
+        <w:top w:val="single" w:sz="4" w:space="0" w:color="FFFFFF" w:themeColor="background1"/>
+        <w:left w:val="single" w:sz="4" w:space="0" w:color="FFFFFF" w:themeColor="background1"/>
+        <w:bottom w:val="single" w:sz="4" w:space="0" w:color="FFFFFF" w:themeColor="background1"/>
+        <w:right w:val="single" w:sz="4" w:space="0" w:color="FFFFFF" w:themeColor="background1"/>
+        <w:insideH w:val="single" w:sz="4" w:space="0" w:color="FFFFFF" w:themeColor="background1"/>
+        <w:insideV w:val="single" w:sz="4" w:space="0" w:color="FFFFFF" w:themeColor="background1"/>
+      </w:tblBorders>
+    </w:tblPr>
+    <w:tcPr>
+      <w:shd w:val="clear" w:color="auto" w:fill="DEEAF6" w:themeFill="accent5" w:themeFillTint="33"/>
+    </w:tcPr>
+    <w:tblStylePr w:type="firstRow">
+      <w:rPr>
+        <w:b/>
+        <w:bCs/>
+        <w:color w:val="FFFFFF" w:themeColor="background1"/>
+      </w:rPr>
+      <w:tblPr/>
+      <w:tcPr>
+        <w:tcBorders>
+          <w:top w:val="single" w:sz="4" w:space="0" w:color="FFFFFF" w:themeColor="background1"/>
+          <w:left w:val="single" w:sz="4" w:space="0" w:color="FFFFFF" w:themeColor="background1"/>
+          <w:right w:val="single" w:sz="4" w:space="0" w:color="FFFFFF" w:themeColor="background1"/>
+          <w:insideH w:val="nil"/>
+          <w:insideV w:val="nil"/>
+        </w:tcBorders>
+        <w:shd w:val="clear" w:color="auto" w:fill="5B9BD5" w:themeFill="accent5"/>
+      </w:tcPr>
+    </w:tblStylePr>
+    <w:tblStylePr w:type="lastRow">
+      <w:rPr>
+        <w:b/>
+        <w:bCs/>
+        <w:color w:val="FFFFFF" w:themeColor="background1"/>
+      </w:rPr>
+      <w:tblPr/>
+      <w:tcPr>
+        <w:tcBorders>
+          <w:left w:val="single" w:sz="4" w:space="0" w:color="FFFFFF" w:themeColor="background1"/>
+          <w:bottom w:val="single" w:sz="4" w:space="0" w:color="FFFFFF" w:themeColor="background1"/>
+          <w:right w:val="single" w:sz="4" w:space="0" w:color="FFFFFF" w:themeColor="background1"/>
+          <w:insideH w:val="nil"/>
+          <w:insideV w:val="nil"/>
+        </w:tcBorders>
+        <w:shd w:val="clear" w:color="auto" w:fill="5B9BD5" w:themeFill="accent5"/>
+      </w:tcPr>
+    </w:tblStylePr>
+    <w:tblStylePr w:type="firstCol">
+      <w:rPr>
+        <w:b/>
+        <w:bCs/>
+        <w:color w:val="FFFFFF" w:themeColor="background1"/>
+      </w:rPr>
+      <w:tblPr/>
+      <w:tcPr>
+        <w:tcBorders>
+          <w:top w:val="single" w:sz="4" w:space="0" w:color="FFFFFF" w:themeColor="background1"/>
+          <w:left w:val="single" w:sz="4" w:space="0" w:color="FFFFFF" w:themeColor="background1"/>
+          <w:bottom w:val="single" w:sz="4" w:space="0" w:color="FFFFFF" w:themeColor="background1"/>
+          <w:insideV w:val="nil"/>
+        </w:tcBorders>
+        <w:shd w:val="clear" w:color="auto" w:fill="5B9BD5" w:themeFill="accent5"/>
+      </w:tcPr>
+    </w:tblStylePr>
+    <w:tblStylePr w:type="lastCol">
+      <w:rPr>
+        <w:b/>
+        <w:bCs/>
+        <w:color w:val="FFFFFF" w:themeColor="background1"/>
+      </w:rPr>
+      <w:tblPr/>
+      <w:tcPr>
+        <w:tcBorders>
+          <w:top w:val="single" w:sz="4" w:space="0" w:color="FFFFFF" w:themeColor="background1"/>
+          <w:bottom w:val="single" w:sz="4" w:space="0" w:color="FFFFFF" w:themeColor="background1"/>
+          <w:right w:val="single" w:sz="4" w:space="0" w:color="FFFFFF" w:themeColor="background1"/>
+          <w:insideV w:val="nil"/>
+        </w:tcBorders>
+        <w:shd w:val="clear" w:color="auto" w:fill="5B9BD5" w:themeFill="accent5"/>
+      </w:tcPr>
+    </w:tblStylePr>
+    <w:tblStylePr w:type="band1Vert">
+      <w:tblPr/>
+      <w:tcPr>
+        <w:shd w:val="clear" w:color="auto" w:fill="BDD6EE" w:themeFill="accent5" w:themeFillTint="66"/>
+      </w:tcPr>
+    </w:tblStylePr>
+    <w:tblStylePr w:type="band1Horz">
+      <w:tblPr/>
+      <w:tcPr>
+        <w:shd w:val="clear" w:color="auto" w:fill="BDD6EE" w:themeFill="accent5" w:themeFillTint="66"/>
+      </w:tcPr>
+    </w:tblStylePr>
+  </w:style>
 </w:styles>
 </file>
 
@@ -4990,7 +5900,7 @@
 </file>
 
 <file path=customXml/itemProps1.xml><?xml version="1.0" encoding="utf-8"?>
-<ds:datastoreItem xmlns:ds="http://schemas.openxmlformats.org/officeDocument/2006/customXml" ds:itemID="{6AA55449-774D-40ED-BEA4-632422F81DD0}">
+<ds:datastoreItem xmlns:ds="http://schemas.openxmlformats.org/officeDocument/2006/customXml" ds:itemID="{D30D2521-6FE3-4945-A143-A61F5A9B8F2A}">
   <ds:schemaRefs>
     <ds:schemaRef ds:uri="http://schemas.openxmlformats.org/officeDocument/2006/bibliography"/>
   </ds:schemaRefs>

--- a/TDDD07_lab_report_B2_sylla801_redbo196.docx
+++ b/TDDD07_lab_report_B2_sylla801_redbo196.docx
@@ -11,6 +11,7 @@
           <w:bCs/>
           <w:sz w:val="44"/>
           <w:szCs w:val="44"/>
+          <w:lang w:val="en-GB"/>
         </w:rPr>
       </w:pPr>
       <w:r>
@@ -19,24 +20,55 @@
           <w:bCs/>
           <w:sz w:val="44"/>
           <w:szCs w:val="44"/>
+          <w:lang w:val="en-GB"/>
         </w:rPr>
         <w:t>Laboratories Report</w:t>
       </w:r>
     </w:p>
-    <w:p/>
     <w:p>
+      <w:pPr>
+        <w:rPr>
+          <w:lang w:val="en-GB"/>
+        </w:rPr>
+      </w:pPr>
+    </w:p>
+    <w:p>
+      <w:pPr>
+        <w:rPr>
+          <w:lang w:val="en-GB"/>
+        </w:rPr>
+      </w:pPr>
       <w:r>
         <w:rPr>
           <w:u w:val="single"/>
+          <w:lang w:val="en-GB"/>
         </w:rPr>
         <w:t>Lab 1</w:t>
       </w:r>
       <w:r>
+        <w:rPr>
+          <w:lang w:val="en-GB"/>
+        </w:rPr>
         <w:t>:</w:t>
       </w:r>
     </w:p>
     <w:p>
+      <w:pPr>
+        <w:rPr>
+          <w:lang w:val="en-GB"/>
+        </w:rPr>
+      </w:pPr>
+    </w:p>
+    <w:p>
+      <w:pPr>
+        <w:rPr>
+          <w:lang w:val="en-GB"/>
+        </w:rPr>
+      </w:pPr>
       <w:r>
+        <w:rPr>
+          <w:lang w:val="en-GB"/>
+        </w:rPr>
         <w:t>Important information:</w:t>
       </w:r>
     </w:p>
@@ -47,12 +79,45 @@
           <w:ilvl w:val="0"/>
           <w:numId w:val="33"/>
         </w:numPr>
+        <w:rPr>
+          <w:i/>
+          <w:iCs/>
+          <w:lang w:val="en-GB"/>
+        </w:rPr>
       </w:pPr>
       <w:r>
-        <w:t>T</w:t>
+        <w:rPr>
+          <w:i/>
+          <w:iCs/>
+          <w:lang w:val="en-GB"/>
+        </w:rPr>
+        <w:t>The Avoid task must be run at least every 100-150ms to avoid overheating the motors</w:t>
       </w:r>
       <w:r>
-        <w:t>he Avoid task must be run at least every 100-150ms to avoid overheating the motors</w:t>
+        <w:rPr>
+          <w:i/>
+          <w:iCs/>
+          <w:lang w:val="en-GB"/>
+        </w:rPr>
+        <w:t>.</w:t>
+      </w:r>
+    </w:p>
+    <w:p>
+      <w:pPr>
+        <w:pStyle w:val="Paragraphedeliste"/>
+        <w:numPr>
+          <w:ilvl w:val="0"/>
+          <w:numId w:val="34"/>
+        </w:numPr>
+        <w:rPr>
+          <w:lang w:val="en-GB"/>
+        </w:rPr>
+      </w:pPr>
+      <w:r>
+        <w:rPr>
+          <w:lang w:val="en-GB"/>
+        </w:rPr>
+        <w:t>The maximum period for the mission task is then 100-150ms.</w:t>
       </w:r>
     </w:p>
     <w:p>
@@ -62,9 +127,43 @@
           <w:ilvl w:val="0"/>
           <w:numId w:val="33"/>
         </w:numPr>
+        <w:rPr>
+          <w:i/>
+          <w:iCs/>
+          <w:lang w:val="en-GB"/>
+        </w:rPr>
       </w:pPr>
       <w:r>
+        <w:rPr>
+          <w:i/>
+          <w:iCs/>
+          <w:lang w:val="en-GB"/>
+        </w:rPr>
         <w:t>The time from when a victim is read by the RFID reader to when a message is sent must be less than 1300ms.</w:t>
+      </w:r>
+    </w:p>
+    <w:p>
+      <w:pPr>
+        <w:pStyle w:val="Paragraphedeliste"/>
+        <w:numPr>
+          <w:ilvl w:val="0"/>
+          <w:numId w:val="34"/>
+        </w:numPr>
+        <w:rPr>
+          <w:lang w:val="en-GB"/>
+        </w:rPr>
+      </w:pPr>
+      <w:r>
+        <w:rPr>
+          <w:lang w:val="en-GB"/>
+        </w:rPr>
+        <w:t xml:space="preserve">The maximum period for the </w:t>
+      </w:r>
+      <w:r>
+        <w:rPr>
+          <w:lang w:val="en-GB"/>
+        </w:rPr>
+        <w:t>Refine-Control-Report-Communicate tasks is 1300ms.</w:t>
       </w:r>
     </w:p>
     <w:p>
@@ -74,9 +173,45 @@
           <w:ilvl w:val="0"/>
           <w:numId w:val="33"/>
         </w:numPr>
+        <w:rPr>
+          <w:i/>
+          <w:iCs/>
+          <w:lang w:val="en-GB"/>
+        </w:rPr>
       </w:pPr>
       <w:r>
-        <w:t>If a stop command is received from the mission control, then the robot must stop within 1300ms.</w:t>
+        <w:rPr>
+          <w:i/>
+          <w:iCs/>
+          <w:lang w:val="en-GB"/>
+        </w:rPr>
+        <w:t>If a stop command is received from the mission control, then the robot must stop within 1300ms</w:t>
+      </w:r>
+      <w:r>
+        <w:rPr>
+          <w:i/>
+          <w:iCs/>
+          <w:lang w:val="en-GB"/>
+        </w:rPr>
+        <w:t>.</w:t>
+      </w:r>
+    </w:p>
+    <w:p>
+      <w:pPr>
+        <w:pStyle w:val="Paragraphedeliste"/>
+        <w:numPr>
+          <w:ilvl w:val="0"/>
+          <w:numId w:val="34"/>
+        </w:numPr>
+        <w:rPr>
+          <w:lang w:val="en-GB"/>
+        </w:rPr>
+      </w:pPr>
+      <w:r>
+        <w:rPr>
+          <w:lang w:val="en-GB"/>
+        </w:rPr>
+        <w:t>The maximum period for the mission task is 1300ms.</w:t>
       </w:r>
     </w:p>
     <w:p>
@@ -86,24 +221,100 @@
           <w:ilvl w:val="0"/>
           <w:numId w:val="33"/>
         </w:numPr>
+        <w:rPr>
+          <w:i/>
+          <w:iCs/>
+          <w:lang w:val="en-GB"/>
+        </w:rPr>
       </w:pPr>
       <w:r>
-        <w:t xml:space="preserve">If the </w:t>
+        <w:rPr>
+          <w:i/>
+          <w:iCs/>
+        </w:rPr>
+        <w:t>The robot will only be allowed to communicate every 1000ms.</w:t>
       </w:r>
       <w:r>
-        <w:t xml:space="preserve">control </w:t>
+        <w:rPr>
+          <w:i/>
+          <w:iCs/>
+        </w:rPr>
+        <w:t xml:space="preserve"> (This is only for Lab 2, but we have chosen to take this into consideration here to simplify the implementation of Lab2).</w:t>
+      </w:r>
+    </w:p>
+    <w:p>
+      <w:pPr>
+        <w:pStyle w:val="Paragraphedeliste"/>
+        <w:numPr>
+          <w:ilvl w:val="0"/>
+          <w:numId w:val="34"/>
+        </w:numPr>
+        <w:rPr>
+          <w:lang w:val="en-GB"/>
+        </w:rPr>
+      </w:pPr>
+      <w:r>
+        <w:t>The minimum period for the communication task is 1000</w:t>
       </w:r>
       <w:r>
-        <w:t xml:space="preserve">task is run more often than every 300ms, it will only accumulate more </w:t>
+        <w:t>ms.</w:t>
+      </w:r>
+    </w:p>
+    <w:p>
+      <w:pPr>
+        <w:pStyle w:val="Paragraphedeliste"/>
+        <w:numPr>
+          <w:ilvl w:val="0"/>
+          <w:numId w:val="33"/>
+        </w:numPr>
+        <w:rPr>
+          <w:i/>
+          <w:iCs/>
+          <w:lang w:val="en-GB"/>
+        </w:rPr>
+      </w:pPr>
+      <w:r>
+        <w:rPr>
+          <w:i/>
+          <w:iCs/>
+          <w:lang w:val="en-GB"/>
+        </w:rPr>
+        <w:t>If the control task is run more often than every 300ms, it will only accumulate more locali</w:t>
       </w:r>
       <w:r>
-        <w:t>localization</w:t>
+        <w:rPr>
+          <w:i/>
+          <w:iCs/>
+          <w:lang w:val="en-GB"/>
+        </w:rPr>
+        <w:t>s</w:t>
       </w:r>
       <w:r>
-        <w:t xml:space="preserve"> error.</w:t>
+        <w:rPr>
+          <w:i/>
+          <w:iCs/>
+          <w:lang w:val="en-GB"/>
+        </w:rPr>
+        <w:t>ation error.</w:t>
       </w:r>
-      <w:bookmarkStart w:id="0" w:name="_GoBack"/>
-      <w:bookmarkEnd w:id="0"/>
+    </w:p>
+    <w:p>
+      <w:pPr>
+        <w:pStyle w:val="Paragraphedeliste"/>
+        <w:numPr>
+          <w:ilvl w:val="0"/>
+          <w:numId w:val="34"/>
+        </w:numPr>
+        <w:rPr>
+          <w:lang w:val="en-GB"/>
+        </w:rPr>
+      </w:pPr>
+      <w:r>
+        <w:rPr>
+          <w:lang w:val="en-GB"/>
+        </w:rPr>
+        <w:t>The minimum period for the control task is 300ms</w:t>
+      </w:r>
     </w:p>
     <w:tbl>
       <w:tblPr>
@@ -112,21 +323,21 @@
         <w:tblLook w:val="04A0" w:firstRow="1" w:lastRow="0" w:firstColumn="1" w:lastColumn="0" w:noHBand="0" w:noVBand="1"/>
       </w:tblPr>
       <w:tblGrid>
-        <w:gridCol w:w="1833"/>
-        <w:gridCol w:w="1471"/>
-        <w:gridCol w:w="1428"/>
-        <w:gridCol w:w="1428"/>
-        <w:gridCol w:w="1428"/>
-        <w:gridCol w:w="1428"/>
+        <w:gridCol w:w="2143"/>
+        <w:gridCol w:w="1708"/>
+        <w:gridCol w:w="1709"/>
+        <w:gridCol w:w="1660"/>
+        <w:gridCol w:w="1660"/>
       </w:tblGrid>
       <w:tr>
         <w:trPr>
           <w:cnfStyle w:val="100000000000" w:firstRow="1" w:lastRow="0" w:firstColumn="0" w:lastColumn="0" w:oddVBand="0" w:evenVBand="0" w:oddHBand="0" w:evenHBand="0" w:firstRowFirstColumn="0" w:firstRowLastColumn="0" w:lastRowFirstColumn="0" w:lastRowLastColumn="0"/>
+          <w:trHeight w:val="564"/>
         </w:trPr>
         <w:tc>
           <w:tcPr>
             <w:cnfStyle w:val="001000000000" w:firstRow="0" w:lastRow="0" w:firstColumn="1" w:lastColumn="0" w:oddVBand="0" w:evenVBand="0" w:oddHBand="0" w:evenHBand="0" w:firstRowFirstColumn="0" w:firstRowLastColumn="0" w:lastRowFirstColumn="0" w:lastRowLastColumn="0"/>
-            <w:tcW w:w="1502" w:type="dxa"/>
+            <w:tcW w:w="2143" w:type="dxa"/>
           </w:tcPr>
           <w:p>
             <w:pPr>
@@ -134,11 +345,13 @@
               <w:jc w:val="center"/>
               <w:rPr>
                 <w:color w:val="FFFFFF" w:themeColor="background1"/>
+                <w:lang w:val="en-GB"/>
               </w:rPr>
             </w:pPr>
             <w:r>
               <w:rPr>
                 <w:color w:val="FFFFFF" w:themeColor="background1"/>
+                <w:lang w:val="en-GB"/>
               </w:rPr>
               <w:t>Task</w:t>
             </w:r>
@@ -146,7 +359,7 @@
         </w:tc>
         <w:tc>
           <w:tcPr>
-            <w:tcW w:w="1502" w:type="dxa"/>
+            <w:tcW w:w="1708" w:type="dxa"/>
           </w:tcPr>
           <w:p>
             <w:pPr>
@@ -155,19 +368,31 @@
               <w:cnfStyle w:val="100000000000" w:firstRow="1" w:lastRow="0" w:firstColumn="0" w:lastColumn="0" w:oddVBand="0" w:evenVBand="0" w:oddHBand="0" w:evenHBand="0" w:firstRowFirstColumn="0" w:firstRowLastColumn="0" w:lastRowFirstColumn="0" w:lastRowLastColumn="0"/>
               <w:rPr>
                 <w:color w:val="FFFFFF" w:themeColor="background1"/>
+                <w:sz w:val="24"/>
+                <w:szCs w:val="24"/>
+                <w:lang w:val="en-GB"/>
               </w:rPr>
             </w:pPr>
             <w:r>
               <w:rPr>
                 <w:color w:val="FFFFFF" w:themeColor="background1"/>
-              </w:rPr>
-              <w:t>Period</w:t>
+                <w:lang w:val="en-GB"/>
+              </w:rPr>
+              <w:t>Period Min</w:t>
+            </w:r>
+            <w:r>
+              <w:rPr>
+                <w:color w:val="FFFFFF" w:themeColor="background1"/>
+                <w:lang w:val="en-GB"/>
+              </w:rPr>
+              <w:br/>
+              <w:t>(ms)</w:t>
             </w:r>
           </w:p>
         </w:tc>
         <w:tc>
           <w:tcPr>
-            <w:tcW w:w="1503" w:type="dxa"/>
+            <w:tcW w:w="1709" w:type="dxa"/>
           </w:tcPr>
           <w:p>
             <w:pPr>
@@ -176,13 +401,29 @@
               <w:cnfStyle w:val="100000000000" w:firstRow="1" w:lastRow="0" w:firstColumn="0" w:lastColumn="0" w:oddVBand="0" w:evenVBand="0" w:oddHBand="0" w:evenHBand="0" w:firstRowFirstColumn="0" w:firstRowLastColumn="0" w:lastRowFirstColumn="0" w:lastRowLastColumn="0"/>
               <w:rPr>
                 <w:color w:val="FFFFFF" w:themeColor="background1"/>
+                <w:lang w:val="en-GB"/>
               </w:rPr>
             </w:pPr>
+            <w:r>
+              <w:rPr>
+                <w:color w:val="FFFFFF" w:themeColor="background1"/>
+                <w:lang w:val="en-GB"/>
+              </w:rPr>
+              <w:t>Period Max</w:t>
+            </w:r>
+            <w:r>
+              <w:rPr>
+                <w:color w:val="FFFFFF" w:themeColor="background1"/>
+                <w:lang w:val="en-GB"/>
+              </w:rPr>
+              <w:br/>
+              <w:t>(ms)</w:t>
+            </w:r>
           </w:p>
         </w:tc>
         <w:tc>
           <w:tcPr>
-            <w:tcW w:w="1503" w:type="dxa"/>
+            <w:tcW w:w="1660" w:type="dxa"/>
           </w:tcPr>
           <w:p>
             <w:pPr>
@@ -191,13 +432,29 @@
               <w:cnfStyle w:val="100000000000" w:firstRow="1" w:lastRow="0" w:firstColumn="0" w:lastColumn="0" w:oddVBand="0" w:evenVBand="0" w:oddHBand="0" w:evenHBand="0" w:firstRowFirstColumn="0" w:firstRowLastColumn="0" w:lastRowFirstColumn="0" w:lastRowLastColumn="0"/>
               <w:rPr>
                 <w:color w:val="FFFFFF" w:themeColor="background1"/>
+                <w:lang w:val="en-GB"/>
               </w:rPr>
             </w:pPr>
+            <w:r>
+              <w:rPr>
+                <w:color w:val="FFFFFF" w:themeColor="background1"/>
+                <w:lang w:val="en-GB"/>
+              </w:rPr>
+              <w:t>Measure</w:t>
+            </w:r>
+            <w:r>
+              <w:rPr>
+                <w:color w:val="FFFFFF" w:themeColor="background1"/>
+                <w:lang w:val="en-GB"/>
+              </w:rPr>
+              <w:br/>
+              <w:t>(ms)</w:t>
+            </w:r>
           </w:p>
         </w:tc>
         <w:tc>
           <w:tcPr>
-            <w:tcW w:w="1503" w:type="dxa"/>
+            <w:tcW w:w="1660" w:type="dxa"/>
           </w:tcPr>
           <w:p>
             <w:pPr>
@@ -205,15 +462,20 @@
               <w:jc w:val="center"/>
               <w:cnfStyle w:val="100000000000" w:firstRow="1" w:lastRow="0" w:firstColumn="0" w:lastColumn="0" w:oddVBand="0" w:evenVBand="0" w:oddHBand="0" w:evenHBand="0" w:firstRowFirstColumn="0" w:firstRowLastColumn="0" w:lastRowFirstColumn="0" w:lastRowLastColumn="0"/>
               <w:rPr>
+                <w:b w:val="0"/>
+                <w:bCs w:val="0"/>
                 <w:color w:val="FFFFFF" w:themeColor="background1"/>
+                <w:lang w:val="en-GB"/>
               </w:rPr>
             </w:pPr>
+            <w:r>
+              <w:rPr>
+                <w:color w:val="FFFFFF" w:themeColor="background1"/>
+                <w:lang w:val="en-GB"/>
+              </w:rPr>
+              <w:t>WCET</w:t>
+            </w:r>
           </w:p>
-        </w:tc>
-        <w:tc>
-          <w:tcPr>
-            <w:tcW w:w="1503" w:type="dxa"/>
-          </w:tcPr>
           <w:p>
             <w:pPr>
               <w:pStyle w:val="answer"/>
@@ -221,19 +483,28 @@
               <w:cnfStyle w:val="100000000000" w:firstRow="1" w:lastRow="0" w:firstColumn="0" w:lastColumn="0" w:oddVBand="0" w:evenVBand="0" w:oddHBand="0" w:evenHBand="0" w:firstRowFirstColumn="0" w:firstRowLastColumn="0" w:lastRowFirstColumn="0" w:lastRowLastColumn="0"/>
               <w:rPr>
                 <w:color w:val="FFFFFF" w:themeColor="background1"/>
+                <w:lang w:val="en-GB"/>
               </w:rPr>
             </w:pPr>
+            <w:r>
+              <w:rPr>
+                <w:color w:val="FFFFFF" w:themeColor="background1"/>
+                <w:lang w:val="en-GB"/>
+              </w:rPr>
+              <w:t>(ms)</w:t>
+            </w:r>
           </w:p>
         </w:tc>
       </w:tr>
       <w:tr>
         <w:trPr>
           <w:cnfStyle w:val="000000100000" w:firstRow="0" w:lastRow="0" w:firstColumn="0" w:lastColumn="0" w:oddVBand="0" w:evenVBand="0" w:oddHBand="1" w:evenHBand="0" w:firstRowFirstColumn="0" w:firstRowLastColumn="0" w:lastRowFirstColumn="0" w:lastRowLastColumn="0"/>
+          <w:trHeight w:val="318"/>
         </w:trPr>
         <w:tc>
           <w:tcPr>
             <w:cnfStyle w:val="001000000000" w:firstRow="0" w:lastRow="0" w:firstColumn="1" w:lastColumn="0" w:oddVBand="0" w:evenVBand="0" w:oddHBand="0" w:evenHBand="0" w:firstRowFirstColumn="0" w:firstRowLastColumn="0" w:lastRowFirstColumn="0" w:lastRowLastColumn="0"/>
-            <w:tcW w:w="1502" w:type="dxa"/>
+            <w:tcW w:w="2143" w:type="dxa"/>
           </w:tcPr>
           <w:p>
             <w:pPr>
@@ -241,11 +512,13 @@
               <w:jc w:val="center"/>
               <w:rPr>
                 <w:color w:val="FFFFFF" w:themeColor="background1"/>
+                <w:lang w:val="en-GB"/>
               </w:rPr>
             </w:pPr>
             <w:r>
               <w:rPr>
                 <w:color w:val="FFFFFF" w:themeColor="background1"/>
+                <w:lang w:val="en-GB"/>
               </w:rPr>
               <w:t>Mission</w:t>
             </w:r>
@@ -253,7 +526,7 @@
         </w:tc>
         <w:tc>
           <w:tcPr>
-            <w:tcW w:w="1502" w:type="dxa"/>
+            <w:tcW w:w="1708" w:type="dxa"/>
           </w:tcPr>
           <w:p>
             <w:pPr>
@@ -262,19 +535,21 @@
               <w:cnfStyle w:val="000000100000" w:firstRow="0" w:lastRow="0" w:firstColumn="0" w:lastColumn="0" w:oddVBand="0" w:evenVBand="0" w:oddHBand="1" w:evenHBand="0" w:firstRowFirstColumn="0" w:firstRowLastColumn="0" w:lastRowFirstColumn="0" w:lastRowLastColumn="0"/>
               <w:rPr>
                 <w:color w:val="000000" w:themeColor="text1"/>
+                <w:lang w:val="en-GB"/>
               </w:rPr>
             </w:pPr>
             <w:r>
               <w:rPr>
                 <w:color w:val="000000" w:themeColor="text1"/>
-              </w:rPr>
-              <w:t>100-150</w:t>
+                <w:lang w:val="en-GB"/>
+              </w:rPr>
+              <w:t>0</w:t>
             </w:r>
           </w:p>
         </w:tc>
         <w:tc>
           <w:tcPr>
-            <w:tcW w:w="1503" w:type="dxa"/>
+            <w:tcW w:w="1709" w:type="dxa"/>
           </w:tcPr>
           <w:p>
             <w:pPr>
@@ -283,13 +558,48 @@
               <w:cnfStyle w:val="000000100000" w:firstRow="0" w:lastRow="0" w:firstColumn="0" w:lastColumn="0" w:oddVBand="0" w:evenVBand="0" w:oddHBand="1" w:evenHBand="0" w:firstRowFirstColumn="0" w:firstRowLastColumn="0" w:lastRowFirstColumn="0" w:lastRowLastColumn="0"/>
               <w:rPr>
                 <w:color w:val="000000" w:themeColor="text1"/>
+                <w:lang w:val="en-GB"/>
               </w:rPr>
             </w:pPr>
+            <w:r>
+              <w:rPr>
+                <w:color w:val="000000" w:themeColor="text1"/>
+                <w:lang w:val="en-GB"/>
+              </w:rPr>
+              <w:t>1300</w:t>
+            </w:r>
+            <w:r>
+              <w:rPr>
+                <w:color w:val="000000" w:themeColor="text1"/>
+                <w:sz w:val="20"/>
+                <w:szCs w:val="20"/>
+                <w:lang w:val="en-GB"/>
+              </w:rPr>
+              <w:t>(</w:t>
+            </w:r>
+            <w:r>
+              <w:rPr>
+                <w:color w:val="000000" w:themeColor="text1"/>
+                <w:sz w:val="20"/>
+                <w:szCs w:val="20"/>
+                <w:lang w:val="en-GB"/>
+              </w:rPr>
+              <w:t>3</w:t>
+            </w:r>
+            <w:r>
+              <w:rPr>
+                <w:color w:val="000000" w:themeColor="text1"/>
+                <w:sz w:val="20"/>
+                <w:szCs w:val="20"/>
+                <w:lang w:val="en-GB"/>
+              </w:rPr>
+              <w:t>)</w:t>
+            </w:r>
           </w:p>
         </w:tc>
         <w:tc>
           <w:tcPr>
-            <w:tcW w:w="1503" w:type="dxa"/>
+            <w:tcW w:w="1660" w:type="dxa"/>
           </w:tcPr>
           <w:p>
             <w:pPr>
@@ -298,13 +608,21 @@
               <w:cnfStyle w:val="000000100000" w:firstRow="0" w:lastRow="0" w:firstColumn="0" w:lastColumn="0" w:oddVBand="0" w:evenVBand="0" w:oddHBand="1" w:evenHBand="0" w:firstRowFirstColumn="0" w:firstRowLastColumn="0" w:lastRowFirstColumn="0" w:lastRowLastColumn="0"/>
               <w:rPr>
                 <w:color w:val="000000" w:themeColor="text1"/>
+                <w:lang w:val="en-GB"/>
               </w:rPr>
             </w:pPr>
+            <w:r>
+              <w:rPr>
+                <w:color w:val="000000" w:themeColor="text1"/>
+                <w:lang w:val="en-GB"/>
+              </w:rPr>
+              <w:t>0.174</w:t>
+            </w:r>
           </w:p>
         </w:tc>
         <w:tc>
           <w:tcPr>
-            <w:tcW w:w="1503" w:type="dxa"/>
+            <w:tcW w:w="1660" w:type="dxa"/>
           </w:tcPr>
           <w:p>
             <w:pPr>
@@ -313,13 +631,204 @@
               <w:cnfStyle w:val="000000100000" w:firstRow="0" w:lastRow="0" w:firstColumn="0" w:lastColumn="0" w:oddVBand="0" w:evenVBand="0" w:oddHBand="1" w:evenHBand="0" w:firstRowFirstColumn="0" w:firstRowLastColumn="0" w:lastRowFirstColumn="0" w:lastRowLastColumn="0"/>
               <w:rPr>
                 <w:color w:val="000000" w:themeColor="text1"/>
+                <w:lang w:val="en-GB"/>
               </w:rPr>
             </w:pPr>
+            <w:r>
+              <w:rPr>
+                <w:color w:val="000000" w:themeColor="text1"/>
+                <w:lang w:val="en-GB"/>
+              </w:rPr>
+              <w:t>1</w:t>
+            </w:r>
+          </w:p>
+        </w:tc>
+      </w:tr>
+      <w:tr>
+        <w:trPr>
+          <w:trHeight w:val="333"/>
+        </w:trPr>
+        <w:tc>
+          <w:tcPr>
+            <w:cnfStyle w:val="001000000000" w:firstRow="0" w:lastRow="0" w:firstColumn="1" w:lastColumn="0" w:oddVBand="0" w:evenVBand="0" w:oddHBand="0" w:evenHBand="0" w:firstRowFirstColumn="0" w:firstRowLastColumn="0" w:lastRowFirstColumn="0" w:lastRowLastColumn="0"/>
+            <w:tcW w:w="2143" w:type="dxa"/>
+          </w:tcPr>
+          <w:p>
+            <w:pPr>
+              <w:pStyle w:val="answer"/>
+              <w:jc w:val="center"/>
+              <w:rPr>
+                <w:color w:val="FFFFFF" w:themeColor="background1"/>
+                <w:lang w:val="en-GB"/>
+              </w:rPr>
+            </w:pPr>
+            <w:r>
+              <w:rPr>
+                <w:color w:val="FFFFFF" w:themeColor="background1"/>
+                <w:lang w:val="en-GB"/>
+              </w:rPr>
+              <w:t>Navigate</w:t>
+            </w:r>
           </w:p>
         </w:tc>
         <w:tc>
           <w:tcPr>
-            <w:tcW w:w="1503" w:type="dxa"/>
+            <w:tcW w:w="1708" w:type="dxa"/>
+          </w:tcPr>
+          <w:p>
+            <w:pPr>
+              <w:pStyle w:val="answer"/>
+              <w:jc w:val="center"/>
+              <w:cnfStyle w:val="000000000000" w:firstRow="0" w:lastRow="0" w:firstColumn="0" w:lastColumn="0" w:oddVBand="0" w:evenVBand="0" w:oddHBand="0" w:evenHBand="0" w:firstRowFirstColumn="0" w:firstRowLastColumn="0" w:lastRowFirstColumn="0" w:lastRowLastColumn="0"/>
+              <w:rPr>
+                <w:color w:val="000000" w:themeColor="text1"/>
+                <w:lang w:val="en-GB"/>
+              </w:rPr>
+            </w:pPr>
+            <w:r>
+              <w:rPr>
+                <w:color w:val="000000" w:themeColor="text1"/>
+                <w:lang w:val="en-GB"/>
+              </w:rPr>
+              <w:t>0</w:t>
+            </w:r>
+          </w:p>
+        </w:tc>
+        <w:tc>
+          <w:tcPr>
+            <w:tcW w:w="1709" w:type="dxa"/>
+          </w:tcPr>
+          <w:p>
+            <w:pPr>
+              <w:pStyle w:val="answer"/>
+              <w:jc w:val="center"/>
+              <w:cnfStyle w:val="000000000000" w:firstRow="0" w:lastRow="0" w:firstColumn="0" w:lastColumn="0" w:oddVBand="0" w:evenVBand="0" w:oddHBand="0" w:evenHBand="0" w:firstRowFirstColumn="0" w:firstRowLastColumn="0" w:lastRowFirstColumn="0" w:lastRowLastColumn="0"/>
+              <w:rPr>
+                <w:color w:val="000000" w:themeColor="text1"/>
+                <w:lang w:val="en-GB"/>
+              </w:rPr>
+            </w:pPr>
+            <w:r>
+              <w:rPr>
+                <w:color w:val="000000" w:themeColor="text1"/>
+                <w:lang w:val="en-GB"/>
+              </w:rPr>
+              <w:t>1300</w:t>
+            </w:r>
+            <w:r>
+              <w:rPr>
+                <w:color w:val="000000" w:themeColor="text1"/>
+                <w:sz w:val="20"/>
+                <w:szCs w:val="20"/>
+                <w:lang w:val="en-GB"/>
+              </w:rPr>
+              <w:t>(</w:t>
+            </w:r>
+            <w:r>
+              <w:rPr>
+                <w:color w:val="000000" w:themeColor="text1"/>
+                <w:sz w:val="20"/>
+                <w:szCs w:val="20"/>
+                <w:lang w:val="en-GB"/>
+              </w:rPr>
+              <w:t>2</w:t>
+            </w:r>
+            <w:r>
+              <w:rPr>
+                <w:color w:val="000000" w:themeColor="text1"/>
+                <w:sz w:val="20"/>
+                <w:szCs w:val="20"/>
+                <w:lang w:val="en-GB"/>
+              </w:rPr>
+              <w:t>)</w:t>
+            </w:r>
+          </w:p>
+        </w:tc>
+        <w:tc>
+          <w:tcPr>
+            <w:tcW w:w="1660" w:type="dxa"/>
+          </w:tcPr>
+          <w:p>
+            <w:pPr>
+              <w:pStyle w:val="answer"/>
+              <w:jc w:val="center"/>
+              <w:cnfStyle w:val="000000000000" w:firstRow="0" w:lastRow="0" w:firstColumn="0" w:lastColumn="0" w:oddVBand="0" w:evenVBand="0" w:oddHBand="0" w:evenHBand="0" w:firstRowFirstColumn="0" w:firstRowLastColumn="0" w:lastRowFirstColumn="0" w:lastRowLastColumn="0"/>
+              <w:rPr>
+                <w:color w:val="000000" w:themeColor="text1"/>
+                <w:lang w:val="en-GB"/>
+              </w:rPr>
+            </w:pPr>
+            <w:r>
+              <w:rPr>
+                <w:color w:val="000000" w:themeColor="text1"/>
+                <w:lang w:val="en-GB"/>
+              </w:rPr>
+              <w:t>0.</w:t>
+            </w:r>
+            <w:r>
+              <w:rPr>
+                <w:color w:val="000000" w:themeColor="text1"/>
+                <w:lang w:val="en-GB"/>
+              </w:rPr>
+              <w:t>350</w:t>
+            </w:r>
+          </w:p>
+        </w:tc>
+        <w:tc>
+          <w:tcPr>
+            <w:tcW w:w="1660" w:type="dxa"/>
+          </w:tcPr>
+          <w:p>
+            <w:pPr>
+              <w:pStyle w:val="answer"/>
+              <w:jc w:val="center"/>
+              <w:cnfStyle w:val="000000000000" w:firstRow="0" w:lastRow="0" w:firstColumn="0" w:lastColumn="0" w:oddVBand="0" w:evenVBand="0" w:oddHBand="0" w:evenHBand="0" w:firstRowFirstColumn="0" w:firstRowLastColumn="0" w:lastRowFirstColumn="0" w:lastRowLastColumn="0"/>
+              <w:rPr>
+                <w:color w:val="000000" w:themeColor="text1"/>
+                <w:lang w:val="en-GB"/>
+              </w:rPr>
+            </w:pPr>
+            <w:r>
+              <w:rPr>
+                <w:color w:val="000000" w:themeColor="text1"/>
+                <w:lang w:val="en-GB"/>
+              </w:rPr>
+              <w:t>1</w:t>
+            </w:r>
+          </w:p>
+        </w:tc>
+      </w:tr>
+      <w:tr>
+        <w:trPr>
+          <w:cnfStyle w:val="000000100000" w:firstRow="0" w:lastRow="0" w:firstColumn="0" w:lastColumn="0" w:oddVBand="0" w:evenVBand="0" w:oddHBand="1" w:evenHBand="0" w:firstRowFirstColumn="0" w:firstRowLastColumn="0" w:lastRowFirstColumn="0" w:lastRowLastColumn="0"/>
+          <w:trHeight w:val="318"/>
+        </w:trPr>
+        <w:tc>
+          <w:tcPr>
+            <w:cnfStyle w:val="001000000000" w:firstRow="0" w:lastRow="0" w:firstColumn="1" w:lastColumn="0" w:oddVBand="0" w:evenVBand="0" w:oddHBand="0" w:evenHBand="0" w:firstRowFirstColumn="0" w:firstRowLastColumn="0" w:lastRowFirstColumn="0" w:lastRowLastColumn="0"/>
+            <w:tcW w:w="2143" w:type="dxa"/>
+          </w:tcPr>
+          <w:p>
+            <w:pPr>
+              <w:pStyle w:val="answer"/>
+              <w:jc w:val="center"/>
+              <w:rPr>
+                <w:color w:val="FFFFFF" w:themeColor="background1"/>
+                <w:lang w:val="en-GB"/>
+              </w:rPr>
+            </w:pPr>
+            <w:r>
+              <w:rPr>
+                <w:color w:val="FFFFFF" w:themeColor="background1"/>
+                <w:lang w:val="en-GB"/>
+              </w:rPr>
+              <w:t>Refine</w:t>
+            </w:r>
+          </w:p>
+        </w:tc>
+        <w:tc>
+          <w:tcPr>
+            <w:tcW w:w="1708" w:type="dxa"/>
           </w:tcPr>
           <w:p>
             <w:pPr>
@@ -328,36 +837,159 @@
               <w:cnfStyle w:val="000000100000" w:firstRow="0" w:lastRow="0" w:firstColumn="0" w:lastColumn="0" w:oddVBand="0" w:evenVBand="0" w:oddHBand="1" w:evenHBand="0" w:firstRowFirstColumn="0" w:firstRowLastColumn="0" w:lastRowFirstColumn="0" w:lastRowLastColumn="0"/>
               <w:rPr>
                 <w:color w:val="000000" w:themeColor="text1"/>
+                <w:lang w:val="en-GB"/>
               </w:rPr>
             </w:pPr>
+            <w:r>
+              <w:rPr>
+                <w:color w:val="000000" w:themeColor="text1"/>
+                <w:lang w:val="en-GB"/>
+              </w:rPr>
+              <w:t>0</w:t>
+            </w:r>
           </w:p>
         </w:tc>
-      </w:tr>
-      <w:tr>
         <w:tc>
           <w:tcPr>
-            <w:cnfStyle w:val="001000000000" w:firstRow="0" w:lastRow="0" w:firstColumn="1" w:lastColumn="0" w:oddVBand="0" w:evenVBand="0" w:oddHBand="0" w:evenHBand="0" w:firstRowFirstColumn="0" w:firstRowLastColumn="0" w:lastRowFirstColumn="0" w:lastRowLastColumn="0"/>
-            <w:tcW w:w="1502" w:type="dxa"/>
+            <w:tcW w:w="1709" w:type="dxa"/>
           </w:tcPr>
           <w:p>
             <w:pPr>
               <w:pStyle w:val="answer"/>
               <w:jc w:val="center"/>
-              <w:rPr>
-                <w:color w:val="FFFFFF" w:themeColor="background1"/>
+              <w:cnfStyle w:val="000000100000" w:firstRow="0" w:lastRow="0" w:firstColumn="0" w:lastColumn="0" w:oddVBand="0" w:evenVBand="0" w:oddHBand="1" w:evenHBand="0" w:firstRowFirstColumn="0" w:firstRowLastColumn="0" w:lastRowFirstColumn="0" w:lastRowLastColumn="0"/>
+              <w:rPr>
+                <w:color w:val="000000" w:themeColor="text1"/>
+                <w:lang w:val="en-GB"/>
               </w:rPr>
             </w:pPr>
             <w:r>
               <w:rPr>
-                <w:color w:val="FFFFFF" w:themeColor="background1"/>
-              </w:rPr>
-              <w:t>Navigate</w:t>
+                <w:color w:val="000000" w:themeColor="text1"/>
+                <w:lang w:val="en-GB"/>
+              </w:rPr>
+              <w:t>1300</w:t>
+            </w:r>
+            <w:r>
+              <w:rPr>
+                <w:color w:val="000000" w:themeColor="text1"/>
+                <w:sz w:val="20"/>
+                <w:szCs w:val="20"/>
+                <w:lang w:val="en-GB"/>
+              </w:rPr>
+              <w:t>(</w:t>
+            </w:r>
+            <w:r>
+              <w:rPr>
+                <w:color w:val="000000" w:themeColor="text1"/>
+                <w:sz w:val="20"/>
+                <w:szCs w:val="20"/>
+                <w:lang w:val="en-GB"/>
+              </w:rPr>
+              <w:t>2</w:t>
+            </w:r>
+            <w:r>
+              <w:rPr>
+                <w:color w:val="000000" w:themeColor="text1"/>
+                <w:sz w:val="20"/>
+                <w:szCs w:val="20"/>
+                <w:lang w:val="en-GB"/>
+              </w:rPr>
+              <w:t>)</w:t>
             </w:r>
           </w:p>
         </w:tc>
         <w:tc>
           <w:tcPr>
-            <w:tcW w:w="1502" w:type="dxa"/>
+            <w:tcW w:w="1660" w:type="dxa"/>
+          </w:tcPr>
+          <w:p>
+            <w:pPr>
+              <w:pStyle w:val="answer"/>
+              <w:jc w:val="center"/>
+              <w:cnfStyle w:val="000000100000" w:firstRow="0" w:lastRow="0" w:firstColumn="0" w:lastColumn="0" w:oddVBand="0" w:evenVBand="0" w:oddHBand="1" w:evenHBand="0" w:firstRowFirstColumn="0" w:firstRowLastColumn="0" w:lastRowFirstColumn="0" w:lastRowLastColumn="0"/>
+              <w:rPr>
+                <w:color w:val="000000" w:themeColor="text1"/>
+                <w:lang w:val="en-GB"/>
+              </w:rPr>
+            </w:pPr>
+            <w:r>
+              <w:rPr>
+                <w:color w:val="000000" w:themeColor="text1"/>
+                <w:lang w:val="en-GB"/>
+              </w:rPr>
+              <w:t>1</w:t>
+            </w:r>
+            <w:r>
+              <w:rPr>
+                <w:color w:val="000000" w:themeColor="text1"/>
+                <w:lang w:val="en-GB"/>
+              </w:rPr>
+              <w:t>2</w:t>
+            </w:r>
+            <w:r>
+              <w:rPr>
+                <w:color w:val="000000" w:themeColor="text1"/>
+                <w:lang w:val="en-GB"/>
+              </w:rPr>
+              <w:t>.072</w:t>
+            </w:r>
+          </w:p>
+        </w:tc>
+        <w:tc>
+          <w:tcPr>
+            <w:tcW w:w="1660" w:type="dxa"/>
+          </w:tcPr>
+          <w:p>
+            <w:pPr>
+              <w:pStyle w:val="answer"/>
+              <w:jc w:val="center"/>
+              <w:cnfStyle w:val="000000100000" w:firstRow="0" w:lastRow="0" w:firstColumn="0" w:lastColumn="0" w:oddVBand="0" w:evenVBand="0" w:oddHBand="1" w:evenHBand="0" w:firstRowFirstColumn="0" w:firstRowLastColumn="0" w:lastRowFirstColumn="0" w:lastRowLastColumn="0"/>
+              <w:rPr>
+                <w:color w:val="000000" w:themeColor="text1"/>
+                <w:lang w:val="en-GB"/>
+              </w:rPr>
+            </w:pPr>
+            <w:r>
+              <w:rPr>
+                <w:color w:val="000000" w:themeColor="text1"/>
+                <w:lang w:val="en-GB"/>
+              </w:rPr>
+              <w:t>15</w:t>
+            </w:r>
+          </w:p>
+        </w:tc>
+      </w:tr>
+      <w:tr>
+        <w:trPr>
+          <w:trHeight w:val="333"/>
+        </w:trPr>
+        <w:tc>
+          <w:tcPr>
+            <w:cnfStyle w:val="001000000000" w:firstRow="0" w:lastRow="0" w:firstColumn="1" w:lastColumn="0" w:oddVBand="0" w:evenVBand="0" w:oddHBand="0" w:evenHBand="0" w:firstRowFirstColumn="0" w:firstRowLastColumn="0" w:lastRowFirstColumn="0" w:lastRowLastColumn="0"/>
+            <w:tcW w:w="2143" w:type="dxa"/>
+          </w:tcPr>
+          <w:p>
+            <w:pPr>
+              <w:pStyle w:val="answer"/>
+              <w:jc w:val="center"/>
+              <w:rPr>
+                <w:color w:val="FFFFFF" w:themeColor="background1"/>
+                <w:lang w:val="en-GB"/>
+              </w:rPr>
+            </w:pPr>
+            <w:r>
+              <w:rPr>
+                <w:color w:val="FFFFFF" w:themeColor="background1"/>
+                <w:lang w:val="en-GB"/>
+              </w:rPr>
+              <w:t>Report</w:t>
+            </w:r>
+          </w:p>
+        </w:tc>
+        <w:tc>
+          <w:tcPr>
+            <w:tcW w:w="1708" w:type="dxa"/>
           </w:tcPr>
           <w:p>
             <w:pPr>
@@ -366,19 +998,23 @@
               <w:cnfStyle w:val="000000000000" w:firstRow="0" w:lastRow="0" w:firstColumn="0" w:lastColumn="0" w:oddVBand="0" w:evenVBand="0" w:oddHBand="0" w:evenHBand="0" w:firstRowFirstColumn="0" w:firstRowLastColumn="0" w:lastRowFirstColumn="0" w:lastRowLastColumn="0"/>
               <w:rPr>
                 <w:color w:val="000000" w:themeColor="text1"/>
+                <w:lang w:val="en-GB"/>
               </w:rPr>
             </w:pPr>
             <w:r>
               <w:rPr>
                 <w:color w:val="000000" w:themeColor="text1"/>
-              </w:rPr>
-              <w:t>1300</w:t>
+                <w:lang w:val="en-GB"/>
+              </w:rPr>
+              <w:t>0</w:t>
             </w:r>
+            <w:bookmarkStart w:id="0" w:name="_GoBack"/>
+            <w:bookmarkEnd w:id="0"/>
           </w:p>
         </w:tc>
         <w:tc>
           <w:tcPr>
-            <w:tcW w:w="1503" w:type="dxa"/>
+            <w:tcW w:w="1709" w:type="dxa"/>
           </w:tcPr>
           <w:p>
             <w:pPr>
@@ -387,13 +1023,48 @@
               <w:cnfStyle w:val="000000000000" w:firstRow="0" w:lastRow="0" w:firstColumn="0" w:lastColumn="0" w:oddVBand="0" w:evenVBand="0" w:oddHBand="0" w:evenHBand="0" w:firstRowFirstColumn="0" w:firstRowLastColumn="0" w:lastRowFirstColumn="0" w:lastRowLastColumn="0"/>
               <w:rPr>
                 <w:color w:val="000000" w:themeColor="text1"/>
+                <w:lang w:val="en-GB"/>
               </w:rPr>
             </w:pPr>
+            <w:r>
+              <w:rPr>
+                <w:color w:val="000000" w:themeColor="text1"/>
+                <w:lang w:val="en-GB"/>
+              </w:rPr>
+              <w:t>1300</w:t>
+            </w:r>
+            <w:r>
+              <w:rPr>
+                <w:color w:val="000000" w:themeColor="text1"/>
+                <w:sz w:val="20"/>
+                <w:szCs w:val="20"/>
+                <w:lang w:val="en-GB"/>
+              </w:rPr>
+              <w:t>(</w:t>
+            </w:r>
+            <w:r>
+              <w:rPr>
+                <w:color w:val="000000" w:themeColor="text1"/>
+                <w:sz w:val="20"/>
+                <w:szCs w:val="20"/>
+                <w:lang w:val="en-GB"/>
+              </w:rPr>
+              <w:t>2</w:t>
+            </w:r>
+            <w:r>
+              <w:rPr>
+                <w:color w:val="000000" w:themeColor="text1"/>
+                <w:sz w:val="20"/>
+                <w:szCs w:val="20"/>
+                <w:lang w:val="en-GB"/>
+              </w:rPr>
+              <w:t>)</w:t>
+            </w:r>
           </w:p>
         </w:tc>
         <w:tc>
           <w:tcPr>
-            <w:tcW w:w="1503" w:type="dxa"/>
+            <w:tcW w:w="1660" w:type="dxa"/>
           </w:tcPr>
           <w:p>
             <w:pPr>
@@ -402,13 +1073,20 @@
               <w:cnfStyle w:val="000000000000" w:firstRow="0" w:lastRow="0" w:firstColumn="0" w:lastColumn="0" w:oddVBand="0" w:evenVBand="0" w:oddHBand="0" w:evenHBand="0" w:firstRowFirstColumn="0" w:firstRowLastColumn="0" w:lastRowFirstColumn="0" w:lastRowLastColumn="0"/>
               <w:rPr>
                 <w:color w:val="000000" w:themeColor="text1"/>
+                <w:lang w:val="en-GB"/>
               </w:rPr>
             </w:pPr>
+            <w:r>
+              <w:rPr>
+                <w:color w:val="000000" w:themeColor="text1"/>
+              </w:rPr>
+              <w:t>0.001</w:t>
+            </w:r>
           </w:p>
         </w:tc>
         <w:tc>
           <w:tcPr>
-            <w:tcW w:w="1503" w:type="dxa"/>
+            <w:tcW w:w="1660" w:type="dxa"/>
           </w:tcPr>
           <w:p>
             <w:pPr>
@@ -417,13 +1095,224 @@
               <w:cnfStyle w:val="000000000000" w:firstRow="0" w:lastRow="0" w:firstColumn="0" w:lastColumn="0" w:oddVBand="0" w:evenVBand="0" w:oddHBand="0" w:evenHBand="0" w:firstRowFirstColumn="0" w:firstRowLastColumn="0" w:lastRowFirstColumn="0" w:lastRowLastColumn="0"/>
               <w:rPr>
                 <w:color w:val="000000" w:themeColor="text1"/>
+                <w:lang w:val="en-GB"/>
               </w:rPr>
             </w:pPr>
+            <w:r>
+              <w:rPr>
+                <w:color w:val="000000" w:themeColor="text1"/>
+                <w:lang w:val="en-GB"/>
+              </w:rPr>
+              <w:t>1</w:t>
+            </w:r>
+          </w:p>
+        </w:tc>
+      </w:tr>
+      <w:tr>
+        <w:trPr>
+          <w:cnfStyle w:val="000000100000" w:firstRow="0" w:lastRow="0" w:firstColumn="0" w:lastColumn="0" w:oddVBand="0" w:evenVBand="0" w:oddHBand="1" w:evenHBand="0" w:firstRowFirstColumn="0" w:firstRowLastColumn="0" w:lastRowFirstColumn="0" w:lastRowLastColumn="0"/>
+          <w:trHeight w:val="318"/>
+        </w:trPr>
+        <w:tc>
+          <w:tcPr>
+            <w:cnfStyle w:val="001000000000" w:firstRow="0" w:lastRow="0" w:firstColumn="1" w:lastColumn="0" w:oddVBand="0" w:evenVBand="0" w:oddHBand="0" w:evenHBand="0" w:firstRowFirstColumn="0" w:firstRowLastColumn="0" w:lastRowFirstColumn="0" w:lastRowLastColumn="0"/>
+            <w:tcW w:w="2143" w:type="dxa"/>
+          </w:tcPr>
+          <w:p>
+            <w:pPr>
+              <w:pStyle w:val="answer"/>
+              <w:jc w:val="center"/>
+              <w:rPr>
+                <w:color w:val="FFFFFF" w:themeColor="background1"/>
+                <w:lang w:val="en-GB"/>
+              </w:rPr>
+            </w:pPr>
+            <w:r>
+              <w:rPr>
+                <w:color w:val="FFFFFF" w:themeColor="background1"/>
+                <w:lang w:val="en-GB"/>
+              </w:rPr>
+              <w:t>Control</w:t>
+            </w:r>
           </w:p>
         </w:tc>
         <w:tc>
           <w:tcPr>
-            <w:tcW w:w="1503" w:type="dxa"/>
+            <w:tcW w:w="1708" w:type="dxa"/>
+          </w:tcPr>
+          <w:p>
+            <w:pPr>
+              <w:pStyle w:val="answer"/>
+              <w:jc w:val="center"/>
+              <w:cnfStyle w:val="000000100000" w:firstRow="0" w:lastRow="0" w:firstColumn="0" w:lastColumn="0" w:oddVBand="0" w:evenVBand="0" w:oddHBand="1" w:evenHBand="0" w:firstRowFirstColumn="0" w:firstRowLastColumn="0" w:lastRowFirstColumn="0" w:lastRowLastColumn="0"/>
+              <w:rPr>
+                <w:color w:val="000000" w:themeColor="text1"/>
+                <w:lang w:val="en-GB"/>
+              </w:rPr>
+            </w:pPr>
+            <w:r>
+              <w:rPr>
+                <w:color w:val="000000" w:themeColor="text1"/>
+                <w:lang w:val="en-GB"/>
+              </w:rPr>
+              <w:t>300</w:t>
+            </w:r>
+            <w:r>
+              <w:rPr>
+                <w:color w:val="000000" w:themeColor="text1"/>
+                <w:sz w:val="20"/>
+                <w:szCs w:val="20"/>
+                <w:lang w:val="en-GB"/>
+              </w:rPr>
+              <w:t>(</w:t>
+            </w:r>
+            <w:r>
+              <w:rPr>
+                <w:color w:val="000000" w:themeColor="text1"/>
+                <w:sz w:val="20"/>
+                <w:szCs w:val="20"/>
+                <w:lang w:val="en-GB"/>
+              </w:rPr>
+              <w:t>5</w:t>
+            </w:r>
+            <w:r>
+              <w:rPr>
+                <w:color w:val="000000" w:themeColor="text1"/>
+                <w:sz w:val="20"/>
+                <w:szCs w:val="20"/>
+                <w:lang w:val="en-GB"/>
+              </w:rPr>
+              <w:t>)</w:t>
+            </w:r>
+          </w:p>
+        </w:tc>
+        <w:tc>
+          <w:tcPr>
+            <w:tcW w:w="1709" w:type="dxa"/>
+          </w:tcPr>
+          <w:p>
+            <w:pPr>
+              <w:pStyle w:val="answer"/>
+              <w:jc w:val="center"/>
+              <w:cnfStyle w:val="000000100000" w:firstRow="0" w:lastRow="0" w:firstColumn="0" w:lastColumn="0" w:oddVBand="0" w:evenVBand="0" w:oddHBand="1" w:evenHBand="0" w:firstRowFirstColumn="0" w:firstRowLastColumn="0" w:lastRowFirstColumn="0" w:lastRowLastColumn="0"/>
+              <w:rPr>
+                <w:color w:val="000000" w:themeColor="text1"/>
+                <w:lang w:val="en-GB"/>
+              </w:rPr>
+            </w:pPr>
+            <w:r>
+              <w:rPr>
+                <w:color w:val="000000" w:themeColor="text1"/>
+                <w:lang w:val="en-GB"/>
+              </w:rPr>
+              <w:t>1300</w:t>
+            </w:r>
+            <w:r>
+              <w:rPr>
+                <w:color w:val="000000" w:themeColor="text1"/>
+                <w:sz w:val="20"/>
+                <w:szCs w:val="20"/>
+                <w:lang w:val="en-GB"/>
+              </w:rPr>
+              <w:t>(</w:t>
+            </w:r>
+            <w:r>
+              <w:rPr>
+                <w:color w:val="000000" w:themeColor="text1"/>
+                <w:sz w:val="20"/>
+                <w:szCs w:val="20"/>
+                <w:lang w:val="en-GB"/>
+              </w:rPr>
+              <w:t>2</w:t>
+            </w:r>
+            <w:r>
+              <w:rPr>
+                <w:color w:val="000000" w:themeColor="text1"/>
+                <w:sz w:val="20"/>
+                <w:szCs w:val="20"/>
+                <w:lang w:val="en-GB"/>
+              </w:rPr>
+              <w:t>)</w:t>
+            </w:r>
+          </w:p>
+        </w:tc>
+        <w:tc>
+          <w:tcPr>
+            <w:tcW w:w="1660" w:type="dxa"/>
+          </w:tcPr>
+          <w:p>
+            <w:pPr>
+              <w:pStyle w:val="answer"/>
+              <w:jc w:val="center"/>
+              <w:cnfStyle w:val="000000100000" w:firstRow="0" w:lastRow="0" w:firstColumn="0" w:lastColumn="0" w:oddVBand="0" w:evenVBand="0" w:oddHBand="1" w:evenHBand="0" w:firstRowFirstColumn="0" w:firstRowLastColumn="0" w:lastRowFirstColumn="0" w:lastRowLastColumn="0"/>
+              <w:rPr>
+                <w:color w:val="000000" w:themeColor="text1"/>
+                <w:lang w:val="en-GB"/>
+              </w:rPr>
+            </w:pPr>
+            <w:r>
+              <w:rPr>
+                <w:color w:val="000000" w:themeColor="text1"/>
+                <w:lang w:val="en-GB"/>
+              </w:rPr>
+              <w:t>19.43</w:t>
+            </w:r>
+          </w:p>
+        </w:tc>
+        <w:tc>
+          <w:tcPr>
+            <w:tcW w:w="1660" w:type="dxa"/>
+          </w:tcPr>
+          <w:p>
+            <w:pPr>
+              <w:pStyle w:val="answer"/>
+              <w:jc w:val="center"/>
+              <w:cnfStyle w:val="000000100000" w:firstRow="0" w:lastRow="0" w:firstColumn="0" w:lastColumn="0" w:oddVBand="0" w:evenVBand="0" w:oddHBand="1" w:evenHBand="0" w:firstRowFirstColumn="0" w:firstRowLastColumn="0" w:lastRowFirstColumn="0" w:lastRowLastColumn="0"/>
+              <w:rPr>
+                <w:color w:val="000000" w:themeColor="text1"/>
+                <w:lang w:val="en-GB"/>
+              </w:rPr>
+            </w:pPr>
+            <w:r>
+              <w:rPr>
+                <w:color w:val="000000" w:themeColor="text1"/>
+                <w:lang w:val="en-GB"/>
+              </w:rPr>
+              <w:t>24</w:t>
+            </w:r>
+          </w:p>
+        </w:tc>
+      </w:tr>
+      <w:tr>
+        <w:trPr>
+          <w:trHeight w:val="318"/>
+        </w:trPr>
+        <w:tc>
+          <w:tcPr>
+            <w:cnfStyle w:val="001000000000" w:firstRow="0" w:lastRow="0" w:firstColumn="1" w:lastColumn="0" w:oddVBand="0" w:evenVBand="0" w:oddHBand="0" w:evenHBand="0" w:firstRowFirstColumn="0" w:firstRowLastColumn="0" w:lastRowFirstColumn="0" w:lastRowLastColumn="0"/>
+            <w:tcW w:w="2143" w:type="dxa"/>
+          </w:tcPr>
+          <w:p>
+            <w:pPr>
+              <w:pStyle w:val="answer"/>
+              <w:jc w:val="center"/>
+              <w:rPr>
+                <w:color w:val="FFFFFF" w:themeColor="background1"/>
+                <w:lang w:val="en-GB"/>
+              </w:rPr>
+            </w:pPr>
+            <w:r>
+              <w:rPr>
+                <w:color w:val="FFFFFF" w:themeColor="background1"/>
+                <w:lang w:val="en-GB"/>
+              </w:rPr>
+              <w:t>Avoid</w:t>
+            </w:r>
+          </w:p>
+        </w:tc>
+        <w:tc>
+          <w:tcPr>
+            <w:tcW w:w="1708" w:type="dxa"/>
           </w:tcPr>
           <w:p>
             <w:pPr>
@@ -432,19 +1321,102 @@
               <w:cnfStyle w:val="000000000000" w:firstRow="0" w:lastRow="0" w:firstColumn="0" w:lastColumn="0" w:oddVBand="0" w:evenVBand="0" w:oddHBand="0" w:evenHBand="0" w:firstRowFirstColumn="0" w:firstRowLastColumn="0" w:lastRowFirstColumn="0" w:lastRowLastColumn="0"/>
               <w:rPr>
                 <w:color w:val="000000" w:themeColor="text1"/>
+                <w:lang w:val="en-GB"/>
               </w:rPr>
             </w:pPr>
+            <w:r>
+              <w:rPr>
+                <w:color w:val="000000" w:themeColor="text1"/>
+                <w:lang w:val="en-GB"/>
+              </w:rPr>
+              <w:t>0</w:t>
+            </w:r>
+          </w:p>
+        </w:tc>
+        <w:tc>
+          <w:tcPr>
+            <w:tcW w:w="1709" w:type="dxa"/>
+          </w:tcPr>
+          <w:p>
+            <w:pPr>
+              <w:pStyle w:val="answer"/>
+              <w:jc w:val="center"/>
+              <w:cnfStyle w:val="000000000000" w:firstRow="0" w:lastRow="0" w:firstColumn="0" w:lastColumn="0" w:oddVBand="0" w:evenVBand="0" w:oddHBand="0" w:evenHBand="0" w:firstRowFirstColumn="0" w:firstRowLastColumn="0" w:lastRowFirstColumn="0" w:lastRowLastColumn="0"/>
+              <w:rPr>
+                <w:color w:val="000000" w:themeColor="text1"/>
+                <w:lang w:val="en-GB"/>
+              </w:rPr>
+            </w:pPr>
+            <w:r>
+              <w:rPr>
+                <w:color w:val="000000" w:themeColor="text1"/>
+                <w:lang w:val="en-GB"/>
+              </w:rPr>
+              <w:t>100-150</w:t>
+            </w:r>
+            <w:r>
+              <w:rPr>
+                <w:color w:val="000000" w:themeColor="text1"/>
+                <w:sz w:val="20"/>
+                <w:szCs w:val="20"/>
+                <w:lang w:val="en-GB"/>
+              </w:rPr>
+              <w:t>(1)</w:t>
+            </w:r>
+          </w:p>
+        </w:tc>
+        <w:tc>
+          <w:tcPr>
+            <w:tcW w:w="1660" w:type="dxa"/>
+          </w:tcPr>
+          <w:p>
+            <w:pPr>
+              <w:pStyle w:val="answer"/>
+              <w:jc w:val="center"/>
+              <w:cnfStyle w:val="000000000000" w:firstRow="0" w:lastRow="0" w:firstColumn="0" w:lastColumn="0" w:oddVBand="0" w:evenVBand="0" w:oddHBand="0" w:evenHBand="0" w:firstRowFirstColumn="0" w:firstRowLastColumn="0" w:lastRowFirstColumn="0" w:lastRowLastColumn="0"/>
+            </w:pPr>
+            <w:r>
+              <w:rPr>
+                <w:color w:val="000000" w:themeColor="text1"/>
+                <w:lang w:val="en-GB"/>
+              </w:rPr>
+              <w:t>18.82</w:t>
+            </w:r>
+          </w:p>
+        </w:tc>
+        <w:tc>
+          <w:tcPr>
+            <w:tcW w:w="1660" w:type="dxa"/>
+          </w:tcPr>
+          <w:p>
+            <w:pPr>
+              <w:pStyle w:val="answer"/>
+              <w:jc w:val="center"/>
+              <w:cnfStyle w:val="000000000000" w:firstRow="0" w:lastRow="0" w:firstColumn="0" w:lastColumn="0" w:oddVBand="0" w:evenVBand="0" w:oddHBand="0" w:evenHBand="0" w:firstRowFirstColumn="0" w:firstRowLastColumn="0" w:lastRowFirstColumn="0" w:lastRowLastColumn="0"/>
+              <w:rPr>
+                <w:color w:val="000000" w:themeColor="text1"/>
+                <w:lang w:val="en-GB"/>
+              </w:rPr>
+            </w:pPr>
+            <w:r>
+              <w:rPr>
+                <w:color w:val="000000" w:themeColor="text1"/>
+                <w:lang w:val="en-GB"/>
+              </w:rPr>
+              <w:t>23</w:t>
+            </w:r>
           </w:p>
         </w:tc>
       </w:tr>
       <w:tr>
         <w:trPr>
           <w:cnfStyle w:val="000000100000" w:firstRow="0" w:lastRow="0" w:firstColumn="0" w:lastColumn="0" w:oddVBand="0" w:evenVBand="0" w:oddHBand="1" w:evenHBand="0" w:firstRowFirstColumn="0" w:firstRowLastColumn="0" w:lastRowFirstColumn="0" w:lastRowLastColumn="0"/>
+          <w:trHeight w:val="333"/>
         </w:trPr>
         <w:tc>
           <w:tcPr>
             <w:cnfStyle w:val="001000000000" w:firstRow="0" w:lastRow="0" w:firstColumn="1" w:lastColumn="0" w:oddVBand="0" w:evenVBand="0" w:oddHBand="0" w:evenHBand="0" w:firstRowFirstColumn="0" w:firstRowLastColumn="0" w:lastRowFirstColumn="0" w:lastRowLastColumn="0"/>
-            <w:tcW w:w="1502" w:type="dxa"/>
+            <w:tcW w:w="2143" w:type="dxa"/>
           </w:tcPr>
           <w:p>
             <w:pPr>
@@ -452,19 +1424,21 @@
               <w:jc w:val="center"/>
               <w:rPr>
                 <w:color w:val="FFFFFF" w:themeColor="background1"/>
+                <w:lang w:val="en-GB"/>
               </w:rPr>
             </w:pPr>
             <w:r>
               <w:rPr>
                 <w:color w:val="FFFFFF" w:themeColor="background1"/>
-              </w:rPr>
-              <w:t>Refine</w:t>
+                <w:lang w:val="en-GB"/>
+              </w:rPr>
+              <w:t>Communicate</w:t>
             </w:r>
           </w:p>
         </w:tc>
         <w:tc>
           <w:tcPr>
-            <w:tcW w:w="1502" w:type="dxa"/>
+            <w:tcW w:w="1708" w:type="dxa"/>
           </w:tcPr>
           <w:p>
             <w:pPr>
@@ -473,19 +1447,48 @@
               <w:cnfStyle w:val="000000100000" w:firstRow="0" w:lastRow="0" w:firstColumn="0" w:lastColumn="0" w:oddVBand="0" w:evenVBand="0" w:oddHBand="1" w:evenHBand="0" w:firstRowFirstColumn="0" w:firstRowLastColumn="0" w:lastRowFirstColumn="0" w:lastRowLastColumn="0"/>
               <w:rPr>
                 <w:color w:val="000000" w:themeColor="text1"/>
+                <w:lang w:val="en-GB"/>
               </w:rPr>
             </w:pPr>
             <w:r>
               <w:rPr>
                 <w:color w:val="000000" w:themeColor="text1"/>
-              </w:rPr>
-              <w:t>1300</w:t>
+                <w:lang w:val="en-GB"/>
+              </w:rPr>
+              <w:t>1000</w:t>
+            </w:r>
+            <w:r>
+              <w:rPr>
+                <w:color w:val="000000" w:themeColor="text1"/>
+                <w:sz w:val="20"/>
+                <w:szCs w:val="20"/>
+                <w:lang w:val="en-GB"/>
+              </w:rPr>
+              <w:t>(</w:t>
+            </w:r>
+            <w:r>
+              <w:rPr>
+                <w:color w:val="000000" w:themeColor="text1"/>
+                <w:sz w:val="20"/>
+                <w:szCs w:val="20"/>
+                <w:lang w:val="en-GB"/>
+              </w:rPr>
+              <w:t>4</w:t>
+            </w:r>
+            <w:r>
+              <w:rPr>
+                <w:color w:val="000000" w:themeColor="text1"/>
+                <w:sz w:val="20"/>
+                <w:szCs w:val="20"/>
+                <w:lang w:val="en-GB"/>
+              </w:rPr>
+              <w:t>)</w:t>
             </w:r>
           </w:p>
         </w:tc>
         <w:tc>
           <w:tcPr>
-            <w:tcW w:w="1503" w:type="dxa"/>
+            <w:tcW w:w="1709" w:type="dxa"/>
           </w:tcPr>
           <w:p>
             <w:pPr>
@@ -494,13 +1497,48 @@
               <w:cnfStyle w:val="000000100000" w:firstRow="0" w:lastRow="0" w:firstColumn="0" w:lastColumn="0" w:oddVBand="0" w:evenVBand="0" w:oddHBand="1" w:evenHBand="0" w:firstRowFirstColumn="0" w:firstRowLastColumn="0" w:lastRowFirstColumn="0" w:lastRowLastColumn="0"/>
               <w:rPr>
                 <w:color w:val="000000" w:themeColor="text1"/>
+                <w:lang w:val="en-GB"/>
               </w:rPr>
             </w:pPr>
+            <w:r>
+              <w:rPr>
+                <w:color w:val="000000" w:themeColor="text1"/>
+                <w:lang w:val="en-GB"/>
+              </w:rPr>
+              <w:t>1300</w:t>
+            </w:r>
+            <w:r>
+              <w:rPr>
+                <w:color w:val="000000" w:themeColor="text1"/>
+                <w:sz w:val="20"/>
+                <w:szCs w:val="20"/>
+                <w:lang w:val="en-GB"/>
+              </w:rPr>
+              <w:t>(</w:t>
+            </w:r>
+            <w:r>
+              <w:rPr>
+                <w:color w:val="000000" w:themeColor="text1"/>
+                <w:sz w:val="20"/>
+                <w:szCs w:val="20"/>
+                <w:lang w:val="en-GB"/>
+              </w:rPr>
+              <w:t>3</w:t>
+            </w:r>
+            <w:r>
+              <w:rPr>
+                <w:color w:val="000000" w:themeColor="text1"/>
+                <w:sz w:val="20"/>
+                <w:szCs w:val="20"/>
+                <w:lang w:val="en-GB"/>
+              </w:rPr>
+              <w:t>)</w:t>
+            </w:r>
           </w:p>
         </w:tc>
         <w:tc>
           <w:tcPr>
-            <w:tcW w:w="1503" w:type="dxa"/>
+            <w:tcW w:w="1660" w:type="dxa"/>
           </w:tcPr>
           <w:p>
             <w:pPr>
@@ -509,13 +1547,21 @@
               <w:cnfStyle w:val="000000100000" w:firstRow="0" w:lastRow="0" w:firstColumn="0" w:lastColumn="0" w:oddVBand="0" w:evenVBand="0" w:oddHBand="1" w:evenHBand="0" w:firstRowFirstColumn="0" w:firstRowLastColumn="0" w:lastRowFirstColumn="0" w:lastRowLastColumn="0"/>
               <w:rPr>
                 <w:color w:val="000000" w:themeColor="text1"/>
+                <w:lang w:val="en-GB"/>
               </w:rPr>
             </w:pPr>
+            <w:r>
+              <w:rPr>
+                <w:color w:val="000000" w:themeColor="text1"/>
+                <w:lang w:val="en-GB"/>
+              </w:rPr>
+              <w:t>6.864</w:t>
+            </w:r>
           </w:p>
         </w:tc>
         <w:tc>
           <w:tcPr>
-            <w:tcW w:w="1503" w:type="dxa"/>
+            <w:tcW w:w="1660" w:type="dxa"/>
           </w:tcPr>
           <w:p>
             <w:pPr>
@@ -524,453 +1570,388 @@
               <w:cnfStyle w:val="000000100000" w:firstRow="0" w:lastRow="0" w:firstColumn="0" w:lastColumn="0" w:oddVBand="0" w:evenVBand="0" w:oddHBand="1" w:evenHBand="0" w:firstRowFirstColumn="0" w:firstRowLastColumn="0" w:lastRowFirstColumn="0" w:lastRowLastColumn="0"/>
               <w:rPr>
                 <w:color w:val="000000" w:themeColor="text1"/>
-              </w:rPr>
-            </w:pPr>
-          </w:p>
-        </w:tc>
-        <w:tc>
-          <w:tcPr>
-            <w:tcW w:w="1503" w:type="dxa"/>
-          </w:tcPr>
-          <w:p>
-            <w:pPr>
-              <w:pStyle w:val="answer"/>
-              <w:jc w:val="center"/>
-              <w:cnfStyle w:val="000000100000" w:firstRow="0" w:lastRow="0" w:firstColumn="0" w:lastColumn="0" w:oddVBand="0" w:evenVBand="0" w:oddHBand="1" w:evenHBand="0" w:firstRowFirstColumn="0" w:firstRowLastColumn="0" w:lastRowFirstColumn="0" w:lastRowLastColumn="0"/>
-              <w:rPr>
-                <w:color w:val="000000" w:themeColor="text1"/>
-              </w:rPr>
-            </w:pPr>
-          </w:p>
-        </w:tc>
-      </w:tr>
-      <w:tr>
-        <w:tc>
-          <w:tcPr>
-            <w:cnfStyle w:val="001000000000" w:firstRow="0" w:lastRow="0" w:firstColumn="1" w:lastColumn="0" w:oddVBand="0" w:evenVBand="0" w:oddHBand="0" w:evenHBand="0" w:firstRowFirstColumn="0" w:firstRowLastColumn="0" w:lastRowFirstColumn="0" w:lastRowLastColumn="0"/>
-            <w:tcW w:w="1502" w:type="dxa"/>
-          </w:tcPr>
-          <w:p>
-            <w:pPr>
-              <w:pStyle w:val="answer"/>
-              <w:jc w:val="center"/>
-              <w:rPr>
-                <w:color w:val="FFFFFF" w:themeColor="background1"/>
+                <w:lang w:val="en-GB"/>
               </w:rPr>
             </w:pPr>
             <w:r>
               <w:rPr>
-                <w:color w:val="FFFFFF" w:themeColor="background1"/>
-              </w:rPr>
-              <w:t>Report</w:t>
+                <w:color w:val="000000" w:themeColor="text1"/>
+                <w:lang w:val="en-GB"/>
+              </w:rPr>
+              <w:t>9</w:t>
             </w:r>
-          </w:p>
-        </w:tc>
-        <w:tc>
-          <w:tcPr>
-            <w:tcW w:w="1502" w:type="dxa"/>
-          </w:tcPr>
-          <w:p>
-            <w:pPr>
-              <w:pStyle w:val="answer"/>
-              <w:jc w:val="center"/>
-              <w:cnfStyle w:val="000000000000" w:firstRow="0" w:lastRow="0" w:firstColumn="0" w:lastColumn="0" w:oddVBand="0" w:evenVBand="0" w:oddHBand="0" w:evenHBand="0" w:firstRowFirstColumn="0" w:firstRowLastColumn="0" w:lastRowFirstColumn="0" w:lastRowLastColumn="0"/>
-              <w:rPr>
-                <w:color w:val="000000" w:themeColor="text1"/>
-              </w:rPr>
-            </w:pPr>
-            <w:r>
-              <w:rPr>
-                <w:color w:val="000000" w:themeColor="text1"/>
-              </w:rPr>
-              <w:t>1300</w:t>
-            </w:r>
-          </w:p>
-        </w:tc>
-        <w:tc>
-          <w:tcPr>
-            <w:tcW w:w="1503" w:type="dxa"/>
-          </w:tcPr>
-          <w:p>
-            <w:pPr>
-              <w:pStyle w:val="answer"/>
-              <w:jc w:val="center"/>
-              <w:cnfStyle w:val="000000000000" w:firstRow="0" w:lastRow="0" w:firstColumn="0" w:lastColumn="0" w:oddVBand="0" w:evenVBand="0" w:oddHBand="0" w:evenHBand="0" w:firstRowFirstColumn="0" w:firstRowLastColumn="0" w:lastRowFirstColumn="0" w:lastRowLastColumn="0"/>
-              <w:rPr>
-                <w:color w:val="000000" w:themeColor="text1"/>
-              </w:rPr>
-            </w:pPr>
-          </w:p>
-        </w:tc>
-        <w:tc>
-          <w:tcPr>
-            <w:tcW w:w="1503" w:type="dxa"/>
-          </w:tcPr>
-          <w:p>
-            <w:pPr>
-              <w:pStyle w:val="answer"/>
-              <w:jc w:val="center"/>
-              <w:cnfStyle w:val="000000000000" w:firstRow="0" w:lastRow="0" w:firstColumn="0" w:lastColumn="0" w:oddVBand="0" w:evenVBand="0" w:oddHBand="0" w:evenHBand="0" w:firstRowFirstColumn="0" w:firstRowLastColumn="0" w:lastRowFirstColumn="0" w:lastRowLastColumn="0"/>
-              <w:rPr>
-                <w:color w:val="000000" w:themeColor="text1"/>
-              </w:rPr>
-            </w:pPr>
-          </w:p>
-        </w:tc>
-        <w:tc>
-          <w:tcPr>
-            <w:tcW w:w="1503" w:type="dxa"/>
-          </w:tcPr>
-          <w:p>
-            <w:pPr>
-              <w:pStyle w:val="answer"/>
-              <w:jc w:val="center"/>
-              <w:cnfStyle w:val="000000000000" w:firstRow="0" w:lastRow="0" w:firstColumn="0" w:lastColumn="0" w:oddVBand="0" w:evenVBand="0" w:oddHBand="0" w:evenHBand="0" w:firstRowFirstColumn="0" w:firstRowLastColumn="0" w:lastRowFirstColumn="0" w:lastRowLastColumn="0"/>
-              <w:rPr>
-                <w:color w:val="000000" w:themeColor="text1"/>
-              </w:rPr>
-            </w:pPr>
-          </w:p>
-        </w:tc>
-        <w:tc>
-          <w:tcPr>
-            <w:tcW w:w="1503" w:type="dxa"/>
-          </w:tcPr>
-          <w:p>
-            <w:pPr>
-              <w:pStyle w:val="answer"/>
-              <w:jc w:val="center"/>
-              <w:cnfStyle w:val="000000000000" w:firstRow="0" w:lastRow="0" w:firstColumn="0" w:lastColumn="0" w:oddVBand="0" w:evenVBand="0" w:oddHBand="0" w:evenHBand="0" w:firstRowFirstColumn="0" w:firstRowLastColumn="0" w:lastRowFirstColumn="0" w:lastRowLastColumn="0"/>
-              <w:rPr>
-                <w:color w:val="000000" w:themeColor="text1"/>
-              </w:rPr>
-            </w:pPr>
-          </w:p>
-        </w:tc>
-      </w:tr>
-      <w:tr>
-        <w:trPr>
-          <w:cnfStyle w:val="000000100000" w:firstRow="0" w:lastRow="0" w:firstColumn="0" w:lastColumn="0" w:oddVBand="0" w:evenVBand="0" w:oddHBand="1" w:evenHBand="0" w:firstRowFirstColumn="0" w:firstRowLastColumn="0" w:lastRowFirstColumn="0" w:lastRowLastColumn="0"/>
-        </w:trPr>
-        <w:tc>
-          <w:tcPr>
-            <w:cnfStyle w:val="001000000000" w:firstRow="0" w:lastRow="0" w:firstColumn="1" w:lastColumn="0" w:oddVBand="0" w:evenVBand="0" w:oddHBand="0" w:evenHBand="0" w:firstRowFirstColumn="0" w:firstRowLastColumn="0" w:lastRowFirstColumn="0" w:lastRowLastColumn="0"/>
-            <w:tcW w:w="1502" w:type="dxa"/>
-          </w:tcPr>
-          <w:p>
-            <w:pPr>
-              <w:pStyle w:val="answer"/>
-              <w:jc w:val="center"/>
-              <w:rPr>
-                <w:color w:val="FFFFFF" w:themeColor="background1"/>
-              </w:rPr>
-            </w:pPr>
-            <w:r>
-              <w:rPr>
-                <w:color w:val="FFFFFF" w:themeColor="background1"/>
-              </w:rPr>
-              <w:t>Control</w:t>
-            </w:r>
-          </w:p>
-        </w:tc>
-        <w:tc>
-          <w:tcPr>
-            <w:tcW w:w="1502" w:type="dxa"/>
-          </w:tcPr>
-          <w:p>
-            <w:pPr>
-              <w:pStyle w:val="answer"/>
-              <w:jc w:val="center"/>
-              <w:cnfStyle w:val="000000100000" w:firstRow="0" w:lastRow="0" w:firstColumn="0" w:lastColumn="0" w:oddVBand="0" w:evenVBand="0" w:oddHBand="1" w:evenHBand="0" w:firstRowFirstColumn="0" w:firstRowLastColumn="0" w:lastRowFirstColumn="0" w:lastRowLastColumn="0"/>
-              <w:rPr>
-                <w:color w:val="000000" w:themeColor="text1"/>
-              </w:rPr>
-            </w:pPr>
-            <w:r>
-              <w:rPr>
-                <w:color w:val="000000" w:themeColor="text1"/>
-              </w:rPr>
-              <w:t>1300</w:t>
-            </w:r>
-          </w:p>
-        </w:tc>
-        <w:tc>
-          <w:tcPr>
-            <w:tcW w:w="1503" w:type="dxa"/>
-          </w:tcPr>
-          <w:p>
-            <w:pPr>
-              <w:pStyle w:val="answer"/>
-              <w:jc w:val="center"/>
-              <w:cnfStyle w:val="000000100000" w:firstRow="0" w:lastRow="0" w:firstColumn="0" w:lastColumn="0" w:oddVBand="0" w:evenVBand="0" w:oddHBand="1" w:evenHBand="0" w:firstRowFirstColumn="0" w:firstRowLastColumn="0" w:lastRowFirstColumn="0" w:lastRowLastColumn="0"/>
-              <w:rPr>
-                <w:color w:val="000000" w:themeColor="text1"/>
-              </w:rPr>
-            </w:pPr>
-          </w:p>
-        </w:tc>
-        <w:tc>
-          <w:tcPr>
-            <w:tcW w:w="1503" w:type="dxa"/>
-          </w:tcPr>
-          <w:p>
-            <w:pPr>
-              <w:pStyle w:val="answer"/>
-              <w:jc w:val="center"/>
-              <w:cnfStyle w:val="000000100000" w:firstRow="0" w:lastRow="0" w:firstColumn="0" w:lastColumn="0" w:oddVBand="0" w:evenVBand="0" w:oddHBand="1" w:evenHBand="0" w:firstRowFirstColumn="0" w:firstRowLastColumn="0" w:lastRowFirstColumn="0" w:lastRowLastColumn="0"/>
-              <w:rPr>
-                <w:color w:val="000000" w:themeColor="text1"/>
-              </w:rPr>
-            </w:pPr>
-          </w:p>
-        </w:tc>
-        <w:tc>
-          <w:tcPr>
-            <w:tcW w:w="1503" w:type="dxa"/>
-          </w:tcPr>
-          <w:p>
-            <w:pPr>
-              <w:pStyle w:val="answer"/>
-              <w:jc w:val="center"/>
-              <w:cnfStyle w:val="000000100000" w:firstRow="0" w:lastRow="0" w:firstColumn="0" w:lastColumn="0" w:oddVBand="0" w:evenVBand="0" w:oddHBand="1" w:evenHBand="0" w:firstRowFirstColumn="0" w:firstRowLastColumn="0" w:lastRowFirstColumn="0" w:lastRowLastColumn="0"/>
-              <w:rPr>
-                <w:color w:val="000000" w:themeColor="text1"/>
-              </w:rPr>
-            </w:pPr>
-          </w:p>
-        </w:tc>
-        <w:tc>
-          <w:tcPr>
-            <w:tcW w:w="1503" w:type="dxa"/>
-          </w:tcPr>
-          <w:p>
-            <w:pPr>
-              <w:pStyle w:val="answer"/>
-              <w:jc w:val="center"/>
-              <w:cnfStyle w:val="000000100000" w:firstRow="0" w:lastRow="0" w:firstColumn="0" w:lastColumn="0" w:oddVBand="0" w:evenVBand="0" w:oddHBand="1" w:evenHBand="0" w:firstRowFirstColumn="0" w:firstRowLastColumn="0" w:lastRowFirstColumn="0" w:lastRowLastColumn="0"/>
-              <w:rPr>
-                <w:color w:val="000000" w:themeColor="text1"/>
-              </w:rPr>
-            </w:pPr>
-          </w:p>
-        </w:tc>
-      </w:tr>
-      <w:tr>
-        <w:tc>
-          <w:tcPr>
-            <w:cnfStyle w:val="001000000000" w:firstRow="0" w:lastRow="0" w:firstColumn="1" w:lastColumn="0" w:oddVBand="0" w:evenVBand="0" w:oddHBand="0" w:evenHBand="0" w:firstRowFirstColumn="0" w:firstRowLastColumn="0" w:lastRowFirstColumn="0" w:lastRowLastColumn="0"/>
-            <w:tcW w:w="1502" w:type="dxa"/>
-          </w:tcPr>
-          <w:p>
-            <w:pPr>
-              <w:pStyle w:val="answer"/>
-              <w:jc w:val="center"/>
-              <w:rPr>
-                <w:color w:val="FFFFFF" w:themeColor="background1"/>
-              </w:rPr>
-            </w:pPr>
-            <w:r>
-              <w:rPr>
-                <w:color w:val="FFFFFF" w:themeColor="background1"/>
-              </w:rPr>
-              <w:t>Avoid</w:t>
-            </w:r>
-          </w:p>
-        </w:tc>
-        <w:tc>
-          <w:tcPr>
-            <w:tcW w:w="1502" w:type="dxa"/>
-          </w:tcPr>
-          <w:p>
-            <w:pPr>
-              <w:pStyle w:val="answer"/>
-              <w:jc w:val="center"/>
-              <w:cnfStyle w:val="000000000000" w:firstRow="0" w:lastRow="0" w:firstColumn="0" w:lastColumn="0" w:oddVBand="0" w:evenVBand="0" w:oddHBand="0" w:evenHBand="0" w:firstRowFirstColumn="0" w:firstRowLastColumn="0" w:lastRowFirstColumn="0" w:lastRowLastColumn="0"/>
-              <w:rPr>
-                <w:color w:val="000000" w:themeColor="text1"/>
-              </w:rPr>
-            </w:pPr>
-            <w:r>
-              <w:rPr>
-                <w:color w:val="000000" w:themeColor="text1"/>
-              </w:rPr>
-              <w:t>1300</w:t>
-            </w:r>
-          </w:p>
-        </w:tc>
-        <w:tc>
-          <w:tcPr>
-            <w:tcW w:w="1503" w:type="dxa"/>
-          </w:tcPr>
-          <w:p>
-            <w:pPr>
-              <w:pStyle w:val="answer"/>
-              <w:jc w:val="center"/>
-              <w:cnfStyle w:val="000000000000" w:firstRow="0" w:lastRow="0" w:firstColumn="0" w:lastColumn="0" w:oddVBand="0" w:evenVBand="0" w:oddHBand="0" w:evenHBand="0" w:firstRowFirstColumn="0" w:firstRowLastColumn="0" w:lastRowFirstColumn="0" w:lastRowLastColumn="0"/>
-              <w:rPr>
-                <w:color w:val="000000" w:themeColor="text1"/>
-              </w:rPr>
-            </w:pPr>
-          </w:p>
-        </w:tc>
-        <w:tc>
-          <w:tcPr>
-            <w:tcW w:w="1503" w:type="dxa"/>
-          </w:tcPr>
-          <w:p>
-            <w:pPr>
-              <w:pStyle w:val="answer"/>
-              <w:jc w:val="center"/>
-              <w:cnfStyle w:val="000000000000" w:firstRow="0" w:lastRow="0" w:firstColumn="0" w:lastColumn="0" w:oddVBand="0" w:evenVBand="0" w:oddHBand="0" w:evenHBand="0" w:firstRowFirstColumn="0" w:firstRowLastColumn="0" w:lastRowFirstColumn="0" w:lastRowLastColumn="0"/>
-              <w:rPr>
-                <w:color w:val="000000" w:themeColor="text1"/>
-              </w:rPr>
-            </w:pPr>
-          </w:p>
-        </w:tc>
-        <w:tc>
-          <w:tcPr>
-            <w:tcW w:w="1503" w:type="dxa"/>
-          </w:tcPr>
-          <w:p>
-            <w:pPr>
-              <w:pStyle w:val="answer"/>
-              <w:jc w:val="center"/>
-              <w:cnfStyle w:val="000000000000" w:firstRow="0" w:lastRow="0" w:firstColumn="0" w:lastColumn="0" w:oddVBand="0" w:evenVBand="0" w:oddHBand="0" w:evenHBand="0" w:firstRowFirstColumn="0" w:firstRowLastColumn="0" w:lastRowFirstColumn="0" w:lastRowLastColumn="0"/>
-              <w:rPr>
-                <w:color w:val="000000" w:themeColor="text1"/>
-              </w:rPr>
-            </w:pPr>
-          </w:p>
-        </w:tc>
-        <w:tc>
-          <w:tcPr>
-            <w:tcW w:w="1503" w:type="dxa"/>
-          </w:tcPr>
-          <w:p>
-            <w:pPr>
-              <w:pStyle w:val="answer"/>
-              <w:jc w:val="center"/>
-              <w:cnfStyle w:val="000000000000" w:firstRow="0" w:lastRow="0" w:firstColumn="0" w:lastColumn="0" w:oddVBand="0" w:evenVBand="0" w:oddHBand="0" w:evenHBand="0" w:firstRowFirstColumn="0" w:firstRowLastColumn="0" w:lastRowFirstColumn="0" w:lastRowLastColumn="0"/>
-              <w:rPr>
-                <w:color w:val="000000" w:themeColor="text1"/>
-              </w:rPr>
-            </w:pPr>
-          </w:p>
-        </w:tc>
-      </w:tr>
-      <w:tr>
-        <w:trPr>
-          <w:cnfStyle w:val="000000100000" w:firstRow="0" w:lastRow="0" w:firstColumn="0" w:lastColumn="0" w:oddVBand="0" w:evenVBand="0" w:oddHBand="1" w:evenHBand="0" w:firstRowFirstColumn="0" w:firstRowLastColumn="0" w:lastRowFirstColumn="0" w:lastRowLastColumn="0"/>
-        </w:trPr>
-        <w:tc>
-          <w:tcPr>
-            <w:cnfStyle w:val="001000000000" w:firstRow="0" w:lastRow="0" w:firstColumn="1" w:lastColumn="0" w:oddVBand="0" w:evenVBand="0" w:oddHBand="0" w:evenHBand="0" w:firstRowFirstColumn="0" w:firstRowLastColumn="0" w:lastRowFirstColumn="0" w:lastRowLastColumn="0"/>
-            <w:tcW w:w="1502" w:type="dxa"/>
-          </w:tcPr>
-          <w:p>
-            <w:pPr>
-              <w:pStyle w:val="answer"/>
-              <w:jc w:val="center"/>
-              <w:rPr>
-                <w:color w:val="FFFFFF" w:themeColor="background1"/>
-              </w:rPr>
-            </w:pPr>
-            <w:r>
-              <w:rPr>
-                <w:color w:val="FFFFFF" w:themeColor="background1"/>
-              </w:rPr>
-              <w:t>Communicate</w:t>
-            </w:r>
-          </w:p>
-        </w:tc>
-        <w:tc>
-          <w:tcPr>
-            <w:tcW w:w="1502" w:type="dxa"/>
-          </w:tcPr>
-          <w:p>
-            <w:pPr>
-              <w:pStyle w:val="answer"/>
-              <w:jc w:val="center"/>
-              <w:cnfStyle w:val="000000100000" w:firstRow="0" w:lastRow="0" w:firstColumn="0" w:lastColumn="0" w:oddVBand="0" w:evenVBand="0" w:oddHBand="1" w:evenHBand="0" w:firstRowFirstColumn="0" w:firstRowLastColumn="0" w:lastRowFirstColumn="0" w:lastRowLastColumn="0"/>
-              <w:rPr>
-                <w:color w:val="000000" w:themeColor="text1"/>
-              </w:rPr>
-            </w:pPr>
-            <w:r>
-              <w:rPr>
-                <w:color w:val="000000" w:themeColor="text1"/>
-              </w:rPr>
-              <w:t>1300</w:t>
-            </w:r>
-          </w:p>
-        </w:tc>
-        <w:tc>
-          <w:tcPr>
-            <w:tcW w:w="1503" w:type="dxa"/>
-          </w:tcPr>
-          <w:p>
-            <w:pPr>
-              <w:pStyle w:val="answer"/>
-              <w:jc w:val="center"/>
-              <w:cnfStyle w:val="000000100000" w:firstRow="0" w:lastRow="0" w:firstColumn="0" w:lastColumn="0" w:oddVBand="0" w:evenVBand="0" w:oddHBand="1" w:evenHBand="0" w:firstRowFirstColumn="0" w:firstRowLastColumn="0" w:lastRowFirstColumn="0" w:lastRowLastColumn="0"/>
-              <w:rPr>
-                <w:color w:val="000000" w:themeColor="text1"/>
-              </w:rPr>
-            </w:pPr>
-          </w:p>
-        </w:tc>
-        <w:tc>
-          <w:tcPr>
-            <w:tcW w:w="1503" w:type="dxa"/>
-          </w:tcPr>
-          <w:p>
-            <w:pPr>
-              <w:pStyle w:val="answer"/>
-              <w:jc w:val="center"/>
-              <w:cnfStyle w:val="000000100000" w:firstRow="0" w:lastRow="0" w:firstColumn="0" w:lastColumn="0" w:oddVBand="0" w:evenVBand="0" w:oddHBand="1" w:evenHBand="0" w:firstRowFirstColumn="0" w:firstRowLastColumn="0" w:lastRowFirstColumn="0" w:lastRowLastColumn="0"/>
-              <w:rPr>
-                <w:color w:val="000000" w:themeColor="text1"/>
-              </w:rPr>
-            </w:pPr>
-          </w:p>
-        </w:tc>
-        <w:tc>
-          <w:tcPr>
-            <w:tcW w:w="1503" w:type="dxa"/>
-          </w:tcPr>
-          <w:p>
-            <w:pPr>
-              <w:pStyle w:val="answer"/>
-              <w:jc w:val="center"/>
-              <w:cnfStyle w:val="000000100000" w:firstRow="0" w:lastRow="0" w:firstColumn="0" w:lastColumn="0" w:oddVBand="0" w:evenVBand="0" w:oddHBand="1" w:evenHBand="0" w:firstRowFirstColumn="0" w:firstRowLastColumn="0" w:lastRowFirstColumn="0" w:lastRowLastColumn="0"/>
-              <w:rPr>
-                <w:color w:val="000000" w:themeColor="text1"/>
-              </w:rPr>
-            </w:pPr>
-          </w:p>
-        </w:tc>
-        <w:tc>
-          <w:tcPr>
-            <w:tcW w:w="1503" w:type="dxa"/>
-          </w:tcPr>
-          <w:p>
-            <w:pPr>
-              <w:pStyle w:val="answer"/>
-              <w:jc w:val="center"/>
-              <w:cnfStyle w:val="000000100000" w:firstRow="0" w:lastRow="0" w:firstColumn="0" w:lastColumn="0" w:oddVBand="0" w:evenVBand="0" w:oddHBand="1" w:evenHBand="0" w:firstRowFirstColumn="0" w:firstRowLastColumn="0" w:lastRowFirstColumn="0" w:lastRowLastColumn="0"/>
-              <w:rPr>
-                <w:color w:val="000000" w:themeColor="text1"/>
-              </w:rPr>
-            </w:pPr>
           </w:p>
         </w:tc>
       </w:tr>
     </w:tbl>
     <w:p>
       <w:pPr>
+        <w:rPr>
+          <w:color w:val="000000" w:themeColor="text1"/>
+          <w:lang w:val="en-GB"/>
+        </w:rPr>
+      </w:pPr>
+    </w:p>
+    <w:p>
+      <w:pPr>
+        <w:rPr>
+          <w:rFonts w:eastAsiaTheme="minorEastAsia"/>
+          <w:color w:val="000000" w:themeColor="text1"/>
+          <w:lang w:val="en-GB"/>
+        </w:rPr>
+      </w:pPr>
+      <w:r>
+        <w:rPr>
+          <w:color w:val="000000" w:themeColor="text1"/>
+          <w:lang w:val="en-GB"/>
+        </w:rPr>
+        <w:t xml:space="preserve">Our Worst-Case Execution Times were estimated with the rule of thumb of adding 20% to our worst measurements and rounded for convenience. Thus, we took a minimum of 1ms, and all decimal result we rounded </w:t>
+      </w:r>
+      <w:r>
+        <w:rPr>
+          <w:color w:val="000000" w:themeColor="text1"/>
+          <w:lang w:val="en-GB"/>
+        </w:rPr>
+        <w:t>to</w:t>
+      </w:r>
+      <w:r>
+        <w:rPr>
+          <w:color w:val="000000" w:themeColor="text1"/>
+          <w:lang w:val="en-GB"/>
+        </w:rPr>
+        <w:t xml:space="preserve"> the next integer (i.e. for the </w:t>
+      </w:r>
+      <w:r>
+        <w:rPr>
+          <w:i/>
+          <w:iCs/>
+          <w:color w:val="000000" w:themeColor="text1"/>
+          <w:lang w:val="en-GB"/>
+        </w:rPr>
+        <w:t>refine task</w:t>
+      </w:r>
+      <w:r>
+        <w:rPr>
+          <w:color w:val="000000" w:themeColor="text1"/>
+          <w:lang w:val="en-GB"/>
+        </w:rPr>
+        <w:t xml:space="preserve">: </w:t>
+      </w:r>
+      <m:oMath>
+        <m:r>
+          <w:rPr>
+            <w:rFonts w:ascii="Cambria Math" w:hAnsi="Cambria Math"/>
+            <w:color w:val="000000" w:themeColor="text1"/>
+            <w:lang w:val="en-GB"/>
+          </w:rPr>
+          <m:t>12.072*1.20=14.4864≈15</m:t>
+        </m:r>
+      </m:oMath>
+      <w:r>
+        <w:rPr>
+          <w:rFonts w:eastAsiaTheme="minorEastAsia"/>
+          <w:color w:val="000000" w:themeColor="text1"/>
+          <w:lang w:val="en-GB"/>
+        </w:rPr>
+        <w:t>).</w:t>
+      </w:r>
+    </w:p>
+    <w:p>
+      <w:pPr>
+        <w:rPr>
+          <w:rFonts w:eastAsiaTheme="minorEastAsia"/>
+          <w:color w:val="000000" w:themeColor="text1"/>
+          <w:lang w:val="en-GB"/>
+        </w:rPr>
+      </w:pPr>
+      <w:r>
+        <w:rPr>
+          <w:color w:val="000000" w:themeColor="text1"/>
+          <w:lang w:val="en-GB"/>
+        </w:rPr>
+        <w:br w:type="page"/>
+      </w:r>
+    </w:p>
+    <w:p>
+      <w:pPr>
         <w:pStyle w:val="answer"/>
-      </w:pPr>
+        <w:rPr>
+          <w:sz w:val="22"/>
+          <w:szCs w:val="22"/>
+          <w:lang w:val="en-GB"/>
+        </w:rPr>
+      </w:pPr>
+      <w:r>
+        <w:rPr>
+          <w:color w:val="000000" w:themeColor="text1"/>
+          <w:sz w:val="22"/>
+          <w:szCs w:val="22"/>
+          <w:lang w:val="en-GB"/>
+        </w:rPr>
+        <w:lastRenderedPageBreak/>
+        <w:t>Ordering of the task:</w:t>
+      </w:r>
+    </w:p>
+    <w:p>
+      <w:pPr>
+        <w:pStyle w:val="Paragraphedeliste"/>
+        <w:numPr>
+          <w:ilvl w:val="0"/>
+          <w:numId w:val="36"/>
+        </w:numPr>
+        <w:rPr>
+          <w:i/>
+          <w:iCs/>
+        </w:rPr>
+      </w:pPr>
+      <w:r>
+        <w:rPr>
+          <w:i/>
+          <w:iCs/>
+        </w:rPr>
+        <w:t>The mission task manages the overall mission of the robot.</w:t>
+      </w:r>
+    </w:p>
+    <w:p>
+      <w:pPr>
+        <w:pStyle w:val="Paragraphedeliste"/>
+        <w:numPr>
+          <w:ilvl w:val="0"/>
+          <w:numId w:val="34"/>
+        </w:numPr>
+      </w:pPr>
+      <w:r>
+        <w:t>The mission task should be executed first.</w:t>
+      </w:r>
+    </w:p>
+    <w:p>
+      <w:pPr>
+        <w:pStyle w:val="Paragraphedeliste"/>
+        <w:numPr>
+          <w:ilvl w:val="0"/>
+          <w:numId w:val="36"/>
+        </w:numPr>
+      </w:pPr>
+      <w:r>
+        <w:rPr>
+          <w:i/>
+          <w:iCs/>
+        </w:rPr>
+        <w:t xml:space="preserve">The “next move” motion command </w:t>
+      </w:r>
+      <w:r>
+        <w:rPr>
+          <w:i/>
+          <w:iCs/>
+        </w:rPr>
+        <w:t xml:space="preserve">of the report task </w:t>
+      </w:r>
+      <w:r>
+        <w:rPr>
+          <w:i/>
+          <w:iCs/>
+        </w:rPr>
+        <w:t>is given by the navigation task</w:t>
+      </w:r>
+      <w:r>
+        <w:t>.</w:t>
+      </w:r>
+    </w:p>
+    <w:p>
+      <w:pPr>
+        <w:pStyle w:val="Paragraphedeliste"/>
+        <w:numPr>
+          <w:ilvl w:val="0"/>
+          <w:numId w:val="34"/>
+        </w:numPr>
+      </w:pPr>
+      <w:r>
+        <w:t>The navigation task should therefore be executed before the report task.</w:t>
+      </w:r>
+    </w:p>
+    <w:p>
+      <w:pPr>
+        <w:pStyle w:val="Paragraphedeliste"/>
+        <w:numPr>
+          <w:ilvl w:val="0"/>
+          <w:numId w:val="36"/>
+        </w:numPr>
+        <w:rPr>
+          <w:i/>
+          <w:iCs/>
+        </w:rPr>
+      </w:pPr>
+      <w:r>
+        <w:rPr>
+          <w:i/>
+          <w:iCs/>
+        </w:rPr>
+        <w:t>As robot can execute only one motor command, running Avoid task directly after Control task will override command sent by the Control task.</w:t>
+      </w:r>
+    </w:p>
+    <w:p>
+      <w:pPr>
+        <w:pStyle w:val="Paragraphedeliste"/>
+        <w:numPr>
+          <w:ilvl w:val="0"/>
+          <w:numId w:val="34"/>
+        </w:numPr>
+      </w:pPr>
+      <w:r>
+        <w:t>The avoid task should be executed just after the control task.</w:t>
+      </w:r>
+    </w:p>
+    <w:p>
+      <w:pPr>
+        <w:pStyle w:val="Paragraphedeliste"/>
+        <w:numPr>
+          <w:ilvl w:val="0"/>
+          <w:numId w:val="36"/>
+        </w:numPr>
+        <w:rPr>
+          <w:i/>
+          <w:iCs/>
+        </w:rPr>
+      </w:pPr>
+      <w:r>
+        <w:rPr>
+          <w:i/>
+          <w:iCs/>
+        </w:rPr>
+        <w:t>The refine task runs more often than the report task, and the refine task outputs two victims in a row, the report task will only report one of the victims (losing the other one!).</w:t>
+      </w:r>
+    </w:p>
+    <w:p>
+      <w:pPr>
+        <w:pStyle w:val="Paragraphedeliste"/>
+        <w:numPr>
+          <w:ilvl w:val="0"/>
+          <w:numId w:val="34"/>
+        </w:numPr>
+      </w:pPr>
+      <w:r>
+        <w:rPr>
+          <w:color w:val="000000" w:themeColor="text1"/>
+          <w:lang w:val="en-GB"/>
+        </w:rPr>
+        <w:t xml:space="preserve">The report task should </w:t>
+      </w:r>
+      <w:r>
+        <w:rPr>
+          <w:color w:val="000000" w:themeColor="text1"/>
+          <w:lang w:val="en-GB"/>
+        </w:rPr>
+        <w:t xml:space="preserve">be executed </w:t>
+      </w:r>
+      <w:r>
+        <w:rPr>
+          <w:color w:val="000000" w:themeColor="text1"/>
+          <w:lang w:val="en-GB"/>
+        </w:rPr>
+        <w:t>just after the refine task to avoid loss.</w:t>
+      </w:r>
+    </w:p>
+    <w:p>
+      <w:pPr>
+        <w:pStyle w:val="Paragraphedeliste"/>
+        <w:numPr>
+          <w:ilvl w:val="0"/>
+          <w:numId w:val="36"/>
+        </w:numPr>
+        <w:rPr>
+          <w:i/>
+          <w:iCs/>
+        </w:rPr>
+      </w:pPr>
+      <w:r>
+        <w:rPr>
+          <w:i/>
+          <w:iCs/>
+        </w:rPr>
+        <w:t>If the victim has not been already reported, then victim information is given to mission task for victim registration and a message is sent to the Communicate task.</w:t>
+      </w:r>
+    </w:p>
+    <w:p>
+      <w:pPr>
+        <w:pStyle w:val="Paragraphedeliste"/>
+        <w:numPr>
+          <w:ilvl w:val="0"/>
+          <w:numId w:val="34"/>
+        </w:numPr>
+      </w:pPr>
+      <w:r>
+        <w:t>The communicate task is executed after the report task.</w:t>
+      </w:r>
+    </w:p>
+    <w:p>
+      <w:r>
+        <w:t xml:space="preserve">We have the following order for the initial </w:t>
+      </w:r>
+      <w:r>
+        <w:t>run:</w:t>
+      </w:r>
+    </w:p>
+    <w:p>
+      <w:r>
+        <w:rPr>
+          <w:b/>
+          <w:bCs/>
+        </w:rPr>
+        <w:t>Mission</w:t>
+      </w:r>
+      <w:r>
+        <w:t xml:space="preserve"> =&gt;</w:t>
+      </w:r>
+      <w:r>
+        <w:t xml:space="preserve"> </w:t>
+      </w:r>
+      <w:r>
+        <w:rPr>
+          <w:b/>
+          <w:bCs/>
+        </w:rPr>
+        <w:t>Navigation =&gt;</w:t>
+      </w:r>
+      <w:r>
+        <w:t xml:space="preserve"> </w:t>
+      </w:r>
+      <w:r>
+        <w:rPr>
+          <w:b/>
+          <w:bCs/>
+        </w:rPr>
+        <w:t>Control =&gt;</w:t>
+      </w:r>
+      <w:r>
+        <w:t xml:space="preserve"> </w:t>
+      </w:r>
+      <w:r>
+        <w:rPr>
+          <w:b/>
+          <w:bCs/>
+        </w:rPr>
+        <w:t>Avoid =&gt; Refine</w:t>
+      </w:r>
+      <w:r>
+        <w:t xml:space="preserve"> </w:t>
+      </w:r>
+      <w:r>
+        <w:rPr>
+          <w:b/>
+          <w:bCs/>
+        </w:rPr>
+        <w:t>=&gt; Report</w:t>
+      </w:r>
+      <w:r>
+        <w:t xml:space="preserve"> </w:t>
+      </w:r>
+      <w:r>
+        <w:rPr>
+          <w:b/>
+          <w:bCs/>
+        </w:rPr>
+        <w:t>=&gt; Communicate</w:t>
+      </w:r>
     </w:p>
     <w:sectPr>
       <w:headerReference w:type="default" r:id="rId8"/>
@@ -1168,16 +2149,7 @@
     </w:r>
     <w:r>
       <w:tab/>
-      <w:t>TDD</w:t>
-    </w:r>
-    <w:r>
-      <w:t>D07</w:t>
-    </w:r>
-    <w:r>
-      <w:t xml:space="preserve"> – </w:t>
-    </w:r>
-    <w:r>
-      <w:t>Real Time Systems</w:t>
+      <w:t>TDDD07 – Real Time Systems</w:t>
     </w:r>
   </w:p>
 </w:hdr>
@@ -1272,6 +2244,119 @@
     </w:lvl>
   </w:abstractNum>
   <w:abstractNum w:abstractNumId="1" w15:restartNumberingAfterBreak="0">
+    <w:nsid w:val="02093768"/>
+    <w:multiLevelType w:val="hybridMultilevel"/>
+    <w:tmpl w:val="EC1A5B2A"/>
+    <w:lvl w:ilvl="0" w:tplc="6A42F672">
+      <w:start w:val="100"/>
+      <w:numFmt w:val="bullet"/>
+      <w:lvlText w:val=""/>
+      <w:lvlJc w:val="left"/>
+      <w:pPr>
+        <w:ind w:left="1080" w:hanging="360"/>
+      </w:pPr>
+      <w:rPr>
+        <w:rFonts w:ascii="Wingdings" w:eastAsiaTheme="minorHAnsi" w:hAnsi="Wingdings" w:cstheme="minorBidi" w:hint="default"/>
+      </w:rPr>
+    </w:lvl>
+    <w:lvl w:ilvl="1" w:tplc="08090003" w:tentative="1">
+      <w:start w:val="1"/>
+      <w:numFmt w:val="bullet"/>
+      <w:lvlText w:val="o"/>
+      <w:lvlJc w:val="left"/>
+      <w:pPr>
+        <w:ind w:left="1800" w:hanging="360"/>
+      </w:pPr>
+      <w:rPr>
+        <w:rFonts w:ascii="Courier New" w:hAnsi="Courier New" w:cs="Courier New" w:hint="default"/>
+      </w:rPr>
+    </w:lvl>
+    <w:lvl w:ilvl="2" w:tplc="08090005" w:tentative="1">
+      <w:start w:val="1"/>
+      <w:numFmt w:val="bullet"/>
+      <w:lvlText w:val=""/>
+      <w:lvlJc w:val="left"/>
+      <w:pPr>
+        <w:ind w:left="2520" w:hanging="360"/>
+      </w:pPr>
+      <w:rPr>
+        <w:rFonts w:ascii="Wingdings" w:hAnsi="Wingdings" w:hint="default"/>
+      </w:rPr>
+    </w:lvl>
+    <w:lvl w:ilvl="3" w:tplc="08090001" w:tentative="1">
+      <w:start w:val="1"/>
+      <w:numFmt w:val="bullet"/>
+      <w:lvlText w:val=""/>
+      <w:lvlJc w:val="left"/>
+      <w:pPr>
+        <w:ind w:left="3240" w:hanging="360"/>
+      </w:pPr>
+      <w:rPr>
+        <w:rFonts w:ascii="Symbol" w:hAnsi="Symbol" w:hint="default"/>
+      </w:rPr>
+    </w:lvl>
+    <w:lvl w:ilvl="4" w:tplc="08090003" w:tentative="1">
+      <w:start w:val="1"/>
+      <w:numFmt w:val="bullet"/>
+      <w:lvlText w:val="o"/>
+      <w:lvlJc w:val="left"/>
+      <w:pPr>
+        <w:ind w:left="3960" w:hanging="360"/>
+      </w:pPr>
+      <w:rPr>
+        <w:rFonts w:ascii="Courier New" w:hAnsi="Courier New" w:cs="Courier New" w:hint="default"/>
+      </w:rPr>
+    </w:lvl>
+    <w:lvl w:ilvl="5" w:tplc="08090005" w:tentative="1">
+      <w:start w:val="1"/>
+      <w:numFmt w:val="bullet"/>
+      <w:lvlText w:val=""/>
+      <w:lvlJc w:val="left"/>
+      <w:pPr>
+        <w:ind w:left="4680" w:hanging="360"/>
+      </w:pPr>
+      <w:rPr>
+        <w:rFonts w:ascii="Wingdings" w:hAnsi="Wingdings" w:hint="default"/>
+      </w:rPr>
+    </w:lvl>
+    <w:lvl w:ilvl="6" w:tplc="08090001" w:tentative="1">
+      <w:start w:val="1"/>
+      <w:numFmt w:val="bullet"/>
+      <w:lvlText w:val=""/>
+      <w:lvlJc w:val="left"/>
+      <w:pPr>
+        <w:ind w:left="5400" w:hanging="360"/>
+      </w:pPr>
+      <w:rPr>
+        <w:rFonts w:ascii="Symbol" w:hAnsi="Symbol" w:hint="default"/>
+      </w:rPr>
+    </w:lvl>
+    <w:lvl w:ilvl="7" w:tplc="08090003" w:tentative="1">
+      <w:start w:val="1"/>
+      <w:numFmt w:val="bullet"/>
+      <w:lvlText w:val="o"/>
+      <w:lvlJc w:val="left"/>
+      <w:pPr>
+        <w:ind w:left="6120" w:hanging="360"/>
+      </w:pPr>
+      <w:rPr>
+        <w:rFonts w:ascii="Courier New" w:hAnsi="Courier New" w:cs="Courier New" w:hint="default"/>
+      </w:rPr>
+    </w:lvl>
+    <w:lvl w:ilvl="8" w:tplc="08090005" w:tentative="1">
+      <w:start w:val="1"/>
+      <w:numFmt w:val="bullet"/>
+      <w:lvlText w:val=""/>
+      <w:lvlJc w:val="left"/>
+      <w:pPr>
+        <w:ind w:left="6840" w:hanging="360"/>
+      </w:pPr>
+      <w:rPr>
+        <w:rFonts w:ascii="Wingdings" w:hAnsi="Wingdings" w:hint="default"/>
+      </w:rPr>
+    </w:lvl>
+  </w:abstractNum>
+  <w:abstractNum w:abstractNumId="2" w15:restartNumberingAfterBreak="0">
     <w:nsid w:val="06BC7F8A"/>
     <w:multiLevelType w:val="multilevel"/>
     <w:tmpl w:val="3C829932"/>
@@ -1360,7 +2445,7 @@
       </w:pPr>
     </w:lvl>
   </w:abstractNum>
-  <w:abstractNum w:abstractNumId="2" w15:restartNumberingAfterBreak="0">
+  <w:abstractNum w:abstractNumId="3" w15:restartNumberingAfterBreak="0">
     <w:nsid w:val="0B3A66C2"/>
     <w:multiLevelType w:val="hybridMultilevel"/>
     <w:tmpl w:val="D62843B0"/>
@@ -1449,7 +2534,7 @@
       </w:pPr>
     </w:lvl>
   </w:abstractNum>
-  <w:abstractNum w:abstractNumId="3" w15:restartNumberingAfterBreak="0">
+  <w:abstractNum w:abstractNumId="4" w15:restartNumberingAfterBreak="0">
     <w:nsid w:val="0F62487A"/>
     <w:multiLevelType w:val="hybridMultilevel"/>
     <w:tmpl w:val="124C61A4"/>
@@ -1538,7 +2623,7 @@
       </w:pPr>
     </w:lvl>
   </w:abstractNum>
-  <w:abstractNum w:abstractNumId="4" w15:restartNumberingAfterBreak="0">
+  <w:abstractNum w:abstractNumId="5" w15:restartNumberingAfterBreak="0">
     <w:nsid w:val="12725049"/>
     <w:multiLevelType w:val="hybridMultilevel"/>
     <w:tmpl w:val="A37EA2D6"/>
@@ -1627,7 +2712,7 @@
       </w:pPr>
     </w:lvl>
   </w:abstractNum>
-  <w:abstractNum w:abstractNumId="5" w15:restartNumberingAfterBreak="0">
+  <w:abstractNum w:abstractNumId="6" w15:restartNumberingAfterBreak="0">
     <w:nsid w:val="140B1B03"/>
     <w:multiLevelType w:val="hybridMultilevel"/>
     <w:tmpl w:val="056C6374"/>
@@ -1713,7 +2798,7 @@
       </w:pPr>
     </w:lvl>
   </w:abstractNum>
-  <w:abstractNum w:abstractNumId="6" w15:restartNumberingAfterBreak="0">
+  <w:abstractNum w:abstractNumId="7" w15:restartNumberingAfterBreak="0">
     <w:nsid w:val="17570EFA"/>
     <w:multiLevelType w:val="multilevel"/>
     <w:tmpl w:val="9CE0CB9E"/>
@@ -1862,7 +2947,7 @@
       </w:rPr>
     </w:lvl>
   </w:abstractNum>
-  <w:abstractNum w:abstractNumId="7" w15:restartNumberingAfterBreak="0">
+  <w:abstractNum w:abstractNumId="8" w15:restartNumberingAfterBreak="0">
     <w:nsid w:val="17E72EC5"/>
     <w:multiLevelType w:val="hybridMultilevel"/>
     <w:tmpl w:val="D8FCDA5A"/>
@@ -1951,7 +3036,7 @@
       </w:pPr>
     </w:lvl>
   </w:abstractNum>
-  <w:abstractNum w:abstractNumId="8" w15:restartNumberingAfterBreak="0">
+  <w:abstractNum w:abstractNumId="9" w15:restartNumberingAfterBreak="0">
     <w:nsid w:val="1B5966D4"/>
     <w:multiLevelType w:val="hybridMultilevel"/>
     <w:tmpl w:val="5792DE6E"/>
@@ -2040,7 +3125,7 @@
       </w:pPr>
     </w:lvl>
   </w:abstractNum>
-  <w:abstractNum w:abstractNumId="9" w15:restartNumberingAfterBreak="0">
+  <w:abstractNum w:abstractNumId="10" w15:restartNumberingAfterBreak="0">
     <w:nsid w:val="1D307593"/>
     <w:multiLevelType w:val="hybridMultilevel"/>
     <w:tmpl w:val="C84EDB42"/>
@@ -2126,7 +3211,7 @@
       </w:pPr>
     </w:lvl>
   </w:abstractNum>
-  <w:abstractNum w:abstractNumId="10" w15:restartNumberingAfterBreak="0">
+  <w:abstractNum w:abstractNumId="11" w15:restartNumberingAfterBreak="0">
     <w:nsid w:val="1E6E2071"/>
     <w:multiLevelType w:val="hybridMultilevel"/>
     <w:tmpl w:val="A232078A"/>
@@ -2239,7 +3324,7 @@
       </w:rPr>
     </w:lvl>
   </w:abstractNum>
-  <w:abstractNum w:abstractNumId="11" w15:restartNumberingAfterBreak="0">
+  <w:abstractNum w:abstractNumId="12" w15:restartNumberingAfterBreak="0">
     <w:nsid w:val="21FE50A3"/>
     <w:multiLevelType w:val="hybridMultilevel"/>
     <w:tmpl w:val="D8FCDA5A"/>
@@ -2328,7 +3413,7 @@
       </w:pPr>
     </w:lvl>
   </w:abstractNum>
-  <w:abstractNum w:abstractNumId="12" w15:restartNumberingAfterBreak="0">
+  <w:abstractNum w:abstractNumId="13" w15:restartNumberingAfterBreak="0">
     <w:nsid w:val="231B0483"/>
     <w:multiLevelType w:val="hybridMultilevel"/>
     <w:tmpl w:val="47A878A0"/>
@@ -2414,7 +3499,7 @@
       </w:pPr>
     </w:lvl>
   </w:abstractNum>
-  <w:abstractNum w:abstractNumId="13" w15:restartNumberingAfterBreak="0">
+  <w:abstractNum w:abstractNumId="14" w15:restartNumberingAfterBreak="0">
     <w:nsid w:val="2A0C5018"/>
     <w:multiLevelType w:val="multilevel"/>
     <w:tmpl w:val="15C4687A"/>
@@ -2527,7 +3612,7 @@
       </w:rPr>
     </w:lvl>
   </w:abstractNum>
-  <w:abstractNum w:abstractNumId="14" w15:restartNumberingAfterBreak="0">
+  <w:abstractNum w:abstractNumId="15" w15:restartNumberingAfterBreak="0">
     <w:nsid w:val="2D526F0B"/>
     <w:multiLevelType w:val="multilevel"/>
     <w:tmpl w:val="15C4687A"/>
@@ -2640,7 +3725,7 @@
       </w:rPr>
     </w:lvl>
   </w:abstractNum>
-  <w:abstractNum w:abstractNumId="15" w15:restartNumberingAfterBreak="0">
+  <w:abstractNum w:abstractNumId="16" w15:restartNumberingAfterBreak="0">
     <w:nsid w:val="305565FB"/>
     <w:multiLevelType w:val="hybridMultilevel"/>
     <w:tmpl w:val="6562CEBE"/>
@@ -2753,7 +3838,7 @@
       </w:rPr>
     </w:lvl>
   </w:abstractNum>
-  <w:abstractNum w:abstractNumId="16" w15:restartNumberingAfterBreak="0">
+  <w:abstractNum w:abstractNumId="17" w15:restartNumberingAfterBreak="0">
     <w:nsid w:val="37A854FC"/>
     <w:multiLevelType w:val="hybridMultilevel"/>
     <w:tmpl w:val="115EC8DC"/>
@@ -2866,7 +3951,7 @@
       </w:rPr>
     </w:lvl>
   </w:abstractNum>
-  <w:abstractNum w:abstractNumId="17" w15:restartNumberingAfterBreak="0">
+  <w:abstractNum w:abstractNumId="18" w15:restartNumberingAfterBreak="0">
     <w:nsid w:val="39DA0F9A"/>
     <w:multiLevelType w:val="hybridMultilevel"/>
     <w:tmpl w:val="18CCD0E2"/>
@@ -2955,7 +4040,7 @@
       </w:pPr>
     </w:lvl>
   </w:abstractNum>
-  <w:abstractNum w:abstractNumId="18" w15:restartNumberingAfterBreak="0">
+  <w:abstractNum w:abstractNumId="19" w15:restartNumberingAfterBreak="0">
     <w:nsid w:val="3D5D542F"/>
     <w:multiLevelType w:val="hybridMultilevel"/>
     <w:tmpl w:val="47A878A0"/>
@@ -3041,7 +4126,7 @@
       </w:pPr>
     </w:lvl>
   </w:abstractNum>
-  <w:abstractNum w:abstractNumId="19" w15:restartNumberingAfterBreak="0">
+  <w:abstractNum w:abstractNumId="20" w15:restartNumberingAfterBreak="0">
     <w:nsid w:val="3E062693"/>
     <w:multiLevelType w:val="hybridMultilevel"/>
     <w:tmpl w:val="4190C1B6"/>
@@ -3127,7 +4212,7 @@
       </w:pPr>
     </w:lvl>
   </w:abstractNum>
-  <w:abstractNum w:abstractNumId="20" w15:restartNumberingAfterBreak="0">
+  <w:abstractNum w:abstractNumId="21" w15:restartNumberingAfterBreak="0">
     <w:nsid w:val="43FB30F6"/>
     <w:multiLevelType w:val="hybridMultilevel"/>
     <w:tmpl w:val="0C5A1E28"/>
@@ -3213,7 +4298,7 @@
       </w:pPr>
     </w:lvl>
   </w:abstractNum>
-  <w:abstractNum w:abstractNumId="21" w15:restartNumberingAfterBreak="0">
+  <w:abstractNum w:abstractNumId="22" w15:restartNumberingAfterBreak="0">
     <w:nsid w:val="45575406"/>
     <w:multiLevelType w:val="hybridMultilevel"/>
     <w:tmpl w:val="4C28F6C8"/>
@@ -3326,7 +4411,7 @@
       </w:rPr>
     </w:lvl>
   </w:abstractNum>
-  <w:abstractNum w:abstractNumId="22" w15:restartNumberingAfterBreak="0">
+  <w:abstractNum w:abstractNumId="23" w15:restartNumberingAfterBreak="0">
     <w:nsid w:val="48A10695"/>
     <w:multiLevelType w:val="hybridMultilevel"/>
     <w:tmpl w:val="056C6374"/>
@@ -3412,7 +4497,7 @@
       </w:pPr>
     </w:lvl>
   </w:abstractNum>
-  <w:abstractNum w:abstractNumId="23" w15:restartNumberingAfterBreak="0">
+  <w:abstractNum w:abstractNumId="24" w15:restartNumberingAfterBreak="0">
     <w:nsid w:val="50F516E2"/>
     <w:multiLevelType w:val="multilevel"/>
     <w:tmpl w:val="436C062A"/>
@@ -3561,7 +4646,7 @@
       </w:rPr>
     </w:lvl>
   </w:abstractNum>
-  <w:abstractNum w:abstractNumId="24" w15:restartNumberingAfterBreak="0">
+  <w:abstractNum w:abstractNumId="25" w15:restartNumberingAfterBreak="0">
     <w:nsid w:val="60DD3F47"/>
     <w:multiLevelType w:val="hybridMultilevel"/>
     <w:tmpl w:val="701693A2"/>
@@ -3647,7 +4732,7 @@
       </w:pPr>
     </w:lvl>
   </w:abstractNum>
-  <w:abstractNum w:abstractNumId="25" w15:restartNumberingAfterBreak="0">
+  <w:abstractNum w:abstractNumId="26" w15:restartNumberingAfterBreak="0">
     <w:nsid w:val="6CEA09E9"/>
     <w:multiLevelType w:val="hybridMultilevel"/>
     <w:tmpl w:val="61743B4A"/>
@@ -3734,120 +4819,120 @@
       </w:pPr>
     </w:lvl>
   </w:abstractNum>
-  <w:abstractNum w:abstractNumId="26" w15:restartNumberingAfterBreak="0">
+  <w:abstractNum w:abstractNumId="27" w15:restartNumberingAfterBreak="0">
     <w:nsid w:val="6F501BBC"/>
     <w:multiLevelType w:val="hybridMultilevel"/>
-    <w:tmpl w:val="5BF67F66"/>
-    <w:lvl w:ilvl="0" w:tplc="08090001">
+    <w:tmpl w:val="655CF37E"/>
+    <w:lvl w:ilvl="0" w:tplc="0809000F">
+      <w:start w:val="1"/>
+      <w:numFmt w:val="decimal"/>
+      <w:lvlText w:val="%1."/>
+      <w:lvlJc w:val="left"/>
+      <w:pPr>
+        <w:ind w:left="720" w:hanging="360"/>
+      </w:pPr>
+      <w:rPr>
+        <w:rFonts w:hint="default"/>
+      </w:rPr>
+    </w:lvl>
+    <w:lvl w:ilvl="1" w:tplc="08090003">
+      <w:start w:val="1"/>
+      <w:numFmt w:val="bullet"/>
+      <w:lvlText w:val="o"/>
+      <w:lvlJc w:val="left"/>
+      <w:pPr>
+        <w:ind w:left="1440" w:hanging="360"/>
+      </w:pPr>
+      <w:rPr>
+        <w:rFonts w:ascii="Courier New" w:hAnsi="Courier New" w:cs="Courier New" w:hint="default"/>
+      </w:rPr>
+    </w:lvl>
+    <w:lvl w:ilvl="2" w:tplc="08090005" w:tentative="1">
+      <w:start w:val="1"/>
+      <w:numFmt w:val="bullet"/>
+      <w:lvlText w:val=""/>
+      <w:lvlJc w:val="left"/>
+      <w:pPr>
+        <w:ind w:left="2160" w:hanging="360"/>
+      </w:pPr>
+      <w:rPr>
+        <w:rFonts w:ascii="Wingdings" w:hAnsi="Wingdings" w:hint="default"/>
+      </w:rPr>
+    </w:lvl>
+    <w:lvl w:ilvl="3" w:tplc="08090001" w:tentative="1">
       <w:start w:val="1"/>
       <w:numFmt w:val="bullet"/>
       <w:lvlText w:val=""/>
       <w:lvlJc w:val="left"/>
       <w:pPr>
-        <w:ind w:left="720" w:hanging="360"/>
+        <w:ind w:left="2880" w:hanging="360"/>
       </w:pPr>
       <w:rPr>
         <w:rFonts w:ascii="Symbol" w:hAnsi="Symbol" w:hint="default"/>
       </w:rPr>
     </w:lvl>
-    <w:lvl w:ilvl="1" w:tplc="08090003" w:tentative="1">
+    <w:lvl w:ilvl="4" w:tplc="08090003" w:tentative="1">
       <w:start w:val="1"/>
       <w:numFmt w:val="bullet"/>
       <w:lvlText w:val="o"/>
       <w:lvlJc w:val="left"/>
       <w:pPr>
-        <w:ind w:left="1440" w:hanging="360"/>
+        <w:ind w:left="3600" w:hanging="360"/>
       </w:pPr>
       <w:rPr>
         <w:rFonts w:ascii="Courier New" w:hAnsi="Courier New" w:cs="Courier New" w:hint="default"/>
       </w:rPr>
     </w:lvl>
-    <w:lvl w:ilvl="2" w:tplc="08090005" w:tentative="1">
+    <w:lvl w:ilvl="5" w:tplc="08090005" w:tentative="1">
       <w:start w:val="1"/>
       <w:numFmt w:val="bullet"/>
       <w:lvlText w:val=""/>
       <w:lvlJc w:val="left"/>
       <w:pPr>
-        <w:ind w:left="2160" w:hanging="360"/>
+        <w:ind w:left="4320" w:hanging="360"/>
       </w:pPr>
       <w:rPr>
         <w:rFonts w:ascii="Wingdings" w:hAnsi="Wingdings" w:hint="default"/>
       </w:rPr>
     </w:lvl>
-    <w:lvl w:ilvl="3" w:tplc="08090001" w:tentative="1">
+    <w:lvl w:ilvl="6" w:tplc="08090001" w:tentative="1">
       <w:start w:val="1"/>
       <w:numFmt w:val="bullet"/>
       <w:lvlText w:val=""/>
       <w:lvlJc w:val="left"/>
       <w:pPr>
-        <w:ind w:left="2880" w:hanging="360"/>
+        <w:ind w:left="5040" w:hanging="360"/>
       </w:pPr>
       <w:rPr>
         <w:rFonts w:ascii="Symbol" w:hAnsi="Symbol" w:hint="default"/>
       </w:rPr>
     </w:lvl>
-    <w:lvl w:ilvl="4" w:tplc="08090003" w:tentative="1">
+    <w:lvl w:ilvl="7" w:tplc="08090003" w:tentative="1">
       <w:start w:val="1"/>
       <w:numFmt w:val="bullet"/>
       <w:lvlText w:val="o"/>
       <w:lvlJc w:val="left"/>
       <w:pPr>
-        <w:ind w:left="3600" w:hanging="360"/>
+        <w:ind w:left="5760" w:hanging="360"/>
       </w:pPr>
       <w:rPr>
         <w:rFonts w:ascii="Courier New" w:hAnsi="Courier New" w:cs="Courier New" w:hint="default"/>
       </w:rPr>
     </w:lvl>
-    <w:lvl w:ilvl="5" w:tplc="08090005" w:tentative="1">
+    <w:lvl w:ilvl="8" w:tplc="08090005" w:tentative="1">
       <w:start w:val="1"/>
       <w:numFmt w:val="bullet"/>
       <w:lvlText w:val=""/>
       <w:lvlJc w:val="left"/>
       <w:pPr>
-        <w:ind w:left="4320" w:hanging="360"/>
+        <w:ind w:left="6480" w:hanging="360"/>
       </w:pPr>
       <w:rPr>
         <w:rFonts w:ascii="Wingdings" w:hAnsi="Wingdings" w:hint="default"/>
       </w:rPr>
     </w:lvl>
-    <w:lvl w:ilvl="6" w:tplc="08090001" w:tentative="1">
-      <w:start w:val="1"/>
-      <w:numFmt w:val="bullet"/>
-      <w:lvlText w:val=""/>
-      <w:lvlJc w:val="left"/>
-      <w:pPr>
-        <w:ind w:left="5040" w:hanging="360"/>
-      </w:pPr>
-      <w:rPr>
-        <w:rFonts w:ascii="Symbol" w:hAnsi="Symbol" w:hint="default"/>
-      </w:rPr>
-    </w:lvl>
-    <w:lvl w:ilvl="7" w:tplc="08090003" w:tentative="1">
-      <w:start w:val="1"/>
-      <w:numFmt w:val="bullet"/>
-      <w:lvlText w:val="o"/>
-      <w:lvlJc w:val="left"/>
-      <w:pPr>
-        <w:ind w:left="5760" w:hanging="360"/>
-      </w:pPr>
-      <w:rPr>
-        <w:rFonts w:ascii="Courier New" w:hAnsi="Courier New" w:cs="Courier New" w:hint="default"/>
-      </w:rPr>
-    </w:lvl>
-    <w:lvl w:ilvl="8" w:tplc="08090005" w:tentative="1">
-      <w:start w:val="1"/>
-      <w:numFmt w:val="bullet"/>
-      <w:lvlText w:val=""/>
-      <w:lvlJc w:val="left"/>
-      <w:pPr>
-        <w:ind w:left="6480" w:hanging="360"/>
-      </w:pPr>
-      <w:rPr>
-        <w:rFonts w:ascii="Wingdings" w:hAnsi="Wingdings" w:hint="default"/>
-      </w:rPr>
-    </w:lvl>
   </w:abstractNum>
-  <w:abstractNum w:abstractNumId="27" w15:restartNumberingAfterBreak="0">
+  <w:abstractNum w:abstractNumId="28" w15:restartNumberingAfterBreak="0">
     <w:nsid w:val="70E0029A"/>
     <w:multiLevelType w:val="hybridMultilevel"/>
     <w:tmpl w:val="5AE68892"/>
@@ -3960,7 +5045,7 @@
       </w:rPr>
     </w:lvl>
   </w:abstractNum>
-  <w:abstractNum w:abstractNumId="28" w15:restartNumberingAfterBreak="0">
+  <w:abstractNum w:abstractNumId="29" w15:restartNumberingAfterBreak="0">
     <w:nsid w:val="731D779C"/>
     <w:multiLevelType w:val="hybridMultilevel"/>
     <w:tmpl w:val="F49A7066"/>
@@ -4046,7 +5131,7 @@
       </w:pPr>
     </w:lvl>
   </w:abstractNum>
-  <w:abstractNum w:abstractNumId="29" w15:restartNumberingAfterBreak="0">
+  <w:abstractNum w:abstractNumId="30" w15:restartNumberingAfterBreak="0">
     <w:nsid w:val="739B59F2"/>
     <w:multiLevelType w:val="hybridMultilevel"/>
     <w:tmpl w:val="A6467A60"/>
@@ -4135,7 +5220,7 @@
       </w:pPr>
     </w:lvl>
   </w:abstractNum>
-  <w:abstractNum w:abstractNumId="30" w15:restartNumberingAfterBreak="0">
+  <w:abstractNum w:abstractNumId="31" w15:restartNumberingAfterBreak="0">
     <w:nsid w:val="7683609F"/>
     <w:multiLevelType w:val="multilevel"/>
     <w:tmpl w:val="0809001D"/>
@@ -4221,7 +5306,120 @@
       </w:pPr>
     </w:lvl>
   </w:abstractNum>
-  <w:abstractNum w:abstractNumId="31" w15:restartNumberingAfterBreak="0">
+  <w:abstractNum w:abstractNumId="32" w15:restartNumberingAfterBreak="0">
+    <w:nsid w:val="77BD4D00"/>
+    <w:multiLevelType w:val="hybridMultilevel"/>
+    <w:tmpl w:val="D96C7C28"/>
+    <w:lvl w:ilvl="0" w:tplc="0809000F">
+      <w:start w:val="1"/>
+      <w:numFmt w:val="decimal"/>
+      <w:lvlText w:val="%1."/>
+      <w:lvlJc w:val="left"/>
+      <w:pPr>
+        <w:ind w:left="720" w:hanging="360"/>
+      </w:pPr>
+      <w:rPr>
+        <w:rFonts w:hint="default"/>
+      </w:rPr>
+    </w:lvl>
+    <w:lvl w:ilvl="1" w:tplc="08090003">
+      <w:start w:val="1"/>
+      <w:numFmt w:val="bullet"/>
+      <w:lvlText w:val="o"/>
+      <w:lvlJc w:val="left"/>
+      <w:pPr>
+        <w:ind w:left="1440" w:hanging="360"/>
+      </w:pPr>
+      <w:rPr>
+        <w:rFonts w:ascii="Courier New" w:hAnsi="Courier New" w:cs="Courier New" w:hint="default"/>
+      </w:rPr>
+    </w:lvl>
+    <w:lvl w:ilvl="2" w:tplc="08090005" w:tentative="1">
+      <w:start w:val="1"/>
+      <w:numFmt w:val="bullet"/>
+      <w:lvlText w:val=""/>
+      <w:lvlJc w:val="left"/>
+      <w:pPr>
+        <w:ind w:left="2160" w:hanging="360"/>
+      </w:pPr>
+      <w:rPr>
+        <w:rFonts w:ascii="Wingdings" w:hAnsi="Wingdings" w:hint="default"/>
+      </w:rPr>
+    </w:lvl>
+    <w:lvl w:ilvl="3" w:tplc="08090001" w:tentative="1">
+      <w:start w:val="1"/>
+      <w:numFmt w:val="bullet"/>
+      <w:lvlText w:val=""/>
+      <w:lvlJc w:val="left"/>
+      <w:pPr>
+        <w:ind w:left="2880" w:hanging="360"/>
+      </w:pPr>
+      <w:rPr>
+        <w:rFonts w:ascii="Symbol" w:hAnsi="Symbol" w:hint="default"/>
+      </w:rPr>
+    </w:lvl>
+    <w:lvl w:ilvl="4" w:tplc="08090003" w:tentative="1">
+      <w:start w:val="1"/>
+      <w:numFmt w:val="bullet"/>
+      <w:lvlText w:val="o"/>
+      <w:lvlJc w:val="left"/>
+      <w:pPr>
+        <w:ind w:left="3600" w:hanging="360"/>
+      </w:pPr>
+      <w:rPr>
+        <w:rFonts w:ascii="Courier New" w:hAnsi="Courier New" w:cs="Courier New" w:hint="default"/>
+      </w:rPr>
+    </w:lvl>
+    <w:lvl w:ilvl="5" w:tplc="08090005" w:tentative="1">
+      <w:start w:val="1"/>
+      <w:numFmt w:val="bullet"/>
+      <w:lvlText w:val=""/>
+      <w:lvlJc w:val="left"/>
+      <w:pPr>
+        <w:ind w:left="4320" w:hanging="360"/>
+      </w:pPr>
+      <w:rPr>
+        <w:rFonts w:ascii="Wingdings" w:hAnsi="Wingdings" w:hint="default"/>
+      </w:rPr>
+    </w:lvl>
+    <w:lvl w:ilvl="6" w:tplc="08090001" w:tentative="1">
+      <w:start w:val="1"/>
+      <w:numFmt w:val="bullet"/>
+      <w:lvlText w:val=""/>
+      <w:lvlJc w:val="left"/>
+      <w:pPr>
+        <w:ind w:left="5040" w:hanging="360"/>
+      </w:pPr>
+      <w:rPr>
+        <w:rFonts w:ascii="Symbol" w:hAnsi="Symbol" w:hint="default"/>
+      </w:rPr>
+    </w:lvl>
+    <w:lvl w:ilvl="7" w:tplc="08090003" w:tentative="1">
+      <w:start w:val="1"/>
+      <w:numFmt w:val="bullet"/>
+      <w:lvlText w:val="o"/>
+      <w:lvlJc w:val="left"/>
+      <w:pPr>
+        <w:ind w:left="5760" w:hanging="360"/>
+      </w:pPr>
+      <w:rPr>
+        <w:rFonts w:ascii="Courier New" w:hAnsi="Courier New" w:cs="Courier New" w:hint="default"/>
+      </w:rPr>
+    </w:lvl>
+    <w:lvl w:ilvl="8" w:tplc="08090005" w:tentative="1">
+      <w:start w:val="1"/>
+      <w:numFmt w:val="bullet"/>
+      <w:lvlText w:val=""/>
+      <w:lvlJc w:val="left"/>
+      <w:pPr>
+        <w:ind w:left="6480" w:hanging="360"/>
+      </w:pPr>
+      <w:rPr>
+        <w:rFonts w:ascii="Wingdings" w:hAnsi="Wingdings" w:hint="default"/>
+      </w:rPr>
+    </w:lvl>
+  </w:abstractNum>
+  <w:abstractNum w:abstractNumId="33" w15:restartNumberingAfterBreak="0">
     <w:nsid w:val="79557332"/>
     <w:multiLevelType w:val="hybridMultilevel"/>
     <w:tmpl w:val="2CC600A2"/>
@@ -4334,7 +5532,7 @@
       </w:rPr>
     </w:lvl>
   </w:abstractNum>
-  <w:abstractNum w:abstractNumId="32" w15:restartNumberingAfterBreak="0">
+  <w:abstractNum w:abstractNumId="34" w15:restartNumberingAfterBreak="0">
     <w:nsid w:val="7A6C4235"/>
     <w:multiLevelType w:val="hybridMultilevel"/>
     <w:tmpl w:val="3800D504"/>
@@ -4420,104 +5618,226 @@
       </w:pPr>
     </w:lvl>
   </w:abstractNum>
+  <w:abstractNum w:abstractNumId="35" w15:restartNumberingAfterBreak="0">
+    <w:nsid w:val="7C063F31"/>
+    <w:multiLevelType w:val="hybridMultilevel"/>
+    <w:tmpl w:val="D964504E"/>
+    <w:lvl w:ilvl="0" w:tplc="0809000F">
+      <w:start w:val="1"/>
+      <w:numFmt w:val="decimal"/>
+      <w:lvlText w:val="%1."/>
+      <w:lvlJc w:val="left"/>
+      <w:pPr>
+        <w:ind w:left="720" w:hanging="360"/>
+      </w:pPr>
+      <w:rPr>
+        <w:rFonts w:hint="default"/>
+      </w:rPr>
+    </w:lvl>
+    <w:lvl w:ilvl="1" w:tplc="08090003">
+      <w:start w:val="1"/>
+      <w:numFmt w:val="bullet"/>
+      <w:lvlText w:val="o"/>
+      <w:lvlJc w:val="left"/>
+      <w:pPr>
+        <w:ind w:left="1440" w:hanging="360"/>
+      </w:pPr>
+      <w:rPr>
+        <w:rFonts w:ascii="Courier New" w:hAnsi="Courier New" w:cs="Courier New" w:hint="default"/>
+      </w:rPr>
+    </w:lvl>
+    <w:lvl w:ilvl="2" w:tplc="08090005" w:tentative="1">
+      <w:start w:val="1"/>
+      <w:numFmt w:val="bullet"/>
+      <w:lvlText w:val=""/>
+      <w:lvlJc w:val="left"/>
+      <w:pPr>
+        <w:ind w:left="2160" w:hanging="360"/>
+      </w:pPr>
+      <w:rPr>
+        <w:rFonts w:ascii="Wingdings" w:hAnsi="Wingdings" w:hint="default"/>
+      </w:rPr>
+    </w:lvl>
+    <w:lvl w:ilvl="3" w:tplc="08090001" w:tentative="1">
+      <w:start w:val="1"/>
+      <w:numFmt w:val="bullet"/>
+      <w:lvlText w:val=""/>
+      <w:lvlJc w:val="left"/>
+      <w:pPr>
+        <w:ind w:left="2880" w:hanging="360"/>
+      </w:pPr>
+      <w:rPr>
+        <w:rFonts w:ascii="Symbol" w:hAnsi="Symbol" w:hint="default"/>
+      </w:rPr>
+    </w:lvl>
+    <w:lvl w:ilvl="4" w:tplc="08090003" w:tentative="1">
+      <w:start w:val="1"/>
+      <w:numFmt w:val="bullet"/>
+      <w:lvlText w:val="o"/>
+      <w:lvlJc w:val="left"/>
+      <w:pPr>
+        <w:ind w:left="3600" w:hanging="360"/>
+      </w:pPr>
+      <w:rPr>
+        <w:rFonts w:ascii="Courier New" w:hAnsi="Courier New" w:cs="Courier New" w:hint="default"/>
+      </w:rPr>
+    </w:lvl>
+    <w:lvl w:ilvl="5" w:tplc="08090005" w:tentative="1">
+      <w:start w:val="1"/>
+      <w:numFmt w:val="bullet"/>
+      <w:lvlText w:val=""/>
+      <w:lvlJc w:val="left"/>
+      <w:pPr>
+        <w:ind w:left="4320" w:hanging="360"/>
+      </w:pPr>
+      <w:rPr>
+        <w:rFonts w:ascii="Wingdings" w:hAnsi="Wingdings" w:hint="default"/>
+      </w:rPr>
+    </w:lvl>
+    <w:lvl w:ilvl="6" w:tplc="08090001" w:tentative="1">
+      <w:start w:val="1"/>
+      <w:numFmt w:val="bullet"/>
+      <w:lvlText w:val=""/>
+      <w:lvlJc w:val="left"/>
+      <w:pPr>
+        <w:ind w:left="5040" w:hanging="360"/>
+      </w:pPr>
+      <w:rPr>
+        <w:rFonts w:ascii="Symbol" w:hAnsi="Symbol" w:hint="default"/>
+      </w:rPr>
+    </w:lvl>
+    <w:lvl w:ilvl="7" w:tplc="08090003" w:tentative="1">
+      <w:start w:val="1"/>
+      <w:numFmt w:val="bullet"/>
+      <w:lvlText w:val="o"/>
+      <w:lvlJc w:val="left"/>
+      <w:pPr>
+        <w:ind w:left="5760" w:hanging="360"/>
+      </w:pPr>
+      <w:rPr>
+        <w:rFonts w:ascii="Courier New" w:hAnsi="Courier New" w:cs="Courier New" w:hint="default"/>
+      </w:rPr>
+    </w:lvl>
+    <w:lvl w:ilvl="8" w:tplc="08090005" w:tentative="1">
+      <w:start w:val="1"/>
+      <w:numFmt w:val="bullet"/>
+      <w:lvlText w:val=""/>
+      <w:lvlJc w:val="left"/>
+      <w:pPr>
+        <w:ind w:left="6480" w:hanging="360"/>
+      </w:pPr>
+      <w:rPr>
+        <w:rFonts w:ascii="Wingdings" w:hAnsi="Wingdings" w:hint="default"/>
+      </w:rPr>
+    </w:lvl>
+  </w:abstractNum>
   <w:num w:numId="1">
-    <w:abstractNumId w:val="21"/>
+    <w:abstractNumId w:val="22"/>
   </w:num>
   <w:num w:numId="2">
+    <w:abstractNumId w:val="5"/>
+  </w:num>
+  <w:num w:numId="3">
+    <w:abstractNumId w:val="16"/>
+  </w:num>
+  <w:num w:numId="4">
+    <w:abstractNumId w:val="26"/>
+  </w:num>
+  <w:num w:numId="5">
     <w:abstractNumId w:val="4"/>
   </w:num>
-  <w:num w:numId="3">
-    <w:abstractNumId w:val="15"/>
+  <w:num w:numId="6">
+    <w:abstractNumId w:val="18"/>
   </w:num>
-  <w:num w:numId="4">
+  <w:num w:numId="7">
+    <w:abstractNumId w:val="30"/>
+  </w:num>
+  <w:num w:numId="8">
+    <w:abstractNumId w:val="34"/>
+  </w:num>
+  <w:num w:numId="9">
+    <w:abstractNumId w:val="29"/>
+  </w:num>
+  <w:num w:numId="10">
     <w:abstractNumId w:val="25"/>
   </w:num>
-  <w:num w:numId="5">
-    <w:abstractNumId w:val="3"/>
-  </w:num>
-  <w:num w:numId="6">
-    <w:abstractNumId w:val="17"/>
-  </w:num>
-  <w:num w:numId="7">
-    <w:abstractNumId w:val="29"/>
-  </w:num>
-  <w:num w:numId="8">
-    <w:abstractNumId w:val="32"/>
-  </w:num>
-  <w:num w:numId="9">
-    <w:abstractNumId w:val="28"/>
-  </w:num>
-  <w:num w:numId="10">
-    <w:abstractNumId w:val="24"/>
-  </w:num>
   <w:num w:numId="11">
-    <w:abstractNumId w:val="20"/>
+    <w:abstractNumId w:val="21"/>
   </w:num>
   <w:num w:numId="12">
     <w:abstractNumId w:val="0"/>
   </w:num>
   <w:num w:numId="13">
+    <w:abstractNumId w:val="9"/>
+  </w:num>
+  <w:num w:numId="14">
+    <w:abstractNumId w:val="17"/>
+  </w:num>
+  <w:num w:numId="15">
+    <w:abstractNumId w:val="28"/>
+  </w:num>
+  <w:num w:numId="16">
+    <w:abstractNumId w:val="19"/>
+  </w:num>
+  <w:num w:numId="17">
+    <w:abstractNumId w:val="10"/>
+  </w:num>
+  <w:num w:numId="18">
+    <w:abstractNumId w:val="13"/>
+  </w:num>
+  <w:num w:numId="19">
+    <w:abstractNumId w:val="6"/>
+  </w:num>
+  <w:num w:numId="20">
+    <w:abstractNumId w:val="24"/>
+  </w:num>
+  <w:num w:numId="21">
+    <w:abstractNumId w:val="31"/>
+  </w:num>
+  <w:num w:numId="22">
+    <w:abstractNumId w:val="2"/>
+  </w:num>
+  <w:num w:numId="23">
+    <w:abstractNumId w:val="23"/>
+  </w:num>
+  <w:num w:numId="24">
+    <w:abstractNumId w:val="14"/>
+  </w:num>
+  <w:num w:numId="25">
+    <w:abstractNumId w:val="7"/>
+  </w:num>
+  <w:num w:numId="26">
+    <w:abstractNumId w:val="15"/>
+  </w:num>
+  <w:num w:numId="27">
     <w:abstractNumId w:val="8"/>
   </w:num>
-  <w:num w:numId="14">
-    <w:abstractNumId w:val="16"/>
+  <w:num w:numId="28">
+    <w:abstractNumId w:val="33"/>
   </w:num>
-  <w:num w:numId="15">
+  <w:num w:numId="29">
+    <w:abstractNumId w:val="20"/>
+  </w:num>
+  <w:num w:numId="30">
+    <w:abstractNumId w:val="11"/>
+  </w:num>
+  <w:num w:numId="31">
+    <w:abstractNumId w:val="12"/>
+  </w:num>
+  <w:num w:numId="32">
+    <w:abstractNumId w:val="3"/>
+  </w:num>
+  <w:num w:numId="33">
     <w:abstractNumId w:val="27"/>
   </w:num>
-  <w:num w:numId="16">
-    <w:abstractNumId w:val="18"/>
-  </w:num>
-  <w:num w:numId="17">
-    <w:abstractNumId w:val="9"/>
-  </w:num>
-  <w:num w:numId="18">
-    <w:abstractNumId w:val="12"/>
-  </w:num>
-  <w:num w:numId="19">
-    <w:abstractNumId w:val="5"/>
-  </w:num>
-  <w:num w:numId="20">
-    <w:abstractNumId w:val="23"/>
-  </w:num>
-  <w:num w:numId="21">
-    <w:abstractNumId w:val="30"/>
-  </w:num>
-  <w:num w:numId="22">
+  <w:num w:numId="34">
     <w:abstractNumId w:val="1"/>
   </w:num>
-  <w:num w:numId="23">
-    <w:abstractNumId w:val="22"/>
+  <w:num w:numId="35">
+    <w:abstractNumId w:val="35"/>
   </w:num>
-  <w:num w:numId="24">
-    <w:abstractNumId w:val="13"/>
-  </w:num>
-  <w:num w:numId="25">
-    <w:abstractNumId w:val="6"/>
-  </w:num>
-  <w:num w:numId="26">
-    <w:abstractNumId w:val="14"/>
-  </w:num>
-  <w:num w:numId="27">
-    <w:abstractNumId w:val="7"/>
-  </w:num>
-  <w:num w:numId="28">
-    <w:abstractNumId w:val="31"/>
-  </w:num>
-  <w:num w:numId="29">
-    <w:abstractNumId w:val="19"/>
-  </w:num>
-  <w:num w:numId="30">
-    <w:abstractNumId w:val="10"/>
-  </w:num>
-  <w:num w:numId="31">
-    <w:abstractNumId w:val="11"/>
-  </w:num>
-  <w:num w:numId="32">
-    <w:abstractNumId w:val="2"/>
-  </w:num>
-  <w:num w:numId="33">
-    <w:abstractNumId w:val="26"/>
+  <w:num w:numId="36">
+    <w:abstractNumId w:val="32"/>
   </w:num>
 </w:numbering>
 </file>
@@ -5900,7 +7220,7 @@
 </file>
 
 <file path=customXml/itemProps1.xml><?xml version="1.0" encoding="utf-8"?>
-<ds:datastoreItem xmlns:ds="http://schemas.openxmlformats.org/officeDocument/2006/customXml" ds:itemID="{D30D2521-6FE3-4945-A143-A61F5A9B8F2A}">
+<ds:datastoreItem xmlns:ds="http://schemas.openxmlformats.org/officeDocument/2006/customXml" ds:itemID="{99022252-E5EA-4D3C-BB70-BC3CB8E96C5D}">
   <ds:schemaRefs>
     <ds:schemaRef ds:uri="http://schemas.openxmlformats.org/officeDocument/2006/bibliography"/>
   </ds:schemaRefs>

--- a/TDDD07_lab_report_B2_sylla801_redbo196.docx
+++ b/TDDD07_lab_report_B2_sylla801_redbo196.docx
@@ -4,7 +4,7 @@
   <w:body>
     <w:p>
       <w:pPr>
-        <w:pStyle w:val="Titre"/>
+        <w:pStyle w:val="Title"/>
         <w:jc w:val="center"/>
         <w:rPr>
           <w:b/>
@@ -14,6 +14,8 @@
           <w:lang w:val="en-GB"/>
         </w:rPr>
       </w:pPr>
+      <w:bookmarkStart w:id="0" w:name="_GoBack"/>
+      <w:bookmarkEnd w:id="0"/>
       <w:r>
         <w:rPr>
           <w:b/>
@@ -34,22 +36,26 @@
     </w:p>
     <w:p>
       <w:pPr>
-        <w:rPr>
-          <w:lang w:val="en-GB"/>
-        </w:rPr>
-      </w:pPr>
-      <w:r>
-        <w:rPr>
+        <w:pStyle w:val="Heading1"/>
+        <w:rPr>
+          <w:b/>
+          <w:bCs/>
+          <w:sz w:val="36"/>
+          <w:szCs w:val="36"/>
           <w:u w:val="single"/>
           <w:lang w:val="en-GB"/>
         </w:rPr>
-        <w:t>Lab 1</w:t>
-      </w:r>
-      <w:r>
-        <w:rPr>
-          <w:lang w:val="en-GB"/>
-        </w:rPr>
-        <w:t>:</w:t>
+      </w:pPr>
+      <w:r>
+        <w:rPr>
+          <w:b/>
+          <w:bCs/>
+          <w:sz w:val="36"/>
+          <w:szCs w:val="36"/>
+          <w:u w:val="single"/>
+          <w:lang w:val="en-GB"/>
+        </w:rPr>
+        <w:t>Lab 1:</w:t>
       </w:r>
     </w:p>
     <w:p>
@@ -58,23 +64,117 @@
           <w:lang w:val="en-GB"/>
         </w:rPr>
       </w:pPr>
+      <w:r>
+        <w:rPr>
+          <w:lang w:val="en-GB"/>
+        </w:rPr>
+        <w:t xml:space="preserve">The goal of the first lab was mainly to schedule the tasks of the Robot Agent and evaluate it. </w:t>
+      </w:r>
     </w:p>
     <w:p>
       <w:pPr>
-        <w:rPr>
-          <w:lang w:val="en-GB"/>
-        </w:rPr>
-      </w:pPr>
-      <w:r>
-        <w:rPr>
-          <w:lang w:val="en-GB"/>
-        </w:rPr>
-        <w:t>Important information:</w:t>
+        <w:pStyle w:val="ListParagraph"/>
+        <w:numPr>
+          <w:ilvl w:val="0"/>
+          <w:numId w:val="37"/>
+        </w:numPr>
+        <w:rPr>
+          <w:sz w:val="32"/>
+          <w:szCs w:val="32"/>
+          <w:lang w:val="en-GB"/>
+        </w:rPr>
+      </w:pPr>
+      <w:r>
+        <w:rPr>
+          <w:sz w:val="32"/>
+          <w:szCs w:val="32"/>
+          <w:lang w:val="en-GB"/>
+        </w:rPr>
+        <w:t>The schedule</w:t>
       </w:r>
     </w:p>
     <w:p>
       <w:pPr>
-        <w:pStyle w:val="Paragraphedeliste"/>
+        <w:rPr>
+          <w:sz w:val="32"/>
+          <w:szCs w:val="32"/>
+          <w:lang w:val="en-GB"/>
+        </w:rPr>
+      </w:pPr>
+      <w:r>
+        <w:rPr>
+          <w:sz w:val="24"/>
+          <w:szCs w:val="24"/>
+          <w:u w:val="single"/>
+          <w:lang w:val="en-GB"/>
+        </w:rPr>
+        <w:t>Periods:</w:t>
+      </w:r>
+    </w:p>
+    <w:p>
+      <w:pPr>
+        <w:rPr>
+          <w:lang w:val="en-GB"/>
+        </w:rPr>
+      </w:pPr>
+      <w:r>
+        <w:rPr>
+          <w:lang w:val="en-GB"/>
+        </w:rPr>
+        <w:t>To</w:t>
+      </w:r>
+      <w:r>
+        <w:rPr>
+          <w:lang w:val="en-GB"/>
+        </w:rPr>
+        <w:t xml:space="preserve"> desi</w:t>
+      </w:r>
+      <w:r>
+        <w:rPr>
+          <w:lang w:val="en-GB"/>
+        </w:rPr>
+        <w:t>gn</w:t>
+      </w:r>
+      <w:r>
+        <w:rPr>
+          <w:lang w:val="en-GB"/>
+        </w:rPr>
+        <w:t xml:space="preserve"> our execution schedule and measur</w:t>
+      </w:r>
+      <w:r>
+        <w:rPr>
+          <w:lang w:val="en-GB"/>
+        </w:rPr>
+        <w:t>e</w:t>
+      </w:r>
+      <w:r>
+        <w:rPr>
+          <w:lang w:val="en-GB"/>
+        </w:rPr>
+        <w:t xml:space="preserve"> the various task execution times, we have considered the following i</w:t>
+      </w:r>
+      <w:r>
+        <w:rPr>
+          <w:lang w:val="en-GB"/>
+        </w:rPr>
+        <w:t>mportant information</w:t>
+      </w:r>
+      <w:r>
+        <w:rPr>
+          <w:lang w:val="en-GB"/>
+        </w:rPr>
+        <w:t xml:space="preserve"> from the Compendium</w:t>
+      </w:r>
+      <w:r>
+        <w:rPr>
+          <w:lang w:val="en-GB"/>
+        </w:rPr>
+        <w:t>:</w:t>
+      </w:r>
+    </w:p>
+    <w:p>
+      <w:pPr>
+        <w:pStyle w:val="ListParagraph"/>
         <w:numPr>
           <w:ilvl w:val="0"/>
           <w:numId w:val="33"/>
@@ -104,7 +204,7 @@
     </w:p>
     <w:p>
       <w:pPr>
-        <w:pStyle w:val="Paragraphedeliste"/>
+        <w:pStyle w:val="ListParagraph"/>
         <w:numPr>
           <w:ilvl w:val="0"/>
           <w:numId w:val="34"/>
@@ -122,7 +222,7 @@
     </w:p>
     <w:p>
       <w:pPr>
-        <w:pStyle w:val="Paragraphedeliste"/>
+        <w:pStyle w:val="ListParagraph"/>
         <w:numPr>
           <w:ilvl w:val="0"/>
           <w:numId w:val="33"/>
@@ -144,7 +244,7 @@
     </w:p>
     <w:p>
       <w:pPr>
-        <w:pStyle w:val="Paragraphedeliste"/>
+        <w:pStyle w:val="ListParagraph"/>
         <w:numPr>
           <w:ilvl w:val="0"/>
           <w:numId w:val="34"/>
@@ -168,7 +268,7 @@
     </w:p>
     <w:p>
       <w:pPr>
-        <w:pStyle w:val="Paragraphedeliste"/>
+        <w:pStyle w:val="ListParagraph"/>
         <w:numPr>
           <w:ilvl w:val="0"/>
           <w:numId w:val="33"/>
@@ -198,7 +298,7 @@
     </w:p>
     <w:p>
       <w:pPr>
-        <w:pStyle w:val="Paragraphedeliste"/>
+        <w:pStyle w:val="ListParagraph"/>
         <w:numPr>
           <w:ilvl w:val="0"/>
           <w:numId w:val="34"/>
@@ -216,7 +316,7 @@
     </w:p>
     <w:p>
       <w:pPr>
-        <w:pStyle w:val="Paragraphedeliste"/>
+        <w:pStyle w:val="ListParagraph"/>
         <w:numPr>
           <w:ilvl w:val="0"/>
           <w:numId w:val="33"/>
@@ -244,7 +344,7 @@
     </w:p>
     <w:p>
       <w:pPr>
-        <w:pStyle w:val="Paragraphedeliste"/>
+        <w:pStyle w:val="ListParagraph"/>
         <w:numPr>
           <w:ilvl w:val="0"/>
           <w:numId w:val="34"/>
@@ -262,7 +362,7 @@
     </w:p>
     <w:p>
       <w:pPr>
-        <w:pStyle w:val="Paragraphedeliste"/>
+        <w:pStyle w:val="ListParagraph"/>
         <w:numPr>
           <w:ilvl w:val="0"/>
           <w:numId w:val="33"/>
@@ -300,7 +400,7 @@
     </w:p>
     <w:p>
       <w:pPr>
-        <w:pStyle w:val="Paragraphedeliste"/>
+        <w:pStyle w:val="ListParagraph"/>
         <w:numPr>
           <w:ilvl w:val="0"/>
           <w:numId w:val="34"/>
@@ -316,9 +416,397 @@
         <w:t>The minimum period for the control task is 300ms</w:t>
       </w:r>
     </w:p>
+    <w:p>
+      <w:pPr>
+        <w:rPr>
+          <w:lang w:val="en-GB"/>
+        </w:rPr>
+      </w:pPr>
+      <w:r>
+        <w:rPr>
+          <w:lang w:val="en-GB"/>
+        </w:rPr>
+        <w:t xml:space="preserve">After taking into account </w:t>
+      </w:r>
+      <w:proofErr w:type="gramStart"/>
+      <w:r>
+        <w:rPr>
+          <w:lang w:val="en-GB"/>
+        </w:rPr>
+        <w:t>those information</w:t>
+      </w:r>
+      <w:proofErr w:type="gramEnd"/>
+      <w:r>
+        <w:rPr>
+          <w:lang w:val="en-GB"/>
+        </w:rPr>
+        <w:t xml:space="preserve">, we have established the minimum and maximum periods for each task in the </w:t>
+      </w:r>
+      <w:r>
+        <w:rPr>
+          <w:lang w:val="en-GB"/>
+        </w:rPr>
+        <w:fldChar w:fldCharType="begin"/>
+      </w:r>
+      <w:r>
+        <w:rPr>
+          <w:lang w:val="en-GB"/>
+        </w:rPr>
+        <w:instrText xml:space="preserve"> REF _Ref27426070 \h </w:instrText>
+      </w:r>
+      <w:r>
+        <w:rPr>
+          <w:lang w:val="en-GB"/>
+        </w:rPr>
+      </w:r>
+      <w:r>
+        <w:rPr>
+          <w:lang w:val="en-GB"/>
+        </w:rPr>
+        <w:fldChar w:fldCharType="separate"/>
+      </w:r>
+      <w:r>
+        <w:rPr>
+          <w:b/>
+          <w:bCs/>
+        </w:rPr>
+        <w:t xml:space="preserve">Table </w:t>
+      </w:r>
+      <w:r>
+        <w:rPr>
+          <w:b/>
+          <w:bCs/>
+          <w:i/>
+          <w:iCs/>
+          <w:noProof/>
+        </w:rPr>
+        <w:t>1</w:t>
+      </w:r>
+      <w:r>
+        <w:rPr>
+          <w:lang w:val="en-GB"/>
+        </w:rPr>
+        <w:fldChar w:fldCharType="end"/>
+      </w:r>
+      <w:r>
+        <w:rPr>
+          <w:lang w:val="en-GB"/>
+        </w:rPr>
+        <w:t>.</w:t>
+      </w:r>
+    </w:p>
+    <w:p>
+      <w:pPr>
+        <w:rPr>
+          <w:sz w:val="24"/>
+          <w:szCs w:val="24"/>
+          <w:u w:val="single"/>
+          <w:lang w:val="en-GB"/>
+        </w:rPr>
+      </w:pPr>
+      <w:r>
+        <w:rPr>
+          <w:sz w:val="24"/>
+          <w:szCs w:val="24"/>
+          <w:u w:val="single"/>
+          <w:lang w:val="en-GB"/>
+        </w:rPr>
+        <w:t>Measures:</w:t>
+      </w:r>
+    </w:p>
+    <w:p>
+      <w:pPr>
+        <w:rPr>
+          <w:lang w:val="en-GB"/>
+        </w:rPr>
+      </w:pPr>
+      <w:r>
+        <w:rPr>
+          <w:lang w:val="en-GB"/>
+        </w:rPr>
+        <w:t>For the measurements, we have tested each task with different scenario</w:t>
+      </w:r>
+      <w:r>
+        <w:rPr>
+          <w:lang w:val="en-GB"/>
+        </w:rPr>
+        <w:t>s</w:t>
+      </w:r>
+      <w:r>
+        <w:rPr>
+          <w:lang w:val="en-GB"/>
+        </w:rPr>
+        <w:t xml:space="preserve"> as advised in the Compendium, e.g. lifting the robot, making him pass on multiple victims quickly, looking at when it is bumping multiple times in a row, etc. Each time with a different task order.</w:t>
+      </w:r>
+    </w:p>
+    <w:p>
+      <w:r>
+        <w:rPr>
+          <w:lang w:val="en-GB"/>
+        </w:rPr>
+        <w:t>Each execution time was obtained, by subtracting the precise time just before and just after the task, to see its duration. For each scenario, we have taken multiple measurements and we kept each time</w:t>
+      </w:r>
+      <w:r>
+        <w:rPr>
+          <w:lang w:val="en-GB"/>
+        </w:rPr>
+        <w:t>,</w:t>
+      </w:r>
+      <w:r>
+        <w:rPr>
+          <w:lang w:val="en-GB"/>
+        </w:rPr>
+        <w:t xml:space="preserve"> </w:t>
+      </w:r>
+      <w:r>
+        <w:rPr>
+          <w:lang w:val="en-GB"/>
+        </w:rPr>
+        <w:t xml:space="preserve">the </w:t>
+      </w:r>
+      <w:r>
+        <w:rPr>
+          <w:lang w:val="en-GB"/>
+        </w:rPr>
+        <w:t>worst</w:t>
+      </w:r>
+      <w:r>
+        <w:rPr>
+          <w:lang w:val="en-GB"/>
+        </w:rPr>
+        <w:t>,</w:t>
+      </w:r>
+      <w:r>
+        <w:rPr>
+          <w:lang w:val="en-GB"/>
+        </w:rPr>
+        <w:t xml:space="preserve"> </w:t>
+      </w:r>
+      <w:r>
+        <w:rPr>
+          <w:lang w:val="en-GB"/>
+        </w:rPr>
+        <w:t xml:space="preserve">to simulate the </w:t>
+      </w:r>
+      <w:r>
+        <w:rPr>
+          <w:u w:val="single"/>
+          <w:lang w:val="en-GB"/>
+        </w:rPr>
+        <w:t>worst case</w:t>
+      </w:r>
+      <w:r>
+        <w:rPr>
+          <w:lang w:val="en-GB"/>
+        </w:rPr>
+        <w:t>.</w:t>
+      </w:r>
+      <w:r>
+        <w:t xml:space="preserve"> Our exact worst </w:t>
+      </w:r>
+      <w:r>
+        <w:t xml:space="preserve">measurements are reported in the </w:t>
+      </w:r>
+      <w:r>
+        <w:fldChar w:fldCharType="begin"/>
+      </w:r>
+      <w:r>
+        <w:instrText xml:space="preserve"> REF _Ref27426070 \h </w:instrText>
+      </w:r>
+      <w:r>
+        <w:fldChar w:fldCharType="separate"/>
+      </w:r>
+      <w:r>
+        <w:rPr>
+          <w:b/>
+          <w:bCs/>
+        </w:rPr>
+        <w:t xml:space="preserve">Table </w:t>
+      </w:r>
+      <w:r>
+        <w:rPr>
+          <w:b/>
+          <w:bCs/>
+          <w:i/>
+          <w:iCs/>
+          <w:noProof/>
+        </w:rPr>
+        <w:t>1</w:t>
+      </w:r>
+      <w:r>
+        <w:fldChar w:fldCharType="end"/>
+      </w:r>
+      <w:r>
+        <w:t>.</w:t>
+      </w:r>
+    </w:p>
+    <w:p>
+      <w:pPr>
+        <w:rPr>
+          <w:sz w:val="24"/>
+          <w:szCs w:val="24"/>
+          <w:u w:val="single"/>
+          <w:lang w:val="en-GB"/>
+        </w:rPr>
+      </w:pPr>
+      <w:r>
+        <w:rPr>
+          <w:sz w:val="24"/>
+          <w:szCs w:val="24"/>
+          <w:u w:val="single"/>
+          <w:lang w:val="en-GB"/>
+        </w:rPr>
+        <w:t>WCET:</w:t>
+      </w:r>
+    </w:p>
+    <w:p>
+      <w:pPr>
+        <w:rPr>
+          <w:rFonts w:eastAsiaTheme="minorEastAsia"/>
+          <w:color w:val="000000" w:themeColor="text1"/>
+          <w:lang w:val="en-GB"/>
+        </w:rPr>
+      </w:pPr>
+      <w:r>
+        <w:rPr>
+          <w:color w:val="000000" w:themeColor="text1"/>
+          <w:lang w:val="en-GB"/>
+        </w:rPr>
+        <w:t xml:space="preserve">Our Worst-Case Execution Times were estimated with the rule of thumb of adding 20% to our worst measurements and rounded for convenience. Thus, we took a minimum of 1ms, and all decimal result we rounded to the next integer (i.e. for the </w:t>
+      </w:r>
+      <w:r>
+        <w:rPr>
+          <w:i/>
+          <w:iCs/>
+          <w:color w:val="000000" w:themeColor="text1"/>
+          <w:lang w:val="en-GB"/>
+        </w:rPr>
+        <w:t>refine task</w:t>
+      </w:r>
+      <w:r>
+        <w:rPr>
+          <w:color w:val="000000" w:themeColor="text1"/>
+          <w:lang w:val="en-GB"/>
+        </w:rPr>
+        <w:t xml:space="preserve">: </w:t>
+      </w:r>
+      <m:oMath>
+        <m:r>
+          <w:rPr>
+            <w:rFonts w:ascii="Cambria Math" w:hAnsi="Cambria Math"/>
+            <w:color w:val="000000" w:themeColor="text1"/>
+            <w:lang w:val="en-GB"/>
+          </w:rPr>
+          <m:t>12.072*1.20=14.4864≈15</m:t>
+        </m:r>
+      </m:oMath>
+      <w:r>
+        <w:rPr>
+          <w:rFonts w:eastAsiaTheme="minorEastAsia"/>
+          <w:color w:val="000000" w:themeColor="text1"/>
+          <w:lang w:val="en-GB"/>
+        </w:rPr>
+        <w:t xml:space="preserve">). The </w:t>
+      </w:r>
+      <w:r>
+        <w:rPr>
+          <w:rFonts w:eastAsiaTheme="minorEastAsia"/>
+          <w:i/>
+          <w:iCs/>
+          <w:color w:val="000000" w:themeColor="text1"/>
+          <w:lang w:val="en-GB"/>
+        </w:rPr>
+        <w:t>WCET</w:t>
+      </w:r>
+      <w:r>
+        <w:rPr>
+          <w:rFonts w:eastAsiaTheme="minorEastAsia"/>
+          <w:i/>
+          <w:iCs/>
+          <w:color w:val="000000" w:themeColor="text1"/>
+          <w:lang w:val="en-GB"/>
+        </w:rPr>
+        <w:t xml:space="preserve"> </w:t>
+      </w:r>
+      <w:r>
+        <w:rPr>
+          <w:rFonts w:eastAsiaTheme="minorEastAsia"/>
+          <w:color w:val="000000" w:themeColor="text1"/>
+          <w:lang w:val="en-GB"/>
+        </w:rPr>
+        <w:t xml:space="preserve">of each task is summed up in the last column of </w:t>
+      </w:r>
+      <w:r>
+        <w:rPr>
+          <w:rFonts w:eastAsiaTheme="minorEastAsia"/>
+          <w:color w:val="000000" w:themeColor="text1"/>
+          <w:lang w:val="en-GB"/>
+        </w:rPr>
+        <w:fldChar w:fldCharType="begin"/>
+      </w:r>
+      <w:r>
+        <w:rPr>
+          <w:rFonts w:eastAsiaTheme="minorEastAsia"/>
+          <w:color w:val="000000" w:themeColor="text1"/>
+          <w:lang w:val="en-GB"/>
+        </w:rPr>
+        <w:instrText xml:space="preserve"> REF _Ref27426070 \h </w:instrText>
+      </w:r>
+      <w:r>
+        <w:rPr>
+          <w:rFonts w:eastAsiaTheme="minorEastAsia"/>
+          <w:color w:val="000000" w:themeColor="text1"/>
+          <w:lang w:val="en-GB"/>
+        </w:rPr>
+      </w:r>
+      <w:r>
+        <w:rPr>
+          <w:rFonts w:eastAsiaTheme="minorEastAsia"/>
+          <w:color w:val="000000" w:themeColor="text1"/>
+          <w:lang w:val="en-GB"/>
+        </w:rPr>
+        <w:fldChar w:fldCharType="separate"/>
+      </w:r>
+      <w:r>
+        <w:rPr>
+          <w:b/>
+          <w:bCs/>
+        </w:rPr>
+        <w:t xml:space="preserve">Table </w:t>
+      </w:r>
+      <w:r>
+        <w:rPr>
+          <w:b/>
+          <w:bCs/>
+          <w:i/>
+          <w:iCs/>
+          <w:noProof/>
+        </w:rPr>
+        <w:t>1</w:t>
+      </w:r>
+      <w:r>
+        <w:rPr>
+          <w:rFonts w:eastAsiaTheme="minorEastAsia"/>
+          <w:color w:val="000000" w:themeColor="text1"/>
+          <w:lang w:val="en-GB"/>
+        </w:rPr>
+        <w:fldChar w:fldCharType="end"/>
+      </w:r>
+      <w:r>
+        <w:rPr>
+          <w:rFonts w:eastAsiaTheme="minorEastAsia"/>
+          <w:color w:val="000000" w:themeColor="text1"/>
+          <w:lang w:val="en-GB"/>
+        </w:rPr>
+        <w:t>.</w:t>
+      </w:r>
+      <w:r>
+        <w:br w:type="page"/>
+      </w:r>
+    </w:p>
     <w:tbl>
       <w:tblPr>
-        <w:tblStyle w:val="TableauGrille5Fonc-Accentuation5"/>
+        <w:tblStyle w:val="GridTable5Dark-Accent5"/>
         <w:tblW w:w="0" w:type="auto"/>
         <w:tblLook w:val="04A0" w:firstRow="1" w:lastRow="0" w:firstColumn="1" w:lastColumn="0" w:noHBand="0" w:noVBand="1"/>
       </w:tblPr>
@@ -338,6 +826,7 @@
           <w:tcPr>
             <w:cnfStyle w:val="001000000000" w:firstRow="0" w:lastRow="0" w:firstColumn="1" w:lastColumn="0" w:oddVBand="0" w:evenVBand="0" w:oddHBand="0" w:evenHBand="0" w:firstRowFirstColumn="0" w:firstRowLastColumn="0" w:lastRowFirstColumn="0" w:lastRowLastColumn="0"/>
             <w:tcW w:w="2143" w:type="dxa"/>
+            <w:vAlign w:val="center"/>
           </w:tcPr>
           <w:p>
             <w:pPr>
@@ -353,6 +842,7 @@
                 <w:color w:val="FFFFFF" w:themeColor="background1"/>
                 <w:lang w:val="en-GB"/>
               </w:rPr>
+              <w:lastRenderedPageBreak/>
               <w:t>Task</w:t>
             </w:r>
           </w:p>
@@ -360,6 +850,7 @@
         <w:tc>
           <w:tcPr>
             <w:tcW w:w="1708" w:type="dxa"/>
+            <w:vAlign w:val="center"/>
           </w:tcPr>
           <w:p>
             <w:pPr>
@@ -386,13 +877,42 @@
                 <w:lang w:val="en-GB"/>
               </w:rPr>
               <w:br/>
-              <w:t>(ms)</w:t>
+            </w:r>
+            <w:r>
+              <w:rPr>
+                <w:color w:val="FFFFFF" w:themeColor="background1"/>
+                <w:sz w:val="24"/>
+                <w:szCs w:val="24"/>
+                <w:lang w:val="en-GB"/>
+              </w:rPr>
+              <w:t>(</w:t>
+            </w:r>
+            <w:proofErr w:type="spellStart"/>
+            <w:r>
+              <w:rPr>
+                <w:color w:val="FFFFFF" w:themeColor="background1"/>
+                <w:sz w:val="24"/>
+                <w:szCs w:val="24"/>
+                <w:lang w:val="en-GB"/>
+              </w:rPr>
+              <w:t>ms</w:t>
+            </w:r>
+            <w:proofErr w:type="spellEnd"/>
+            <w:r>
+              <w:rPr>
+                <w:color w:val="FFFFFF" w:themeColor="background1"/>
+                <w:sz w:val="24"/>
+                <w:szCs w:val="24"/>
+                <w:lang w:val="en-GB"/>
+              </w:rPr>
+              <w:t>)</w:t>
             </w:r>
           </w:p>
         </w:tc>
         <w:tc>
           <w:tcPr>
             <w:tcW w:w="1709" w:type="dxa"/>
+            <w:vAlign w:val="center"/>
           </w:tcPr>
           <w:p>
             <w:pPr>
@@ -417,13 +937,42 @@
                 <w:lang w:val="en-GB"/>
               </w:rPr>
               <w:br/>
-              <w:t>(ms)</w:t>
+            </w:r>
+            <w:r>
+              <w:rPr>
+                <w:color w:val="FFFFFF" w:themeColor="background1"/>
+                <w:sz w:val="24"/>
+                <w:szCs w:val="24"/>
+                <w:lang w:val="en-GB"/>
+              </w:rPr>
+              <w:t>(</w:t>
+            </w:r>
+            <w:proofErr w:type="spellStart"/>
+            <w:r>
+              <w:rPr>
+                <w:color w:val="FFFFFF" w:themeColor="background1"/>
+                <w:sz w:val="24"/>
+                <w:szCs w:val="24"/>
+                <w:lang w:val="en-GB"/>
+              </w:rPr>
+              <w:t>ms</w:t>
+            </w:r>
+            <w:proofErr w:type="spellEnd"/>
+            <w:r>
+              <w:rPr>
+                <w:color w:val="FFFFFF" w:themeColor="background1"/>
+                <w:sz w:val="24"/>
+                <w:szCs w:val="24"/>
+                <w:lang w:val="en-GB"/>
+              </w:rPr>
+              <w:t>)</w:t>
             </w:r>
           </w:p>
         </w:tc>
         <w:tc>
           <w:tcPr>
             <w:tcW w:w="1660" w:type="dxa"/>
+            <w:vAlign w:val="center"/>
           </w:tcPr>
           <w:p>
             <w:pPr>
@@ -448,13 +997,42 @@
                 <w:lang w:val="en-GB"/>
               </w:rPr>
               <w:br/>
-              <w:t>(ms)</w:t>
+            </w:r>
+            <w:r>
+              <w:rPr>
+                <w:color w:val="FFFFFF" w:themeColor="background1"/>
+                <w:sz w:val="24"/>
+                <w:szCs w:val="24"/>
+                <w:lang w:val="en-GB"/>
+              </w:rPr>
+              <w:t>(</w:t>
+            </w:r>
+            <w:proofErr w:type="spellStart"/>
+            <w:r>
+              <w:rPr>
+                <w:color w:val="FFFFFF" w:themeColor="background1"/>
+                <w:sz w:val="24"/>
+                <w:szCs w:val="24"/>
+                <w:lang w:val="en-GB"/>
+              </w:rPr>
+              <w:t>ms</w:t>
+            </w:r>
+            <w:proofErr w:type="spellEnd"/>
+            <w:r>
+              <w:rPr>
+                <w:color w:val="FFFFFF" w:themeColor="background1"/>
+                <w:sz w:val="24"/>
+                <w:szCs w:val="24"/>
+                <w:lang w:val="en-GB"/>
+              </w:rPr>
+              <w:t>)</w:t>
             </w:r>
           </w:p>
         </w:tc>
         <w:tc>
           <w:tcPr>
             <w:tcW w:w="1660" w:type="dxa"/>
+            <w:vAlign w:val="center"/>
           </w:tcPr>
           <w:p>
             <w:pPr>
@@ -489,9 +1067,31 @@
             <w:r>
               <w:rPr>
                 <w:color w:val="FFFFFF" w:themeColor="background1"/>
-                <w:lang w:val="en-GB"/>
-              </w:rPr>
-              <w:t>(ms)</w:t>
+                <w:sz w:val="24"/>
+                <w:szCs w:val="24"/>
+                <w:lang w:val="en-GB"/>
+              </w:rPr>
+              <w:t>(</w:t>
+            </w:r>
+            <w:proofErr w:type="spellStart"/>
+            <w:r>
+              <w:rPr>
+                <w:color w:val="FFFFFF" w:themeColor="background1"/>
+                <w:sz w:val="24"/>
+                <w:szCs w:val="24"/>
+                <w:lang w:val="en-GB"/>
+              </w:rPr>
+              <w:t>ms</w:t>
+            </w:r>
+            <w:proofErr w:type="spellEnd"/>
+            <w:r>
+              <w:rPr>
+                <w:color w:val="FFFFFF" w:themeColor="background1"/>
+                <w:sz w:val="24"/>
+                <w:szCs w:val="24"/>
+                <w:lang w:val="en-GB"/>
+              </w:rPr>
+              <w:t>)</w:t>
             </w:r>
           </w:p>
         </w:tc>
@@ -505,6 +1105,7 @@
           <w:tcPr>
             <w:cnfStyle w:val="001000000000" w:firstRow="0" w:lastRow="0" w:firstColumn="1" w:lastColumn="0" w:oddVBand="0" w:evenVBand="0" w:oddHBand="0" w:evenHBand="0" w:firstRowFirstColumn="0" w:firstRowLastColumn="0" w:lastRowFirstColumn="0" w:lastRowLastColumn="0"/>
             <w:tcW w:w="2143" w:type="dxa"/>
+            <w:vAlign w:val="center"/>
           </w:tcPr>
           <w:p>
             <w:pPr>
@@ -527,6 +1128,7 @@
         <w:tc>
           <w:tcPr>
             <w:tcW w:w="1708" w:type="dxa"/>
+            <w:vAlign w:val="center"/>
           </w:tcPr>
           <w:p>
             <w:pPr>
@@ -550,6 +1152,7 @@
         <w:tc>
           <w:tcPr>
             <w:tcW w:w="1709" w:type="dxa"/>
+            <w:vAlign w:val="center"/>
           </w:tcPr>
           <w:p>
             <w:pPr>
@@ -600,6 +1203,7 @@
         <w:tc>
           <w:tcPr>
             <w:tcW w:w="1660" w:type="dxa"/>
+            <w:vAlign w:val="center"/>
           </w:tcPr>
           <w:p>
             <w:pPr>
@@ -623,6 +1227,7 @@
         <w:tc>
           <w:tcPr>
             <w:tcW w:w="1660" w:type="dxa"/>
+            <w:vAlign w:val="center"/>
           </w:tcPr>
           <w:p>
             <w:pPr>
@@ -652,6 +1257,7 @@
           <w:tcPr>
             <w:cnfStyle w:val="001000000000" w:firstRow="0" w:lastRow="0" w:firstColumn="1" w:lastColumn="0" w:oddVBand="0" w:evenVBand="0" w:oddHBand="0" w:evenHBand="0" w:firstRowFirstColumn="0" w:firstRowLastColumn="0" w:lastRowFirstColumn="0" w:lastRowLastColumn="0"/>
             <w:tcW w:w="2143" w:type="dxa"/>
+            <w:vAlign w:val="center"/>
           </w:tcPr>
           <w:p>
             <w:pPr>
@@ -674,6 +1280,7 @@
         <w:tc>
           <w:tcPr>
             <w:tcW w:w="1708" w:type="dxa"/>
+            <w:vAlign w:val="center"/>
           </w:tcPr>
           <w:p>
             <w:pPr>
@@ -697,6 +1304,7 @@
         <w:tc>
           <w:tcPr>
             <w:tcW w:w="1709" w:type="dxa"/>
+            <w:vAlign w:val="center"/>
           </w:tcPr>
           <w:p>
             <w:pPr>
@@ -747,6 +1355,7 @@
         <w:tc>
           <w:tcPr>
             <w:tcW w:w="1660" w:type="dxa"/>
+            <w:vAlign w:val="center"/>
           </w:tcPr>
           <w:p>
             <w:pPr>
@@ -777,6 +1386,7 @@
         <w:tc>
           <w:tcPr>
             <w:tcW w:w="1660" w:type="dxa"/>
+            <w:vAlign w:val="center"/>
           </w:tcPr>
           <w:p>
             <w:pPr>
@@ -807,6 +1417,7 @@
           <w:tcPr>
             <w:cnfStyle w:val="001000000000" w:firstRow="0" w:lastRow="0" w:firstColumn="1" w:lastColumn="0" w:oddVBand="0" w:evenVBand="0" w:oddHBand="0" w:evenHBand="0" w:firstRowFirstColumn="0" w:firstRowLastColumn="0" w:lastRowFirstColumn="0" w:lastRowLastColumn="0"/>
             <w:tcW w:w="2143" w:type="dxa"/>
+            <w:vAlign w:val="center"/>
           </w:tcPr>
           <w:p>
             <w:pPr>
@@ -829,6 +1440,7 @@
         <w:tc>
           <w:tcPr>
             <w:tcW w:w="1708" w:type="dxa"/>
+            <w:vAlign w:val="center"/>
           </w:tcPr>
           <w:p>
             <w:pPr>
@@ -852,6 +1464,7 @@
         <w:tc>
           <w:tcPr>
             <w:tcW w:w="1709" w:type="dxa"/>
+            <w:vAlign w:val="center"/>
           </w:tcPr>
           <w:p>
             <w:pPr>
@@ -902,6 +1515,7 @@
         <w:tc>
           <w:tcPr>
             <w:tcW w:w="1660" w:type="dxa"/>
+            <w:vAlign w:val="center"/>
           </w:tcPr>
           <w:p>
             <w:pPr>
@@ -939,6 +1553,7 @@
         <w:tc>
           <w:tcPr>
             <w:tcW w:w="1660" w:type="dxa"/>
+            <w:vAlign w:val="center"/>
           </w:tcPr>
           <w:p>
             <w:pPr>
@@ -968,6 +1583,7 @@
           <w:tcPr>
             <w:cnfStyle w:val="001000000000" w:firstRow="0" w:lastRow="0" w:firstColumn="1" w:lastColumn="0" w:oddVBand="0" w:evenVBand="0" w:oddHBand="0" w:evenHBand="0" w:firstRowFirstColumn="0" w:firstRowLastColumn="0" w:lastRowFirstColumn="0" w:lastRowLastColumn="0"/>
             <w:tcW w:w="2143" w:type="dxa"/>
+            <w:vAlign w:val="center"/>
           </w:tcPr>
           <w:p>
             <w:pPr>
@@ -990,6 +1606,7 @@
         <w:tc>
           <w:tcPr>
             <w:tcW w:w="1708" w:type="dxa"/>
+            <w:vAlign w:val="center"/>
           </w:tcPr>
           <w:p>
             <w:pPr>
@@ -1008,13 +1625,12 @@
               </w:rPr>
               <w:t>0</w:t>
             </w:r>
-            <w:bookmarkStart w:id="0" w:name="_GoBack"/>
-            <w:bookmarkEnd w:id="0"/>
           </w:p>
         </w:tc>
         <w:tc>
           <w:tcPr>
             <w:tcW w:w="1709" w:type="dxa"/>
+            <w:vAlign w:val="center"/>
           </w:tcPr>
           <w:p>
             <w:pPr>
@@ -1065,6 +1681,7 @@
         <w:tc>
           <w:tcPr>
             <w:tcW w:w="1660" w:type="dxa"/>
+            <w:vAlign w:val="center"/>
           </w:tcPr>
           <w:p>
             <w:pPr>
@@ -1087,6 +1704,7 @@
         <w:tc>
           <w:tcPr>
             <w:tcW w:w="1660" w:type="dxa"/>
+            <w:vAlign w:val="center"/>
           </w:tcPr>
           <w:p>
             <w:pPr>
@@ -1117,6 +1735,7 @@
           <w:tcPr>
             <w:cnfStyle w:val="001000000000" w:firstRow="0" w:lastRow="0" w:firstColumn="1" w:lastColumn="0" w:oddVBand="0" w:evenVBand="0" w:oddHBand="0" w:evenHBand="0" w:firstRowFirstColumn="0" w:firstRowLastColumn="0" w:lastRowFirstColumn="0" w:lastRowLastColumn="0"/>
             <w:tcW w:w="2143" w:type="dxa"/>
+            <w:vAlign w:val="center"/>
           </w:tcPr>
           <w:p>
             <w:pPr>
@@ -1139,6 +1758,7 @@
         <w:tc>
           <w:tcPr>
             <w:tcW w:w="1708" w:type="dxa"/>
+            <w:vAlign w:val="center"/>
           </w:tcPr>
           <w:p>
             <w:pPr>
@@ -1189,6 +1809,7 @@
         <w:tc>
           <w:tcPr>
             <w:tcW w:w="1709" w:type="dxa"/>
+            <w:vAlign w:val="center"/>
           </w:tcPr>
           <w:p>
             <w:pPr>
@@ -1239,6 +1860,7 @@
         <w:tc>
           <w:tcPr>
             <w:tcW w:w="1660" w:type="dxa"/>
+            <w:vAlign w:val="center"/>
           </w:tcPr>
           <w:p>
             <w:pPr>
@@ -1262,6 +1884,7 @@
         <w:tc>
           <w:tcPr>
             <w:tcW w:w="1660" w:type="dxa"/>
+            <w:vAlign w:val="center"/>
           </w:tcPr>
           <w:p>
             <w:pPr>
@@ -1291,6 +1914,7 @@
           <w:tcPr>
             <w:cnfStyle w:val="001000000000" w:firstRow="0" w:lastRow="0" w:firstColumn="1" w:lastColumn="0" w:oddVBand="0" w:evenVBand="0" w:oddHBand="0" w:evenHBand="0" w:firstRowFirstColumn="0" w:firstRowLastColumn="0" w:lastRowFirstColumn="0" w:lastRowLastColumn="0"/>
             <w:tcW w:w="2143" w:type="dxa"/>
+            <w:vAlign w:val="center"/>
           </w:tcPr>
           <w:p>
             <w:pPr>
@@ -1313,6 +1937,7 @@
         <w:tc>
           <w:tcPr>
             <w:tcW w:w="1708" w:type="dxa"/>
+            <w:vAlign w:val="center"/>
           </w:tcPr>
           <w:p>
             <w:pPr>
@@ -1336,6 +1961,7 @@
         <w:tc>
           <w:tcPr>
             <w:tcW w:w="1709" w:type="dxa"/>
+            <w:vAlign w:val="center"/>
           </w:tcPr>
           <w:p>
             <w:pPr>
@@ -1368,6 +1994,7 @@
         <w:tc>
           <w:tcPr>
             <w:tcW w:w="1660" w:type="dxa"/>
+            <w:vAlign w:val="center"/>
           </w:tcPr>
           <w:p>
             <w:pPr>
@@ -1387,6 +2014,7 @@
         <w:tc>
           <w:tcPr>
             <w:tcW w:w="1660" w:type="dxa"/>
+            <w:vAlign w:val="center"/>
           </w:tcPr>
           <w:p>
             <w:pPr>
@@ -1417,6 +2045,7 @@
           <w:tcPr>
             <w:cnfStyle w:val="001000000000" w:firstRow="0" w:lastRow="0" w:firstColumn="1" w:lastColumn="0" w:oddVBand="0" w:evenVBand="0" w:oddHBand="0" w:evenHBand="0" w:firstRowFirstColumn="0" w:firstRowLastColumn="0" w:lastRowFirstColumn="0" w:lastRowLastColumn="0"/>
             <w:tcW w:w="2143" w:type="dxa"/>
+            <w:vAlign w:val="center"/>
           </w:tcPr>
           <w:p>
             <w:pPr>
@@ -1439,6 +2068,7 @@
         <w:tc>
           <w:tcPr>
             <w:tcW w:w="1708" w:type="dxa"/>
+            <w:vAlign w:val="center"/>
           </w:tcPr>
           <w:p>
             <w:pPr>
@@ -1489,6 +2119,7 @@
         <w:tc>
           <w:tcPr>
             <w:tcW w:w="1709" w:type="dxa"/>
+            <w:vAlign w:val="center"/>
           </w:tcPr>
           <w:p>
             <w:pPr>
@@ -1505,7 +2136,21 @@
                 <w:color w:val="000000" w:themeColor="text1"/>
                 <w:lang w:val="en-GB"/>
               </w:rPr>
-              <w:t>1300</w:t>
+              <w:t>1</w:t>
+            </w:r>
+            <w:r>
+              <w:rPr>
+                <w:color w:val="000000" w:themeColor="text1"/>
+                <w:lang w:val="en-GB"/>
+              </w:rPr>
+              <w:t>0</w:t>
+            </w:r>
+            <w:r>
+              <w:rPr>
+                <w:color w:val="000000" w:themeColor="text1"/>
+                <w:lang w:val="en-GB"/>
+              </w:rPr>
+              <w:t>00</w:t>
             </w:r>
             <w:r>
               <w:rPr>
@@ -1539,6 +2184,7 @@
         <w:tc>
           <w:tcPr>
             <w:tcW w:w="1660" w:type="dxa"/>
+            <w:vAlign w:val="center"/>
           </w:tcPr>
           <w:p>
             <w:pPr>
@@ -1562,10 +2208,12 @@
         <w:tc>
           <w:tcPr>
             <w:tcW w:w="1660" w:type="dxa"/>
+            <w:vAlign w:val="center"/>
           </w:tcPr>
           <w:p>
             <w:pPr>
               <w:pStyle w:val="answer"/>
+              <w:keepNext/>
               <w:jc w:val="center"/>
               <w:cnfStyle w:val="000000100000" w:firstRow="0" w:lastRow="0" w:firstColumn="0" w:lastColumn="0" w:oddVBand="0" w:evenVBand="0" w:oddHBand="1" w:evenHBand="0" w:firstRowFirstColumn="0" w:firstRowLastColumn="0" w:lastRowFirstColumn="0" w:lastRowLastColumn="0"/>
               <w:rPr>
@@ -1586,16 +2234,109 @@
     </w:tbl>
     <w:p>
       <w:pPr>
-        <w:rPr>
-          <w:color w:val="000000" w:themeColor="text1"/>
-          <w:lang w:val="en-GB"/>
-        </w:rPr>
-      </w:pPr>
+        <w:pStyle w:val="Caption"/>
+        <w:jc w:val="center"/>
+        <w:rPr>
+          <w:i w:val="0"/>
+          <w:iCs w:val="0"/>
+          <w:color w:val="auto"/>
+          <w:lang w:val="en-GB"/>
+        </w:rPr>
+      </w:pPr>
+      <w:bookmarkStart w:id="1" w:name="_Ref27426070"/>
+      <w:r>
+        <w:rPr>
+          <w:b/>
+          <w:bCs/>
+          <w:i w:val="0"/>
+          <w:iCs w:val="0"/>
+          <w:color w:val="auto"/>
+        </w:rPr>
+        <w:t xml:space="preserve">Table </w:t>
+      </w:r>
+      <w:r>
+        <w:rPr>
+          <w:b/>
+          <w:bCs/>
+          <w:i w:val="0"/>
+          <w:iCs w:val="0"/>
+          <w:color w:val="auto"/>
+        </w:rPr>
+        <w:fldChar w:fldCharType="begin"/>
+      </w:r>
+      <w:r>
+        <w:rPr>
+          <w:b/>
+          <w:bCs/>
+          <w:i w:val="0"/>
+          <w:iCs w:val="0"/>
+          <w:color w:val="auto"/>
+        </w:rPr>
+        <w:instrText xml:space="preserve"> SEQ Table \* ARABIC </w:instrText>
+      </w:r>
+      <w:r>
+        <w:rPr>
+          <w:b/>
+          <w:bCs/>
+          <w:i w:val="0"/>
+          <w:iCs w:val="0"/>
+          <w:color w:val="auto"/>
+        </w:rPr>
+        <w:fldChar w:fldCharType="separate"/>
+      </w:r>
+      <w:r>
+        <w:rPr>
+          <w:b/>
+          <w:bCs/>
+          <w:i w:val="0"/>
+          <w:iCs w:val="0"/>
+          <w:noProof/>
+          <w:color w:val="auto"/>
+        </w:rPr>
+        <w:t>1</w:t>
+      </w:r>
+      <w:r>
+        <w:rPr>
+          <w:b/>
+          <w:bCs/>
+          <w:i w:val="0"/>
+          <w:iCs w:val="0"/>
+          <w:color w:val="auto"/>
+        </w:rPr>
+        <w:fldChar w:fldCharType="end"/>
+      </w:r>
+      <w:bookmarkEnd w:id="1"/>
+      <w:r>
+        <w:rPr>
+          <w:i w:val="0"/>
+          <w:iCs w:val="0"/>
+          <w:color w:val="auto"/>
+        </w:rPr>
+        <w:t>: Recap of the Period, measurements and WCET for our schedule</w:t>
+      </w:r>
     </w:p>
     <w:p>
       <w:pPr>
         <w:rPr>
-          <w:rFonts w:eastAsiaTheme="minorEastAsia"/>
+          <w:sz w:val="24"/>
+          <w:szCs w:val="24"/>
+          <w:u w:val="single"/>
+          <w:lang w:val="en-GB"/>
+        </w:rPr>
+      </w:pPr>
+      <w:r>
+        <w:rPr>
+          <w:sz w:val="24"/>
+          <w:szCs w:val="24"/>
+          <w:u w:val="single"/>
+          <w:lang w:val="en-GB"/>
+        </w:rPr>
+        <w:t>Minor and Major Cycle:</w:t>
+      </w:r>
+    </w:p>
+    <w:p>
+      <w:pPr>
+        <w:rPr>
           <w:color w:val="000000" w:themeColor="text1"/>
           <w:lang w:val="en-GB"/>
         </w:rPr>
@@ -1605,61 +2346,267 @@
           <w:color w:val="000000" w:themeColor="text1"/>
           <w:lang w:val="en-GB"/>
         </w:rPr>
-        <w:t xml:space="preserve">Our Worst-Case Execution Times were estimated with the rule of thumb of adding 20% to our worst measurements and rounded for convenience. Thus, we took a minimum of 1ms, and all decimal result we rounded </w:t>
+        <w:t xml:space="preserve">When </w:t>
       </w:r>
       <w:r>
         <w:rPr>
           <w:color w:val="000000" w:themeColor="text1"/>
           <w:lang w:val="en-GB"/>
         </w:rPr>
-        <w:t>to</w:t>
+        <w:t xml:space="preserve">designing our minor and major cycles, we first looked at the important information on the periods </w:t>
       </w:r>
       <w:r>
         <w:rPr>
           <w:color w:val="000000" w:themeColor="text1"/>
           <w:lang w:val="en-GB"/>
         </w:rPr>
-        <w:t xml:space="preserve"> the next integer (i.e. for the </w:t>
-      </w:r>
-      <w:r>
-        <w:rPr>
-          <w:i/>
-          <w:iCs/>
+        <w:t>choosing</w:t>
+      </w:r>
+      <w:r>
+        <w:rPr>
           <w:color w:val="000000" w:themeColor="text1"/>
           <w:lang w:val="en-GB"/>
         </w:rPr>
-        <w:t>refine task</w:t>
+        <w:t xml:space="preserve"> and we tried several task orderings to find the one with the best performances. </w:t>
       </w:r>
       <w:r>
         <w:rPr>
           <w:color w:val="000000" w:themeColor="text1"/>
           <w:lang w:val="en-GB"/>
         </w:rPr>
-        <w:t xml:space="preserve">: </w:t>
+        <w:t>We thus took 100ms for the period of the avoid task</w:t>
+      </w:r>
+      <w:r>
+        <w:rPr>
+          <w:color w:val="000000" w:themeColor="text1"/>
+          <w:lang w:val="en-GB"/>
+        </w:rPr>
+        <w:t xml:space="preserve"> and 600ms for the control Task.</w:t>
+      </w:r>
+    </w:p>
+    <w:p>
+      <w:pPr>
+        <w:rPr>
+          <w:color w:val="000000" w:themeColor="text1"/>
+          <w:lang w:val="en-GB"/>
+        </w:rPr>
+      </w:pPr>
+      <w:r>
+        <w:rPr>
+          <w:color w:val="000000" w:themeColor="text1"/>
+          <w:lang w:val="en-GB"/>
+        </w:rPr>
+        <w:t xml:space="preserve">Then for the </w:t>
+      </w:r>
+      <w:r>
+        <w:rPr>
+          <w:b/>
+          <w:bCs/>
+          <w:color w:val="000000" w:themeColor="text1"/>
+          <w:lang w:val="en-GB"/>
+        </w:rPr>
+        <w:t>major cycle</w:t>
+      </w:r>
+      <w:r>
+        <w:rPr>
+          <w:color w:val="000000" w:themeColor="text1"/>
+          <w:lang w:val="en-GB"/>
+        </w:rPr>
+        <w:t xml:space="preserve"> we got: </w:t>
       </w:r>
       <m:oMath>
         <m:r>
+          <m:rPr>
+            <m:sty m:val="p"/>
+          </m:rPr>
           <w:rPr>
             <w:rFonts w:ascii="Cambria Math" w:hAnsi="Cambria Math"/>
             <w:color w:val="000000" w:themeColor="text1"/>
             <w:lang w:val="en-GB"/>
           </w:rPr>
-          <m:t>12.072*1.20=14.4864≈15</m:t>
+          <m:t>LCM</m:t>
+        </m:r>
+        <m:d>
+          <m:dPr>
+            <m:ctrlPr>
+              <w:rPr>
+                <w:rFonts w:ascii="Cambria Math" w:hAnsi="Cambria Math"/>
+                <w:color w:val="000000" w:themeColor="text1"/>
+                <w:lang w:val="en-GB"/>
+              </w:rPr>
+            </m:ctrlPr>
+          </m:dPr>
+          <m:e>
+            <m:r>
+              <m:rPr>
+                <m:sty m:val="p"/>
+              </m:rPr>
+              <w:rPr>
+                <w:rFonts w:ascii="Cambria Math" w:hAnsi="Cambria Math"/>
+                <w:color w:val="000000" w:themeColor="text1"/>
+                <w:lang w:val="en-GB"/>
+              </w:rPr>
+              <m:t>300, 100, 1000</m:t>
+            </m:r>
+          </m:e>
+        </m:d>
+        <m:r>
+          <m:rPr>
+            <m:sty m:val="p"/>
+          </m:rPr>
+          <w:rPr>
+            <w:rFonts w:ascii="Cambria Math" w:hAnsi="Cambria Math"/>
+            <w:color w:val="000000" w:themeColor="text1"/>
+            <w:lang w:val="en-GB"/>
+          </w:rPr>
+          <m:t>=3000</m:t>
         </m:r>
       </m:oMath>
       <w:r>
         <w:rPr>
-          <w:rFonts w:eastAsiaTheme="minorEastAsia"/>
           <w:color w:val="000000" w:themeColor="text1"/>
           <w:lang w:val="en-GB"/>
         </w:rPr>
-        <w:t>).</w:t>
+        <w:t xml:space="preserve">. Therefore, our major cycle would be 3000ms </w:t>
+      </w:r>
+      <w:r>
+        <w:rPr>
+          <w:color w:val="000000" w:themeColor="text1"/>
+          <w:lang w:val="en-GB"/>
+        </w:rPr>
+        <w:sym w:font="Wingdings" w:char="F0F3"/>
+      </w:r>
+      <w:r>
+        <w:rPr>
+          <w:color w:val="000000" w:themeColor="text1"/>
+          <w:lang w:val="en-GB"/>
+        </w:rPr>
+        <w:t xml:space="preserve"> 3s. And for the </w:t>
+      </w:r>
+      <w:r>
+        <w:rPr>
+          <w:b/>
+          <w:bCs/>
+          <w:color w:val="000000" w:themeColor="text1"/>
+          <w:lang w:val="en-GB"/>
+        </w:rPr>
+        <w:t>minor cycle</w:t>
+      </w:r>
+      <w:r>
+        <w:rPr>
+          <w:color w:val="000000" w:themeColor="text1"/>
+          <w:lang w:val="en-GB"/>
+        </w:rPr>
+        <w:t xml:space="preserve"> we got: </w:t>
+      </w:r>
+      <m:oMath>
+        <m:r>
+          <m:rPr>
+            <m:sty m:val="p"/>
+          </m:rPr>
+          <w:rPr>
+            <w:rFonts w:ascii="Cambria Math" w:hAnsi="Cambria Math"/>
+            <w:color w:val="000000" w:themeColor="text1"/>
+            <w:lang w:val="en-GB"/>
+          </w:rPr>
+          <m:t>GCD</m:t>
+        </m:r>
+        <m:d>
+          <m:dPr>
+            <m:ctrlPr>
+              <w:rPr>
+                <w:rFonts w:ascii="Cambria Math" w:hAnsi="Cambria Math"/>
+                <w:color w:val="000000" w:themeColor="text1"/>
+                <w:lang w:val="en-GB"/>
+              </w:rPr>
+            </m:ctrlPr>
+          </m:dPr>
+          <m:e>
+            <m:r>
+              <m:rPr>
+                <m:sty m:val="p"/>
+              </m:rPr>
+              <w:rPr>
+                <w:rFonts w:ascii="Cambria Math" w:hAnsi="Cambria Math"/>
+                <w:color w:val="000000" w:themeColor="text1"/>
+                <w:lang w:val="en-GB"/>
+              </w:rPr>
+              <m:t>300, 100, 1000</m:t>
+            </m:r>
+          </m:e>
+        </m:d>
+        <m:r>
+          <m:rPr>
+            <m:sty m:val="p"/>
+          </m:rPr>
+          <w:rPr>
+            <w:rFonts w:ascii="Cambria Math" w:hAnsi="Cambria Math"/>
+            <w:color w:val="000000" w:themeColor="text1"/>
+            <w:lang w:val="en-GB"/>
+          </w:rPr>
+          <m:t>=100</m:t>
+        </m:r>
+      </m:oMath>
+      <w:r>
+        <w:rPr>
+          <w:color w:val="000000" w:themeColor="text1"/>
+          <w:lang w:val="en-GB"/>
+        </w:rPr>
+        <w:t>.</w:t>
+      </w:r>
+      <w:r>
+        <w:rPr>
+          <w:color w:val="000000" w:themeColor="text1"/>
+          <w:lang w:val="en-GB"/>
+        </w:rPr>
+        <w:t xml:space="preserve"> So</w:t>
+      </w:r>
+      <w:r>
+        <w:rPr>
+          <w:color w:val="000000" w:themeColor="text1"/>
+          <w:lang w:val="en-GB"/>
+        </w:rPr>
+        <w:t>,</w:t>
+      </w:r>
+      <w:r>
+        <w:rPr>
+          <w:color w:val="000000" w:themeColor="text1"/>
+          <w:lang w:val="en-GB"/>
+        </w:rPr>
+        <w:t xml:space="preserve"> our minor cycle would be 100ms </w:t>
+      </w:r>
+      <w:r>
+        <w:rPr>
+          <w:color w:val="000000" w:themeColor="text1"/>
+          <w:lang w:val="en-GB"/>
+        </w:rPr>
+        <w:sym w:font="Wingdings" w:char="F0F3"/>
+      </w:r>
+      <w:r>
+        <w:rPr>
+          <w:color w:val="000000" w:themeColor="text1"/>
+          <w:lang w:val="en-GB"/>
+        </w:rPr>
+        <w:t xml:space="preserve"> 0.1s which means that we will have 30 minor cycles in each major </w:t>
+      </w:r>
+      <w:r>
+        <w:rPr>
+          <w:color w:val="000000" w:themeColor="text1"/>
+          <w:lang w:val="en-GB"/>
+        </w:rPr>
+        <w:t>cycle</w:t>
+      </w:r>
+      <w:r>
+        <w:rPr>
+          <w:color w:val="000000" w:themeColor="text1"/>
+          <w:lang w:val="en-GB"/>
+        </w:rPr>
+        <w:t>.</w:t>
       </w:r>
     </w:p>
     <w:p>
       <w:pPr>
         <w:rPr>
-          <w:rFonts w:eastAsiaTheme="minorEastAsia"/>
           <w:color w:val="000000" w:themeColor="text1"/>
           <w:lang w:val="en-GB"/>
         </w:rPr>
@@ -1669,293 +2616,3155 @@
           <w:color w:val="000000" w:themeColor="text1"/>
           <w:lang w:val="en-GB"/>
         </w:rPr>
-        <w:br w:type="page"/>
+        <w:t>While we make sure to read the information about lab 2 to be able to keep the same schedule for both labs, we also tested the best ordering for the tasks</w:t>
+      </w:r>
+      <w:r>
+        <w:rPr>
+          <w:color w:val="000000" w:themeColor="text1"/>
+          <w:lang w:val="en-GB"/>
+        </w:rPr>
+        <w:t xml:space="preserve"> and we looked into the condition of ordering of the tasks to avoid overrides</w:t>
+      </w:r>
+      <w:r>
+        <w:rPr>
+          <w:color w:val="000000" w:themeColor="text1"/>
+          <w:lang w:val="en-GB"/>
+        </w:rPr>
+        <w:t>, and we got the following sequence:</w:t>
       </w:r>
     </w:p>
     <w:p>
       <w:pPr>
-        <w:pStyle w:val="answer"/>
-        <w:rPr>
-          <w:sz w:val="22"/>
-          <w:szCs w:val="22"/>
-          <w:lang w:val="en-GB"/>
-        </w:rPr>
-      </w:pPr>
-      <w:r>
-        <w:rPr>
+        <w:jc w:val="center"/>
+        <w:rPr>
+          <w:i/>
+          <w:iCs/>
           <w:color w:val="000000" w:themeColor="text1"/>
-          <w:sz w:val="22"/>
-          <w:szCs w:val="22"/>
-          <w:lang w:val="en-GB"/>
-        </w:rPr>
-        <w:lastRenderedPageBreak/>
-        <w:t>Ordering of the task:</w:t>
+          <w:lang w:val="en-GB"/>
+        </w:rPr>
+      </w:pPr>
+      <w:r>
+        <w:rPr>
+          <w:i/>
+          <w:iCs/>
+          <w:color w:val="000000" w:themeColor="text1"/>
+          <w:lang w:val="en-GB"/>
+        </w:rPr>
+        <w:t>Communicate =&gt; Refine =&gt; Report =&gt; Mission =&gt; Control =&gt; Avoid =&gt; Navigate =&gt; Idle</w:t>
       </w:r>
     </w:p>
     <w:p>
       <w:pPr>
-        <w:pStyle w:val="Paragraphedeliste"/>
+        <w:rPr>
+          <w:color w:val="000000" w:themeColor="text1"/>
+          <w:lang w:val="en-GB"/>
+        </w:rPr>
+      </w:pPr>
+      <w:r>
+        <w:rPr>
+          <w:color w:val="000000" w:themeColor="text1"/>
+          <w:lang w:val="en-GB"/>
+        </w:rPr>
+        <w:t xml:space="preserve">Where the </w:t>
+      </w:r>
+      <w:r>
+        <w:rPr>
+          <w:i/>
+          <w:iCs/>
+          <w:color w:val="000000" w:themeColor="text1"/>
+          <w:lang w:val="en-GB"/>
+        </w:rPr>
+        <w:t>C</w:t>
+      </w:r>
+      <w:r>
+        <w:rPr>
+          <w:i/>
+          <w:iCs/>
+          <w:color w:val="000000" w:themeColor="text1"/>
+          <w:lang w:val="en-GB"/>
+        </w:rPr>
+        <w:t>ommunicate</w:t>
+      </w:r>
+      <w:r>
+        <w:rPr>
+          <w:color w:val="000000" w:themeColor="text1"/>
+          <w:lang w:val="en-GB"/>
+        </w:rPr>
+        <w:t xml:space="preserve"> task is only used every second, i.e. in minor cycles 1, 11 and 22, see </w:t>
+      </w:r>
+      <w:r>
+        <w:rPr>
+          <w:color w:val="000000" w:themeColor="text1"/>
+          <w:lang w:val="en-GB"/>
+        </w:rPr>
+        <w:fldChar w:fldCharType="begin"/>
+      </w:r>
+      <w:r>
+        <w:rPr>
+          <w:color w:val="000000" w:themeColor="text1"/>
+          <w:lang w:val="en-GB"/>
+        </w:rPr>
+        <w:instrText xml:space="preserve"> REF _Ref27431172 \h </w:instrText>
+      </w:r>
+      <w:r>
+        <w:rPr>
+          <w:color w:val="000000" w:themeColor="text1"/>
+          <w:lang w:val="en-GB"/>
+        </w:rPr>
+      </w:r>
+      <w:r>
+        <w:rPr>
+          <w:color w:val="000000" w:themeColor="text1"/>
+          <w:lang w:val="en-GB"/>
+        </w:rPr>
+        <w:fldChar w:fldCharType="separate"/>
+      </w:r>
+      <w:r>
+        <w:rPr>
+          <w:b/>
+          <w:bCs/>
+          <w:i/>
+          <w:iCs/>
+        </w:rPr>
+        <w:t xml:space="preserve">Figure </w:t>
+      </w:r>
+      <w:r>
+        <w:rPr>
+          <w:b/>
+          <w:bCs/>
+          <w:i/>
+          <w:iCs/>
+          <w:noProof/>
+        </w:rPr>
+        <w:t>2</w:t>
+      </w:r>
+      <w:r>
+        <w:rPr>
+          <w:color w:val="000000" w:themeColor="text1"/>
+          <w:lang w:val="en-GB"/>
+        </w:rPr>
+        <w:fldChar w:fldCharType="end"/>
+      </w:r>
+      <w:r>
+        <w:rPr>
+          <w:color w:val="000000" w:themeColor="text1"/>
+          <w:lang w:val="en-GB"/>
+        </w:rPr>
+        <w:t xml:space="preserve"> and </w:t>
+      </w:r>
+      <w:r>
+        <w:rPr>
+          <w:color w:val="000000" w:themeColor="text1"/>
+          <w:lang w:val="en-GB"/>
+        </w:rPr>
+        <w:fldChar w:fldCharType="begin"/>
+      </w:r>
+      <w:r>
+        <w:rPr>
+          <w:color w:val="000000" w:themeColor="text1"/>
+          <w:lang w:val="en-GB"/>
+        </w:rPr>
+        <w:instrText xml:space="preserve"> REF _Ref27431178 \h </w:instrText>
+      </w:r>
+      <w:r>
+        <w:rPr>
+          <w:color w:val="000000" w:themeColor="text1"/>
+          <w:lang w:val="en-GB"/>
+        </w:rPr>
+      </w:r>
+      <w:r>
+        <w:rPr>
+          <w:color w:val="000000" w:themeColor="text1"/>
+          <w:lang w:val="en-GB"/>
+        </w:rPr>
+        <w:fldChar w:fldCharType="separate"/>
+      </w:r>
+      <w:r>
+        <w:rPr>
+          <w:b/>
+          <w:bCs/>
+        </w:rPr>
+        <w:t xml:space="preserve">Figure </w:t>
+      </w:r>
+      <w:r>
+        <w:rPr>
+          <w:b/>
+          <w:bCs/>
+          <w:noProof/>
+        </w:rPr>
+        <w:t>1</w:t>
+      </w:r>
+      <w:r>
+        <w:rPr>
+          <w:color w:val="000000" w:themeColor="text1"/>
+          <w:lang w:val="en-GB"/>
+        </w:rPr>
+        <w:fldChar w:fldCharType="end"/>
+      </w:r>
+      <w:r>
+        <w:rPr>
+          <w:color w:val="000000" w:themeColor="text1"/>
+          <w:lang w:val="en-GB"/>
+        </w:rPr>
+        <w:t xml:space="preserve">. </w:t>
+      </w:r>
+    </w:p>
+    <w:p>
+      <w:pPr>
+        <w:rPr>
+          <w:color w:val="000000" w:themeColor="text1"/>
+          <w:lang w:val="en-GB"/>
+        </w:rPr>
+      </w:pPr>
+      <w:r>
+        <w:rPr>
+          <w:noProof/>
+        </w:rPr>
+        <mc:AlternateContent>
+          <mc:Choice Requires="wps">
+            <w:drawing>
+              <wp:anchor distT="0" distB="0" distL="114300" distR="114300" simplePos="0" relativeHeight="251673600" behindDoc="1" locked="0" layoutInCell="1" allowOverlap="1" wp14:anchorId="530CD5B8" wp14:editId="62C85B57">
+                <wp:simplePos x="0" y="0"/>
+                <wp:positionH relativeFrom="column">
+                  <wp:posOffset>16510</wp:posOffset>
+                </wp:positionH>
+                <wp:positionV relativeFrom="paragraph">
+                  <wp:posOffset>2223135</wp:posOffset>
+                </wp:positionV>
+                <wp:extent cx="5688965" cy="635"/>
+                <wp:effectExtent l="0" t="0" r="6985" b="0"/>
+                <wp:wrapTopAndBottom/>
+                <wp:docPr id="10" name="Text Box 10"/>
+                <wp:cNvGraphicFramePr/>
+                <a:graphic xmlns:a="http://schemas.openxmlformats.org/drawingml/2006/main">
+                  <a:graphicData uri="http://schemas.microsoft.com/office/word/2010/wordprocessingShape">
+                    <wps:wsp>
+                      <wps:cNvSpPr txBox="1"/>
+                      <wps:spPr>
+                        <a:xfrm>
+                          <a:off x="0" y="0"/>
+                          <a:ext cx="5688965" cy="635"/>
+                        </a:xfrm>
+                        <a:prstGeom prst="rect">
+                          <a:avLst/>
+                        </a:prstGeom>
+                        <a:solidFill>
+                          <a:prstClr val="white"/>
+                        </a:solidFill>
+                        <a:ln>
+                          <a:noFill/>
+                        </a:ln>
+                      </wps:spPr>
+                      <wps:txbx>
+                        <w:txbxContent>
+                          <w:p>
+                            <w:pPr>
+                              <w:pStyle w:val="Caption"/>
+                              <w:jc w:val="center"/>
+                              <w:rPr>
+                                <w:b/>
+                                <w:bCs/>
+                                <w:i w:val="0"/>
+                                <w:iCs w:val="0"/>
+                                <w:color w:val="auto"/>
+                              </w:rPr>
+                            </w:pPr>
+                            <w:bookmarkStart w:id="2" w:name="_Ref27431178"/>
+                            <w:r>
+                              <w:rPr>
+                                <w:b/>
+                                <w:bCs/>
+                                <w:i w:val="0"/>
+                                <w:iCs w:val="0"/>
+                                <w:color w:val="auto"/>
+                              </w:rPr>
+                              <w:t xml:space="preserve">Figure </w:t>
+                            </w:r>
+                            <w:r>
+                              <w:rPr>
+                                <w:b/>
+                                <w:bCs/>
+                                <w:i w:val="0"/>
+                                <w:iCs w:val="0"/>
+                                <w:color w:val="auto"/>
+                              </w:rPr>
+                              <w:fldChar w:fldCharType="begin"/>
+                            </w:r>
+                            <w:r>
+                              <w:rPr>
+                                <w:b/>
+                                <w:bCs/>
+                                <w:i w:val="0"/>
+                                <w:iCs w:val="0"/>
+                                <w:color w:val="auto"/>
+                              </w:rPr>
+                              <w:instrText xml:space="preserve"> SEQ Figure \* ARABIC </w:instrText>
+                            </w:r>
+                            <w:r>
+                              <w:rPr>
+                                <w:b/>
+                                <w:bCs/>
+                                <w:i w:val="0"/>
+                                <w:iCs w:val="0"/>
+                                <w:color w:val="auto"/>
+                              </w:rPr>
+                              <w:fldChar w:fldCharType="separate"/>
+                            </w:r>
+                            <w:r>
+                              <w:rPr>
+                                <w:b/>
+                                <w:bCs/>
+                                <w:i w:val="0"/>
+                                <w:iCs w:val="0"/>
+                                <w:noProof/>
+                                <w:color w:val="auto"/>
+                              </w:rPr>
+                              <w:t>1</w:t>
+                            </w:r>
+                            <w:r>
+                              <w:rPr>
+                                <w:b/>
+                                <w:bCs/>
+                                <w:i w:val="0"/>
+                                <w:iCs w:val="0"/>
+                                <w:color w:val="auto"/>
+                              </w:rPr>
+                              <w:fldChar w:fldCharType="end"/>
+                            </w:r>
+                            <w:bookmarkEnd w:id="2"/>
+                            <w:r>
+                              <w:rPr>
+                                <w:i w:val="0"/>
+                                <w:iCs w:val="0"/>
+                                <w:color w:val="auto"/>
+                              </w:rPr>
+                              <w:t>: Minor Cycle 1</w:t>
+                            </w:r>
+                          </w:p>
+                        </w:txbxContent>
+                      </wps:txbx>
+                      <wps:bodyPr rot="0" spcFirstLastPara="0" vertOverflow="overflow" horzOverflow="overflow" vert="horz" wrap="square" lIns="0" tIns="0" rIns="0" bIns="0" numCol="1" spcCol="0" rtlCol="0" fromWordArt="0" anchor="t" anchorCtr="0" forceAA="0" compatLnSpc="1">
+                        <a:prstTxWarp prst="textNoShape">
+                          <a:avLst/>
+                        </a:prstTxWarp>
+                        <a:spAutoFit/>
+                      </wps:bodyPr>
+                    </wps:wsp>
+                  </a:graphicData>
+                </a:graphic>
+              </wp:anchor>
+            </w:drawing>
+          </mc:Choice>
+          <mc:Fallback>
+            <w:pict>
+              <v:shapetype w14:anchorId="530CD5B8" id="_x0000_t202" coordsize="21600,21600" o:spt="202" path="m,l,21600r21600,l21600,xe">
+                <v:stroke joinstyle="miter"/>
+                <v:path gradientshapeok="t" o:connecttype="rect"/>
+              </v:shapetype>
+              <v:shape id="Text Box 10" o:spid="_x0000_s1026" type="#_x0000_t202" style="position:absolute;margin-left:1.3pt;margin-top:175.05pt;width:447.95pt;height:.05pt;z-index:-251642880;visibility:visible;mso-wrap-style:square;mso-wrap-distance-left:9pt;mso-wrap-distance-top:0;mso-wrap-distance-right:9pt;mso-wrap-distance-bottom:0;mso-position-horizontal:absolute;mso-position-horizontal-relative:text;mso-position-vertical:absolute;mso-position-vertical-relative:text;v-text-anchor:top" o:gfxdata="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" stroked="f">
+                <v:textbox style="mso-fit-shape-to-text:t" inset="0,0,0,0">
+                  <w:txbxContent>
+                    <w:p>
+                      <w:pPr>
+                        <w:pStyle w:val="Caption"/>
+                        <w:jc w:val="center"/>
+                        <w:rPr>
+                          <w:b/>
+                          <w:bCs/>
+                          <w:i w:val="0"/>
+                          <w:iCs w:val="0"/>
+                          <w:color w:val="auto"/>
+                        </w:rPr>
+                      </w:pPr>
+                      <w:bookmarkStart w:id="3" w:name="_Ref27431178"/>
+                      <w:r>
+                        <w:rPr>
+                          <w:b/>
+                          <w:bCs/>
+                          <w:i w:val="0"/>
+                          <w:iCs w:val="0"/>
+                          <w:color w:val="auto"/>
+                        </w:rPr>
+                        <w:t xml:space="preserve">Figure </w:t>
+                      </w:r>
+                      <w:r>
+                        <w:rPr>
+                          <w:b/>
+                          <w:bCs/>
+                          <w:i w:val="0"/>
+                          <w:iCs w:val="0"/>
+                          <w:color w:val="auto"/>
+                        </w:rPr>
+                        <w:fldChar w:fldCharType="begin"/>
+                      </w:r>
+                      <w:r>
+                        <w:rPr>
+                          <w:b/>
+                          <w:bCs/>
+                          <w:i w:val="0"/>
+                          <w:iCs w:val="0"/>
+                          <w:color w:val="auto"/>
+                        </w:rPr>
+                        <w:instrText xml:space="preserve"> SEQ Figure \* ARABIC </w:instrText>
+                      </w:r>
+                      <w:r>
+                        <w:rPr>
+                          <w:b/>
+                          <w:bCs/>
+                          <w:i w:val="0"/>
+                          <w:iCs w:val="0"/>
+                          <w:color w:val="auto"/>
+                        </w:rPr>
+                        <w:fldChar w:fldCharType="separate"/>
+                      </w:r>
+                      <w:r>
+                        <w:rPr>
+                          <w:b/>
+                          <w:bCs/>
+                          <w:i w:val="0"/>
+                          <w:iCs w:val="0"/>
+                          <w:noProof/>
+                          <w:color w:val="auto"/>
+                        </w:rPr>
+                        <w:t>1</w:t>
+                      </w:r>
+                      <w:r>
+                        <w:rPr>
+                          <w:b/>
+                          <w:bCs/>
+                          <w:i w:val="0"/>
+                          <w:iCs w:val="0"/>
+                          <w:color w:val="auto"/>
+                        </w:rPr>
+                        <w:fldChar w:fldCharType="end"/>
+                      </w:r>
+                      <w:bookmarkEnd w:id="3"/>
+                      <w:r>
+                        <w:rPr>
+                          <w:i w:val="0"/>
+                          <w:iCs w:val="0"/>
+                          <w:color w:val="auto"/>
+                        </w:rPr>
+                        <w:t>: Minor Cycle 1</w:t>
+                      </w:r>
+                    </w:p>
+                  </w:txbxContent>
+                </v:textbox>
+                <w10:wrap type="topAndBottom"/>
+              </v:shape>
+            </w:pict>
+          </mc:Fallback>
+        </mc:AlternateContent>
+      </w:r>
+      <w:r>
+        <w:rPr>
+          <w:noProof/>
+        </w:rPr>
+        <w:drawing>
+          <wp:anchor distT="0" distB="0" distL="114300" distR="114300" simplePos="0" relativeHeight="251670528" behindDoc="1" locked="0" layoutInCell="1" allowOverlap="1" wp14:anchorId="2CAE7B15" wp14:editId="0CEED577">
+            <wp:simplePos x="0" y="0"/>
+            <wp:positionH relativeFrom="margin">
+              <wp:posOffset>20265</wp:posOffset>
+            </wp:positionH>
+            <wp:positionV relativeFrom="paragraph">
+              <wp:posOffset>384175</wp:posOffset>
+            </wp:positionV>
+            <wp:extent cx="5688965" cy="1802765"/>
+            <wp:effectExtent l="19050" t="19050" r="26035" b="26035"/>
+            <wp:wrapTopAndBottom/>
+            <wp:docPr id="3" name="Picture 3"/>
+            <wp:cNvGraphicFramePr>
+              <a:graphicFrameLocks xmlns:a="http://schemas.openxmlformats.org/drawingml/2006/main" noChangeAspect="1"/>
+            </wp:cNvGraphicFramePr>
+            <a:graphic xmlns:a="http://schemas.openxmlformats.org/drawingml/2006/main">
+              <a:graphicData uri="http://schemas.openxmlformats.org/drawingml/2006/picture">
+                <pic:pic xmlns:pic="http://schemas.openxmlformats.org/drawingml/2006/picture">
+                  <pic:nvPicPr>
+                    <pic:cNvPr id="0" name="Picture 2"/>
+                    <pic:cNvPicPr>
+                      <a:picLocks noChangeAspect="1" noChangeArrowheads="1"/>
+                    </pic:cNvPicPr>
+                  </pic:nvPicPr>
+                  <pic:blipFill rotWithShape="1">
+                    <a:blip r:embed="rId8">
+                      <a:extLst>
+                        <a:ext uri="{28A0092B-C50C-407E-A947-70E740481C1C}">
+                          <a14:useLocalDpi xmlns:a14="http://schemas.microsoft.com/office/drawing/2010/main" val="0"/>
+                        </a:ext>
+                      </a:extLst>
+                    </a:blip>
+                    <a:srcRect l="809" t="13340" r="16780" b="2914"/>
+                    <a:stretch/>
+                  </pic:blipFill>
+                  <pic:spPr bwMode="auto">
+                    <a:xfrm>
+                      <a:off x="0" y="0"/>
+                      <a:ext cx="5688965" cy="1802765"/>
+                    </a:xfrm>
+                    <a:prstGeom prst="rect">
+                      <a:avLst/>
+                    </a:prstGeom>
+                    <a:noFill/>
+                    <a:ln>
+                      <a:solidFill>
+                        <a:schemeClr val="tx1"/>
+                      </a:solidFill>
+                    </a:ln>
+                    <a:extLst>
+                      <a:ext uri="{53640926-AAD7-44D8-BBD7-CCE9431645EC}">
+                        <a14:shadowObscured xmlns:a14="http://schemas.microsoft.com/office/drawing/2010/main"/>
+                      </a:ext>
+                    </a:extLst>
+                  </pic:spPr>
+                </pic:pic>
+              </a:graphicData>
+            </a:graphic>
+            <wp14:sizeRelH relativeFrom="margin">
+              <wp14:pctWidth>0</wp14:pctWidth>
+            </wp14:sizeRelH>
+            <wp14:sizeRelV relativeFrom="margin">
+              <wp14:pctHeight>0</wp14:pctHeight>
+            </wp14:sizeRelV>
+          </wp:anchor>
+        </w:drawing>
+      </w:r>
+    </w:p>
+    <w:p>
+      <w:pPr>
+        <w:rPr>
+          <w:color w:val="000000" w:themeColor="text1"/>
+          <w:lang w:val="en-GB"/>
+        </w:rPr>
+      </w:pPr>
+    </w:p>
+    <w:p>
+      <w:pPr>
+        <w:rPr>
+          <w:color w:val="000000" w:themeColor="text1"/>
+          <w:lang w:val="en-GB"/>
+        </w:rPr>
+      </w:pPr>
+      <w:r>
+        <w:rPr>
+          <w:color w:val="000000" w:themeColor="text1"/>
+          <w:lang w:val="en-GB"/>
+        </w:rPr>
+        <w:br w:type="page"/>
+      </w:r>
+    </w:p>
+    <w:p>
+      <w:pPr>
+        <w:rPr>
+          <w:color w:val="000000" w:themeColor="text1"/>
+          <w:lang w:val="en-GB"/>
+        </w:rPr>
+      </w:pPr>
+      <w:r>
+        <w:rPr>
+          <w:noProof/>
+          <w:color w:val="000000" w:themeColor="text1"/>
+          <w:lang w:val="en-GB"/>
+        </w:rPr>
+        <w:lastRenderedPageBreak/>
+        <w:drawing>
+          <wp:anchor distT="0" distB="0" distL="114300" distR="114300" simplePos="0" relativeHeight="251675648" behindDoc="0" locked="0" layoutInCell="1" allowOverlap="1" wp14:anchorId="394E98C2" wp14:editId="3D85331A">
+            <wp:simplePos x="0" y="0"/>
+            <wp:positionH relativeFrom="margin">
+              <wp:posOffset>2540</wp:posOffset>
+            </wp:positionH>
+            <wp:positionV relativeFrom="paragraph">
+              <wp:posOffset>19685</wp:posOffset>
+            </wp:positionV>
+            <wp:extent cx="5688965" cy="2284730"/>
+            <wp:effectExtent l="19050" t="19050" r="26035" b="20320"/>
+            <wp:wrapTopAndBottom/>
+            <wp:docPr id="7" name="Picture 7"/>
+            <wp:cNvGraphicFramePr>
+              <a:graphicFrameLocks xmlns:a="http://schemas.openxmlformats.org/drawingml/2006/main" noChangeAspect="1"/>
+            </wp:cNvGraphicFramePr>
+            <a:graphic xmlns:a="http://schemas.openxmlformats.org/drawingml/2006/main">
+              <a:graphicData uri="http://schemas.openxmlformats.org/drawingml/2006/picture">
+                <pic:pic xmlns:pic="http://schemas.openxmlformats.org/drawingml/2006/picture">
+                  <pic:nvPicPr>
+                    <pic:cNvPr id="0" name="Picture 3"/>
+                    <pic:cNvPicPr>
+                      <a:picLocks noChangeAspect="1" noChangeArrowheads="1"/>
+                    </pic:cNvPicPr>
+                  </pic:nvPicPr>
+                  <pic:blipFill rotWithShape="1">
+                    <a:blip r:embed="rId9">
+                      <a:extLst>
+                        <a:ext uri="{28A0092B-C50C-407E-A947-70E740481C1C}">
+                          <a14:useLocalDpi xmlns:a14="http://schemas.microsoft.com/office/drawing/2010/main" val="0"/>
+                        </a:ext>
+                      </a:extLst>
+                    </a:blip>
+                    <a:srcRect t="2657"/>
+                    <a:stretch/>
+                  </pic:blipFill>
+                  <pic:spPr bwMode="auto">
+                    <a:xfrm>
+                      <a:off x="0" y="0"/>
+                      <a:ext cx="5688965" cy="2284730"/>
+                    </a:xfrm>
+                    <a:prstGeom prst="rect">
+                      <a:avLst/>
+                    </a:prstGeom>
+                    <a:noFill/>
+                    <a:ln w="9525" cap="flat" cmpd="sng" algn="ctr">
+                      <a:solidFill>
+                        <a:sysClr val="windowText" lastClr="000000"/>
+                      </a:solidFill>
+                      <a:prstDash val="solid"/>
+                      <a:round/>
+                      <a:headEnd type="none" w="med" len="med"/>
+                      <a:tailEnd type="none" w="med" len="med"/>
+                      <a:extLst>
+                        <a:ext uri="{C807C97D-BFC1-408E-A445-0C87EB9F89A2}">
+                          <ask:lineSketchStyleProps xmlns:ask="http://schemas.microsoft.com/office/drawing/2018/sketchyshapes" sd="0">
+                            <a:custGeom>
+                              <a:avLst/>
+                              <a:gdLst/>
+                              <a:ahLst/>
+                              <a:cxnLst/>
+                              <a:rect l="0" t="0" r="0" b="0"/>
+                              <a:pathLst/>
+                            </a:custGeom>
+                            <ask:type/>
+                          </ask:lineSketchStyleProps>
+                        </a:ext>
+                      </a:extLst>
+                    </a:ln>
+                    <a:extLst>
+                      <a:ext uri="{53640926-AAD7-44D8-BBD7-CCE9431645EC}">
+                        <a14:shadowObscured xmlns:a14="http://schemas.microsoft.com/office/drawing/2010/main"/>
+                      </a:ext>
+                    </a:extLst>
+                  </pic:spPr>
+                </pic:pic>
+              </a:graphicData>
+            </a:graphic>
+            <wp14:sizeRelH relativeFrom="margin">
+              <wp14:pctWidth>0</wp14:pctWidth>
+            </wp14:sizeRelH>
+            <wp14:sizeRelV relativeFrom="margin">
+              <wp14:pctHeight>0</wp14:pctHeight>
+            </wp14:sizeRelV>
+          </wp:anchor>
+        </w:drawing>
+      </w:r>
+      <w:r>
+        <w:rPr>
+          <w:noProof/>
+          <w:color w:val="000000" w:themeColor="text1"/>
+          <w:lang w:val="en-GB"/>
+        </w:rPr>
+        <mc:AlternateContent>
+          <mc:Choice Requires="wps">
+            <w:drawing>
+              <wp:anchor distT="0" distB="0" distL="114300" distR="114300" simplePos="0" relativeHeight="251676672" behindDoc="0" locked="0" layoutInCell="1" allowOverlap="1" wp14:anchorId="1E0CD753" wp14:editId="11D87350">
+                <wp:simplePos x="0" y="0"/>
+                <wp:positionH relativeFrom="margin">
+                  <wp:posOffset>0</wp:posOffset>
+                </wp:positionH>
+                <wp:positionV relativeFrom="paragraph">
+                  <wp:posOffset>2364105</wp:posOffset>
+                </wp:positionV>
+                <wp:extent cx="5697855" cy="266700"/>
+                <wp:effectExtent l="0" t="0" r="0" b="0"/>
+                <wp:wrapTopAndBottom/>
+                <wp:docPr id="8" name="Text Box 8"/>
+                <wp:cNvGraphicFramePr/>
+                <a:graphic xmlns:a="http://schemas.openxmlformats.org/drawingml/2006/main">
+                  <a:graphicData uri="http://schemas.microsoft.com/office/word/2010/wordprocessingShape">
+                    <wps:wsp>
+                      <wps:cNvSpPr txBox="1"/>
+                      <wps:spPr>
+                        <a:xfrm>
+                          <a:off x="0" y="0"/>
+                          <a:ext cx="5697855" cy="266700"/>
+                        </a:xfrm>
+                        <a:prstGeom prst="rect">
+                          <a:avLst/>
+                        </a:prstGeom>
+                        <a:solidFill>
+                          <a:prstClr val="white"/>
+                        </a:solidFill>
+                        <a:ln>
+                          <a:noFill/>
+                        </a:ln>
+                      </wps:spPr>
+                      <wps:txbx>
+                        <w:txbxContent>
+                          <w:p>
+                            <w:pPr>
+                              <w:jc w:val="center"/>
+                              <w:rPr>
+                                <w:i/>
+                                <w:iCs/>
+                              </w:rPr>
+                            </w:pPr>
+                            <w:bookmarkStart w:id="4" w:name="_Ref27431172"/>
+                            <w:r>
+                              <w:rPr>
+                                <w:b/>
+                                <w:bCs/>
+                                <w:i/>
+                                <w:iCs/>
+                              </w:rPr>
+                              <w:t xml:space="preserve">Figure </w:t>
+                            </w:r>
+                            <w:r>
+                              <w:rPr>
+                                <w:b/>
+                                <w:bCs/>
+                                <w:i/>
+                                <w:iCs/>
+                              </w:rPr>
+                              <w:fldChar w:fldCharType="begin"/>
+                            </w:r>
+                            <w:r>
+                              <w:rPr>
+                                <w:b/>
+                                <w:bCs/>
+                                <w:i/>
+                                <w:iCs/>
+                              </w:rPr>
+                              <w:instrText xml:space="preserve"> SEQ Figure \* ARABIC </w:instrText>
+                            </w:r>
+                            <w:r>
+                              <w:rPr>
+                                <w:b/>
+                                <w:bCs/>
+                                <w:i/>
+                                <w:iCs/>
+                              </w:rPr>
+                              <w:fldChar w:fldCharType="separate"/>
+                            </w:r>
+                            <w:r>
+                              <w:rPr>
+                                <w:b/>
+                                <w:bCs/>
+                                <w:i/>
+                                <w:iCs/>
+                                <w:noProof/>
+                              </w:rPr>
+                              <w:t>2</w:t>
+                            </w:r>
+                            <w:r>
+                              <w:rPr>
+                                <w:b/>
+                                <w:bCs/>
+                                <w:i/>
+                                <w:iCs/>
+                              </w:rPr>
+                              <w:fldChar w:fldCharType="end"/>
+                            </w:r>
+                            <w:bookmarkEnd w:id="4"/>
+                            <w:r>
+                              <w:rPr>
+                                <w:b/>
+                                <w:bCs/>
+                                <w:i/>
+                                <w:iCs/>
+                              </w:rPr>
+                              <w:t xml:space="preserve">: </w:t>
+                            </w:r>
+                            <w:r>
+                              <w:rPr>
+                                <w:i/>
+                                <w:iCs/>
+                              </w:rPr>
+                              <w:t>Minor Cycle 11 and 21</w:t>
+                            </w:r>
+                          </w:p>
+                        </w:txbxContent>
+                      </wps:txbx>
+                      <wps:bodyPr rot="0" spcFirstLastPara="0" vertOverflow="overflow" horzOverflow="overflow" vert="horz" wrap="square" lIns="0" tIns="0" rIns="0" bIns="0" numCol="1" spcCol="0" rtlCol="0" fromWordArt="0" anchor="t" anchorCtr="0" forceAA="0" compatLnSpc="1">
+                        <a:prstTxWarp prst="textNoShape">
+                          <a:avLst/>
+                        </a:prstTxWarp>
+                        <a:spAutoFit/>
+                      </wps:bodyPr>
+                    </wps:wsp>
+                  </a:graphicData>
+                </a:graphic>
+              </wp:anchor>
+            </w:drawing>
+          </mc:Choice>
+          <mc:Fallback>
+            <w:pict>
+              <v:shape w14:anchorId="1E0CD753" id="Text Box 8" o:spid="_x0000_s1027" type="#_x0000_t202" style="position:absolute;margin-left:0;margin-top:186.15pt;width:448.65pt;height:21pt;z-index:251676672;visibility:visible;mso-wrap-style:square;mso-wrap-distance-left:9pt;mso-wrap-distance-top:0;mso-wrap-distance-right:9pt;mso-wrap-distance-bottom:0;mso-position-horizontal:absolute;mso-position-horizontal-relative:margin;mso-position-vertical:absolute;mso-position-vertical-relative:text;v-text-anchor:top" o:gfxdata="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" stroked="f">
+                <v:textbox style="mso-fit-shape-to-text:t" inset="0,0,0,0">
+                  <w:txbxContent>
+                    <w:p>
+                      <w:pPr>
+                        <w:jc w:val="center"/>
+                        <w:rPr>
+                          <w:i/>
+                          <w:iCs/>
+                        </w:rPr>
+                      </w:pPr>
+                      <w:bookmarkStart w:id="5" w:name="_Ref27431172"/>
+                      <w:r>
+                        <w:rPr>
+                          <w:b/>
+                          <w:bCs/>
+                          <w:i/>
+                          <w:iCs/>
+                        </w:rPr>
+                        <w:t xml:space="preserve">Figure </w:t>
+                      </w:r>
+                      <w:r>
+                        <w:rPr>
+                          <w:b/>
+                          <w:bCs/>
+                          <w:i/>
+                          <w:iCs/>
+                        </w:rPr>
+                        <w:fldChar w:fldCharType="begin"/>
+                      </w:r>
+                      <w:r>
+                        <w:rPr>
+                          <w:b/>
+                          <w:bCs/>
+                          <w:i/>
+                          <w:iCs/>
+                        </w:rPr>
+                        <w:instrText xml:space="preserve"> SEQ Figure \* ARABIC </w:instrText>
+                      </w:r>
+                      <w:r>
+                        <w:rPr>
+                          <w:b/>
+                          <w:bCs/>
+                          <w:i/>
+                          <w:iCs/>
+                        </w:rPr>
+                        <w:fldChar w:fldCharType="separate"/>
+                      </w:r>
+                      <w:r>
+                        <w:rPr>
+                          <w:b/>
+                          <w:bCs/>
+                          <w:i/>
+                          <w:iCs/>
+                          <w:noProof/>
+                        </w:rPr>
+                        <w:t>2</w:t>
+                      </w:r>
+                      <w:r>
+                        <w:rPr>
+                          <w:b/>
+                          <w:bCs/>
+                          <w:i/>
+                          <w:iCs/>
+                        </w:rPr>
+                        <w:fldChar w:fldCharType="end"/>
+                      </w:r>
+                      <w:bookmarkEnd w:id="5"/>
+                      <w:r>
+                        <w:rPr>
+                          <w:b/>
+                          <w:bCs/>
+                          <w:i/>
+                          <w:iCs/>
+                        </w:rPr>
+                        <w:t xml:space="preserve">: </w:t>
+                      </w:r>
+                      <w:r>
+                        <w:rPr>
+                          <w:i/>
+                          <w:iCs/>
+                        </w:rPr>
+                        <w:t>Minor Cycle 11 and 21</w:t>
+                      </w:r>
+                    </w:p>
+                  </w:txbxContent>
+                </v:textbox>
+                <w10:wrap type="topAndBottom" anchorx="margin"/>
+              </v:shape>
+            </w:pict>
+          </mc:Fallback>
+        </mc:AlternateContent>
+      </w:r>
+      <w:r>
+        <w:rPr>
+          <w:color w:val="000000" w:themeColor="text1"/>
+          <w:lang w:val="en-GB"/>
+        </w:rPr>
+        <w:t xml:space="preserve">The </w:t>
+      </w:r>
+      <w:r>
+        <w:rPr>
+          <w:i/>
+          <w:iCs/>
+          <w:color w:val="000000" w:themeColor="text1"/>
+          <w:lang w:val="en-GB"/>
+        </w:rPr>
+        <w:t>Control</w:t>
+      </w:r>
+      <w:r>
+        <w:rPr>
+          <w:color w:val="000000" w:themeColor="text1"/>
+          <w:lang w:val="en-GB"/>
+        </w:rPr>
+        <w:t xml:space="preserve"> task is only used every 600ms, i.e. in minor cycles 1, 7, 13, 19, 25, see </w:t>
+      </w:r>
+      <w:r>
+        <w:rPr>
+          <w:color w:val="000000" w:themeColor="text1"/>
+          <w:lang w:val="en-GB"/>
+        </w:rPr>
+        <w:fldChar w:fldCharType="begin"/>
+      </w:r>
+      <w:r>
+        <w:rPr>
+          <w:color w:val="000000" w:themeColor="text1"/>
+          <w:lang w:val="en-GB"/>
+        </w:rPr>
+        <w:instrText xml:space="preserve"> REF _Ref27431262 \h </w:instrText>
+      </w:r>
+      <w:r>
+        <w:rPr>
+          <w:color w:val="000000" w:themeColor="text1"/>
+          <w:lang w:val="en-GB"/>
+        </w:rPr>
+        <w:fldChar w:fldCharType="separate"/>
+      </w:r>
+      <w:r>
+        <w:rPr>
+          <w:b/>
+          <w:bCs/>
+          <w:color w:val="000000" w:themeColor="text1"/>
+        </w:rPr>
+        <w:t>Error! Reference source not found.</w:t>
+      </w:r>
+      <w:r>
+        <w:rPr>
+          <w:color w:val="000000" w:themeColor="text1"/>
+          <w:lang w:val="en-GB"/>
+        </w:rPr>
+        <w:fldChar w:fldCharType="end"/>
+      </w:r>
+      <w:r>
+        <w:rPr>
+          <w:color w:val="000000" w:themeColor="text1"/>
+          <w:lang w:val="en-GB"/>
+        </w:rPr>
+        <w:t xml:space="preserve">. All other minor cycles are the same without the two tasks cited above, see </w:t>
+      </w:r>
+      <w:r>
+        <w:rPr>
+          <w:color w:val="000000" w:themeColor="text1"/>
+          <w:lang w:val="en-GB"/>
+        </w:rPr>
+        <w:fldChar w:fldCharType="begin"/>
+      </w:r>
+      <w:r>
+        <w:rPr>
+          <w:color w:val="000000" w:themeColor="text1"/>
+          <w:lang w:val="en-GB"/>
+        </w:rPr>
+        <w:instrText xml:space="preserve"> REF _Ref27431302 \h </w:instrText>
+      </w:r>
+      <w:r>
+        <w:rPr>
+          <w:color w:val="000000" w:themeColor="text1"/>
+          <w:lang w:val="en-GB"/>
+        </w:rPr>
+      </w:r>
+      <w:r>
+        <w:rPr>
+          <w:color w:val="000000" w:themeColor="text1"/>
+          <w:lang w:val="en-GB"/>
+        </w:rPr>
+        <w:fldChar w:fldCharType="separate"/>
+      </w:r>
+      <w:r>
+        <w:rPr>
+          <w:b/>
+          <w:bCs/>
+        </w:rPr>
+        <w:t xml:space="preserve">Figure </w:t>
+      </w:r>
+      <w:r>
+        <w:rPr>
+          <w:b/>
+          <w:bCs/>
+          <w:noProof/>
+        </w:rPr>
+        <w:t>4</w:t>
+      </w:r>
+      <w:r>
+        <w:rPr>
+          <w:color w:val="000000" w:themeColor="text1"/>
+          <w:lang w:val="en-GB"/>
+        </w:rPr>
+        <w:fldChar w:fldCharType="end"/>
+      </w:r>
+      <w:r>
+        <w:rPr>
+          <w:color w:val="000000" w:themeColor="text1"/>
+          <w:lang w:val="en-GB"/>
+        </w:rPr>
+        <w:t xml:space="preserve">. </w:t>
+      </w:r>
+    </w:p>
+    <w:p>
+      <w:pPr>
+        <w:keepNext/>
+      </w:pPr>
+      <w:r>
+        <w:rPr>
+          <w:noProof/>
+          <w:color w:val="000000" w:themeColor="text1"/>
+          <w:lang w:val="en-GB"/>
+        </w:rPr>
+        <w:drawing>
+          <wp:inline distT="0" distB="0" distL="0" distR="0" wp14:anchorId="4642130E" wp14:editId="6FE1D534">
+            <wp:extent cx="5721792" cy="2162312"/>
+            <wp:effectExtent l="19050" t="19050" r="12700" b="9525"/>
+            <wp:docPr id="21" name="Picture 21"/>
+            <wp:cNvGraphicFramePr>
+              <a:graphicFrameLocks xmlns:a="http://schemas.openxmlformats.org/drawingml/2006/main" noChangeAspect="1"/>
+            </wp:cNvGraphicFramePr>
+            <a:graphic xmlns:a="http://schemas.openxmlformats.org/drawingml/2006/main">
+              <a:graphicData uri="http://schemas.openxmlformats.org/drawingml/2006/picture">
+                <pic:pic xmlns:pic="http://schemas.openxmlformats.org/drawingml/2006/picture">
+                  <pic:nvPicPr>
+                    <pic:cNvPr id="1" name=""/>
+                    <pic:cNvPicPr/>
+                  </pic:nvPicPr>
+                  <pic:blipFill>
+                    <a:blip r:embed="rId10"/>
+                    <a:stretch>
+                      <a:fillRect/>
+                    </a:stretch>
+                  </pic:blipFill>
+                  <pic:spPr>
+                    <a:xfrm>
+                      <a:off x="0" y="0"/>
+                      <a:ext cx="5791376" cy="2188609"/>
+                    </a:xfrm>
+                    <a:prstGeom prst="rect">
+                      <a:avLst/>
+                    </a:prstGeom>
+                    <a:ln>
+                      <a:solidFill>
+                        <a:schemeClr val="tx1"/>
+                      </a:solidFill>
+                    </a:ln>
+                  </pic:spPr>
+                </pic:pic>
+              </a:graphicData>
+            </a:graphic>
+          </wp:inline>
+        </w:drawing>
+      </w:r>
+    </w:p>
+    <w:p>
+      <w:pPr>
+        <w:pStyle w:val="Caption"/>
+        <w:jc w:val="center"/>
+        <w:rPr>
+          <w:i w:val="0"/>
+          <w:iCs w:val="0"/>
+          <w:color w:val="auto"/>
+        </w:rPr>
+      </w:pPr>
+      <w:r>
+        <w:rPr>
+          <w:b/>
+          <w:bCs/>
+          <w:i w:val="0"/>
+          <w:iCs w:val="0"/>
+          <w:color w:val="auto"/>
+        </w:rPr>
+        <w:t xml:space="preserve">Figure </w:t>
+      </w:r>
+      <w:r>
+        <w:rPr>
+          <w:b/>
+          <w:bCs/>
+          <w:i w:val="0"/>
+          <w:iCs w:val="0"/>
+          <w:color w:val="auto"/>
+        </w:rPr>
+        <w:fldChar w:fldCharType="begin"/>
+      </w:r>
+      <w:r>
+        <w:rPr>
+          <w:b/>
+          <w:bCs/>
+          <w:i w:val="0"/>
+          <w:iCs w:val="0"/>
+          <w:color w:val="auto"/>
+        </w:rPr>
+        <w:instrText xml:space="preserve"> SEQ Figure \* ARABIC </w:instrText>
+      </w:r>
+      <w:r>
+        <w:rPr>
+          <w:b/>
+          <w:bCs/>
+          <w:i w:val="0"/>
+          <w:iCs w:val="0"/>
+          <w:color w:val="auto"/>
+        </w:rPr>
+        <w:fldChar w:fldCharType="separate"/>
+      </w:r>
+      <w:r>
+        <w:rPr>
+          <w:b/>
+          <w:bCs/>
+          <w:i w:val="0"/>
+          <w:iCs w:val="0"/>
+          <w:noProof/>
+          <w:color w:val="auto"/>
+        </w:rPr>
+        <w:t>3</w:t>
+      </w:r>
+      <w:r>
+        <w:rPr>
+          <w:b/>
+          <w:bCs/>
+          <w:i w:val="0"/>
+          <w:iCs w:val="0"/>
+          <w:color w:val="auto"/>
+        </w:rPr>
+        <w:fldChar w:fldCharType="end"/>
+      </w:r>
+      <w:r>
+        <w:rPr>
+          <w:b/>
+          <w:bCs/>
+          <w:i w:val="0"/>
+          <w:iCs w:val="0"/>
+          <w:color w:val="auto"/>
+        </w:rPr>
+        <w:t xml:space="preserve">: </w:t>
+      </w:r>
+      <w:r>
+        <w:rPr>
+          <w:i w:val="0"/>
+          <w:iCs w:val="0"/>
+          <w:color w:val="auto"/>
+        </w:rPr>
+        <w:t>Minor Cycles 7, 13, 19, 25</w:t>
+      </w:r>
+    </w:p>
+    <w:p>
+      <w:pPr>
+        <w:rPr>
+          <w:color w:val="000000" w:themeColor="text1"/>
+          <w:lang w:val="en-GB"/>
+        </w:rPr>
+      </w:pPr>
+      <w:r>
+        <w:rPr>
+          <w:noProof/>
+        </w:rPr>
+        <mc:AlternateContent>
+          <mc:Choice Requires="wps">
+            <w:drawing>
+              <wp:anchor distT="0" distB="0" distL="114300" distR="114300" simplePos="0" relativeHeight="251668480" behindDoc="0" locked="0" layoutInCell="1" allowOverlap="1" wp14:anchorId="20D9E18B" wp14:editId="1E5BE5B8">
+                <wp:simplePos x="0" y="0"/>
+                <wp:positionH relativeFrom="margin">
+                  <wp:align>right</wp:align>
+                </wp:positionH>
+                <wp:positionV relativeFrom="paragraph">
+                  <wp:posOffset>2408666</wp:posOffset>
+                </wp:positionV>
+                <wp:extent cx="5728970" cy="635"/>
+                <wp:effectExtent l="0" t="0" r="5080" b="0"/>
+                <wp:wrapTopAndBottom/>
+                <wp:docPr id="18" name="Text Box 18"/>
+                <wp:cNvGraphicFramePr/>
+                <a:graphic xmlns:a="http://schemas.openxmlformats.org/drawingml/2006/main">
+                  <a:graphicData uri="http://schemas.microsoft.com/office/word/2010/wordprocessingShape">
+                    <wps:wsp>
+                      <wps:cNvSpPr txBox="1"/>
+                      <wps:spPr>
+                        <a:xfrm>
+                          <a:off x="0" y="0"/>
+                          <a:ext cx="5728970" cy="635"/>
+                        </a:xfrm>
+                        <a:prstGeom prst="rect">
+                          <a:avLst/>
+                        </a:prstGeom>
+                        <a:solidFill>
+                          <a:prstClr val="white"/>
+                        </a:solidFill>
+                        <a:ln>
+                          <a:noFill/>
+                        </a:ln>
+                      </wps:spPr>
+                      <wps:txbx>
+                        <w:txbxContent>
+                          <w:p>
+                            <w:pPr>
+                              <w:pStyle w:val="Caption"/>
+                              <w:jc w:val="center"/>
+                              <w:rPr>
+                                <w:i w:val="0"/>
+                                <w:iCs w:val="0"/>
+                                <w:color w:val="auto"/>
+                              </w:rPr>
+                            </w:pPr>
+                            <w:bookmarkStart w:id="6" w:name="_Ref27431302"/>
+                            <w:r>
+                              <w:rPr>
+                                <w:b/>
+                                <w:bCs/>
+                                <w:i w:val="0"/>
+                                <w:iCs w:val="0"/>
+                                <w:color w:val="auto"/>
+                              </w:rPr>
+                              <w:t xml:space="preserve">Figure </w:t>
+                            </w:r>
+                            <w:r>
+                              <w:rPr>
+                                <w:b/>
+                                <w:bCs/>
+                                <w:i w:val="0"/>
+                                <w:iCs w:val="0"/>
+                                <w:color w:val="auto"/>
+                              </w:rPr>
+                              <w:fldChar w:fldCharType="begin"/>
+                            </w:r>
+                            <w:r>
+                              <w:rPr>
+                                <w:b/>
+                                <w:bCs/>
+                                <w:i w:val="0"/>
+                                <w:iCs w:val="0"/>
+                                <w:color w:val="auto"/>
+                              </w:rPr>
+                              <w:instrText xml:space="preserve"> SEQ Figure \* ARABIC </w:instrText>
+                            </w:r>
+                            <w:r>
+                              <w:rPr>
+                                <w:b/>
+                                <w:bCs/>
+                                <w:i w:val="0"/>
+                                <w:iCs w:val="0"/>
+                                <w:color w:val="auto"/>
+                              </w:rPr>
+                              <w:fldChar w:fldCharType="separate"/>
+                            </w:r>
+                            <w:r>
+                              <w:rPr>
+                                <w:b/>
+                                <w:bCs/>
+                                <w:i w:val="0"/>
+                                <w:iCs w:val="0"/>
+                                <w:noProof/>
+                                <w:color w:val="auto"/>
+                              </w:rPr>
+                              <w:t>4</w:t>
+                            </w:r>
+                            <w:r>
+                              <w:rPr>
+                                <w:b/>
+                                <w:bCs/>
+                                <w:i w:val="0"/>
+                                <w:iCs w:val="0"/>
+                                <w:color w:val="auto"/>
+                              </w:rPr>
+                              <w:fldChar w:fldCharType="end"/>
+                            </w:r>
+                            <w:bookmarkEnd w:id="6"/>
+                            <w:r>
+                              <w:rPr>
+                                <w:b/>
+                                <w:bCs/>
+                                <w:i w:val="0"/>
+                                <w:iCs w:val="0"/>
+                                <w:color w:val="auto"/>
+                              </w:rPr>
+                              <w:t xml:space="preserve">: </w:t>
+                            </w:r>
+                            <w:r>
+                              <w:rPr>
+                                <w:i w:val="0"/>
+                                <w:iCs w:val="0"/>
+                                <w:color w:val="auto"/>
+                              </w:rPr>
+                              <w:t>All other minor cycles</w:t>
+                            </w:r>
+                          </w:p>
+                        </w:txbxContent>
+                      </wps:txbx>
+                      <wps:bodyPr rot="0" spcFirstLastPara="0" vertOverflow="overflow" horzOverflow="overflow" vert="horz" wrap="square" lIns="0" tIns="0" rIns="0" bIns="0" numCol="1" spcCol="0" rtlCol="0" fromWordArt="0" anchor="t" anchorCtr="0" forceAA="0" compatLnSpc="1">
+                        <a:prstTxWarp prst="textNoShape">
+                          <a:avLst/>
+                        </a:prstTxWarp>
+                        <a:spAutoFit/>
+                      </wps:bodyPr>
+                    </wps:wsp>
+                  </a:graphicData>
+                </a:graphic>
+                <wp14:sizeRelH relativeFrom="margin">
+                  <wp14:pctWidth>0</wp14:pctWidth>
+                </wp14:sizeRelH>
+              </wp:anchor>
+            </w:drawing>
+          </mc:Choice>
+          <mc:Fallback>
+            <w:pict>
+              <v:shape w14:anchorId="20D9E18B" id="Text Box 18" o:spid="_x0000_s1028" type="#_x0000_t202" style="position:absolute;margin-left:399.9pt;margin-top:189.65pt;width:451.1pt;height:.05pt;z-index:251668480;visibility:visible;mso-wrap-style:square;mso-width-percent:0;mso-wrap-distance-left:9pt;mso-wrap-distance-top:0;mso-wrap-distance-right:9pt;mso-wrap-distance-bottom:0;mso-position-horizontal:right;mso-position-horizontal-relative:margin;mso-position-vertical:absolute;mso-position-vertical-relative:text;mso-width-percent:0;mso-width-relative:margin;v-text-anchor:top" o:gfxdata="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" stroked="f">
+                <v:textbox style="mso-fit-shape-to-text:t" inset="0,0,0,0">
+                  <w:txbxContent>
+                    <w:p>
+                      <w:pPr>
+                        <w:pStyle w:val="Caption"/>
+                        <w:jc w:val="center"/>
+                        <w:rPr>
+                          <w:i w:val="0"/>
+                          <w:iCs w:val="0"/>
+                          <w:color w:val="auto"/>
+                        </w:rPr>
+                      </w:pPr>
+                      <w:bookmarkStart w:id="7" w:name="_Ref27431302"/>
+                      <w:r>
+                        <w:rPr>
+                          <w:b/>
+                          <w:bCs/>
+                          <w:i w:val="0"/>
+                          <w:iCs w:val="0"/>
+                          <w:color w:val="auto"/>
+                        </w:rPr>
+                        <w:t xml:space="preserve">Figure </w:t>
+                      </w:r>
+                      <w:r>
+                        <w:rPr>
+                          <w:b/>
+                          <w:bCs/>
+                          <w:i w:val="0"/>
+                          <w:iCs w:val="0"/>
+                          <w:color w:val="auto"/>
+                        </w:rPr>
+                        <w:fldChar w:fldCharType="begin"/>
+                      </w:r>
+                      <w:r>
+                        <w:rPr>
+                          <w:b/>
+                          <w:bCs/>
+                          <w:i w:val="0"/>
+                          <w:iCs w:val="0"/>
+                          <w:color w:val="auto"/>
+                        </w:rPr>
+                        <w:instrText xml:space="preserve"> SEQ Figure \* ARABIC </w:instrText>
+                      </w:r>
+                      <w:r>
+                        <w:rPr>
+                          <w:b/>
+                          <w:bCs/>
+                          <w:i w:val="0"/>
+                          <w:iCs w:val="0"/>
+                          <w:color w:val="auto"/>
+                        </w:rPr>
+                        <w:fldChar w:fldCharType="separate"/>
+                      </w:r>
+                      <w:r>
+                        <w:rPr>
+                          <w:b/>
+                          <w:bCs/>
+                          <w:i w:val="0"/>
+                          <w:iCs w:val="0"/>
+                          <w:noProof/>
+                          <w:color w:val="auto"/>
+                        </w:rPr>
+                        <w:t>4</w:t>
+                      </w:r>
+                      <w:r>
+                        <w:rPr>
+                          <w:b/>
+                          <w:bCs/>
+                          <w:i w:val="0"/>
+                          <w:iCs w:val="0"/>
+                          <w:color w:val="auto"/>
+                        </w:rPr>
+                        <w:fldChar w:fldCharType="end"/>
+                      </w:r>
+                      <w:bookmarkEnd w:id="7"/>
+                      <w:r>
+                        <w:rPr>
+                          <w:b/>
+                          <w:bCs/>
+                          <w:i w:val="0"/>
+                          <w:iCs w:val="0"/>
+                          <w:color w:val="auto"/>
+                        </w:rPr>
+                        <w:t xml:space="preserve">: </w:t>
+                      </w:r>
+                      <w:r>
+                        <w:rPr>
+                          <w:i w:val="0"/>
+                          <w:iCs w:val="0"/>
+                          <w:color w:val="auto"/>
+                        </w:rPr>
+                        <w:t>All other minor cycles</w:t>
+                      </w:r>
+                    </w:p>
+                  </w:txbxContent>
+                </v:textbox>
+                <w10:wrap type="topAndBottom" anchorx="margin"/>
+              </v:shape>
+            </w:pict>
+          </mc:Fallback>
+        </mc:AlternateContent>
+      </w:r>
+      <w:r>
+        <w:rPr>
+          <w:noProof/>
+          <w:color w:val="000000" w:themeColor="text1"/>
+          <w:lang w:val="en-GB"/>
+        </w:rPr>
+        <w:drawing>
+          <wp:anchor distT="0" distB="0" distL="114300" distR="114300" simplePos="0" relativeHeight="251666432" behindDoc="0" locked="0" layoutInCell="1" allowOverlap="1" wp14:anchorId="32E4B0CA" wp14:editId="34DFF06B">
+            <wp:simplePos x="0" y="0"/>
+            <wp:positionH relativeFrom="margin">
+              <wp:align>right</wp:align>
+            </wp:positionH>
+            <wp:positionV relativeFrom="paragraph">
+              <wp:posOffset>193675</wp:posOffset>
+            </wp:positionV>
+            <wp:extent cx="5700395" cy="2104390"/>
+            <wp:effectExtent l="19050" t="19050" r="14605" b="10160"/>
+            <wp:wrapTopAndBottom/>
+            <wp:docPr id="17" name="Picture 17"/>
+            <wp:cNvGraphicFramePr>
+              <a:graphicFrameLocks xmlns:a="http://schemas.openxmlformats.org/drawingml/2006/main" noChangeAspect="1"/>
+            </wp:cNvGraphicFramePr>
+            <a:graphic xmlns:a="http://schemas.openxmlformats.org/drawingml/2006/main">
+              <a:graphicData uri="http://schemas.openxmlformats.org/drawingml/2006/picture">
+                <pic:pic xmlns:pic="http://schemas.openxmlformats.org/drawingml/2006/picture">
+                  <pic:nvPicPr>
+                    <pic:cNvPr id="1" name=""/>
+                    <pic:cNvPicPr/>
+                  </pic:nvPicPr>
+                  <pic:blipFill>
+                    <a:blip r:embed="rId11">
+                      <a:extLst>
+                        <a:ext uri="{28A0092B-C50C-407E-A947-70E740481C1C}">
+                          <a14:useLocalDpi xmlns:a14="http://schemas.microsoft.com/office/drawing/2010/main" val="0"/>
+                        </a:ext>
+                      </a:extLst>
+                    </a:blip>
+                    <a:stretch>
+                      <a:fillRect/>
+                    </a:stretch>
+                  </pic:blipFill>
+                  <pic:spPr bwMode="auto">
+                    <a:xfrm>
+                      <a:off x="0" y="0"/>
+                      <a:ext cx="5700395" cy="2104390"/>
+                    </a:xfrm>
+                    <a:prstGeom prst="rect">
+                      <a:avLst/>
+                    </a:prstGeom>
+                    <a:ln w="9525" cap="flat" cmpd="sng" algn="ctr">
+                      <a:solidFill>
+                        <a:sysClr val="windowText" lastClr="000000"/>
+                      </a:solidFill>
+                      <a:prstDash val="solid"/>
+                      <a:round/>
+                      <a:headEnd type="none" w="med" len="med"/>
+                      <a:tailEnd type="none" w="med" len="med"/>
+                      <a:extLst>
+                        <a:ext uri="{C807C97D-BFC1-408E-A445-0C87EB9F89A2}">
+                          <ask:lineSketchStyleProps xmlns:ask="http://schemas.microsoft.com/office/drawing/2018/sketchyshapes" sd="0">
+                            <a:custGeom>
+                              <a:avLst/>
+                              <a:gdLst/>
+                              <a:ahLst/>
+                              <a:cxnLst/>
+                              <a:rect l="0" t="0" r="0" b="0"/>
+                              <a:pathLst/>
+                            </a:custGeom>
+                            <ask:type/>
+                          </ask:lineSketchStyleProps>
+                        </a:ext>
+                      </a:extLst>
+                    </a:ln>
+                    <a:extLst>
+                      <a:ext uri="{53640926-AAD7-44D8-BBD7-CCE9431645EC}">
+                        <a14:shadowObscured xmlns:a14="http://schemas.microsoft.com/office/drawing/2010/main"/>
+                      </a:ext>
+                    </a:extLst>
+                  </pic:spPr>
+                </pic:pic>
+              </a:graphicData>
+            </a:graphic>
+            <wp14:sizeRelH relativeFrom="margin">
+              <wp14:pctWidth>0</wp14:pctWidth>
+            </wp14:sizeRelH>
+            <wp14:sizeRelV relativeFrom="margin">
+              <wp14:pctHeight>0</wp14:pctHeight>
+            </wp14:sizeRelV>
+          </wp:anchor>
+        </w:drawing>
+      </w:r>
+    </w:p>
+    <w:p>
+      <w:pPr>
+        <w:pStyle w:val="Caption"/>
+        <w:rPr>
+          <w:color w:val="000000" w:themeColor="text1"/>
+          <w:lang w:val="en-GB"/>
+        </w:rPr>
+      </w:pPr>
+    </w:p>
+    <w:p>
+      <w:pPr>
+        <w:pStyle w:val="ListParagraph"/>
         <w:numPr>
           <w:ilvl w:val="0"/>
-          <w:numId w:val="36"/>
+          <w:numId w:val="37"/>
         </w:numPr>
         <w:rPr>
+          <w:sz w:val="32"/>
+          <w:szCs w:val="32"/>
+          <w:lang w:val="en-GB"/>
+        </w:rPr>
+      </w:pPr>
+      <w:r>
+        <w:rPr>
+          <w:sz w:val="32"/>
+          <w:szCs w:val="32"/>
+          <w:lang w:val="en-GB"/>
+        </w:rPr>
+        <w:lastRenderedPageBreak/>
+        <w:t>S</w:t>
+      </w:r>
+      <w:r>
+        <w:rPr>
+          <w:sz w:val="32"/>
+          <w:szCs w:val="32"/>
+          <w:lang w:val="en-GB"/>
+        </w:rPr>
+        <w:t>chedule</w:t>
+      </w:r>
+      <w:r>
+        <w:rPr>
+          <w:sz w:val="32"/>
+          <w:szCs w:val="32"/>
+          <w:lang w:val="en-GB"/>
+        </w:rPr>
+        <w:t xml:space="preserve"> Performance</w:t>
+      </w:r>
+    </w:p>
+    <w:p>
+      <w:pPr>
+        <w:rPr>
+          <w:sz w:val="24"/>
+          <w:szCs w:val="24"/>
+          <w:u w:val="single"/>
+          <w:lang w:val="en-GB"/>
+        </w:rPr>
+      </w:pPr>
+      <w:r>
+        <w:rPr>
+          <w:sz w:val="24"/>
+          <w:szCs w:val="24"/>
+          <w:u w:val="single"/>
+          <w:lang w:val="en-GB"/>
+        </w:rPr>
+        <w:t xml:space="preserve">Cycle </w:t>
+      </w:r>
+      <w:r>
+        <w:rPr>
+          <w:sz w:val="24"/>
+          <w:szCs w:val="24"/>
+          <w:u w:val="single"/>
+          <w:lang w:val="en-GB"/>
+        </w:rPr>
+        <w:t>Overruns</w:t>
+      </w:r>
+      <w:r>
+        <w:rPr>
+          <w:sz w:val="24"/>
+          <w:szCs w:val="24"/>
+          <w:u w:val="single"/>
+          <w:lang w:val="en-GB"/>
+        </w:rPr>
+        <w:t>:</w:t>
+      </w:r>
+    </w:p>
+    <w:p>
+      <w:r>
+        <w:t xml:space="preserve">We measured the time between the first and the last task and we never observed any duration exceeding the minor cycle 100ms. It seems logical since we have at least 26ms of margin for the first minor cycle, see </w:t>
+      </w:r>
+      <w:r>
+        <w:fldChar w:fldCharType="begin"/>
+      </w:r>
+      <w:r>
+        <w:instrText xml:space="preserve"> REF _Ref27431178 \h </w:instrText>
+      </w:r>
+      <w:r>
+        <w:fldChar w:fldCharType="separate"/>
+      </w:r>
+      <w:r>
+        <w:rPr>
+          <w:b/>
+          <w:bCs/>
+        </w:rPr>
+        <w:t xml:space="preserve">Figure </w:t>
+      </w:r>
+      <w:r>
+        <w:rPr>
+          <w:b/>
+          <w:bCs/>
+          <w:noProof/>
+        </w:rPr>
+        <w:t>1</w:t>
+      </w:r>
+      <w:r>
+        <w:fldChar w:fldCharType="end"/>
+      </w:r>
+      <w:r>
+        <w:t xml:space="preserve"> and most of the time 59ms of margin </w:t>
+      </w:r>
+      <w:r>
+        <w:fldChar w:fldCharType="begin"/>
+      </w:r>
+      <w:r>
+        <w:instrText xml:space="preserve"> REF _Ref27431302 \h </w:instrText>
+      </w:r>
+      <w:r>
+        <w:fldChar w:fldCharType="separate"/>
+      </w:r>
+      <w:r>
+        <w:rPr>
+          <w:b/>
+          <w:bCs/>
+        </w:rPr>
+        <w:t xml:space="preserve">Figure </w:t>
+      </w:r>
+      <w:r>
+        <w:rPr>
+          <w:b/>
+          <w:bCs/>
+          <w:noProof/>
+        </w:rPr>
+        <w:t>4</w:t>
+      </w:r>
+      <w:r>
+        <w:fldChar w:fldCharType="end"/>
+      </w:r>
+      <w:r>
+        <w:t>. Which coupled with the margin we already took when establishing the WCET</w:t>
+      </w:r>
+      <w:r>
+        <w:t xml:space="preserve"> make the system very safe from overruns.</w:t>
+      </w:r>
+    </w:p>
+    <w:p>
+      <w:pPr>
+        <w:rPr>
+          <w:sz w:val="24"/>
+          <w:szCs w:val="24"/>
+          <w:u w:val="single"/>
+          <w:lang w:val="en-GB"/>
+        </w:rPr>
+      </w:pPr>
+      <w:r>
+        <w:rPr>
+          <w:sz w:val="24"/>
+          <w:szCs w:val="24"/>
+          <w:u w:val="single"/>
+          <w:lang w:val="en-GB"/>
+        </w:rPr>
+        <w:t xml:space="preserve">Victim detection </w:t>
+      </w:r>
+      <w:r>
+        <w:rPr>
+          <w:sz w:val="24"/>
+          <w:szCs w:val="24"/>
+          <w:u w:val="single"/>
+          <w:lang w:val="en-GB"/>
+        </w:rPr>
+        <w:t>accuracy</w:t>
+      </w:r>
+      <w:r>
+        <w:rPr>
+          <w:sz w:val="24"/>
+          <w:szCs w:val="24"/>
+          <w:u w:val="single"/>
+          <w:lang w:val="en-GB"/>
+        </w:rPr>
+        <w:t xml:space="preserve">: </w:t>
+      </w:r>
+    </w:p>
+    <w:p>
+      <w:r>
+        <w:t xml:space="preserve">As for the victim detection accuracy, we computed the Euclidian distance between the coordinates measured by the robot and the ones given in the pdf and the average difference was </w:t>
+      </w:r>
+      <w:r>
+        <w:rPr>
+          <w:b/>
+          <w:bCs/>
+        </w:rPr>
+        <w:t>235mm</w:t>
+      </w:r>
+      <w:r>
+        <w:t xml:space="preserve"> for 10 </w:t>
+      </w:r>
+      <w:r>
+        <w:t>experiments</w:t>
+      </w:r>
+      <w:r>
+        <w:t xml:space="preserve"> with 10 victims measured in each.</w:t>
+      </w:r>
+    </w:p>
+    <w:p>
+      <w:pPr>
+        <w:pStyle w:val="Heading1"/>
+        <w:rPr>
+          <w:b/>
+          <w:bCs/>
+          <w:sz w:val="36"/>
+          <w:szCs w:val="36"/>
+          <w:u w:val="single"/>
+          <w:lang w:val="en-GB"/>
+        </w:rPr>
+      </w:pPr>
+      <w:r>
+        <w:rPr>
+          <w:b/>
+          <w:bCs/>
+          <w:sz w:val="36"/>
+          <w:szCs w:val="36"/>
+          <w:u w:val="single"/>
+          <w:lang w:val="en-GB"/>
+        </w:rPr>
+        <w:t xml:space="preserve">Lab </w:t>
+      </w:r>
+      <w:r>
+        <w:rPr>
+          <w:b/>
+          <w:bCs/>
+          <w:sz w:val="36"/>
+          <w:szCs w:val="36"/>
+          <w:u w:val="single"/>
+          <w:lang w:val="en-GB"/>
+        </w:rPr>
+        <w:t>2</w:t>
+      </w:r>
+      <w:r>
+        <w:rPr>
+          <w:b/>
+          <w:bCs/>
+          <w:sz w:val="36"/>
+          <w:szCs w:val="36"/>
+          <w:u w:val="single"/>
+          <w:lang w:val="en-GB"/>
+        </w:rPr>
+        <w:t>:</w:t>
+      </w:r>
+    </w:p>
+    <w:p>
+      <w:r>
+        <w:t>The second Lab was about using communication between robots and the mission control in a specific allocated timeslot.</w:t>
+      </w:r>
+    </w:p>
+    <w:p>
+      <w:pPr>
+        <w:pStyle w:val="ListParagraph"/>
+        <w:numPr>
+          <w:ilvl w:val="0"/>
+          <w:numId w:val="38"/>
+        </w:numPr>
+        <w:rPr>
+          <w:sz w:val="32"/>
+          <w:szCs w:val="32"/>
+          <w:lang w:val="en-GB"/>
+        </w:rPr>
+      </w:pPr>
+      <w:r>
+        <w:rPr>
+          <w:sz w:val="32"/>
+          <w:szCs w:val="32"/>
+          <w:lang w:val="en-GB"/>
+        </w:rPr>
+        <w:t>The Communication</w:t>
+      </w:r>
+    </w:p>
+    <w:p>
+      <w:pPr>
+        <w:rPr>
+          <w:rFonts w:eastAsiaTheme="minorEastAsia"/>
+        </w:rPr>
+      </w:pPr>
+      <w:r>
+        <w:t>T</w:t>
+      </w:r>
+      <w:r>
+        <w:t xml:space="preserve">o make our robot communicate on our dedicated timeslot, we </w:t>
+      </w:r>
+      <w:r>
+        <w:t xml:space="preserve">first </w:t>
+      </w:r>
+      <w:r>
+        <w:t xml:space="preserve">had to </w:t>
+      </w:r>
+      <w:r>
+        <w:t xml:space="preserve">know in which timeslot it was and how to start the </w:t>
+      </w:r>
+      <w:r>
+        <w:t>communication</w:t>
+      </w:r>
+      <w:r>
+        <w:t xml:space="preserve"> in it. As there were 8 robots, and each robot needed to communicate every second. It would only have </w:t>
+      </w:r>
+      <m:oMath>
+        <m:f>
+          <m:fPr>
+            <m:ctrlPr>
+              <w:rPr>
+                <w:rFonts w:ascii="Cambria Math" w:hAnsi="Cambria Math"/>
+                <w:i/>
+              </w:rPr>
+            </m:ctrlPr>
+          </m:fPr>
+          <m:num>
+            <m:r>
+              <w:rPr>
+                <w:rFonts w:ascii="Cambria Math" w:hAnsi="Cambria Math"/>
+              </w:rPr>
+              <m:t>1s</m:t>
+            </m:r>
+          </m:num>
+          <m:den>
+            <m:r>
+              <w:rPr>
+                <w:rFonts w:ascii="Cambria Math" w:hAnsi="Cambria Math"/>
+              </w:rPr>
+              <m:t>8</m:t>
+            </m:r>
+          </m:den>
+        </m:f>
+        <m:r>
+          <w:rPr>
+            <w:rFonts w:ascii="Cambria Math" w:hAnsi="Cambria Math"/>
+          </w:rPr>
+          <m:t>=0.125s</m:t>
+        </m:r>
+      </m:oMath>
+      <w:r>
+        <w:rPr>
+          <w:rFonts w:eastAsiaTheme="minorEastAsia"/>
+        </w:rPr>
+        <w:t xml:space="preserve"> to communicate. Therefore, we figured that the robot 1 could communicate between 0 and 0.125 of each second, the robot 2 could between 0.125 and 0.250 and so on. Depending on our robot, we could then just pick the corresponding slot as presented in </w:t>
+      </w:r>
+      <w:r>
+        <w:rPr>
+          <w:rFonts w:eastAsiaTheme="minorEastAsia"/>
+        </w:rPr>
+        <w:fldChar w:fldCharType="begin"/>
+      </w:r>
+      <w:r>
+        <w:rPr>
+          <w:rFonts w:eastAsiaTheme="minorEastAsia"/>
+        </w:rPr>
+        <w:instrText xml:space="preserve"> REF _Ref27433432 \h </w:instrText>
+      </w:r>
+      <w:r>
+        <w:rPr>
+          <w:rFonts w:eastAsiaTheme="minorEastAsia"/>
+        </w:rPr>
+      </w:r>
+      <w:r>
+        <w:rPr>
+          <w:rFonts w:eastAsiaTheme="minorEastAsia"/>
+        </w:rPr>
+        <w:fldChar w:fldCharType="separate"/>
+      </w:r>
+      <w:r>
+        <w:rPr>
+          <w:b/>
+          <w:bCs/>
+        </w:rPr>
+        <w:t xml:space="preserve">Table </w:t>
+      </w:r>
+      <w:r>
+        <w:rPr>
+          <w:b/>
+          <w:bCs/>
           <w:i/>
           <w:iCs/>
-        </w:rPr>
-      </w:pPr>
-      <w:r>
-        <w:rPr>
-          <w:i/>
-          <w:iCs/>
-        </w:rPr>
-        <w:t>The mission task manages the overall mission of the robot.</w:t>
+          <w:noProof/>
+        </w:rPr>
+        <w:t>2</w:t>
+      </w:r>
+      <w:r>
+        <w:rPr>
+          <w:rFonts w:eastAsiaTheme="minorEastAsia"/>
+        </w:rPr>
+        <w:fldChar w:fldCharType="end"/>
+      </w:r>
+      <w:r>
+        <w:rPr>
+          <w:rFonts w:eastAsiaTheme="minorEastAsia"/>
+        </w:rPr>
+        <w:t>.</w:t>
+      </w:r>
+    </w:p>
+    <w:tbl>
+      <w:tblPr>
+        <w:tblStyle w:val="GridTable5Dark-Accent5"/>
+        <w:tblW w:w="0" w:type="auto"/>
+        <w:tblInd w:w="864" w:type="dxa"/>
+        <w:tblLook w:val="04A0" w:firstRow="1" w:lastRow="0" w:firstColumn="1" w:lastColumn="0" w:noHBand="0" w:noVBand="1"/>
+      </w:tblPr>
+      <w:tblGrid>
+        <w:gridCol w:w="2808"/>
+        <w:gridCol w:w="2238"/>
+        <w:gridCol w:w="2240"/>
+      </w:tblGrid>
+      <w:tr>
+        <w:trPr>
+          <w:cnfStyle w:val="100000000000" w:firstRow="1" w:lastRow="0" w:firstColumn="0" w:lastColumn="0" w:oddVBand="0" w:evenVBand="0" w:oddHBand="0" w:evenHBand="0" w:firstRowFirstColumn="0" w:firstRowLastColumn="0" w:lastRowFirstColumn="0" w:lastRowLastColumn="0"/>
+          <w:trHeight w:val="530"/>
+        </w:trPr>
+        <w:tc>
+          <w:tcPr>
+            <w:cnfStyle w:val="001000000000" w:firstRow="0" w:lastRow="0" w:firstColumn="1" w:lastColumn="0" w:oddVBand="0" w:evenVBand="0" w:oddHBand="0" w:evenHBand="0" w:firstRowFirstColumn="0" w:firstRowLastColumn="0" w:lastRowFirstColumn="0" w:lastRowLastColumn="0"/>
+            <w:tcW w:w="2808" w:type="dxa"/>
+            <w:vAlign w:val="center"/>
+          </w:tcPr>
+          <w:p>
+            <w:pPr>
+              <w:pStyle w:val="answer"/>
+              <w:rPr>
+                <w:color w:val="FFFFFF" w:themeColor="background1"/>
+                <w:lang w:val="en-GB"/>
+              </w:rPr>
+            </w:pPr>
+          </w:p>
+        </w:tc>
+        <w:tc>
+          <w:tcPr>
+            <w:tcW w:w="2238" w:type="dxa"/>
+            <w:vAlign w:val="center"/>
+          </w:tcPr>
+          <w:p>
+            <w:pPr>
+              <w:pStyle w:val="answer"/>
+              <w:jc w:val="center"/>
+              <w:cnfStyle w:val="100000000000" w:firstRow="1" w:lastRow="0" w:firstColumn="0" w:lastColumn="0" w:oddVBand="0" w:evenVBand="0" w:oddHBand="0" w:evenHBand="0" w:firstRowFirstColumn="0" w:firstRowLastColumn="0" w:lastRowFirstColumn="0" w:lastRowLastColumn="0"/>
+              <w:rPr>
+                <w:color w:val="FFFFFF" w:themeColor="background1"/>
+                <w:sz w:val="24"/>
+                <w:szCs w:val="24"/>
+                <w:lang w:val="en-GB"/>
+              </w:rPr>
+            </w:pPr>
+            <w:r>
+              <w:rPr>
+                <w:color w:val="FFFFFF" w:themeColor="background1"/>
+                <w:lang w:val="en-GB"/>
+              </w:rPr>
+              <w:t>Slot start</w:t>
+            </w:r>
+          </w:p>
+        </w:tc>
+        <w:tc>
+          <w:tcPr>
+            <w:tcW w:w="2240" w:type="dxa"/>
+            <w:vAlign w:val="center"/>
+          </w:tcPr>
+          <w:p>
+            <w:pPr>
+              <w:pStyle w:val="answer"/>
+              <w:jc w:val="center"/>
+              <w:cnfStyle w:val="100000000000" w:firstRow="1" w:lastRow="0" w:firstColumn="0" w:lastColumn="0" w:oddVBand="0" w:evenVBand="0" w:oddHBand="0" w:evenHBand="0" w:firstRowFirstColumn="0" w:firstRowLastColumn="0" w:lastRowFirstColumn="0" w:lastRowLastColumn="0"/>
+              <w:rPr>
+                <w:color w:val="FFFFFF" w:themeColor="background1"/>
+                <w:lang w:val="en-GB"/>
+              </w:rPr>
+            </w:pPr>
+            <w:r>
+              <w:rPr>
+                <w:color w:val="FFFFFF" w:themeColor="background1"/>
+                <w:lang w:val="en-GB"/>
+              </w:rPr>
+              <w:t>Slot end</w:t>
+            </w:r>
+          </w:p>
+        </w:tc>
+      </w:tr>
+      <w:tr>
+        <w:trPr>
+          <w:cnfStyle w:val="000000100000" w:firstRow="0" w:lastRow="0" w:firstColumn="0" w:lastColumn="0" w:oddVBand="0" w:evenVBand="0" w:oddHBand="1" w:evenHBand="0" w:firstRowFirstColumn="0" w:firstRowLastColumn="0" w:lastRowFirstColumn="0" w:lastRowLastColumn="0"/>
+          <w:trHeight w:val="299"/>
+        </w:trPr>
+        <w:tc>
+          <w:tcPr>
+            <w:cnfStyle w:val="001000000000" w:firstRow="0" w:lastRow="0" w:firstColumn="1" w:lastColumn="0" w:oddVBand="0" w:evenVBand="0" w:oddHBand="0" w:evenHBand="0" w:firstRowFirstColumn="0" w:firstRowLastColumn="0" w:lastRowFirstColumn="0" w:lastRowLastColumn="0"/>
+            <w:tcW w:w="2808" w:type="dxa"/>
+            <w:vAlign w:val="center"/>
+          </w:tcPr>
+          <w:p>
+            <w:pPr>
+              <w:pStyle w:val="answer"/>
+              <w:jc w:val="center"/>
+              <w:rPr>
+                <w:color w:val="FFFFFF" w:themeColor="background1"/>
+                <w:lang w:val="en-GB"/>
+              </w:rPr>
+            </w:pPr>
+            <w:r>
+              <w:rPr>
+                <w:color w:val="FFFFFF" w:themeColor="background1"/>
+                <w:lang w:val="en-GB"/>
+              </w:rPr>
+              <w:t>Robot 1</w:t>
+            </w:r>
+          </w:p>
+        </w:tc>
+        <w:tc>
+          <w:tcPr>
+            <w:tcW w:w="2238" w:type="dxa"/>
+            <w:vAlign w:val="center"/>
+          </w:tcPr>
+          <w:p>
+            <w:pPr>
+              <w:pStyle w:val="answer"/>
+              <w:jc w:val="center"/>
+              <w:cnfStyle w:val="000000100000" w:firstRow="0" w:lastRow="0" w:firstColumn="0" w:lastColumn="0" w:oddVBand="0" w:evenVBand="0" w:oddHBand="1" w:evenHBand="0" w:firstRowFirstColumn="0" w:firstRowLastColumn="0" w:lastRowFirstColumn="0" w:lastRowLastColumn="0"/>
+              <w:rPr>
+                <w:color w:val="000000" w:themeColor="text1"/>
+                <w:lang w:val="en-GB"/>
+              </w:rPr>
+            </w:pPr>
+            <w:r>
+              <w:rPr>
+                <w:color w:val="000000" w:themeColor="text1"/>
+                <w:lang w:val="en-GB"/>
+              </w:rPr>
+              <w:t>0.000</w:t>
+            </w:r>
+          </w:p>
+        </w:tc>
+        <w:tc>
+          <w:tcPr>
+            <w:tcW w:w="2240" w:type="dxa"/>
+            <w:vAlign w:val="center"/>
+          </w:tcPr>
+          <w:p>
+            <w:pPr>
+              <w:pStyle w:val="answer"/>
+              <w:jc w:val="center"/>
+              <w:cnfStyle w:val="000000100000" w:firstRow="0" w:lastRow="0" w:firstColumn="0" w:lastColumn="0" w:oddVBand="0" w:evenVBand="0" w:oddHBand="1" w:evenHBand="0" w:firstRowFirstColumn="0" w:firstRowLastColumn="0" w:lastRowFirstColumn="0" w:lastRowLastColumn="0"/>
+              <w:rPr>
+                <w:color w:val="000000" w:themeColor="text1"/>
+                <w:lang w:val="en-GB"/>
+              </w:rPr>
+            </w:pPr>
+            <w:r>
+              <w:rPr>
+                <w:color w:val="000000" w:themeColor="text1"/>
+                <w:lang w:val="en-GB"/>
+              </w:rPr>
+              <w:t>0.125</w:t>
+            </w:r>
+          </w:p>
+        </w:tc>
+      </w:tr>
+      <w:tr>
+        <w:trPr>
+          <w:trHeight w:val="313"/>
+        </w:trPr>
+        <w:tc>
+          <w:tcPr>
+            <w:cnfStyle w:val="001000000000" w:firstRow="0" w:lastRow="0" w:firstColumn="1" w:lastColumn="0" w:oddVBand="0" w:evenVBand="0" w:oddHBand="0" w:evenHBand="0" w:firstRowFirstColumn="0" w:firstRowLastColumn="0" w:lastRowFirstColumn="0" w:lastRowLastColumn="0"/>
+            <w:tcW w:w="2808" w:type="dxa"/>
+            <w:vAlign w:val="center"/>
+          </w:tcPr>
+          <w:p>
+            <w:pPr>
+              <w:pStyle w:val="answer"/>
+              <w:jc w:val="center"/>
+              <w:rPr>
+                <w:color w:val="FFFFFF" w:themeColor="background1"/>
+                <w:lang w:val="en-GB"/>
+              </w:rPr>
+            </w:pPr>
+            <w:r>
+              <w:rPr>
+                <w:color w:val="FFFFFF" w:themeColor="background1"/>
+                <w:lang w:val="en-GB"/>
+              </w:rPr>
+              <w:t>Robot 2</w:t>
+            </w:r>
+          </w:p>
+        </w:tc>
+        <w:tc>
+          <w:tcPr>
+            <w:tcW w:w="2238" w:type="dxa"/>
+            <w:vAlign w:val="center"/>
+          </w:tcPr>
+          <w:p>
+            <w:pPr>
+              <w:pStyle w:val="answer"/>
+              <w:jc w:val="center"/>
+              <w:cnfStyle w:val="000000000000" w:firstRow="0" w:lastRow="0" w:firstColumn="0" w:lastColumn="0" w:oddVBand="0" w:evenVBand="0" w:oddHBand="0" w:evenHBand="0" w:firstRowFirstColumn="0" w:firstRowLastColumn="0" w:lastRowFirstColumn="0" w:lastRowLastColumn="0"/>
+              <w:rPr>
+                <w:color w:val="000000" w:themeColor="text1"/>
+                <w:lang w:val="en-GB"/>
+              </w:rPr>
+            </w:pPr>
+            <w:r>
+              <w:rPr>
+                <w:color w:val="000000" w:themeColor="text1"/>
+                <w:lang w:val="en-GB"/>
+              </w:rPr>
+              <w:t>0.125</w:t>
+            </w:r>
+          </w:p>
+        </w:tc>
+        <w:tc>
+          <w:tcPr>
+            <w:tcW w:w="2240" w:type="dxa"/>
+            <w:vAlign w:val="center"/>
+          </w:tcPr>
+          <w:p>
+            <w:pPr>
+              <w:pStyle w:val="answer"/>
+              <w:jc w:val="center"/>
+              <w:cnfStyle w:val="000000000000" w:firstRow="0" w:lastRow="0" w:firstColumn="0" w:lastColumn="0" w:oddVBand="0" w:evenVBand="0" w:oddHBand="0" w:evenHBand="0" w:firstRowFirstColumn="0" w:firstRowLastColumn="0" w:lastRowFirstColumn="0" w:lastRowLastColumn="0"/>
+              <w:rPr>
+                <w:color w:val="000000" w:themeColor="text1"/>
+                <w:lang w:val="en-GB"/>
+              </w:rPr>
+            </w:pPr>
+            <w:r>
+              <w:rPr>
+                <w:color w:val="000000" w:themeColor="text1"/>
+                <w:lang w:val="en-GB"/>
+              </w:rPr>
+              <w:t>0.250</w:t>
+            </w:r>
+          </w:p>
+        </w:tc>
+      </w:tr>
+      <w:tr>
+        <w:trPr>
+          <w:cnfStyle w:val="000000100000" w:firstRow="0" w:lastRow="0" w:firstColumn="0" w:lastColumn="0" w:oddVBand="0" w:evenVBand="0" w:oddHBand="1" w:evenHBand="0" w:firstRowFirstColumn="0" w:firstRowLastColumn="0" w:lastRowFirstColumn="0" w:lastRowLastColumn="0"/>
+          <w:trHeight w:val="299"/>
+        </w:trPr>
+        <w:tc>
+          <w:tcPr>
+            <w:cnfStyle w:val="001000000000" w:firstRow="0" w:lastRow="0" w:firstColumn="1" w:lastColumn="0" w:oddVBand="0" w:evenVBand="0" w:oddHBand="0" w:evenHBand="0" w:firstRowFirstColumn="0" w:firstRowLastColumn="0" w:lastRowFirstColumn="0" w:lastRowLastColumn="0"/>
+            <w:tcW w:w="2808" w:type="dxa"/>
+            <w:vAlign w:val="center"/>
+          </w:tcPr>
+          <w:p>
+            <w:pPr>
+              <w:pStyle w:val="answer"/>
+              <w:jc w:val="center"/>
+              <w:rPr>
+                <w:color w:val="FFFFFF" w:themeColor="background1"/>
+                <w:lang w:val="en-GB"/>
+              </w:rPr>
+            </w:pPr>
+            <w:r>
+              <w:rPr>
+                <w:color w:val="FFFFFF" w:themeColor="background1"/>
+                <w:lang w:val="en-GB"/>
+              </w:rPr>
+              <w:t>Robot 3</w:t>
+            </w:r>
+          </w:p>
+        </w:tc>
+        <w:tc>
+          <w:tcPr>
+            <w:tcW w:w="2238" w:type="dxa"/>
+            <w:vAlign w:val="center"/>
+          </w:tcPr>
+          <w:p>
+            <w:pPr>
+              <w:pStyle w:val="answer"/>
+              <w:jc w:val="center"/>
+              <w:cnfStyle w:val="000000100000" w:firstRow="0" w:lastRow="0" w:firstColumn="0" w:lastColumn="0" w:oddVBand="0" w:evenVBand="0" w:oddHBand="1" w:evenHBand="0" w:firstRowFirstColumn="0" w:firstRowLastColumn="0" w:lastRowFirstColumn="0" w:lastRowLastColumn="0"/>
+              <w:rPr>
+                <w:color w:val="000000" w:themeColor="text1"/>
+                <w:lang w:val="en-GB"/>
+              </w:rPr>
+            </w:pPr>
+            <w:r>
+              <w:rPr>
+                <w:color w:val="000000" w:themeColor="text1"/>
+                <w:lang w:val="en-GB"/>
+              </w:rPr>
+              <w:t>0.250</w:t>
+            </w:r>
+          </w:p>
+        </w:tc>
+        <w:tc>
+          <w:tcPr>
+            <w:tcW w:w="2240" w:type="dxa"/>
+            <w:vAlign w:val="center"/>
+          </w:tcPr>
+          <w:p>
+            <w:pPr>
+              <w:pStyle w:val="answer"/>
+              <w:jc w:val="center"/>
+              <w:cnfStyle w:val="000000100000" w:firstRow="0" w:lastRow="0" w:firstColumn="0" w:lastColumn="0" w:oddVBand="0" w:evenVBand="0" w:oddHBand="1" w:evenHBand="0" w:firstRowFirstColumn="0" w:firstRowLastColumn="0" w:lastRowFirstColumn="0" w:lastRowLastColumn="0"/>
+              <w:rPr>
+                <w:color w:val="000000" w:themeColor="text1"/>
+                <w:lang w:val="en-GB"/>
+              </w:rPr>
+            </w:pPr>
+            <w:r>
+              <w:rPr>
+                <w:color w:val="000000" w:themeColor="text1"/>
+                <w:lang w:val="en-GB"/>
+              </w:rPr>
+              <w:t>0.375</w:t>
+            </w:r>
+          </w:p>
+        </w:tc>
+      </w:tr>
+      <w:tr>
+        <w:trPr>
+          <w:trHeight w:val="313"/>
+        </w:trPr>
+        <w:tc>
+          <w:tcPr>
+            <w:cnfStyle w:val="001000000000" w:firstRow="0" w:lastRow="0" w:firstColumn="1" w:lastColumn="0" w:oddVBand="0" w:evenVBand="0" w:oddHBand="0" w:evenHBand="0" w:firstRowFirstColumn="0" w:firstRowLastColumn="0" w:lastRowFirstColumn="0" w:lastRowLastColumn="0"/>
+            <w:tcW w:w="2808" w:type="dxa"/>
+            <w:vAlign w:val="center"/>
+          </w:tcPr>
+          <w:p>
+            <w:pPr>
+              <w:pStyle w:val="answer"/>
+              <w:jc w:val="center"/>
+              <w:rPr>
+                <w:color w:val="FFFFFF" w:themeColor="background1"/>
+                <w:lang w:val="en-GB"/>
+              </w:rPr>
+            </w:pPr>
+            <w:r>
+              <w:rPr>
+                <w:color w:val="FFFFFF" w:themeColor="background1"/>
+                <w:lang w:val="en-GB"/>
+              </w:rPr>
+              <w:t>Robot 4</w:t>
+            </w:r>
+          </w:p>
+        </w:tc>
+        <w:tc>
+          <w:tcPr>
+            <w:tcW w:w="2238" w:type="dxa"/>
+            <w:vAlign w:val="center"/>
+          </w:tcPr>
+          <w:p>
+            <w:pPr>
+              <w:pStyle w:val="answer"/>
+              <w:jc w:val="center"/>
+              <w:cnfStyle w:val="000000000000" w:firstRow="0" w:lastRow="0" w:firstColumn="0" w:lastColumn="0" w:oddVBand="0" w:evenVBand="0" w:oddHBand="0" w:evenHBand="0" w:firstRowFirstColumn="0" w:firstRowLastColumn="0" w:lastRowFirstColumn="0" w:lastRowLastColumn="0"/>
+              <w:rPr>
+                <w:color w:val="000000" w:themeColor="text1"/>
+                <w:lang w:val="en-GB"/>
+              </w:rPr>
+            </w:pPr>
+            <w:r>
+              <w:rPr>
+                <w:color w:val="000000" w:themeColor="text1"/>
+                <w:lang w:val="en-GB"/>
+              </w:rPr>
+              <w:t>0.375</w:t>
+            </w:r>
+          </w:p>
+        </w:tc>
+        <w:tc>
+          <w:tcPr>
+            <w:tcW w:w="2240" w:type="dxa"/>
+            <w:vAlign w:val="center"/>
+          </w:tcPr>
+          <w:p>
+            <w:pPr>
+              <w:pStyle w:val="answer"/>
+              <w:jc w:val="center"/>
+              <w:cnfStyle w:val="000000000000" w:firstRow="0" w:lastRow="0" w:firstColumn="0" w:lastColumn="0" w:oddVBand="0" w:evenVBand="0" w:oddHBand="0" w:evenHBand="0" w:firstRowFirstColumn="0" w:firstRowLastColumn="0" w:lastRowFirstColumn="0" w:lastRowLastColumn="0"/>
+              <w:rPr>
+                <w:color w:val="000000" w:themeColor="text1"/>
+                <w:lang w:val="en-GB"/>
+              </w:rPr>
+            </w:pPr>
+            <w:r>
+              <w:rPr>
+                <w:color w:val="000000" w:themeColor="text1"/>
+                <w:lang w:val="en-GB"/>
+              </w:rPr>
+              <w:t>0.500</w:t>
+            </w:r>
+          </w:p>
+        </w:tc>
+      </w:tr>
+      <w:tr>
+        <w:trPr>
+          <w:cnfStyle w:val="000000100000" w:firstRow="0" w:lastRow="0" w:firstColumn="0" w:lastColumn="0" w:oddVBand="0" w:evenVBand="0" w:oddHBand="1" w:evenHBand="0" w:firstRowFirstColumn="0" w:firstRowLastColumn="0" w:lastRowFirstColumn="0" w:lastRowLastColumn="0"/>
+          <w:trHeight w:val="299"/>
+        </w:trPr>
+        <w:tc>
+          <w:tcPr>
+            <w:cnfStyle w:val="001000000000" w:firstRow="0" w:lastRow="0" w:firstColumn="1" w:lastColumn="0" w:oddVBand="0" w:evenVBand="0" w:oddHBand="0" w:evenHBand="0" w:firstRowFirstColumn="0" w:firstRowLastColumn="0" w:lastRowFirstColumn="0" w:lastRowLastColumn="0"/>
+            <w:tcW w:w="2808" w:type="dxa"/>
+            <w:vAlign w:val="center"/>
+          </w:tcPr>
+          <w:p>
+            <w:pPr>
+              <w:pStyle w:val="answer"/>
+              <w:jc w:val="center"/>
+              <w:rPr>
+                <w:color w:val="FFFFFF" w:themeColor="background1"/>
+                <w:lang w:val="en-GB"/>
+              </w:rPr>
+            </w:pPr>
+            <w:r>
+              <w:rPr>
+                <w:color w:val="FFFFFF" w:themeColor="background1"/>
+                <w:lang w:val="en-GB"/>
+              </w:rPr>
+              <w:t>Robot 5</w:t>
+            </w:r>
+          </w:p>
+        </w:tc>
+        <w:tc>
+          <w:tcPr>
+            <w:tcW w:w="2238" w:type="dxa"/>
+            <w:vAlign w:val="center"/>
+          </w:tcPr>
+          <w:p>
+            <w:pPr>
+              <w:pStyle w:val="answer"/>
+              <w:jc w:val="center"/>
+              <w:cnfStyle w:val="000000100000" w:firstRow="0" w:lastRow="0" w:firstColumn="0" w:lastColumn="0" w:oddVBand="0" w:evenVBand="0" w:oddHBand="1" w:evenHBand="0" w:firstRowFirstColumn="0" w:firstRowLastColumn="0" w:lastRowFirstColumn="0" w:lastRowLastColumn="0"/>
+              <w:rPr>
+                <w:color w:val="000000" w:themeColor="text1"/>
+                <w:lang w:val="en-GB"/>
+              </w:rPr>
+            </w:pPr>
+            <w:r>
+              <w:rPr>
+                <w:color w:val="000000" w:themeColor="text1"/>
+                <w:lang w:val="en-GB"/>
+              </w:rPr>
+              <w:t>0.500</w:t>
+            </w:r>
+          </w:p>
+        </w:tc>
+        <w:tc>
+          <w:tcPr>
+            <w:tcW w:w="2240" w:type="dxa"/>
+            <w:vAlign w:val="center"/>
+          </w:tcPr>
+          <w:p>
+            <w:pPr>
+              <w:pStyle w:val="answer"/>
+              <w:jc w:val="center"/>
+              <w:cnfStyle w:val="000000100000" w:firstRow="0" w:lastRow="0" w:firstColumn="0" w:lastColumn="0" w:oddVBand="0" w:evenVBand="0" w:oddHBand="1" w:evenHBand="0" w:firstRowFirstColumn="0" w:firstRowLastColumn="0" w:lastRowFirstColumn="0" w:lastRowLastColumn="0"/>
+              <w:rPr>
+                <w:color w:val="000000" w:themeColor="text1"/>
+                <w:lang w:val="en-GB"/>
+              </w:rPr>
+            </w:pPr>
+            <w:r>
+              <w:rPr>
+                <w:color w:val="000000" w:themeColor="text1"/>
+                <w:lang w:val="en-GB"/>
+              </w:rPr>
+              <w:t>0.625</w:t>
+            </w:r>
+          </w:p>
+        </w:tc>
+      </w:tr>
+      <w:tr>
+        <w:trPr>
+          <w:trHeight w:val="299"/>
+        </w:trPr>
+        <w:tc>
+          <w:tcPr>
+            <w:cnfStyle w:val="001000000000" w:firstRow="0" w:lastRow="0" w:firstColumn="1" w:lastColumn="0" w:oddVBand="0" w:evenVBand="0" w:oddHBand="0" w:evenHBand="0" w:firstRowFirstColumn="0" w:firstRowLastColumn="0" w:lastRowFirstColumn="0" w:lastRowLastColumn="0"/>
+            <w:tcW w:w="2808" w:type="dxa"/>
+            <w:vAlign w:val="center"/>
+          </w:tcPr>
+          <w:p>
+            <w:pPr>
+              <w:pStyle w:val="answer"/>
+              <w:jc w:val="center"/>
+              <w:rPr>
+                <w:color w:val="FFFFFF" w:themeColor="background1"/>
+                <w:lang w:val="en-GB"/>
+              </w:rPr>
+            </w:pPr>
+            <w:r>
+              <w:rPr>
+                <w:color w:val="FFFFFF" w:themeColor="background1"/>
+                <w:lang w:val="en-GB"/>
+              </w:rPr>
+              <w:t>Robot 6</w:t>
+            </w:r>
+          </w:p>
+        </w:tc>
+        <w:tc>
+          <w:tcPr>
+            <w:tcW w:w="2238" w:type="dxa"/>
+            <w:vAlign w:val="center"/>
+          </w:tcPr>
+          <w:p>
+            <w:pPr>
+              <w:pStyle w:val="answer"/>
+              <w:jc w:val="center"/>
+              <w:cnfStyle w:val="000000000000" w:firstRow="0" w:lastRow="0" w:firstColumn="0" w:lastColumn="0" w:oddVBand="0" w:evenVBand="0" w:oddHBand="0" w:evenHBand="0" w:firstRowFirstColumn="0" w:firstRowLastColumn="0" w:lastRowFirstColumn="0" w:lastRowLastColumn="0"/>
+              <w:rPr>
+                <w:color w:val="000000" w:themeColor="text1"/>
+                <w:lang w:val="en-GB"/>
+              </w:rPr>
+            </w:pPr>
+            <w:r>
+              <w:rPr>
+                <w:color w:val="000000" w:themeColor="text1"/>
+                <w:lang w:val="en-GB"/>
+              </w:rPr>
+              <w:t>0.625</w:t>
+            </w:r>
+          </w:p>
+        </w:tc>
+        <w:tc>
+          <w:tcPr>
+            <w:tcW w:w="2240" w:type="dxa"/>
+            <w:vAlign w:val="center"/>
+          </w:tcPr>
+          <w:p>
+            <w:pPr>
+              <w:pStyle w:val="answer"/>
+              <w:jc w:val="center"/>
+              <w:cnfStyle w:val="000000000000" w:firstRow="0" w:lastRow="0" w:firstColumn="0" w:lastColumn="0" w:oddVBand="0" w:evenVBand="0" w:oddHBand="0" w:evenHBand="0" w:firstRowFirstColumn="0" w:firstRowLastColumn="0" w:lastRowFirstColumn="0" w:lastRowLastColumn="0"/>
+              <w:rPr>
+                <w:color w:val="000000" w:themeColor="text1"/>
+                <w:lang w:val="en-GB"/>
+              </w:rPr>
+            </w:pPr>
+            <w:r>
+              <w:rPr>
+                <w:color w:val="000000" w:themeColor="text1"/>
+                <w:lang w:val="en-GB"/>
+              </w:rPr>
+              <w:t>0.775</w:t>
+            </w:r>
+          </w:p>
+        </w:tc>
+      </w:tr>
+      <w:tr>
+        <w:trPr>
+          <w:cnfStyle w:val="000000100000" w:firstRow="0" w:lastRow="0" w:firstColumn="0" w:lastColumn="0" w:oddVBand="0" w:evenVBand="0" w:oddHBand="1" w:evenHBand="0" w:firstRowFirstColumn="0" w:firstRowLastColumn="0" w:lastRowFirstColumn="0" w:lastRowLastColumn="0"/>
+          <w:trHeight w:val="313"/>
+        </w:trPr>
+        <w:tc>
+          <w:tcPr>
+            <w:cnfStyle w:val="001000000000" w:firstRow="0" w:lastRow="0" w:firstColumn="1" w:lastColumn="0" w:oddVBand="0" w:evenVBand="0" w:oddHBand="0" w:evenHBand="0" w:firstRowFirstColumn="0" w:firstRowLastColumn="0" w:lastRowFirstColumn="0" w:lastRowLastColumn="0"/>
+            <w:tcW w:w="2808" w:type="dxa"/>
+            <w:vAlign w:val="center"/>
+          </w:tcPr>
+          <w:p>
+            <w:pPr>
+              <w:pStyle w:val="answer"/>
+              <w:jc w:val="center"/>
+              <w:rPr>
+                <w:color w:val="FFFFFF" w:themeColor="background1"/>
+                <w:lang w:val="en-GB"/>
+              </w:rPr>
+            </w:pPr>
+            <w:r>
+              <w:rPr>
+                <w:color w:val="FFFFFF" w:themeColor="background1"/>
+                <w:lang w:val="en-GB"/>
+              </w:rPr>
+              <w:t>Robot 7</w:t>
+            </w:r>
+          </w:p>
+        </w:tc>
+        <w:tc>
+          <w:tcPr>
+            <w:tcW w:w="2238" w:type="dxa"/>
+            <w:vAlign w:val="center"/>
+          </w:tcPr>
+          <w:p>
+            <w:pPr>
+              <w:pStyle w:val="answer"/>
+              <w:jc w:val="center"/>
+              <w:cnfStyle w:val="000000100000" w:firstRow="0" w:lastRow="0" w:firstColumn="0" w:lastColumn="0" w:oddVBand="0" w:evenVBand="0" w:oddHBand="1" w:evenHBand="0" w:firstRowFirstColumn="0" w:firstRowLastColumn="0" w:lastRowFirstColumn="0" w:lastRowLastColumn="0"/>
+              <w:rPr>
+                <w:color w:val="000000" w:themeColor="text1"/>
+                <w:lang w:val="en-GB"/>
+              </w:rPr>
+            </w:pPr>
+            <w:r>
+              <w:rPr>
+                <w:color w:val="000000" w:themeColor="text1"/>
+                <w:lang w:val="en-GB"/>
+              </w:rPr>
+              <w:t>0.750</w:t>
+            </w:r>
+          </w:p>
+        </w:tc>
+        <w:tc>
+          <w:tcPr>
+            <w:tcW w:w="2240" w:type="dxa"/>
+            <w:vAlign w:val="center"/>
+          </w:tcPr>
+          <w:p>
+            <w:pPr>
+              <w:pStyle w:val="answer"/>
+              <w:jc w:val="center"/>
+              <w:cnfStyle w:val="000000100000" w:firstRow="0" w:lastRow="0" w:firstColumn="0" w:lastColumn="0" w:oddVBand="0" w:evenVBand="0" w:oddHBand="1" w:evenHBand="0" w:firstRowFirstColumn="0" w:firstRowLastColumn="0" w:lastRowFirstColumn="0" w:lastRowLastColumn="0"/>
+              <w:rPr>
+                <w:color w:val="000000" w:themeColor="text1"/>
+                <w:lang w:val="en-GB"/>
+              </w:rPr>
+            </w:pPr>
+            <w:r>
+              <w:rPr>
+                <w:color w:val="000000" w:themeColor="text1"/>
+                <w:lang w:val="en-GB"/>
+              </w:rPr>
+              <w:t>0.875</w:t>
+            </w:r>
+          </w:p>
+        </w:tc>
+      </w:tr>
+      <w:tr>
+        <w:trPr>
+          <w:trHeight w:val="313"/>
+        </w:trPr>
+        <w:tc>
+          <w:tcPr>
+            <w:cnfStyle w:val="001000000000" w:firstRow="0" w:lastRow="0" w:firstColumn="1" w:lastColumn="0" w:oddVBand="0" w:evenVBand="0" w:oddHBand="0" w:evenHBand="0" w:firstRowFirstColumn="0" w:firstRowLastColumn="0" w:lastRowFirstColumn="0" w:lastRowLastColumn="0"/>
+            <w:tcW w:w="2808" w:type="dxa"/>
+            <w:vAlign w:val="center"/>
+          </w:tcPr>
+          <w:p>
+            <w:pPr>
+              <w:pStyle w:val="answer"/>
+              <w:jc w:val="center"/>
+              <w:rPr>
+                <w:color w:val="FFFFFF" w:themeColor="background1"/>
+                <w:lang w:val="en-GB"/>
+              </w:rPr>
+            </w:pPr>
+            <w:r>
+              <w:rPr>
+                <w:color w:val="FFFFFF" w:themeColor="background1"/>
+                <w:lang w:val="en-GB"/>
+              </w:rPr>
+              <w:t>Robot 8</w:t>
+            </w:r>
+          </w:p>
+        </w:tc>
+        <w:tc>
+          <w:tcPr>
+            <w:tcW w:w="2238" w:type="dxa"/>
+            <w:vAlign w:val="center"/>
+          </w:tcPr>
+          <w:p>
+            <w:pPr>
+              <w:pStyle w:val="answer"/>
+              <w:jc w:val="center"/>
+              <w:cnfStyle w:val="000000000000" w:firstRow="0" w:lastRow="0" w:firstColumn="0" w:lastColumn="0" w:oddVBand="0" w:evenVBand="0" w:oddHBand="0" w:evenHBand="0" w:firstRowFirstColumn="0" w:firstRowLastColumn="0" w:lastRowFirstColumn="0" w:lastRowLastColumn="0"/>
+              <w:rPr>
+                <w:color w:val="000000" w:themeColor="text1"/>
+                <w:lang w:val="en-GB"/>
+              </w:rPr>
+            </w:pPr>
+            <w:r>
+              <w:rPr>
+                <w:color w:val="000000" w:themeColor="text1"/>
+                <w:lang w:val="en-GB"/>
+              </w:rPr>
+              <w:t>0.875</w:t>
+            </w:r>
+          </w:p>
+        </w:tc>
+        <w:tc>
+          <w:tcPr>
+            <w:tcW w:w="2240" w:type="dxa"/>
+            <w:vAlign w:val="center"/>
+          </w:tcPr>
+          <w:p>
+            <w:pPr>
+              <w:pStyle w:val="answer"/>
+              <w:keepNext/>
+              <w:jc w:val="center"/>
+              <w:cnfStyle w:val="000000000000" w:firstRow="0" w:lastRow="0" w:firstColumn="0" w:lastColumn="0" w:oddVBand="0" w:evenVBand="0" w:oddHBand="0" w:evenHBand="0" w:firstRowFirstColumn="0" w:firstRowLastColumn="0" w:lastRowFirstColumn="0" w:lastRowLastColumn="0"/>
+              <w:rPr>
+                <w:color w:val="000000" w:themeColor="text1"/>
+                <w:lang w:val="en-GB"/>
+              </w:rPr>
+            </w:pPr>
+            <w:r>
+              <w:rPr>
+                <w:color w:val="000000" w:themeColor="text1"/>
+                <w:lang w:val="en-GB"/>
+              </w:rPr>
+              <w:t>1.000</w:t>
+            </w:r>
+          </w:p>
+        </w:tc>
+      </w:tr>
+    </w:tbl>
+    <w:p>
+      <w:pPr>
+        <w:pStyle w:val="Caption"/>
+        <w:jc w:val="center"/>
+        <w:rPr>
+          <w:i w:val="0"/>
+          <w:iCs w:val="0"/>
+          <w:color w:val="auto"/>
+        </w:rPr>
+      </w:pPr>
+      <w:bookmarkStart w:id="8" w:name="_Ref27433432"/>
+      <w:r>
+        <w:rPr>
+          <w:b/>
+          <w:bCs/>
+          <w:i w:val="0"/>
+          <w:iCs w:val="0"/>
+          <w:color w:val="auto"/>
+        </w:rPr>
+        <w:t xml:space="preserve">Table </w:t>
+      </w:r>
+      <w:r>
+        <w:rPr>
+          <w:b/>
+          <w:bCs/>
+          <w:i w:val="0"/>
+          <w:iCs w:val="0"/>
+          <w:color w:val="auto"/>
+        </w:rPr>
+        <w:fldChar w:fldCharType="begin"/>
+      </w:r>
+      <w:r>
+        <w:rPr>
+          <w:b/>
+          <w:bCs/>
+          <w:i w:val="0"/>
+          <w:iCs w:val="0"/>
+          <w:color w:val="auto"/>
+        </w:rPr>
+        <w:instrText xml:space="preserve"> SEQ Table \* ARABIC </w:instrText>
+      </w:r>
+      <w:r>
+        <w:rPr>
+          <w:b/>
+          <w:bCs/>
+          <w:i w:val="0"/>
+          <w:iCs w:val="0"/>
+          <w:color w:val="auto"/>
+        </w:rPr>
+        <w:fldChar w:fldCharType="separate"/>
+      </w:r>
+      <w:r>
+        <w:rPr>
+          <w:b/>
+          <w:bCs/>
+          <w:i w:val="0"/>
+          <w:iCs w:val="0"/>
+          <w:noProof/>
+          <w:color w:val="auto"/>
+        </w:rPr>
+        <w:t>2</w:t>
+      </w:r>
+      <w:r>
+        <w:rPr>
+          <w:b/>
+          <w:bCs/>
+          <w:i w:val="0"/>
+          <w:iCs w:val="0"/>
+          <w:color w:val="auto"/>
+        </w:rPr>
+        <w:fldChar w:fldCharType="end"/>
+      </w:r>
+      <w:bookmarkEnd w:id="8"/>
+      <w:r>
+        <w:rPr>
+          <w:b/>
+          <w:bCs/>
+          <w:i w:val="0"/>
+          <w:iCs w:val="0"/>
+          <w:color w:val="auto"/>
+        </w:rPr>
+        <w:t xml:space="preserve">: </w:t>
+      </w:r>
+      <w:r>
+        <w:rPr>
+          <w:i w:val="0"/>
+          <w:iCs w:val="0"/>
+          <w:color w:val="auto"/>
+        </w:rPr>
+        <w:t>Each robot and its corresponding slot</w:t>
       </w:r>
     </w:p>
     <w:p>
-      <w:pPr>
-        <w:pStyle w:val="Paragraphedeliste"/>
+      <w:r>
+        <w:t>Then we just ha</w:t>
+      </w:r>
+      <w:r>
+        <w:t>d</w:t>
+      </w:r>
+      <w:r>
+        <w:t xml:space="preserve"> to figure out a way to start the communication during our slot, and </w:t>
+      </w:r>
+      <w:r>
+        <w:t>even better to start it at the start of our slot to optimize the quantities of data we could transfer.</w:t>
+      </w:r>
+    </w:p>
+    <w:p>
+      <w:r>
+        <w:t xml:space="preserve">We chose the solution of waiting for next full second by looking at the precise time (e.g. if the measure time is 14h52m3.456s, we would wait until 14h52m4.000s). And then we would wait again for the corresponding timeslot of our robot by adding 0.125s as many times as needed (e.g. twice for robot 2). Also, we made sure to put the communicate task and the start of the cycle since Lab1 to be sure that it would be delayed and that we wouldn’t lose time in our timeslot. </w:t>
+      </w:r>
+    </w:p>
+    <w:p>
+      <w:pPr>
+        <w:pStyle w:val="ListParagraph"/>
         <w:numPr>
           <w:ilvl w:val="0"/>
-          <w:numId w:val="34"/>
+          <w:numId w:val="38"/>
         </w:numPr>
-      </w:pPr>
-      <w:r>
-        <w:t>The mission task should be executed first.</w:t>
+        <w:rPr>
+          <w:sz w:val="32"/>
+          <w:szCs w:val="32"/>
+          <w:lang w:val="en-GB"/>
+        </w:rPr>
+      </w:pPr>
+      <w:r>
+        <w:rPr>
+          <w:sz w:val="32"/>
+          <w:szCs w:val="32"/>
+          <w:lang w:val="en-GB"/>
+        </w:rPr>
+        <w:lastRenderedPageBreak/>
+        <w:t xml:space="preserve">Message </w:t>
+      </w:r>
+      <w:r>
+        <w:rPr>
+          <w:sz w:val="32"/>
+          <w:szCs w:val="32"/>
+          <w:lang w:val="en-GB"/>
+        </w:rPr>
+        <w:t>P</w:t>
+      </w:r>
+      <w:r>
+        <w:rPr>
+          <w:sz w:val="32"/>
+          <w:szCs w:val="32"/>
+          <w:lang w:val="en-GB"/>
+        </w:rPr>
+        <w:t>riorities</w:t>
       </w:r>
     </w:p>
     <w:p>
-      <w:pPr>
-        <w:pStyle w:val="Paragraphedeliste"/>
+      <w:r>
+        <w:t xml:space="preserve">As said in the compendium, all types of messages are not as critical. That why we privilege the message indicating </w:t>
+      </w:r>
+      <w:r>
+        <w:rPr>
+          <w:u w:val="single"/>
+        </w:rPr>
+        <w:t>victim reports</w:t>
+      </w:r>
+      <w:r>
+        <w:t xml:space="preserve"> and </w:t>
+      </w:r>
+      <w:r>
+        <w:rPr>
+          <w:u w:val="single"/>
+        </w:rPr>
+        <w:t>location messages</w:t>
+      </w:r>
+      <w:r>
+        <w:t xml:space="preserve">, then the </w:t>
+      </w:r>
+      <w:r>
+        <w:rPr>
+          <w:u w:val="single"/>
+        </w:rPr>
+        <w:t>pheromone maps</w:t>
+      </w:r>
+      <w:r>
+        <w:t xml:space="preserve"> information and lastly the </w:t>
+      </w:r>
+      <w:r>
+        <w:rPr>
+          <w:u w:val="single"/>
+        </w:rPr>
+        <w:t>stream data</w:t>
+      </w:r>
+      <w:r>
+        <w:t>.</w:t>
+      </w:r>
+    </w:p>
+    <w:p>
+      <w:pPr>
+        <w:rPr>
+          <w:rFonts w:eastAsiaTheme="minorEastAsia"/>
+        </w:rPr>
+      </w:pPr>
+      <w:r>
+        <w:t>It is indicated that the communication between the robot and the mission control is a rate of 153600 bits per second. We had to divide this number by 8 since there are 8 robots and by 8 again to have bytes. Which give</w:t>
+      </w:r>
+      <w:r>
+        <w:t>s</w:t>
+      </w:r>
+      <w:r>
+        <w:t xml:space="preserve"> us: </w:t>
+      </w:r>
+      <m:oMath>
+        <m:f>
+          <m:fPr>
+            <m:ctrlPr>
+              <w:rPr>
+                <w:rFonts w:ascii="Cambria Math" w:hAnsi="Cambria Math"/>
+                <w:i/>
+              </w:rPr>
+            </m:ctrlPr>
+          </m:fPr>
+          <m:num>
+            <m:f>
+              <m:fPr>
+                <m:ctrlPr>
+                  <w:rPr>
+                    <w:rFonts w:ascii="Cambria Math" w:hAnsi="Cambria Math"/>
+                    <w:i/>
+                  </w:rPr>
+                </m:ctrlPr>
+              </m:fPr>
+              <m:num>
+                <m:r>
+                  <w:rPr>
+                    <w:rFonts w:ascii="Cambria Math" w:hAnsi="Cambria Math"/>
+                  </w:rPr>
+                  <m:t>153600</m:t>
+                </m:r>
+              </m:num>
+              <m:den>
+                <m:r>
+                  <w:rPr>
+                    <w:rFonts w:ascii="Cambria Math" w:hAnsi="Cambria Math"/>
+                  </w:rPr>
+                  <m:t>8</m:t>
+                </m:r>
+              </m:den>
+            </m:f>
+          </m:num>
+          <m:den>
+            <m:r>
+              <w:rPr>
+                <w:rFonts w:ascii="Cambria Math" w:hAnsi="Cambria Math"/>
+              </w:rPr>
+              <m:t>8</m:t>
+            </m:r>
+          </m:den>
+        </m:f>
+        <m:r>
+          <w:rPr>
+            <w:rFonts w:ascii="Cambria Math" w:hAnsi="Cambria Math"/>
+          </w:rPr>
+          <m:t>=2400 bytes.</m:t>
+        </m:r>
+      </m:oMath>
+      <w:r>
+        <w:rPr>
+          <w:rFonts w:eastAsiaTheme="minorEastAsia"/>
+        </w:rPr>
+        <w:t xml:space="preserve"> </w:t>
+      </w:r>
+    </w:p>
+    <w:p>
+      <w:pPr>
+        <w:rPr>
+          <w:rFonts w:eastAsiaTheme="minorEastAsia"/>
+        </w:rPr>
+      </w:pPr>
+      <w:r>
+        <w:rPr>
+          <w:rFonts w:eastAsiaTheme="minorEastAsia"/>
+        </w:rPr>
+        <w:t>We then, took a safety margin of 10% to avoid as much as possible to exceed our timeslot and cause the stopping of the robot.  Which give</w:t>
+      </w:r>
+      <w:r>
+        <w:rPr>
+          <w:rFonts w:eastAsiaTheme="minorEastAsia"/>
+        </w:rPr>
+        <w:t>s</w:t>
+      </w:r>
+      <w:r>
+        <w:rPr>
+          <w:rFonts w:eastAsiaTheme="minorEastAsia"/>
+        </w:rPr>
+        <w:t xml:space="preserve"> us </w:t>
+      </w:r>
+      <m:oMath>
+        <m:r>
+          <w:rPr>
+            <w:rFonts w:ascii="Cambria Math" w:eastAsiaTheme="minorEastAsia" w:hAnsi="Cambria Math"/>
+          </w:rPr>
+          <m:t>2400*0.90=2160 bytes</m:t>
+        </m:r>
+      </m:oMath>
+      <w:r>
+        <w:rPr>
+          <w:rFonts w:eastAsiaTheme="minorEastAsia"/>
+        </w:rPr>
+        <w:t xml:space="preserve"> to send.</w:t>
+      </w:r>
+    </w:p>
+    <w:p>
+      <w:r>
+        <w:rPr>
+          <w:rFonts w:eastAsiaTheme="minorEastAsia"/>
+        </w:rPr>
+        <w:t xml:space="preserve">As, we saw that the critical data were really small compared to the 2160 bytes available. We send them every time as they arrive, whereas we only send pheromone data if there </w:t>
+      </w:r>
+      <w:proofErr w:type="gramStart"/>
+      <w:r>
+        <w:rPr>
+          <w:rFonts w:eastAsiaTheme="minorEastAsia"/>
+        </w:rPr>
+        <w:t>is</w:t>
+      </w:r>
+      <w:proofErr w:type="gramEnd"/>
+      <w:r>
+        <w:rPr>
+          <w:rFonts w:eastAsiaTheme="minorEastAsia"/>
+        </w:rPr>
+        <w:t xml:space="preserve"> still some spaces left after the location and victims report messages, and the stream data if there is still spaces after the pheromone data.</w:t>
+      </w:r>
+    </w:p>
+    <w:p>
+      <w:pPr>
+        <w:pStyle w:val="ListParagraph"/>
         <w:numPr>
           <w:ilvl w:val="0"/>
-          <w:numId w:val="36"/>
+          <w:numId w:val="38"/>
         </w:numPr>
-      </w:pPr>
-      <w:r>
-        <w:rPr>
-          <w:i/>
-          <w:iCs/>
-        </w:rPr>
-        <w:t xml:space="preserve">The “next move” motion command </w:t>
-      </w:r>
-      <w:r>
-        <w:rPr>
-          <w:i/>
-          <w:iCs/>
-        </w:rPr>
-        <w:t xml:space="preserve">of the report task </w:t>
-      </w:r>
-      <w:r>
-        <w:rPr>
-          <w:i/>
-          <w:iCs/>
-        </w:rPr>
-        <w:t>is given by the navigation task</w:t>
-      </w:r>
-      <w:r>
-        <w:t>.</w:t>
+        <w:rPr>
+          <w:sz w:val="32"/>
+          <w:szCs w:val="32"/>
+          <w:lang w:val="en-GB"/>
+        </w:rPr>
+      </w:pPr>
+      <w:r>
+        <w:rPr>
+          <w:sz w:val="32"/>
+          <w:szCs w:val="32"/>
+          <w:lang w:val="en-GB"/>
+        </w:rPr>
+        <w:t>Communication</w:t>
+      </w:r>
+      <w:r>
+        <w:rPr>
+          <w:sz w:val="32"/>
+          <w:szCs w:val="32"/>
+          <w:lang w:val="en-GB"/>
+        </w:rPr>
+        <w:t xml:space="preserve"> performances</w:t>
       </w:r>
     </w:p>
     <w:p>
       <w:pPr>
-        <w:pStyle w:val="Paragraphedeliste"/>
+        <w:rPr>
+          <w:u w:val="single"/>
+        </w:rPr>
+      </w:pPr>
+      <w:r>
+        <w:rPr>
+          <w:u w:val="single"/>
+        </w:rPr>
+        <w:t>Data</w:t>
+      </w:r>
+      <w:r>
+        <w:rPr>
+          <w:u w:val="single"/>
+        </w:rPr>
+        <w:t xml:space="preserve"> sending</w:t>
+      </w:r>
+      <w:r>
+        <w:rPr>
+          <w:u w:val="single"/>
+        </w:rPr>
+        <w:t xml:space="preserve">: </w:t>
+      </w:r>
+    </w:p>
+    <w:p>
+      <w:r>
+        <w:t>When applying the division that we just see, we have the following average partition of the sent data:</w:t>
+      </w:r>
+    </w:p>
+    <w:p>
+      <w:pPr>
+        <w:pStyle w:val="ListParagraph"/>
         <w:numPr>
           <w:ilvl w:val="0"/>
-          <w:numId w:val="34"/>
+          <w:numId w:val="39"/>
         </w:numPr>
       </w:pPr>
       <w:r>
-        <w:t>The navigation task should therefore be executed before the report task.</w:t>
+        <w:t>Critical data (</w:t>
+      </w:r>
+      <w:r>
+        <w:rPr>
+          <w:b/>
+          <w:bCs/>
+        </w:rPr>
+        <w:t>Robot localization</w:t>
+      </w:r>
+      <w:r>
+        <w:t xml:space="preserve"> + </w:t>
+      </w:r>
+      <w:r>
+        <w:rPr>
+          <w:b/>
+          <w:bCs/>
+        </w:rPr>
+        <w:t>Victim Reports</w:t>
+      </w:r>
+      <w:r>
+        <w:t>): 0.162% of the total data sent</w:t>
       </w:r>
     </w:p>
     <w:p>
       <w:pPr>
-        <w:pStyle w:val="Paragraphedeliste"/>
+        <w:pStyle w:val="ListParagraph"/>
         <w:numPr>
           <w:ilvl w:val="0"/>
-          <w:numId w:val="36"/>
+          <w:numId w:val="39"/>
         </w:numPr>
-        <w:rPr>
-          <w:i/>
-          <w:iCs/>
-        </w:rPr>
-      </w:pPr>
-      <w:r>
-        <w:rPr>
-          <w:i/>
-          <w:iCs/>
-        </w:rPr>
-        <w:t>As robot can execute only one motor command, running Avoid task directly after Control task will override command sent by the Control task.</w:t>
+      </w:pPr>
+      <w:r>
+        <w:rPr>
+          <w:b/>
+          <w:bCs/>
+        </w:rPr>
+        <w:t>Pheromone data</w:t>
+      </w:r>
+      <w:r>
+        <w:t>: 92.01% of the total data sent</w:t>
       </w:r>
     </w:p>
     <w:p>
       <w:pPr>
-        <w:pStyle w:val="Paragraphedeliste"/>
+        <w:pStyle w:val="ListParagraph"/>
         <w:numPr>
           <w:ilvl w:val="0"/>
-          <w:numId w:val="34"/>
+          <w:numId w:val="39"/>
         </w:numPr>
       </w:pPr>
       <w:r>
-        <w:t>The avoid task should be executed just after the control task.</w:t>
+        <w:rPr>
+          <w:b/>
+          <w:bCs/>
+        </w:rPr>
+        <w:t>Stream data</w:t>
+      </w:r>
+      <w:r>
+        <w:t>: 7.828% of the total data sent</w:t>
       </w:r>
     </w:p>
     <w:p>
-      <w:pPr>
-        <w:pStyle w:val="Paragraphedeliste"/>
-        <w:numPr>
-          <w:ilvl w:val="0"/>
-          <w:numId w:val="36"/>
-        </w:numPr>
-        <w:rPr>
-          <w:i/>
-          <w:iCs/>
-        </w:rPr>
-      </w:pPr>
-      <w:r>
-        <w:rPr>
-          <w:i/>
-          <w:iCs/>
-        </w:rPr>
-        <w:t>The refine task runs more often than the report task, and the refine task outputs two victims in a row, the report task will only report one of the victims (losing the other one!).</w:t>
+      <w:r>
+        <w:t xml:space="preserve">Which seems to be </w:t>
+      </w:r>
+      <w:r>
+        <w:t>that we want to have according to the compendium. Also, as we have taken the safety margin of 10 %, we have observed that no messages are sent outside of our timeslot.</w:t>
       </w:r>
     </w:p>
     <w:p>
       <w:pPr>
-        <w:pStyle w:val="Paragraphedeliste"/>
-        <w:numPr>
-          <w:ilvl w:val="0"/>
-          <w:numId w:val="34"/>
-        </w:numPr>
-      </w:pPr>
-      <w:r>
-        <w:rPr>
-          <w:color w:val="000000" w:themeColor="text1"/>
-          <w:lang w:val="en-GB"/>
-        </w:rPr>
-        <w:t xml:space="preserve">The report task should </w:t>
-      </w:r>
-      <w:r>
-        <w:rPr>
-          <w:color w:val="000000" w:themeColor="text1"/>
-          <w:lang w:val="en-GB"/>
-        </w:rPr>
-        <w:t xml:space="preserve">be executed </w:t>
-      </w:r>
-      <w:r>
-        <w:rPr>
-          <w:color w:val="000000" w:themeColor="text1"/>
-          <w:lang w:val="en-GB"/>
-        </w:rPr>
-        <w:t>just after the refine task to avoid loss.</w:t>
+        <w:rPr>
+          <w:u w:val="single"/>
+        </w:rPr>
+      </w:pPr>
+      <w:r>
+        <w:rPr>
+          <w:u w:val="single"/>
+        </w:rPr>
+        <w:t>Number of Stops:</w:t>
       </w:r>
     </w:p>
     <w:p>
-      <w:pPr>
-        <w:pStyle w:val="Paragraphedeliste"/>
-        <w:numPr>
-          <w:ilvl w:val="0"/>
-          <w:numId w:val="36"/>
-        </w:numPr>
-        <w:rPr>
-          <w:i/>
-          <w:iCs/>
-        </w:rPr>
-      </w:pPr>
-      <w:r>
-        <w:rPr>
-          <w:i/>
-          <w:iCs/>
-        </w:rPr>
-        <w:t>If the victim has not been already reported, then victim information is given to mission task for victim registration and a message is sent to the Communicate task.</w:t>
+      <w:r>
+        <w:t>When running the robot alone, it either very seldom</w:t>
+      </w:r>
+      <w:r>
+        <w:t xml:space="preserve"> </w:t>
+      </w:r>
+      <w:r>
+        <w:t>or never stops. However, when we use it when other robots are also communicating, we have experienced some stops.</w:t>
       </w:r>
     </w:p>
     <w:p>
-      <w:pPr>
-        <w:pStyle w:val="Paragraphedeliste"/>
-        <w:numPr>
-          <w:ilvl w:val="0"/>
-          <w:numId w:val="34"/>
-        </w:numPr>
-      </w:pPr>
-      <w:r>
-        <w:t>The communicate task is executed after the report task.</w:t>
+      <w:r>
+        <w:t>F</w:t>
+      </w:r>
+      <w:r>
+        <w:t>or 6 minutes</w:t>
+      </w:r>
+      <w:r>
+        <w:t xml:space="preserve"> which is</w:t>
+      </w:r>
+      <w:r>
+        <w:t xml:space="preserve"> 360s</w:t>
+      </w:r>
+      <w:r>
+        <w:t>, corresponding to</w:t>
+      </w:r>
+      <w:r>
+        <w:t xml:space="preserve"> 12</w:t>
+      </w:r>
+      <w:r>
+        <w:t>0</w:t>
+      </w:r>
+      <w:r>
+        <w:t xml:space="preserve"> major cycle</w:t>
+      </w:r>
+      <w:r>
+        <w:t xml:space="preserve">s, we have counted </w:t>
+      </w:r>
+      <w:r>
+        <w:t>3</w:t>
+      </w:r>
+      <w:r>
+        <w:t>4</w:t>
+      </w:r>
+      <w:r>
+        <w:t xml:space="preserve"> stops</w:t>
+      </w:r>
+      <w:r>
+        <w:t xml:space="preserve"> which is approximately 0.283 stops per major cycles. Which seems to acceptable for us since the robot was still measuring, reporting and communicating efficiently.</w:t>
       </w:r>
     </w:p>
     <w:p>
       <w:r>
-        <w:t xml:space="preserve">We have the following order for the initial </w:t>
-      </w:r>
-      <w:r>
-        <w:t>run:</w:t>
-      </w:r>
-    </w:p>
-    <w:p>
-      <w:r>
-        <w:rPr>
-          <w:b/>
-          <w:bCs/>
-        </w:rPr>
-        <w:t>Mission</w:t>
-      </w:r>
-      <w:r>
-        <w:t xml:space="preserve"> =&gt;</w:t>
-      </w:r>
-      <w:r>
-        <w:t xml:space="preserve"> </w:t>
-      </w:r>
-      <w:r>
-        <w:rPr>
-          <w:b/>
-          <w:bCs/>
-        </w:rPr>
-        <w:t>Navigation =&gt;</w:t>
-      </w:r>
-      <w:r>
-        <w:t xml:space="preserve"> </w:t>
-      </w:r>
-      <w:r>
-        <w:rPr>
-          <w:b/>
-          <w:bCs/>
-        </w:rPr>
-        <w:t>Control =&gt;</w:t>
-      </w:r>
-      <w:r>
-        <w:t xml:space="preserve"> </w:t>
-      </w:r>
-      <w:r>
-        <w:rPr>
-          <w:b/>
-          <w:bCs/>
-        </w:rPr>
-        <w:t>Avoid =&gt; Refine</w:t>
-      </w:r>
-      <w:r>
-        <w:t xml:space="preserve"> </w:t>
-      </w:r>
-      <w:r>
-        <w:rPr>
-          <w:b/>
-          <w:bCs/>
-        </w:rPr>
-        <w:t>=&gt; Report</w:t>
-      </w:r>
-      <w:r>
-        <w:t xml:space="preserve"> </w:t>
-      </w:r>
-      <w:r>
-        <w:rPr>
-          <w:b/>
-          <w:bCs/>
-        </w:rPr>
-        <w:t>=&gt; Communicate</w:t>
+        <w:t xml:space="preserve">This </w:t>
+      </w:r>
+      <w:r>
+        <w:t>number</w:t>
+      </w:r>
+      <w:r>
+        <w:t xml:space="preserve"> of stops might be the result of some errors on the network during the transport of messages and the results of communications overlapping sometimes. </w:t>
       </w:r>
     </w:p>
     <w:sectPr>
-      <w:headerReference w:type="default" r:id="rId8"/>
-      <w:footerReference w:type="default" r:id="rId9"/>
+      <w:headerReference w:type="even" r:id="rId12"/>
+      <w:headerReference w:type="default" r:id="rId13"/>
+      <w:footerReference w:type="even" r:id="rId14"/>
+      <w:footerReference w:type="default" r:id="rId15"/>
+      <w:headerReference w:type="first" r:id="rId16"/>
+      <w:footerReference w:type="first" r:id="rId17"/>
       <w:pgSz w:w="11906" w:h="16838"/>
       <w:pgMar w:top="1440" w:right="1440" w:bottom="1440" w:left="1440" w:header="708" w:footer="708" w:gutter="0"/>
       <w:cols w:space="708"/>
@@ -1992,6 +5801,16 @@
 
 <file path=word/footer1.xml><?xml version="1.0" encoding="utf-8"?>
 <w:ftr xmlns:wpc="http://schemas.microsoft.com/office/word/2010/wordprocessingCanvas" xmlns:cx="http://schemas.microsoft.com/office/drawing/2014/chartex" xmlns:cx1="http://schemas.microsoft.com/office/drawing/2015/9/8/chartex" xmlns:cx2="http://schemas.microsoft.com/office/drawing/2015/10/21/chartex" xmlns:cx3="http://schemas.microsoft.com/office/drawing/2016/5/9/chartex" xmlns:cx4="http://schemas.microsoft.com/office/drawing/2016/5/10/chartex" xmlns:cx5="http://schemas.microsoft.com/office/drawing/2016/5/11/chartex" xmlns:cx6="http://schemas.microsoft.com/office/drawing/2016/5/12/chartex" xmlns:cx7="http://schemas.microsoft.com/office/drawing/2016/5/13/chartex" xmlns:cx8="http://schemas.microsoft.com/office/drawing/2016/5/14/chartex" xmlns:mc="http://schemas.openxmlformats.org/markup-compatibility/2006" xmlns:aink="http://schemas.microsoft.com/office/drawing/2016/ink" xmlns:am3d="http://schemas.microsoft.com/office/drawing/2017/model3d" xmlns:o="urn:schemas-microsoft-com:office:office" xmlns:r="http://schemas.openxmlformats.org/officeDocument/2006/relationships" xmlns:m="http://schemas.openxmlformats.org/officeDocument/2006/math" xmlns:v="urn:schemas-microsoft-com:vml" xmlns:wp14="http://schemas.microsoft.com/office/word/2010/wordprocessingDrawing" xmlns:wp="http://schemas.openxmlformats.org/drawingml/2006/wordprocessingDrawing" xmlns:w10="urn:schemas-microsoft-com:office:word" xmlns:w="http://schemas.openxmlformats.org/wordprocessingml/2006/main" xmlns:w14="http://schemas.microsoft.com/office/word/2010/wordml" xmlns:w15="http://schemas.microsoft.com/office/word/2012/wordml" xmlns:w16cid="http://schemas.microsoft.com/office/word/2016/wordml/cid" xmlns:w16se="http://schemas.microsoft.com/office/word/2015/wordml/symex" xmlns:wpg="http://schemas.microsoft.com/office/word/2010/wordprocessingGroup" xmlns:wpi="http://schemas.microsoft.com/office/word/2010/wordprocessingInk" xmlns:wne="http://schemas.microsoft.com/office/word/2006/wordml" xmlns:wps="http://schemas.microsoft.com/office/word/2010/wordprocessingShape" mc:Ignorable="w14 w15 w16se w16cid wp14">
+  <w:p>
+    <w:pPr>
+      <w:pStyle w:val="Footer"/>
+    </w:pPr>
+  </w:p>
+</w:ftr>
+</file>
+
+<file path=word/footer2.xml><?xml version="1.0" encoding="utf-8"?>
+<w:ftr xmlns:wpc="http://schemas.microsoft.com/office/word/2010/wordprocessingCanvas" xmlns:cx="http://schemas.microsoft.com/office/drawing/2014/chartex" xmlns:cx1="http://schemas.microsoft.com/office/drawing/2015/9/8/chartex" xmlns:cx2="http://schemas.microsoft.com/office/drawing/2015/10/21/chartex" xmlns:cx3="http://schemas.microsoft.com/office/drawing/2016/5/9/chartex" xmlns:cx4="http://schemas.microsoft.com/office/drawing/2016/5/10/chartex" xmlns:cx5="http://schemas.microsoft.com/office/drawing/2016/5/11/chartex" xmlns:cx6="http://schemas.microsoft.com/office/drawing/2016/5/12/chartex" xmlns:cx7="http://schemas.microsoft.com/office/drawing/2016/5/13/chartex" xmlns:cx8="http://schemas.microsoft.com/office/drawing/2016/5/14/chartex" xmlns:mc="http://schemas.openxmlformats.org/markup-compatibility/2006" xmlns:aink="http://schemas.microsoft.com/office/drawing/2016/ink" xmlns:am3d="http://schemas.microsoft.com/office/drawing/2017/model3d" xmlns:o="urn:schemas-microsoft-com:office:office" xmlns:r="http://schemas.openxmlformats.org/officeDocument/2006/relationships" xmlns:m="http://schemas.openxmlformats.org/officeDocument/2006/math" xmlns:v="urn:schemas-microsoft-com:vml" xmlns:wp14="http://schemas.microsoft.com/office/word/2010/wordprocessingDrawing" xmlns:wp="http://schemas.openxmlformats.org/drawingml/2006/wordprocessingDrawing" xmlns:w10="urn:schemas-microsoft-com:office:word" xmlns:w="http://schemas.openxmlformats.org/wordprocessingml/2006/main" xmlns:w14="http://schemas.microsoft.com/office/word/2010/wordml" xmlns:w15="http://schemas.microsoft.com/office/word/2012/wordml" xmlns:w16cid="http://schemas.microsoft.com/office/word/2016/wordml/cid" xmlns:w16se="http://schemas.microsoft.com/office/word/2015/wordml/symex" xmlns:wpg="http://schemas.microsoft.com/office/word/2010/wordprocessingGroup" xmlns:wpi="http://schemas.microsoft.com/office/word/2010/wordprocessingInk" xmlns:wne="http://schemas.microsoft.com/office/word/2006/wordml" xmlns:wps="http://schemas.microsoft.com/office/word/2010/wordprocessingShape" mc:Ignorable="w14 w15 w16se w16cid wp14">
   <w:sdt>
     <w:sdtPr>
       <w:id w:val="-577667711"/>
@@ -2004,7 +5823,7 @@
     <w:sdtContent>
       <w:p>
         <w:pPr>
-          <w:pStyle w:val="Pieddepage"/>
+          <w:pStyle w:val="Footer"/>
         </w:pPr>
         <w:r>
           <w:t>2019</w:t>
@@ -2040,6 +5859,16 @@
 </w:ftr>
 </file>
 
+<file path=word/footer3.xml><?xml version="1.0" encoding="utf-8"?>
+<w:ftr xmlns:wpc="http://schemas.microsoft.com/office/word/2010/wordprocessingCanvas" xmlns:cx="http://schemas.microsoft.com/office/drawing/2014/chartex" xmlns:cx1="http://schemas.microsoft.com/office/drawing/2015/9/8/chartex" xmlns:cx2="http://schemas.microsoft.com/office/drawing/2015/10/21/chartex" xmlns:cx3="http://schemas.microsoft.com/office/drawing/2016/5/9/chartex" xmlns:cx4="http://schemas.microsoft.com/office/drawing/2016/5/10/chartex" xmlns:cx5="http://schemas.microsoft.com/office/drawing/2016/5/11/chartex" xmlns:cx6="http://schemas.microsoft.com/office/drawing/2016/5/12/chartex" xmlns:cx7="http://schemas.microsoft.com/office/drawing/2016/5/13/chartex" xmlns:cx8="http://schemas.microsoft.com/office/drawing/2016/5/14/chartex" xmlns:mc="http://schemas.openxmlformats.org/markup-compatibility/2006" xmlns:aink="http://schemas.microsoft.com/office/drawing/2016/ink" xmlns:am3d="http://schemas.microsoft.com/office/drawing/2017/model3d" xmlns:o="urn:schemas-microsoft-com:office:office" xmlns:r="http://schemas.openxmlformats.org/officeDocument/2006/relationships" xmlns:m="http://schemas.openxmlformats.org/officeDocument/2006/math" xmlns:v="urn:schemas-microsoft-com:vml" xmlns:wp14="http://schemas.microsoft.com/office/word/2010/wordprocessingDrawing" xmlns:wp="http://schemas.openxmlformats.org/drawingml/2006/wordprocessingDrawing" xmlns:w10="urn:schemas-microsoft-com:office:word" xmlns:w="http://schemas.openxmlformats.org/wordprocessingml/2006/main" xmlns:w14="http://schemas.microsoft.com/office/word/2010/wordml" xmlns:w15="http://schemas.microsoft.com/office/word/2012/wordml" xmlns:w16cid="http://schemas.microsoft.com/office/word/2016/wordml/cid" xmlns:w16se="http://schemas.microsoft.com/office/word/2015/wordml/symex" xmlns:wpg="http://schemas.microsoft.com/office/word/2010/wordprocessingGroup" xmlns:wpi="http://schemas.microsoft.com/office/word/2010/wordprocessingInk" xmlns:wne="http://schemas.microsoft.com/office/word/2006/wordml" xmlns:wps="http://schemas.microsoft.com/office/word/2010/wordprocessingShape" mc:Ignorable="w14 w15 w16se w16cid wp14">
+  <w:p>
+    <w:pPr>
+      <w:pStyle w:val="Footer"/>
+    </w:pPr>
+  </w:p>
+</w:ftr>
+</file>
+
 <file path=word/footnotes.xml><?xml version="1.0" encoding="utf-8"?>
 <w:footnotes xmlns:wpc="http://schemas.microsoft.com/office/word/2010/wordprocessingCanvas" xmlns:cx="http://schemas.microsoft.com/office/drawing/2014/chartex" xmlns:cx1="http://schemas.microsoft.com/office/drawing/2015/9/8/chartex" xmlns:cx2="http://schemas.microsoft.com/office/drawing/2015/10/21/chartex" xmlns:cx3="http://schemas.microsoft.com/office/drawing/2016/5/9/chartex" xmlns:cx4="http://schemas.microsoft.com/office/drawing/2016/5/10/chartex" xmlns:cx5="http://schemas.microsoft.com/office/drawing/2016/5/11/chartex" xmlns:cx6="http://schemas.microsoft.com/office/drawing/2016/5/12/chartex" xmlns:cx7="http://schemas.microsoft.com/office/drawing/2016/5/13/chartex" xmlns:cx8="http://schemas.microsoft.com/office/drawing/2016/5/14/chartex" xmlns:mc="http://schemas.openxmlformats.org/markup-compatibility/2006" xmlns:aink="http://schemas.microsoft.com/office/drawing/2016/ink" xmlns:am3d="http://schemas.microsoft.com/office/drawing/2017/model3d" xmlns:o="urn:schemas-microsoft-com:office:office" xmlns:r="http://schemas.openxmlformats.org/officeDocument/2006/relationships" xmlns:m="http://schemas.openxmlformats.org/officeDocument/2006/math" xmlns:v="urn:schemas-microsoft-com:vml" xmlns:wp14="http://schemas.microsoft.com/office/word/2010/wordprocessingDrawing" xmlns:wp="http://schemas.openxmlformats.org/drawingml/2006/wordprocessingDrawing" xmlns:w10="urn:schemas-microsoft-com:office:word" xmlns:w="http://schemas.openxmlformats.org/wordprocessingml/2006/main" xmlns:w14="http://schemas.microsoft.com/office/word/2010/wordml" xmlns:w15="http://schemas.microsoft.com/office/word/2012/wordml" xmlns:w16cid="http://schemas.microsoft.com/office/word/2016/wordml/cid" xmlns:w16se="http://schemas.microsoft.com/office/word/2015/wordml/symex" xmlns:wpg="http://schemas.microsoft.com/office/word/2010/wordprocessingGroup" xmlns:wpi="http://schemas.microsoft.com/office/word/2010/wordprocessingInk" xmlns:wne="http://schemas.microsoft.com/office/word/2006/wordml" xmlns:wps="http://schemas.microsoft.com/office/word/2010/wordprocessingShape" mc:Ignorable="w14 w15 w16se w16cid wp14">
   <w:footnote w:type="separator" w:id="-1">
@@ -2069,7 +5898,17 @@
 <w:hdr xmlns:wpc="http://schemas.microsoft.com/office/word/2010/wordprocessingCanvas" xmlns:cx="http://schemas.microsoft.com/office/drawing/2014/chartex" xmlns:cx1="http://schemas.microsoft.com/office/drawing/2015/9/8/chartex" xmlns:cx2="http://schemas.microsoft.com/office/drawing/2015/10/21/chartex" xmlns:cx3="http://schemas.microsoft.com/office/drawing/2016/5/9/chartex" xmlns:cx4="http://schemas.microsoft.com/office/drawing/2016/5/10/chartex" xmlns:cx5="http://schemas.microsoft.com/office/drawing/2016/5/11/chartex" xmlns:cx6="http://schemas.microsoft.com/office/drawing/2016/5/12/chartex" xmlns:cx7="http://schemas.microsoft.com/office/drawing/2016/5/13/chartex" xmlns:cx8="http://schemas.microsoft.com/office/drawing/2016/5/14/chartex" xmlns:mc="http://schemas.openxmlformats.org/markup-compatibility/2006" xmlns:aink="http://schemas.microsoft.com/office/drawing/2016/ink" xmlns:am3d="http://schemas.microsoft.com/office/drawing/2017/model3d" xmlns:o="urn:schemas-microsoft-com:office:office" xmlns:r="http://schemas.openxmlformats.org/officeDocument/2006/relationships" xmlns:m="http://schemas.openxmlformats.org/officeDocument/2006/math" xmlns:v="urn:schemas-microsoft-com:vml" xmlns:wp14="http://schemas.microsoft.com/office/word/2010/wordprocessingDrawing" xmlns:wp="http://schemas.openxmlformats.org/drawingml/2006/wordprocessingDrawing" xmlns:w10="urn:schemas-microsoft-com:office:word" xmlns:w="http://schemas.openxmlformats.org/wordprocessingml/2006/main" xmlns:w14="http://schemas.microsoft.com/office/word/2010/wordml" xmlns:w15="http://schemas.microsoft.com/office/word/2012/wordml" xmlns:w16cid="http://schemas.microsoft.com/office/word/2016/wordml/cid" xmlns:w16se="http://schemas.microsoft.com/office/word/2015/wordml/symex" xmlns:wpg="http://schemas.microsoft.com/office/word/2010/wordprocessingGroup" xmlns:wpi="http://schemas.microsoft.com/office/word/2010/wordprocessingInk" xmlns:wne="http://schemas.microsoft.com/office/word/2006/wordml" xmlns:wps="http://schemas.microsoft.com/office/word/2010/wordprocessingShape" mc:Ignorable="w14 w15 w16se w16cid wp14">
   <w:p>
     <w:pPr>
-      <w:pStyle w:val="En-tte"/>
+      <w:pStyle w:val="Header"/>
+    </w:pPr>
+  </w:p>
+</w:hdr>
+</file>
+
+<file path=word/header2.xml><?xml version="1.0" encoding="utf-8"?>
+<w:hdr xmlns:wpc="http://schemas.microsoft.com/office/word/2010/wordprocessingCanvas" xmlns:cx="http://schemas.microsoft.com/office/drawing/2014/chartex" xmlns:cx1="http://schemas.microsoft.com/office/drawing/2015/9/8/chartex" xmlns:cx2="http://schemas.microsoft.com/office/drawing/2015/10/21/chartex" xmlns:cx3="http://schemas.microsoft.com/office/drawing/2016/5/9/chartex" xmlns:cx4="http://schemas.microsoft.com/office/drawing/2016/5/10/chartex" xmlns:cx5="http://schemas.microsoft.com/office/drawing/2016/5/11/chartex" xmlns:cx6="http://schemas.microsoft.com/office/drawing/2016/5/12/chartex" xmlns:cx7="http://schemas.microsoft.com/office/drawing/2016/5/13/chartex" xmlns:cx8="http://schemas.microsoft.com/office/drawing/2016/5/14/chartex" xmlns:mc="http://schemas.openxmlformats.org/markup-compatibility/2006" xmlns:aink="http://schemas.microsoft.com/office/drawing/2016/ink" xmlns:am3d="http://schemas.microsoft.com/office/drawing/2017/model3d" xmlns:o="urn:schemas-microsoft-com:office:office" xmlns:r="http://schemas.openxmlformats.org/officeDocument/2006/relationships" xmlns:m="http://schemas.openxmlformats.org/officeDocument/2006/math" xmlns:v="urn:schemas-microsoft-com:vml" xmlns:wp14="http://schemas.microsoft.com/office/word/2010/wordprocessingDrawing" xmlns:wp="http://schemas.openxmlformats.org/drawingml/2006/wordprocessingDrawing" xmlns:w10="urn:schemas-microsoft-com:office:word" xmlns:w="http://schemas.openxmlformats.org/wordprocessingml/2006/main" xmlns:w14="http://schemas.microsoft.com/office/word/2010/wordml" xmlns:w15="http://schemas.microsoft.com/office/word/2012/wordml" xmlns:w16cid="http://schemas.microsoft.com/office/word/2016/wordml/cid" xmlns:w16se="http://schemas.microsoft.com/office/word/2015/wordml/symex" xmlns:wpg="http://schemas.microsoft.com/office/word/2010/wordprocessingGroup" xmlns:wpi="http://schemas.microsoft.com/office/word/2010/wordprocessingInk" xmlns:wne="http://schemas.microsoft.com/office/word/2006/wordml" xmlns:wps="http://schemas.microsoft.com/office/word/2010/wordprocessingShape" mc:Ignorable="w14 w15 w16se w16cid wp14">
+  <w:p>
+    <w:pPr>
+      <w:pStyle w:val="Header"/>
     </w:pPr>
     <w:r>
       <w:rPr>
@@ -2155,6 +5994,16 @@
 </w:hdr>
 </file>
 
+<file path=word/header3.xml><?xml version="1.0" encoding="utf-8"?>
+<w:hdr xmlns:wpc="http://schemas.microsoft.com/office/word/2010/wordprocessingCanvas" xmlns:cx="http://schemas.microsoft.com/office/drawing/2014/chartex" xmlns:cx1="http://schemas.microsoft.com/office/drawing/2015/9/8/chartex" xmlns:cx2="http://schemas.microsoft.com/office/drawing/2015/10/21/chartex" xmlns:cx3="http://schemas.microsoft.com/office/drawing/2016/5/9/chartex" xmlns:cx4="http://schemas.microsoft.com/office/drawing/2016/5/10/chartex" xmlns:cx5="http://schemas.microsoft.com/office/drawing/2016/5/11/chartex" xmlns:cx6="http://schemas.microsoft.com/office/drawing/2016/5/12/chartex" xmlns:cx7="http://schemas.microsoft.com/office/drawing/2016/5/13/chartex" xmlns:cx8="http://schemas.microsoft.com/office/drawing/2016/5/14/chartex" xmlns:mc="http://schemas.openxmlformats.org/markup-compatibility/2006" xmlns:aink="http://schemas.microsoft.com/office/drawing/2016/ink" xmlns:am3d="http://schemas.microsoft.com/office/drawing/2017/model3d" xmlns:o="urn:schemas-microsoft-com:office:office" xmlns:r="http://schemas.openxmlformats.org/officeDocument/2006/relationships" xmlns:m="http://schemas.openxmlformats.org/officeDocument/2006/math" xmlns:v="urn:schemas-microsoft-com:vml" xmlns:wp14="http://schemas.microsoft.com/office/word/2010/wordprocessingDrawing" xmlns:wp="http://schemas.openxmlformats.org/drawingml/2006/wordprocessingDrawing" xmlns:w10="urn:schemas-microsoft-com:office:word" xmlns:w="http://schemas.openxmlformats.org/wordprocessingml/2006/main" xmlns:w14="http://schemas.microsoft.com/office/word/2010/wordml" xmlns:w15="http://schemas.microsoft.com/office/word/2012/wordml" xmlns:w16cid="http://schemas.microsoft.com/office/word/2016/wordml/cid" xmlns:w16se="http://schemas.microsoft.com/office/word/2015/wordml/symex" xmlns:wpg="http://schemas.microsoft.com/office/word/2010/wordprocessingGroup" xmlns:wpi="http://schemas.microsoft.com/office/word/2010/wordprocessingInk" xmlns:wne="http://schemas.microsoft.com/office/word/2006/wordml" xmlns:wps="http://schemas.microsoft.com/office/word/2010/wordprocessingShape" mc:Ignorable="w14 w15 w16se w16cid wp14">
+  <w:p>
+    <w:pPr>
+      <w:pStyle w:val="Header"/>
+    </w:pPr>
+  </w:p>
+</w:hdr>
+</file>
+
 <file path=word/numbering.xml><?xml version="1.0" encoding="utf-8"?>
 <w:numbering xmlns:wpc="http://schemas.microsoft.com/office/word/2010/wordprocessingCanvas" xmlns:cx="http://schemas.microsoft.com/office/drawing/2014/chartex" xmlns:cx1="http://schemas.microsoft.com/office/drawing/2015/9/8/chartex" xmlns:cx2="http://schemas.microsoft.com/office/drawing/2015/10/21/chartex" xmlns:cx3="http://schemas.microsoft.com/office/drawing/2016/5/9/chartex" xmlns:cx4="http://schemas.microsoft.com/office/drawing/2016/5/10/chartex" xmlns:cx5="http://schemas.microsoft.com/office/drawing/2016/5/11/chartex" xmlns:cx6="http://schemas.microsoft.com/office/drawing/2016/5/12/chartex" xmlns:cx7="http://schemas.microsoft.com/office/drawing/2016/5/13/chartex" xmlns:cx8="http://schemas.microsoft.com/office/drawing/2016/5/14/chartex" xmlns:mc="http://schemas.openxmlformats.org/markup-compatibility/2006" xmlns:aink="http://schemas.microsoft.com/office/drawing/2016/ink" xmlns:am3d="http://schemas.microsoft.com/office/drawing/2017/model3d" xmlns:o="urn:schemas-microsoft-com:office:office" xmlns:r="http://schemas.openxmlformats.org/officeDocument/2006/relationships" xmlns:m="http://schemas.openxmlformats.org/officeDocument/2006/math" xmlns:v="urn:schemas-microsoft-com:vml" xmlns:wp14="http://schemas.microsoft.com/office/word/2010/wordprocessingDrawing" xmlns:wp="http://schemas.openxmlformats.org/drawingml/2006/wordprocessingDrawing" xmlns:w10="urn:schemas-microsoft-com:office:word" xmlns:w="http://schemas.openxmlformats.org/wordprocessingml/2006/main" xmlns:w14="http://schemas.microsoft.com/office/word/2010/wordml" xmlns:w15="http://schemas.microsoft.com/office/word/2012/wordml" xmlns:w16cid="http://schemas.microsoft.com/office/word/2016/wordml/cid" xmlns:w16se="http://schemas.microsoft.com/office/word/2015/wordml/symex" xmlns:wpg="http://schemas.microsoft.com/office/word/2010/wordprocessingGroup" xmlns:wpi="http://schemas.microsoft.com/office/word/2010/wordprocessingInk" xmlns:wne="http://schemas.microsoft.com/office/word/2006/wordml" xmlns:wps="http://schemas.microsoft.com/office/word/2010/wordprocessingShape" mc:Ignorable="w14 w15 w16se w16cid wp14">
   <w:abstractNum w:abstractNumId="0" w15:restartNumberingAfterBreak="0">
@@ -2535,6 +6384,119 @@
     </w:lvl>
   </w:abstractNum>
   <w:abstractNum w:abstractNumId="4" w15:restartNumberingAfterBreak="0">
+    <w:nsid w:val="0D9E1559"/>
+    <w:multiLevelType w:val="hybridMultilevel"/>
+    <w:tmpl w:val="7456752A"/>
+    <w:lvl w:ilvl="0" w:tplc="08090001">
+      <w:start w:val="1"/>
+      <w:numFmt w:val="bullet"/>
+      <w:lvlText w:val=""/>
+      <w:lvlJc w:val="left"/>
+      <w:pPr>
+        <w:ind w:left="720" w:hanging="360"/>
+      </w:pPr>
+      <w:rPr>
+        <w:rFonts w:ascii="Symbol" w:hAnsi="Symbol" w:hint="default"/>
+      </w:rPr>
+    </w:lvl>
+    <w:lvl w:ilvl="1" w:tplc="08090003" w:tentative="1">
+      <w:start w:val="1"/>
+      <w:numFmt w:val="bullet"/>
+      <w:lvlText w:val="o"/>
+      <w:lvlJc w:val="left"/>
+      <w:pPr>
+        <w:ind w:left="1440" w:hanging="360"/>
+      </w:pPr>
+      <w:rPr>
+        <w:rFonts w:ascii="Courier New" w:hAnsi="Courier New" w:cs="Courier New" w:hint="default"/>
+      </w:rPr>
+    </w:lvl>
+    <w:lvl w:ilvl="2" w:tplc="08090005" w:tentative="1">
+      <w:start w:val="1"/>
+      <w:numFmt w:val="bullet"/>
+      <w:lvlText w:val=""/>
+      <w:lvlJc w:val="left"/>
+      <w:pPr>
+        <w:ind w:left="2160" w:hanging="360"/>
+      </w:pPr>
+      <w:rPr>
+        <w:rFonts w:ascii="Wingdings" w:hAnsi="Wingdings" w:hint="default"/>
+      </w:rPr>
+    </w:lvl>
+    <w:lvl w:ilvl="3" w:tplc="08090001" w:tentative="1">
+      <w:start w:val="1"/>
+      <w:numFmt w:val="bullet"/>
+      <w:lvlText w:val=""/>
+      <w:lvlJc w:val="left"/>
+      <w:pPr>
+        <w:ind w:left="2880" w:hanging="360"/>
+      </w:pPr>
+      <w:rPr>
+        <w:rFonts w:ascii="Symbol" w:hAnsi="Symbol" w:hint="default"/>
+      </w:rPr>
+    </w:lvl>
+    <w:lvl w:ilvl="4" w:tplc="08090003" w:tentative="1">
+      <w:start w:val="1"/>
+      <w:numFmt w:val="bullet"/>
+      <w:lvlText w:val="o"/>
+      <w:lvlJc w:val="left"/>
+      <w:pPr>
+        <w:ind w:left="3600" w:hanging="360"/>
+      </w:pPr>
+      <w:rPr>
+        <w:rFonts w:ascii="Courier New" w:hAnsi="Courier New" w:cs="Courier New" w:hint="default"/>
+      </w:rPr>
+    </w:lvl>
+    <w:lvl w:ilvl="5" w:tplc="08090005" w:tentative="1">
+      <w:start w:val="1"/>
+      <w:numFmt w:val="bullet"/>
+      <w:lvlText w:val=""/>
+      <w:lvlJc w:val="left"/>
+      <w:pPr>
+        <w:ind w:left="4320" w:hanging="360"/>
+      </w:pPr>
+      <w:rPr>
+        <w:rFonts w:ascii="Wingdings" w:hAnsi="Wingdings" w:hint="default"/>
+      </w:rPr>
+    </w:lvl>
+    <w:lvl w:ilvl="6" w:tplc="08090001" w:tentative="1">
+      <w:start w:val="1"/>
+      <w:numFmt w:val="bullet"/>
+      <w:lvlText w:val=""/>
+      <w:lvlJc w:val="left"/>
+      <w:pPr>
+        <w:ind w:left="5040" w:hanging="360"/>
+      </w:pPr>
+      <w:rPr>
+        <w:rFonts w:ascii="Symbol" w:hAnsi="Symbol" w:hint="default"/>
+      </w:rPr>
+    </w:lvl>
+    <w:lvl w:ilvl="7" w:tplc="08090003" w:tentative="1">
+      <w:start w:val="1"/>
+      <w:numFmt w:val="bullet"/>
+      <w:lvlText w:val="o"/>
+      <w:lvlJc w:val="left"/>
+      <w:pPr>
+        <w:ind w:left="5760" w:hanging="360"/>
+      </w:pPr>
+      <w:rPr>
+        <w:rFonts w:ascii="Courier New" w:hAnsi="Courier New" w:cs="Courier New" w:hint="default"/>
+      </w:rPr>
+    </w:lvl>
+    <w:lvl w:ilvl="8" w:tplc="08090005" w:tentative="1">
+      <w:start w:val="1"/>
+      <w:numFmt w:val="bullet"/>
+      <w:lvlText w:val=""/>
+      <w:lvlJc w:val="left"/>
+      <w:pPr>
+        <w:ind w:left="6480" w:hanging="360"/>
+      </w:pPr>
+      <w:rPr>
+        <w:rFonts w:ascii="Wingdings" w:hAnsi="Wingdings" w:hint="default"/>
+      </w:rPr>
+    </w:lvl>
+  </w:abstractNum>
+  <w:abstractNum w:abstractNumId="5" w15:restartNumberingAfterBreak="0">
     <w:nsid w:val="0F62487A"/>
     <w:multiLevelType w:val="hybridMultilevel"/>
     <w:tmpl w:val="124C61A4"/>
@@ -2623,7 +6585,7 @@
       </w:pPr>
     </w:lvl>
   </w:abstractNum>
-  <w:abstractNum w:abstractNumId="5" w15:restartNumberingAfterBreak="0">
+  <w:abstractNum w:abstractNumId="6" w15:restartNumberingAfterBreak="0">
     <w:nsid w:val="12725049"/>
     <w:multiLevelType w:val="hybridMultilevel"/>
     <w:tmpl w:val="A37EA2D6"/>
@@ -2712,7 +6674,7 @@
       </w:pPr>
     </w:lvl>
   </w:abstractNum>
-  <w:abstractNum w:abstractNumId="6" w15:restartNumberingAfterBreak="0">
+  <w:abstractNum w:abstractNumId="7" w15:restartNumberingAfterBreak="0">
     <w:nsid w:val="140B1B03"/>
     <w:multiLevelType w:val="hybridMultilevel"/>
     <w:tmpl w:val="056C6374"/>
@@ -2798,7 +6760,7 @@
       </w:pPr>
     </w:lvl>
   </w:abstractNum>
-  <w:abstractNum w:abstractNumId="7" w15:restartNumberingAfterBreak="0">
+  <w:abstractNum w:abstractNumId="8" w15:restartNumberingAfterBreak="0">
     <w:nsid w:val="17570EFA"/>
     <w:multiLevelType w:val="multilevel"/>
     <w:tmpl w:val="9CE0CB9E"/>
@@ -2947,7 +6909,7 @@
       </w:rPr>
     </w:lvl>
   </w:abstractNum>
-  <w:abstractNum w:abstractNumId="8" w15:restartNumberingAfterBreak="0">
+  <w:abstractNum w:abstractNumId="9" w15:restartNumberingAfterBreak="0">
     <w:nsid w:val="17E72EC5"/>
     <w:multiLevelType w:val="hybridMultilevel"/>
     <w:tmpl w:val="D8FCDA5A"/>
@@ -3036,7 +6998,7 @@
       </w:pPr>
     </w:lvl>
   </w:abstractNum>
-  <w:abstractNum w:abstractNumId="9" w15:restartNumberingAfterBreak="0">
+  <w:abstractNum w:abstractNumId="10" w15:restartNumberingAfterBreak="0">
     <w:nsid w:val="1B5966D4"/>
     <w:multiLevelType w:val="hybridMultilevel"/>
     <w:tmpl w:val="5792DE6E"/>
@@ -3125,7 +7087,7 @@
       </w:pPr>
     </w:lvl>
   </w:abstractNum>
-  <w:abstractNum w:abstractNumId="10" w15:restartNumberingAfterBreak="0">
+  <w:abstractNum w:abstractNumId="11" w15:restartNumberingAfterBreak="0">
     <w:nsid w:val="1D307593"/>
     <w:multiLevelType w:val="hybridMultilevel"/>
     <w:tmpl w:val="C84EDB42"/>
@@ -3211,7 +7173,7 @@
       </w:pPr>
     </w:lvl>
   </w:abstractNum>
-  <w:abstractNum w:abstractNumId="11" w15:restartNumberingAfterBreak="0">
+  <w:abstractNum w:abstractNumId="12" w15:restartNumberingAfterBreak="0">
     <w:nsid w:val="1E6E2071"/>
     <w:multiLevelType w:val="hybridMultilevel"/>
     <w:tmpl w:val="A232078A"/>
@@ -3324,7 +7286,7 @@
       </w:rPr>
     </w:lvl>
   </w:abstractNum>
-  <w:abstractNum w:abstractNumId="12" w15:restartNumberingAfterBreak="0">
+  <w:abstractNum w:abstractNumId="13" w15:restartNumberingAfterBreak="0">
     <w:nsid w:val="21FE50A3"/>
     <w:multiLevelType w:val="hybridMultilevel"/>
     <w:tmpl w:val="D8FCDA5A"/>
@@ -3413,7 +7375,7 @@
       </w:pPr>
     </w:lvl>
   </w:abstractNum>
-  <w:abstractNum w:abstractNumId="13" w15:restartNumberingAfterBreak="0">
+  <w:abstractNum w:abstractNumId="14" w15:restartNumberingAfterBreak="0">
     <w:nsid w:val="231B0483"/>
     <w:multiLevelType w:val="hybridMultilevel"/>
     <w:tmpl w:val="47A878A0"/>
@@ -3499,7 +7461,7 @@
       </w:pPr>
     </w:lvl>
   </w:abstractNum>
-  <w:abstractNum w:abstractNumId="14" w15:restartNumberingAfterBreak="0">
+  <w:abstractNum w:abstractNumId="15" w15:restartNumberingAfterBreak="0">
     <w:nsid w:val="2A0C5018"/>
     <w:multiLevelType w:val="multilevel"/>
     <w:tmpl w:val="15C4687A"/>
@@ -3612,7 +7574,7 @@
       </w:rPr>
     </w:lvl>
   </w:abstractNum>
-  <w:abstractNum w:abstractNumId="15" w15:restartNumberingAfterBreak="0">
+  <w:abstractNum w:abstractNumId="16" w15:restartNumberingAfterBreak="0">
     <w:nsid w:val="2D526F0B"/>
     <w:multiLevelType w:val="multilevel"/>
     <w:tmpl w:val="15C4687A"/>
@@ -3725,7 +7687,7 @@
       </w:rPr>
     </w:lvl>
   </w:abstractNum>
-  <w:abstractNum w:abstractNumId="16" w15:restartNumberingAfterBreak="0">
+  <w:abstractNum w:abstractNumId="17" w15:restartNumberingAfterBreak="0">
     <w:nsid w:val="305565FB"/>
     <w:multiLevelType w:val="hybridMultilevel"/>
     <w:tmpl w:val="6562CEBE"/>
@@ -3838,7 +7800,7 @@
       </w:rPr>
     </w:lvl>
   </w:abstractNum>
-  <w:abstractNum w:abstractNumId="17" w15:restartNumberingAfterBreak="0">
+  <w:abstractNum w:abstractNumId="18" w15:restartNumberingAfterBreak="0">
     <w:nsid w:val="37A854FC"/>
     <w:multiLevelType w:val="hybridMultilevel"/>
     <w:tmpl w:val="115EC8DC"/>
@@ -3951,7 +7913,7 @@
       </w:rPr>
     </w:lvl>
   </w:abstractNum>
-  <w:abstractNum w:abstractNumId="18" w15:restartNumberingAfterBreak="0">
+  <w:abstractNum w:abstractNumId="19" w15:restartNumberingAfterBreak="0">
     <w:nsid w:val="39DA0F9A"/>
     <w:multiLevelType w:val="hybridMultilevel"/>
     <w:tmpl w:val="18CCD0E2"/>
@@ -4040,7 +8002,7 @@
       </w:pPr>
     </w:lvl>
   </w:abstractNum>
-  <w:abstractNum w:abstractNumId="19" w15:restartNumberingAfterBreak="0">
+  <w:abstractNum w:abstractNumId="20" w15:restartNumberingAfterBreak="0">
     <w:nsid w:val="3D5D542F"/>
     <w:multiLevelType w:val="hybridMultilevel"/>
     <w:tmpl w:val="47A878A0"/>
@@ -4126,7 +8088,7 @@
       </w:pPr>
     </w:lvl>
   </w:abstractNum>
-  <w:abstractNum w:abstractNumId="20" w15:restartNumberingAfterBreak="0">
+  <w:abstractNum w:abstractNumId="21" w15:restartNumberingAfterBreak="0">
     <w:nsid w:val="3E062693"/>
     <w:multiLevelType w:val="hybridMultilevel"/>
     <w:tmpl w:val="4190C1B6"/>
@@ -4212,7 +8174,7 @@
       </w:pPr>
     </w:lvl>
   </w:abstractNum>
-  <w:abstractNum w:abstractNumId="21" w15:restartNumberingAfterBreak="0">
+  <w:abstractNum w:abstractNumId="22" w15:restartNumberingAfterBreak="0">
     <w:nsid w:val="43FB30F6"/>
     <w:multiLevelType w:val="hybridMultilevel"/>
     <w:tmpl w:val="0C5A1E28"/>
@@ -4298,7 +8260,7 @@
       </w:pPr>
     </w:lvl>
   </w:abstractNum>
-  <w:abstractNum w:abstractNumId="22" w15:restartNumberingAfterBreak="0">
+  <w:abstractNum w:abstractNumId="23" w15:restartNumberingAfterBreak="0">
     <w:nsid w:val="45575406"/>
     <w:multiLevelType w:val="hybridMultilevel"/>
     <w:tmpl w:val="4C28F6C8"/>
@@ -4411,7 +8373,7 @@
       </w:rPr>
     </w:lvl>
   </w:abstractNum>
-  <w:abstractNum w:abstractNumId="23" w15:restartNumberingAfterBreak="0">
+  <w:abstractNum w:abstractNumId="24" w15:restartNumberingAfterBreak="0">
     <w:nsid w:val="48A10695"/>
     <w:multiLevelType w:val="hybridMultilevel"/>
     <w:tmpl w:val="056C6374"/>
@@ -4497,7 +8459,96 @@
       </w:pPr>
     </w:lvl>
   </w:abstractNum>
-  <w:abstractNum w:abstractNumId="24" w15:restartNumberingAfterBreak="0">
+  <w:abstractNum w:abstractNumId="25" w15:restartNumberingAfterBreak="0">
+    <w:nsid w:val="4A7E7978"/>
+    <w:multiLevelType w:val="hybridMultilevel"/>
+    <w:tmpl w:val="0686A546"/>
+    <w:lvl w:ilvl="0" w:tplc="0808548A">
+      <w:start w:val="1"/>
+      <w:numFmt w:val="decimal"/>
+      <w:lvlText w:val="%1."/>
+      <w:lvlJc w:val="left"/>
+      <w:pPr>
+        <w:ind w:left="360" w:hanging="360"/>
+      </w:pPr>
+      <w:rPr>
+        <w:lang w:val="en-US"/>
+      </w:rPr>
+    </w:lvl>
+    <w:lvl w:ilvl="1" w:tplc="08090019">
+      <w:start w:val="1"/>
+      <w:numFmt w:val="lowerLetter"/>
+      <w:lvlText w:val="%2."/>
+      <w:lvlJc w:val="left"/>
+      <w:pPr>
+        <w:ind w:left="1080" w:hanging="360"/>
+      </w:pPr>
+    </w:lvl>
+    <w:lvl w:ilvl="2" w:tplc="0809001B" w:tentative="1">
+      <w:start w:val="1"/>
+      <w:numFmt w:val="lowerRoman"/>
+      <w:lvlText w:val="%3."/>
+      <w:lvlJc w:val="right"/>
+      <w:pPr>
+        <w:ind w:left="1800" w:hanging="180"/>
+      </w:pPr>
+    </w:lvl>
+    <w:lvl w:ilvl="3" w:tplc="0809000F" w:tentative="1">
+      <w:start w:val="1"/>
+      <w:numFmt w:val="decimal"/>
+      <w:lvlText w:val="%4."/>
+      <w:lvlJc w:val="left"/>
+      <w:pPr>
+        <w:ind w:left="2520" w:hanging="360"/>
+      </w:pPr>
+    </w:lvl>
+    <w:lvl w:ilvl="4" w:tplc="08090019" w:tentative="1">
+      <w:start w:val="1"/>
+      <w:numFmt w:val="lowerLetter"/>
+      <w:lvlText w:val="%5."/>
+      <w:lvlJc w:val="left"/>
+      <w:pPr>
+        <w:ind w:left="3240" w:hanging="360"/>
+      </w:pPr>
+    </w:lvl>
+    <w:lvl w:ilvl="5" w:tplc="0809001B" w:tentative="1">
+      <w:start w:val="1"/>
+      <w:numFmt w:val="lowerRoman"/>
+      <w:lvlText w:val="%6."/>
+      <w:lvlJc w:val="right"/>
+      <w:pPr>
+        <w:ind w:left="3960" w:hanging="180"/>
+      </w:pPr>
+    </w:lvl>
+    <w:lvl w:ilvl="6" w:tplc="0809000F" w:tentative="1">
+      <w:start w:val="1"/>
+      <w:numFmt w:val="decimal"/>
+      <w:lvlText w:val="%7."/>
+      <w:lvlJc w:val="left"/>
+      <w:pPr>
+        <w:ind w:left="4680" w:hanging="360"/>
+      </w:pPr>
+    </w:lvl>
+    <w:lvl w:ilvl="7" w:tplc="08090019" w:tentative="1">
+      <w:start w:val="1"/>
+      <w:numFmt w:val="lowerLetter"/>
+      <w:lvlText w:val="%8."/>
+      <w:lvlJc w:val="left"/>
+      <w:pPr>
+        <w:ind w:left="5400" w:hanging="360"/>
+      </w:pPr>
+    </w:lvl>
+    <w:lvl w:ilvl="8" w:tplc="0809001B" w:tentative="1">
+      <w:start w:val="1"/>
+      <w:numFmt w:val="lowerRoman"/>
+      <w:lvlText w:val="%9."/>
+      <w:lvlJc w:val="right"/>
+      <w:pPr>
+        <w:ind w:left="6120" w:hanging="180"/>
+      </w:pPr>
+    </w:lvl>
+  </w:abstractNum>
+  <w:abstractNum w:abstractNumId="26" w15:restartNumberingAfterBreak="0">
     <w:nsid w:val="50F516E2"/>
     <w:multiLevelType w:val="multilevel"/>
     <w:tmpl w:val="436C062A"/>
@@ -4646,7 +8697,93 @@
       </w:rPr>
     </w:lvl>
   </w:abstractNum>
-  <w:abstractNum w:abstractNumId="25" w15:restartNumberingAfterBreak="0">
+  <w:abstractNum w:abstractNumId="27" w15:restartNumberingAfterBreak="0">
+    <w:nsid w:val="5C016922"/>
+    <w:multiLevelType w:val="hybridMultilevel"/>
+    <w:tmpl w:val="10BA10EA"/>
+    <w:lvl w:ilvl="0" w:tplc="0809000F">
+      <w:start w:val="1"/>
+      <w:numFmt w:val="decimal"/>
+      <w:lvlText w:val="%1."/>
+      <w:lvlJc w:val="left"/>
+      <w:pPr>
+        <w:ind w:left="360" w:hanging="360"/>
+      </w:pPr>
+    </w:lvl>
+    <w:lvl w:ilvl="1" w:tplc="08090019">
+      <w:start w:val="1"/>
+      <w:numFmt w:val="lowerLetter"/>
+      <w:lvlText w:val="%2."/>
+      <w:lvlJc w:val="left"/>
+      <w:pPr>
+        <w:ind w:left="1080" w:hanging="360"/>
+      </w:pPr>
+    </w:lvl>
+    <w:lvl w:ilvl="2" w:tplc="0809001B" w:tentative="1">
+      <w:start w:val="1"/>
+      <w:numFmt w:val="lowerRoman"/>
+      <w:lvlText w:val="%3."/>
+      <w:lvlJc w:val="right"/>
+      <w:pPr>
+        <w:ind w:left="1800" w:hanging="180"/>
+      </w:pPr>
+    </w:lvl>
+    <w:lvl w:ilvl="3" w:tplc="0809000F" w:tentative="1">
+      <w:start w:val="1"/>
+      <w:numFmt w:val="decimal"/>
+      <w:lvlText w:val="%4."/>
+      <w:lvlJc w:val="left"/>
+      <w:pPr>
+        <w:ind w:left="2520" w:hanging="360"/>
+      </w:pPr>
+    </w:lvl>
+    <w:lvl w:ilvl="4" w:tplc="08090019" w:tentative="1">
+      <w:start w:val="1"/>
+      <w:numFmt w:val="lowerLetter"/>
+      <w:lvlText w:val="%5."/>
+      <w:lvlJc w:val="left"/>
+      <w:pPr>
+        <w:ind w:left="3240" w:hanging="360"/>
+      </w:pPr>
+    </w:lvl>
+    <w:lvl w:ilvl="5" w:tplc="0809001B" w:tentative="1">
+      <w:start w:val="1"/>
+      <w:numFmt w:val="lowerRoman"/>
+      <w:lvlText w:val="%6."/>
+      <w:lvlJc w:val="right"/>
+      <w:pPr>
+        <w:ind w:left="3960" w:hanging="180"/>
+      </w:pPr>
+    </w:lvl>
+    <w:lvl w:ilvl="6" w:tplc="0809000F" w:tentative="1">
+      <w:start w:val="1"/>
+      <w:numFmt w:val="decimal"/>
+      <w:lvlText w:val="%7."/>
+      <w:lvlJc w:val="left"/>
+      <w:pPr>
+        <w:ind w:left="4680" w:hanging="360"/>
+      </w:pPr>
+    </w:lvl>
+    <w:lvl w:ilvl="7" w:tplc="08090019" w:tentative="1">
+      <w:start w:val="1"/>
+      <w:numFmt w:val="lowerLetter"/>
+      <w:lvlText w:val="%8."/>
+      <w:lvlJc w:val="left"/>
+      <w:pPr>
+        <w:ind w:left="5400" w:hanging="360"/>
+      </w:pPr>
+    </w:lvl>
+    <w:lvl w:ilvl="8" w:tplc="0809001B" w:tentative="1">
+      <w:start w:val="1"/>
+      <w:numFmt w:val="lowerRoman"/>
+      <w:lvlText w:val="%9."/>
+      <w:lvlJc w:val="right"/>
+      <w:pPr>
+        <w:ind w:left="6120" w:hanging="180"/>
+      </w:pPr>
+    </w:lvl>
+  </w:abstractNum>
+  <w:abstractNum w:abstractNumId="28" w15:restartNumberingAfterBreak="0">
     <w:nsid w:val="60DD3F47"/>
     <w:multiLevelType w:val="hybridMultilevel"/>
     <w:tmpl w:val="701693A2"/>
@@ -4732,7 +8869,7 @@
       </w:pPr>
     </w:lvl>
   </w:abstractNum>
-  <w:abstractNum w:abstractNumId="26" w15:restartNumberingAfterBreak="0">
+  <w:abstractNum w:abstractNumId="29" w15:restartNumberingAfterBreak="0">
     <w:nsid w:val="6CEA09E9"/>
     <w:multiLevelType w:val="hybridMultilevel"/>
     <w:tmpl w:val="61743B4A"/>
@@ -4819,7 +8956,7 @@
       </w:pPr>
     </w:lvl>
   </w:abstractNum>
-  <w:abstractNum w:abstractNumId="27" w15:restartNumberingAfterBreak="0">
+  <w:abstractNum w:abstractNumId="30" w15:restartNumberingAfterBreak="0">
     <w:nsid w:val="6F501BBC"/>
     <w:multiLevelType w:val="hybridMultilevel"/>
     <w:tmpl w:val="655CF37E"/>
@@ -4932,7 +9069,7 @@
       </w:rPr>
     </w:lvl>
   </w:abstractNum>
-  <w:abstractNum w:abstractNumId="28" w15:restartNumberingAfterBreak="0">
+  <w:abstractNum w:abstractNumId="31" w15:restartNumberingAfterBreak="0">
     <w:nsid w:val="70E0029A"/>
     <w:multiLevelType w:val="hybridMultilevel"/>
     <w:tmpl w:val="5AE68892"/>
@@ -5045,7 +9182,7 @@
       </w:rPr>
     </w:lvl>
   </w:abstractNum>
-  <w:abstractNum w:abstractNumId="29" w15:restartNumberingAfterBreak="0">
+  <w:abstractNum w:abstractNumId="32" w15:restartNumberingAfterBreak="0">
     <w:nsid w:val="731D779C"/>
     <w:multiLevelType w:val="hybridMultilevel"/>
     <w:tmpl w:val="F49A7066"/>
@@ -5131,7 +9268,7 @@
       </w:pPr>
     </w:lvl>
   </w:abstractNum>
-  <w:abstractNum w:abstractNumId="30" w15:restartNumberingAfterBreak="0">
+  <w:abstractNum w:abstractNumId="33" w15:restartNumberingAfterBreak="0">
     <w:nsid w:val="739B59F2"/>
     <w:multiLevelType w:val="hybridMultilevel"/>
     <w:tmpl w:val="A6467A60"/>
@@ -5220,7 +9357,7 @@
       </w:pPr>
     </w:lvl>
   </w:abstractNum>
-  <w:abstractNum w:abstractNumId="31" w15:restartNumberingAfterBreak="0">
+  <w:abstractNum w:abstractNumId="34" w15:restartNumberingAfterBreak="0">
     <w:nsid w:val="7683609F"/>
     <w:multiLevelType w:val="multilevel"/>
     <w:tmpl w:val="0809001D"/>
@@ -5306,7 +9443,7 @@
       </w:pPr>
     </w:lvl>
   </w:abstractNum>
-  <w:abstractNum w:abstractNumId="32" w15:restartNumberingAfterBreak="0">
+  <w:abstractNum w:abstractNumId="35" w15:restartNumberingAfterBreak="0">
     <w:nsid w:val="77BD4D00"/>
     <w:multiLevelType w:val="hybridMultilevel"/>
     <w:tmpl w:val="D96C7C28"/>
@@ -5419,7 +9556,7 @@
       </w:rPr>
     </w:lvl>
   </w:abstractNum>
-  <w:abstractNum w:abstractNumId="33" w15:restartNumberingAfterBreak="0">
+  <w:abstractNum w:abstractNumId="36" w15:restartNumberingAfterBreak="0">
     <w:nsid w:val="79557332"/>
     <w:multiLevelType w:val="hybridMultilevel"/>
     <w:tmpl w:val="2CC600A2"/>
@@ -5532,7 +9669,7 @@
       </w:rPr>
     </w:lvl>
   </w:abstractNum>
-  <w:abstractNum w:abstractNumId="34" w15:restartNumberingAfterBreak="0">
+  <w:abstractNum w:abstractNumId="37" w15:restartNumberingAfterBreak="0">
     <w:nsid w:val="7A6C4235"/>
     <w:multiLevelType w:val="hybridMultilevel"/>
     <w:tmpl w:val="3800D504"/>
@@ -5618,7 +9755,7 @@
       </w:pPr>
     </w:lvl>
   </w:abstractNum>
-  <w:abstractNum w:abstractNumId="35" w15:restartNumberingAfterBreak="0">
+  <w:abstractNum w:abstractNumId="38" w15:restartNumberingAfterBreak="0">
     <w:nsid w:val="7C063F31"/>
     <w:multiLevelType w:val="hybridMultilevel"/>
     <w:tmpl w:val="D964504E"/>
@@ -5732,112 +9869,121 @@
     </w:lvl>
   </w:abstractNum>
   <w:num w:numId="1">
-    <w:abstractNumId w:val="22"/>
+    <w:abstractNumId w:val="23"/>
   </w:num>
   <w:num w:numId="2">
+    <w:abstractNumId w:val="6"/>
+  </w:num>
+  <w:num w:numId="3">
+    <w:abstractNumId w:val="17"/>
+  </w:num>
+  <w:num w:numId="4">
+    <w:abstractNumId w:val="29"/>
+  </w:num>
+  <w:num w:numId="5">
     <w:abstractNumId w:val="5"/>
   </w:num>
-  <w:num w:numId="3">
-    <w:abstractNumId w:val="16"/>
-  </w:num>
-  <w:num w:numId="4">
-    <w:abstractNumId w:val="26"/>
-  </w:num>
-  <w:num w:numId="5">
-    <w:abstractNumId w:val="4"/>
-  </w:num>
   <w:num w:numId="6">
-    <w:abstractNumId w:val="18"/>
+    <w:abstractNumId w:val="19"/>
   </w:num>
   <w:num w:numId="7">
-    <w:abstractNumId w:val="30"/>
+    <w:abstractNumId w:val="33"/>
   </w:num>
   <w:num w:numId="8">
-    <w:abstractNumId w:val="34"/>
+    <w:abstractNumId w:val="37"/>
   </w:num>
   <w:num w:numId="9">
-    <w:abstractNumId w:val="29"/>
+    <w:abstractNumId w:val="32"/>
   </w:num>
   <w:num w:numId="10">
-    <w:abstractNumId w:val="25"/>
+    <w:abstractNumId w:val="28"/>
   </w:num>
   <w:num w:numId="11">
-    <w:abstractNumId w:val="21"/>
+    <w:abstractNumId w:val="22"/>
   </w:num>
   <w:num w:numId="12">
     <w:abstractNumId w:val="0"/>
   </w:num>
   <w:num w:numId="13">
-    <w:abstractNumId w:val="9"/>
+    <w:abstractNumId w:val="10"/>
   </w:num>
   <w:num w:numId="14">
-    <w:abstractNumId w:val="17"/>
+    <w:abstractNumId w:val="18"/>
   </w:num>
   <w:num w:numId="15">
-    <w:abstractNumId w:val="28"/>
+    <w:abstractNumId w:val="31"/>
   </w:num>
   <w:num w:numId="16">
-    <w:abstractNumId w:val="19"/>
+    <w:abstractNumId w:val="20"/>
   </w:num>
   <w:num w:numId="17">
-    <w:abstractNumId w:val="10"/>
+    <w:abstractNumId w:val="11"/>
   </w:num>
   <w:num w:numId="18">
-    <w:abstractNumId w:val="13"/>
+    <w:abstractNumId w:val="14"/>
   </w:num>
   <w:num w:numId="19">
-    <w:abstractNumId w:val="6"/>
+    <w:abstractNumId w:val="7"/>
   </w:num>
   <w:num w:numId="20">
-    <w:abstractNumId w:val="24"/>
+    <w:abstractNumId w:val="26"/>
   </w:num>
   <w:num w:numId="21">
-    <w:abstractNumId w:val="31"/>
+    <w:abstractNumId w:val="34"/>
   </w:num>
   <w:num w:numId="22">
     <w:abstractNumId w:val="2"/>
   </w:num>
   <w:num w:numId="23">
-    <w:abstractNumId w:val="23"/>
+    <w:abstractNumId w:val="24"/>
   </w:num>
   <w:num w:numId="24">
-    <w:abstractNumId w:val="14"/>
+    <w:abstractNumId w:val="15"/>
   </w:num>
   <w:num w:numId="25">
-    <w:abstractNumId w:val="7"/>
+    <w:abstractNumId w:val="8"/>
   </w:num>
   <w:num w:numId="26">
-    <w:abstractNumId w:val="15"/>
+    <w:abstractNumId w:val="16"/>
   </w:num>
   <w:num w:numId="27">
-    <w:abstractNumId w:val="8"/>
+    <w:abstractNumId w:val="9"/>
   </w:num>
   <w:num w:numId="28">
-    <w:abstractNumId w:val="33"/>
+    <w:abstractNumId w:val="36"/>
   </w:num>
   <w:num w:numId="29">
-    <w:abstractNumId w:val="20"/>
+    <w:abstractNumId w:val="21"/>
   </w:num>
   <w:num w:numId="30">
-    <w:abstractNumId w:val="11"/>
+    <w:abstractNumId w:val="12"/>
   </w:num>
   <w:num w:numId="31">
-    <w:abstractNumId w:val="12"/>
+    <w:abstractNumId w:val="13"/>
   </w:num>
   <w:num w:numId="32">
     <w:abstractNumId w:val="3"/>
   </w:num>
   <w:num w:numId="33">
-    <w:abstractNumId w:val="27"/>
+    <w:abstractNumId w:val="30"/>
   </w:num>
   <w:num w:numId="34">
     <w:abstractNumId w:val="1"/>
   </w:num>
   <w:num w:numId="35">
+    <w:abstractNumId w:val="38"/>
+  </w:num>
+  <w:num w:numId="36">
     <w:abstractNumId w:val="35"/>
   </w:num>
-  <w:num w:numId="36">
-    <w:abstractNumId w:val="32"/>
+  <w:num w:numId="37">
+    <w:abstractNumId w:val="27"/>
+  </w:num>
+  <w:num w:numId="38">
+    <w:abstractNumId w:val="25"/>
+  </w:num>
+  <w:num w:numId="39">
+    <w:abstractNumId w:val="4"/>
   </w:num>
 </w:numbering>
 </file>
@@ -6240,16 +10386,16 @@
   <w:style w:type="paragraph" w:default="1" w:styleId="Normal">
     <w:name w:val="Normal"/>
     <w:qFormat/>
-    <w:rsid w:val="00763E93"/>
+    <w:rsid w:val="00941F1E"/>
     <w:rPr>
       <w:lang w:val="en-US"/>
     </w:rPr>
   </w:style>
-  <w:style w:type="paragraph" w:styleId="Titre1">
+  <w:style w:type="paragraph" w:styleId="Heading1">
     <w:name w:val="heading 1"/>
     <w:basedOn w:val="Normal"/>
     <w:next w:val="Normal"/>
-    <w:link w:val="Titre1Car"/>
+    <w:link w:val="Heading1Char"/>
     <w:uiPriority w:val="9"/>
     <w:qFormat/>
     <w:rsid w:val="00720BD2"/>
@@ -6265,11 +10411,11 @@
       <w:szCs w:val="28"/>
     </w:rPr>
   </w:style>
-  <w:style w:type="paragraph" w:styleId="Titre2">
+  <w:style w:type="paragraph" w:styleId="Heading2">
     <w:name w:val="heading 2"/>
     <w:basedOn w:val="Normal"/>
     <w:next w:val="Normal"/>
-    <w:link w:val="Titre2Car"/>
+    <w:link w:val="Heading2Char"/>
     <w:uiPriority w:val="9"/>
     <w:unhideWhenUsed/>
     <w:qFormat/>
@@ -6287,13 +10433,13 @@
       <w:szCs w:val="26"/>
     </w:rPr>
   </w:style>
-  <w:style w:type="character" w:default="1" w:styleId="Policepardfaut">
+  <w:style w:type="character" w:default="1" w:styleId="DefaultParagraphFont">
     <w:name w:val="Default Paragraph Font"/>
     <w:uiPriority w:val="1"/>
     <w:semiHidden/>
     <w:unhideWhenUsed/>
   </w:style>
-  <w:style w:type="table" w:default="1" w:styleId="TableauNormal">
+  <w:style w:type="table" w:default="1" w:styleId="TableNormal">
     <w:name w:val="Normal Table"/>
     <w:uiPriority w:val="99"/>
     <w:semiHidden/>
@@ -6308,16 +10454,16 @@
       </w:tblCellMar>
     </w:tblPr>
   </w:style>
-  <w:style w:type="numbering" w:default="1" w:styleId="Aucuneliste">
+  <w:style w:type="numbering" w:default="1" w:styleId="NoList">
     <w:name w:val="No List"/>
     <w:uiPriority w:val="99"/>
     <w:semiHidden/>
     <w:unhideWhenUsed/>
   </w:style>
-  <w:style w:type="paragraph" w:styleId="En-tte">
+  <w:style w:type="paragraph" w:styleId="Header">
     <w:name w:val="header"/>
     <w:basedOn w:val="Normal"/>
-    <w:link w:val="En-tteCar"/>
+    <w:link w:val="HeaderChar"/>
     <w:uiPriority w:val="99"/>
     <w:unhideWhenUsed/>
     <w:rsid w:val="00B503DF"/>
@@ -6329,17 +10475,17 @@
       <w:spacing w:after="0" w:line="240" w:lineRule="auto"/>
     </w:pPr>
   </w:style>
-  <w:style w:type="character" w:customStyle="1" w:styleId="En-tteCar">
-    <w:name w:val="En-tête Car"/>
-    <w:basedOn w:val="Policepardfaut"/>
-    <w:link w:val="En-tte"/>
+  <w:style w:type="character" w:customStyle="1" w:styleId="HeaderChar">
+    <w:name w:val="Header Char"/>
+    <w:basedOn w:val="DefaultParagraphFont"/>
+    <w:link w:val="Header"/>
     <w:uiPriority w:val="99"/>
     <w:rsid w:val="00B503DF"/>
   </w:style>
-  <w:style w:type="paragraph" w:styleId="Pieddepage">
+  <w:style w:type="paragraph" w:styleId="Footer">
     <w:name w:val="footer"/>
     <w:basedOn w:val="Normal"/>
-    <w:link w:val="PieddepageCar"/>
+    <w:link w:val="FooterChar"/>
     <w:uiPriority w:val="99"/>
     <w:unhideWhenUsed/>
     <w:rsid w:val="00B503DF"/>
@@ -6351,17 +10497,17 @@
       <w:spacing w:after="0" w:line="240" w:lineRule="auto"/>
     </w:pPr>
   </w:style>
-  <w:style w:type="character" w:customStyle="1" w:styleId="PieddepageCar">
-    <w:name w:val="Pied de page Car"/>
-    <w:basedOn w:val="Policepardfaut"/>
-    <w:link w:val="Pieddepage"/>
+  <w:style w:type="character" w:customStyle="1" w:styleId="FooterChar">
+    <w:name w:val="Footer Char"/>
+    <w:basedOn w:val="DefaultParagraphFont"/>
+    <w:link w:val="Footer"/>
     <w:uiPriority w:val="99"/>
     <w:rsid w:val="00B503DF"/>
   </w:style>
-  <w:style w:type="character" w:customStyle="1" w:styleId="Titre1Car">
-    <w:name w:val="Titre 1 Car"/>
-    <w:basedOn w:val="Policepardfaut"/>
-    <w:link w:val="Titre1"/>
+  <w:style w:type="character" w:customStyle="1" w:styleId="Heading1Char">
+    <w:name w:val="Heading 1 Char"/>
+    <w:basedOn w:val="DefaultParagraphFont"/>
+    <w:link w:val="Heading1"/>
     <w:uiPriority w:val="9"/>
     <w:rsid w:val="00720BD2"/>
     <w:rPr>
@@ -6371,7 +10517,7 @@
       <w:lang w:val="en-US"/>
     </w:rPr>
   </w:style>
-  <w:style w:type="paragraph" w:styleId="Paragraphedeliste">
+  <w:style w:type="paragraph" w:styleId="ListParagraph">
     <w:name w:val="List Paragraph"/>
     <w:basedOn w:val="Normal"/>
     <w:uiPriority w:val="34"/>
@@ -6382,9 +10528,9 @@
       <w:contextualSpacing/>
     </w:pPr>
   </w:style>
-  <w:style w:type="character" w:styleId="Textedelespacerserv">
+  <w:style w:type="character" w:styleId="PlaceholderText">
     <w:name w:val="Placeholder Text"/>
-    <w:basedOn w:val="Policepardfaut"/>
+    <w:basedOn w:val="DefaultParagraphFont"/>
     <w:uiPriority w:val="99"/>
     <w:semiHidden/>
     <w:rsid w:val="00993A36"/>
@@ -6392,9 +10538,9 @@
       <w:color w:val="808080"/>
     </w:rPr>
   </w:style>
-  <w:style w:type="table" w:styleId="Grilledutableau">
+  <w:style w:type="table" w:styleId="TableGrid">
     <w:name w:val="Table Grid"/>
-    <w:basedOn w:val="TableauNormal"/>
+    <w:basedOn w:val="TableNormal"/>
     <w:uiPriority w:val="39"/>
     <w:rsid w:val="00720BD2"/>
     <w:pPr>
@@ -6411,11 +10557,11 @@
       </w:tblBorders>
     </w:tblPr>
   </w:style>
-  <w:style w:type="paragraph" w:styleId="Titre">
+  <w:style w:type="paragraph" w:styleId="Title">
     <w:name w:val="Title"/>
     <w:basedOn w:val="Normal"/>
     <w:next w:val="Normal"/>
-    <w:link w:val="TitreCar"/>
+    <w:link w:val="TitleChar"/>
     <w:uiPriority w:val="10"/>
     <w:qFormat/>
     <w:rsid w:val="000C68E5"/>
@@ -6431,10 +10577,10 @@
       <w:szCs w:val="56"/>
     </w:rPr>
   </w:style>
-  <w:style w:type="character" w:customStyle="1" w:styleId="TitreCar">
-    <w:name w:val="Titre Car"/>
-    <w:basedOn w:val="Policepardfaut"/>
-    <w:link w:val="Titre"/>
+  <w:style w:type="character" w:customStyle="1" w:styleId="TitleChar">
+    <w:name w:val="Title Char"/>
+    <w:basedOn w:val="DefaultParagraphFont"/>
+    <w:link w:val="Title"/>
     <w:uiPriority w:val="10"/>
     <w:rsid w:val="000C68E5"/>
     <w:rPr>
@@ -6472,7 +10618,7 @@
   </w:style>
   <w:style w:type="character" w:customStyle="1" w:styleId="answerCar">
     <w:name w:val="answer Car"/>
-    <w:basedOn w:val="Policepardfaut"/>
+    <w:basedOn w:val="DefaultParagraphFont"/>
     <w:link w:val="answer"/>
     <w:rsid w:val="00046E66"/>
     <w:rPr>
@@ -6496,10 +10642,10 @@
       <w:lang w:val="en-US"/>
     </w:rPr>
   </w:style>
-  <w:style w:type="character" w:customStyle="1" w:styleId="Titre2Car">
-    <w:name w:val="Titre 2 Car"/>
-    <w:basedOn w:val="Policepardfaut"/>
-    <w:link w:val="Titre2"/>
+  <w:style w:type="character" w:customStyle="1" w:styleId="Heading2Char">
+    <w:name w:val="Heading 2 Char"/>
+    <w:basedOn w:val="DefaultParagraphFont"/>
+    <w:link w:val="Heading2"/>
     <w:uiPriority w:val="9"/>
     <w:rsid w:val="00AE1A54"/>
     <w:rPr>
@@ -6525,9 +10671,9 @@
       <w:lang w:eastAsia="en-GB"/>
     </w:rPr>
   </w:style>
-  <w:style w:type="table" w:styleId="TableauGrille5Fonc-Accentuation1">
+  <w:style w:type="table" w:styleId="GridTable5Dark-Accent1">
     <w:name w:val="Grid Table 5 Dark Accent 1"/>
-    <w:basedOn w:val="TableauNormal"/>
+    <w:basedOn w:val="TableNormal"/>
     <w:uiPriority w:val="50"/>
     <w:rsid w:val="00A06112"/>
     <w:pPr>
@@ -6631,9 +10777,9 @@
       </w:tcPr>
     </w:tblStylePr>
   </w:style>
-  <w:style w:type="table" w:styleId="TableauGrille4-Accentuation1">
+  <w:style w:type="table" w:styleId="GridTable4-Accent1">
     <w:name w:val="Grid Table 4 Accent 1"/>
-    <w:basedOn w:val="TableauNormal"/>
+    <w:basedOn w:val="TableNormal"/>
     <w:uiPriority w:val="49"/>
     <w:rsid w:val="00DF7842"/>
     <w:pPr>
@@ -6707,9 +10853,9 @@
       </w:tcPr>
     </w:tblStylePr>
   </w:style>
-  <w:style w:type="character" w:styleId="lev">
+  <w:style w:type="character" w:styleId="Strong">
     <w:name w:val="Strong"/>
-    <w:basedOn w:val="Policepardfaut"/>
+    <w:basedOn w:val="DefaultParagraphFont"/>
     <w:uiPriority w:val="22"/>
     <w:qFormat/>
     <w:rsid w:val="00E65DC8"/>
@@ -6718,10 +10864,10 @@
       <w:bCs/>
     </w:rPr>
   </w:style>
-  <w:style w:type="paragraph" w:styleId="PrformatHTML">
+  <w:style w:type="paragraph" w:styleId="HTMLPreformatted">
     <w:name w:val="HTML Preformatted"/>
     <w:basedOn w:val="Normal"/>
-    <w:link w:val="PrformatHTMLCar"/>
+    <w:link w:val="HTMLPreformattedChar"/>
     <w:uiPriority w:val="99"/>
     <w:semiHidden/>
     <w:unhideWhenUsed/>
@@ -6754,10 +10900,10 @@
       <w:lang w:val="en-GB" w:eastAsia="en-GB"/>
     </w:rPr>
   </w:style>
-  <w:style w:type="character" w:customStyle="1" w:styleId="PrformatHTMLCar">
-    <w:name w:val="Préformaté HTML Car"/>
-    <w:basedOn w:val="Policepardfaut"/>
-    <w:link w:val="PrformatHTML"/>
+  <w:style w:type="character" w:customStyle="1" w:styleId="HTMLPreformattedChar">
+    <w:name w:val="HTML Preformatted Char"/>
+    <w:basedOn w:val="DefaultParagraphFont"/>
+    <w:link w:val="HTMLPreformatted"/>
     <w:uiPriority w:val="99"/>
     <w:semiHidden/>
     <w:rsid w:val="00A8202B"/>
@@ -6768,9 +10914,9 @@
       <w:lang w:eastAsia="en-GB"/>
     </w:rPr>
   </w:style>
-  <w:style w:type="character" w:styleId="CodeHTML">
+  <w:style w:type="character" w:styleId="HTMLCode">
     <w:name w:val="HTML Code"/>
-    <w:basedOn w:val="Policepardfaut"/>
+    <w:basedOn w:val="DefaultParagraphFont"/>
     <w:uiPriority w:val="99"/>
     <w:semiHidden/>
     <w:unhideWhenUsed/>
@@ -6781,7 +10927,7 @@
       <w:szCs w:val="20"/>
     </w:rPr>
   </w:style>
-  <w:style w:type="paragraph" w:styleId="Lgende">
+  <w:style w:type="paragraph" w:styleId="Caption">
     <w:name w:val="caption"/>
     <w:basedOn w:val="Normal"/>
     <w:next w:val="Normal"/>
@@ -6800,9 +10946,9 @@
       <w:szCs w:val="18"/>
     </w:rPr>
   </w:style>
-  <w:style w:type="character" w:styleId="Accentuation">
+  <w:style w:type="character" w:styleId="Emphasis">
     <w:name w:val="Emphasis"/>
-    <w:basedOn w:val="Policepardfaut"/>
+    <w:basedOn w:val="DefaultParagraphFont"/>
     <w:uiPriority w:val="20"/>
     <w:qFormat/>
     <w:rsid w:val="00397F46"/>
@@ -6811,9 +10957,9 @@
       <w:iCs/>
     </w:rPr>
   </w:style>
-  <w:style w:type="table" w:styleId="TableauGrille5Fonc-Accentuation5">
+  <w:style w:type="table" w:styleId="GridTable5Dark-Accent5">
     <w:name w:val="Grid Table 5 Dark Accent 5"/>
-    <w:basedOn w:val="TableauNormal"/>
+    <w:basedOn w:val="TableNormal"/>
     <w:uiPriority w:val="50"/>
     <w:rsid w:val="004B0EC8"/>
     <w:pPr>
@@ -7220,7 +11366,7 @@
 </file>
 
 <file path=customXml/itemProps1.xml><?xml version="1.0" encoding="utf-8"?>
-<ds:datastoreItem xmlns:ds="http://schemas.openxmlformats.org/officeDocument/2006/customXml" ds:itemID="{99022252-E5EA-4D3C-BB70-BC3CB8E96C5D}">
+<ds:datastoreItem xmlns:ds="http://schemas.openxmlformats.org/officeDocument/2006/customXml" ds:itemID="{D57934FC-92F3-49B6-8871-62B8AE0BF4FF}">
   <ds:schemaRefs>
     <ds:schemaRef ds:uri="http://schemas.openxmlformats.org/officeDocument/2006/bibliography"/>
   </ds:schemaRefs>
